--- a/Fase 1/Evidencias individuales/Hernandez_Marco_1.1_APT122_AutoevaluacionCompetenciasFase1.docx
+++ b/Fase 1/Evidencias individuales/Hernandez_Marco_1.1_APT122_AutoevaluacionCompetenciasFase1.docx
@@ -1,6 +1,6 @@
 
 <file path=word/document.xml><?xml version="1.0" encoding="utf-8"?>
-<w:document xmlns:wpc="http://schemas.microsoft.com/office/word/2010/wordprocessingCanvas" xmlns:cx="http://schemas.microsoft.com/office/drawing/2014/chartex" xmlns:mc="http://schemas.openxmlformats.org/markup-compatibility/2006" xmlns:o="urn:schemas-microsoft-com:office:office" xmlns:r="http://schemas.openxmlformats.org/officeDocument/2006/relationships" xmlns:m="http://schemas.openxmlformats.org/officeDocument/2006/math" xmlns:v="urn:schemas-microsoft-com:vml" xmlns:wp14="http://schemas.microsoft.com/office/word/2010/wordprocessingDrawing" xmlns:wp="http://schemas.openxmlformats.org/drawingml/2006/wordprocessingDrawing" xmlns:w10="urn:schemas-microsoft-com:office:word" xmlns:w="http://schemas.openxmlformats.org/wordprocessingml/2006/main" xmlns:w14="http://schemas.microsoft.com/office/word/2010/wordml" xmlns:w15="http://schemas.microsoft.com/office/word/2012/wordml" xmlns:w16se="http://schemas.microsoft.com/office/word/2015/wordml/symex" xmlns:wpg="http://schemas.microsoft.com/office/word/2010/wordprocessingGroup" xmlns:wpi="http://schemas.microsoft.com/office/word/2010/wordprocessingInk" xmlns:wne="http://schemas.microsoft.com/office/word/2006/wordml" xmlns:wps="http://schemas.microsoft.com/office/word/2010/wordprocessingShape" mc:Ignorable="w14 w15 w16se wp14">
+<w:document xmlns:wpc="http://schemas.microsoft.com/office/word/2010/wordprocessingCanvas" xmlns:cx="http://schemas.microsoft.com/office/drawing/2014/chartex" xmlns:cx1="http://schemas.microsoft.com/office/drawing/2015/9/8/chartex" xmlns:cx2="http://schemas.microsoft.com/office/drawing/2015/10/21/chartex" xmlns:cx3="http://schemas.microsoft.com/office/drawing/2016/5/9/chartex" xmlns:cx4="http://schemas.microsoft.com/office/drawing/2016/5/10/chartex" xmlns:cx5="http://schemas.microsoft.com/office/drawing/2016/5/11/chartex" xmlns:cx6="http://schemas.microsoft.com/office/drawing/2016/5/12/chartex" xmlns:cx7="http://schemas.microsoft.com/office/drawing/2016/5/13/chartex" xmlns:cx8="http://schemas.microsoft.com/office/drawing/2016/5/14/chartex" xmlns:mc="http://schemas.openxmlformats.org/markup-compatibility/2006" xmlns:aink="http://schemas.microsoft.com/office/drawing/2016/ink" xmlns:am3d="http://schemas.microsoft.com/office/drawing/2017/model3d" xmlns:o="urn:schemas-microsoft-com:office:office" xmlns:oel="http://schemas.microsoft.com/office/2019/extlst" xmlns:r="http://schemas.openxmlformats.org/officeDocument/2006/relationships" xmlns:m="http://schemas.openxmlformats.org/officeDocument/2006/math" xmlns:v="urn:schemas-microsoft-com:vml" xmlns:wp14="http://schemas.microsoft.com/office/word/2010/wordprocessingDrawing" xmlns:wp="http://schemas.openxmlformats.org/drawingml/2006/wordprocessingDrawing" xmlns:w10="urn:schemas-microsoft-com:office:word" xmlns:w="http://schemas.openxmlformats.org/wordprocessingml/2006/main" xmlns:w14="http://schemas.microsoft.com/office/word/2010/wordml" xmlns:w15="http://schemas.microsoft.com/office/word/2012/wordml" xmlns:w16cex="http://schemas.microsoft.com/office/word/2018/wordml/cex" xmlns:w16cid="http://schemas.microsoft.com/office/word/2016/wordml/cid" xmlns:w16="http://schemas.microsoft.com/office/word/2018/wordml" xmlns:w16du="http://schemas.microsoft.com/office/word/2023/wordml/word16du" xmlns:w16sdtdh="http://schemas.microsoft.com/office/word/2020/wordml/sdtdatahash" xmlns:w16sdtfl="http://schemas.microsoft.com/office/word/2024/wordml/sdtformatlock" xmlns:w16se="http://schemas.microsoft.com/office/word/2015/wordml/symex" xmlns:wpg="http://schemas.microsoft.com/office/word/2010/wordprocessingGroup" xmlns:wpi="http://schemas.microsoft.com/office/word/2010/wordprocessingInk" xmlns:wne="http://schemas.microsoft.com/office/word/2006/wordml" xmlns:wps="http://schemas.microsoft.com/office/word/2010/wordprocessingShape" mc:Ignorable="w14 w15 w16se w16cid w16 w16cex w16sdtdh w16sdtfl w16du wp14">
   <w:body>
     <w:p>
       <w:pPr>
@@ -11,7 +11,7 @@
           <w:szCs w:val="26"/>
         </w:rPr>
       </w:pPr>
-      <w:bookmarkStart w:name="_Toc94815000" w:id="0"/>
+      <w:bookmarkStart w:id="0" w:name="_Toc94815000"/>
       <w:r>
         <w:rPr>
           <w:color w:val="2E74B5" w:themeColor="accent1" w:themeShade="BF"/>
@@ -54,97 +54,83 @@
         <w:t xml:space="preserve"> </w:t>
       </w:r>
     </w:p>
-    <w:p w14:noSpellErr="1">
-      <w:pPr>
-        <w:rPr>
-          <w:color w:val="auto"/>
-        </w:rPr>
-      </w:pPr>
+    <w:p>
       <w:r>
-        <w:rPr>
-          <w:color w:val="auto"/>
-        </w:rPr>
         <w:t>(complemento de la Pauta de Reflexión Definición Proyecto APT)</w:t>
       </w:r>
       <w:r>
-        <w:rPr>
-          <w:color w:val="auto"/>
-        </w:rPr>
         <w:t xml:space="preserve"> </w:t>
       </w:r>
     </w:p>
-    <w:p w14:noSpellErr="1">
+    <w:p>
       <w:pPr>
         <w:jc w:val="both"/>
         <w:rPr>
-          <w:rFonts w:eastAsia="" w:cs="Calibri" w:eastAsiaTheme="majorEastAsia" w:cstheme="minorAscii"/>
-          <w:color w:val="auto" w:themeColor="background2" w:themeShade="80"/>
+          <w:rFonts w:eastAsiaTheme="majorEastAsia"/>
+          <w:color w:val="767171" w:themeColor="background2" w:themeShade="80"/>
           <w:sz w:val="24"/>
           <w:szCs w:val="24"/>
         </w:rPr>
       </w:pPr>
     </w:p>
-    <w:p w14:noSpellErr="1">
+    <w:p>
       <w:pPr>
         <w:jc w:val="both"/>
         <w:rPr>
-          <w:rFonts w:eastAsia="" w:cs="Calibri" w:eastAsiaTheme="majorEastAsia" w:cstheme="minorAscii"/>
-          <w:color w:val="auto" w:themeColor="background2" w:themeShade="80"/>
+          <w:rFonts w:eastAsiaTheme="majorEastAsia"/>
+          <w:color w:val="767171" w:themeColor="background2" w:themeShade="80"/>
           <w:sz w:val="24"/>
           <w:szCs w:val="24"/>
         </w:rPr>
       </w:pPr>
       <w:r>
         <w:rPr>
-          <w:rFonts w:eastAsia="" w:cs="Calibri" w:eastAsiaTheme="majorEastAsia" w:cstheme="minorAscii"/>
-          <w:color w:val="auto"/>
+          <w:rFonts w:eastAsiaTheme="majorEastAsia"/>
           <w:sz w:val="24"/>
           <w:szCs w:val="24"/>
         </w:rPr>
         <w:t xml:space="preserve">Objetivo: </w:t>
       </w:r>
     </w:p>
-    <w:p w14:noSpellErr="1">
+    <w:p>
       <w:pPr>
         <w:jc w:val="both"/>
         <w:rPr>
-          <w:rFonts w:eastAsia="" w:cs="Calibri" w:eastAsiaTheme="majorEastAsia" w:cstheme="minorAscii"/>
-          <w:color w:val="auto" w:themeColor="background2" w:themeShade="80"/>
+          <w:rFonts w:eastAsiaTheme="majorEastAsia"/>
+          <w:color w:val="767171" w:themeColor="background2" w:themeShade="80"/>
           <w:sz w:val="24"/>
           <w:szCs w:val="24"/>
         </w:rPr>
       </w:pPr>
       <w:r>
         <w:rPr>
-          <w:rFonts w:eastAsia="" w:cs="Calibri" w:eastAsiaTheme="majorEastAsia" w:cstheme="minorAscii"/>
-          <w:color w:val="auto"/>
+          <w:rFonts w:eastAsiaTheme="majorEastAsia"/>
           <w:sz w:val="24"/>
           <w:szCs w:val="24"/>
         </w:rPr>
         <w:t>El objetivo de esta pauta de autoevaluación es que identifiques tus niveles de logro en las competencias de tu plan de estudio para que, a partir de tus fortalezas y oportunidades de mejora, puedas definir mejor tu proyecto APT. Esta pauta de autoevaluación es un complemento de las reflexiones iniciales de APT que también te ayudarán a definir tu Proyecto APT.</w:t>
       </w:r>
     </w:p>
-    <w:p w14:noSpellErr="1">
+    <w:p>
       <w:pPr>
         <w:jc w:val="both"/>
         <w:rPr>
-          <w:rFonts w:eastAsia="" w:cs="Calibri" w:eastAsiaTheme="majorEastAsia" w:cstheme="minorAscii"/>
-          <w:color w:val="auto" w:themeColor="background2" w:themeShade="80"/>
+          <w:rFonts w:eastAsiaTheme="majorEastAsia"/>
+          <w:color w:val="767171" w:themeColor="background2" w:themeShade="80"/>
           <w:sz w:val="24"/>
           <w:szCs w:val="24"/>
         </w:rPr>
       </w:pPr>
       <w:r>
         <w:rPr>
-          <w:rFonts w:eastAsia="" w:cs="Calibri" w:eastAsiaTheme="majorEastAsia" w:cstheme="minorAscii"/>
-          <w:color w:val="auto"/>
+          <w:rFonts w:eastAsiaTheme="majorEastAsia"/>
           <w:sz w:val="24"/>
           <w:szCs w:val="24"/>
         </w:rPr>
         <w:t xml:space="preserve">Instrucciones: </w:t>
       </w:r>
     </w:p>
-    <w:p w14:noSpellErr="1">
+    <w:p>
       <w:pPr>
         <w:pStyle w:val="Prrafodelista"/>
         <w:numPr>
@@ -153,16 +139,15 @@
         </w:numPr>
         <w:jc w:val="both"/>
         <w:rPr>
-          <w:rFonts w:eastAsia="" w:cs="Calibri" w:eastAsiaTheme="majorEastAsia" w:cstheme="minorAscii"/>
-          <w:color w:val="auto" w:themeColor="background2" w:themeShade="80"/>
+          <w:rFonts w:eastAsiaTheme="majorEastAsia"/>
+          <w:color w:val="767171" w:themeColor="background2" w:themeShade="80"/>
           <w:sz w:val="24"/>
           <w:szCs w:val="24"/>
         </w:rPr>
       </w:pPr>
       <w:r>
         <w:rPr>
-          <w:rFonts w:eastAsia="" w:cs="Calibri" w:eastAsiaTheme="majorEastAsia" w:cstheme="minorAscii"/>
-          <w:color w:val="auto"/>
+          <w:rFonts w:eastAsiaTheme="majorEastAsia"/>
           <w:sz w:val="24"/>
           <w:szCs w:val="24"/>
         </w:rPr>
@@ -170,8 +155,7 @@
       </w:r>
       <w:r>
         <w:rPr>
-          <w:rFonts w:eastAsia="" w:cs="Calibri" w:eastAsiaTheme="majorEastAsia" w:cstheme="minorAscii"/>
-          <w:color w:val="auto"/>
+          <w:rFonts w:eastAsiaTheme="majorEastAsia"/>
           <w:sz w:val="24"/>
           <w:szCs w:val="24"/>
         </w:rPr>
@@ -179,15 +163,14 @@
       </w:r>
       <w:r>
         <w:rPr>
-          <w:rFonts w:eastAsia="" w:cs="Calibri" w:eastAsiaTheme="majorEastAsia" w:cstheme="minorAscii"/>
-          <w:color w:val="auto"/>
+          <w:rFonts w:eastAsiaTheme="majorEastAsia"/>
           <w:sz w:val="24"/>
           <w:szCs w:val="24"/>
         </w:rPr>
         <w:t>te)</w:t>
       </w:r>
     </w:p>
-    <w:p w14:noSpellErr="1">
+    <w:p>
       <w:pPr>
         <w:pStyle w:val="Prrafodelista"/>
         <w:numPr>
@@ -196,23 +179,40 @@
         </w:numPr>
         <w:jc w:val="both"/>
         <w:rPr>
-          <w:rFonts w:eastAsia="" w:cs="Calibri" w:eastAsiaTheme="majorEastAsia" w:cstheme="minorAscii"/>
-          <w:color w:val="auto" w:themeColor="background2" w:themeShade="80"/>
+          <w:rFonts w:eastAsiaTheme="majorEastAsia"/>
+          <w:color w:val="767171" w:themeColor="background2" w:themeShade="80"/>
           <w:sz w:val="24"/>
           <w:szCs w:val="24"/>
         </w:rPr>
       </w:pPr>
       <w:r>
         <w:rPr>
-          <w:rFonts w:eastAsia="" w:cs="Calibri" w:eastAsiaTheme="majorEastAsia" w:cstheme="minorAscii"/>
-          <w:color w:val="auto"/>
+          <w:rFonts w:eastAsiaTheme="majorEastAsia"/>
           <w:sz w:val="24"/>
           <w:szCs w:val="24"/>
         </w:rPr>
-        <w:t xml:space="preserve">Piensa en tu proceso de aprendizaje durante el tiempo que has estudiando en Duoc UC y evalúa el nivel de logro que alcanzaste en cada competencia de tu plan de estudio. </w:t>
+        <w:t xml:space="preserve">Piensa en tu proceso de aprendizaje durante el tiempo que has </w:t>
+      </w:r>
+      <w:proofErr w:type="gramStart"/>
+      <w:r>
+        <w:rPr>
+          <w:rFonts w:eastAsiaTheme="majorEastAsia"/>
+          <w:sz w:val="24"/>
+          <w:szCs w:val="24"/>
+        </w:rPr>
+        <w:t>estudiando</w:t>
+      </w:r>
+      <w:proofErr w:type="gramEnd"/>
+      <w:r>
+        <w:rPr>
+          <w:rFonts w:eastAsiaTheme="majorEastAsia"/>
+          <w:sz w:val="24"/>
+          <w:szCs w:val="24"/>
+        </w:rPr>
+        <w:t xml:space="preserve"> en Duoc UC y evalúa el nivel de logro que alcanzaste en cada competencia de tu plan de estudio. </w:t>
       </w:r>
     </w:p>
-    <w:p w14:noSpellErr="1">
+    <w:p>
       <w:pPr>
         <w:pStyle w:val="Prrafodelista"/>
         <w:numPr>
@@ -221,30 +221,26 @@
         </w:numPr>
         <w:jc w:val="both"/>
         <w:rPr>
-          <w:rFonts w:eastAsia="" w:cs="Calibri" w:eastAsiaTheme="majorEastAsia" w:cstheme="minorAscii"/>
-          <w:color w:val="auto" w:themeColor="background2" w:themeShade="80"/>
+          <w:rFonts w:eastAsiaTheme="majorEastAsia"/>
+          <w:color w:val="767171" w:themeColor="background2" w:themeShade="80"/>
           <w:sz w:val="24"/>
           <w:szCs w:val="24"/>
         </w:rPr>
       </w:pPr>
       <w:r>
         <w:rPr>
-          <w:rFonts w:eastAsia="" w:cs="Calibri" w:eastAsiaTheme="majorEastAsia" w:cstheme="minorAscii"/>
-          <w:color w:val="auto"/>
+          <w:rFonts w:eastAsiaTheme="majorEastAsia"/>
           <w:sz w:val="24"/>
           <w:szCs w:val="24"/>
         </w:rPr>
         <w:t>Marca con una cruz el nivel de logro alcanzado para cada aprendizaje de las unidades de competencia según las siguientes categorías:</w:t>
       </w:r>
     </w:p>
-    <w:p w14:noSpellErr="1">
+    <w:p>
       <w:pPr>
         <w:pStyle w:val="Prrafodelista"/>
         <w:ind w:left="435"/>
         <w:jc w:val="both"/>
-        <w:rPr>
-          <w:color w:val="auto"/>
-        </w:rPr>
       </w:pPr>
     </w:p>
     <w:tbl>
@@ -253,12 +249,12 @@
         <w:tblW w:w="9780" w:type="dxa"/>
         <w:tblInd w:w="421" w:type="dxa"/>
         <w:tblBorders>
-          <w:top w:val="single" w:color="BFBFBF" w:themeColor="background1" w:themeShade="BF" w:sz="4" w:space="0"/>
-          <w:left w:val="single" w:color="BFBFBF" w:themeColor="background1" w:themeShade="BF" w:sz="4" w:space="0"/>
-          <w:bottom w:val="single" w:color="BFBFBF" w:themeColor="background1" w:themeShade="BF" w:sz="4" w:space="0"/>
-          <w:right w:val="single" w:color="BFBFBF" w:themeColor="background1" w:themeShade="BF" w:sz="4" w:space="0"/>
-          <w:insideH w:val="single" w:color="BFBFBF" w:themeColor="background1" w:themeShade="BF" w:sz="4" w:space="0"/>
-          <w:insideV w:val="single" w:color="BFBFBF" w:themeColor="background1" w:themeShade="BF" w:sz="4" w:space="0"/>
+          <w:top w:val="single" w:sz="4" w:space="0" w:color="BFBFBF" w:themeColor="background1" w:themeShade="BF"/>
+          <w:left w:val="single" w:sz="4" w:space="0" w:color="BFBFBF" w:themeColor="background1" w:themeShade="BF"/>
+          <w:bottom w:val="single" w:sz="4" w:space="0" w:color="BFBFBF" w:themeColor="background1" w:themeShade="BF"/>
+          <w:right w:val="single" w:sz="4" w:space="0" w:color="BFBFBF" w:themeColor="background1" w:themeShade="BF"/>
+          <w:insideH w:val="single" w:sz="4" w:space="0" w:color="BFBFBF" w:themeColor="background1" w:themeShade="BF"/>
+          <w:insideV w:val="single" w:sz="4" w:space="0" w:color="BFBFBF" w:themeColor="background1" w:themeShade="BF"/>
         </w:tblBorders>
         <w:tblLayout w:type="fixed"/>
         <w:tblLook w:val="04A0" w:firstRow="1" w:lastRow="0" w:firstColumn="1" w:lastColumn="0" w:noHBand="0" w:noVBand="1"/>
@@ -271,22 +267,19 @@
         <w:tc>
           <w:tcPr>
             <w:tcW w:w="2010" w:type="dxa"/>
-            <w:tcMar/>
           </w:tcPr>
-          <w:p w14:noSpellErr="1">
+          <w:p>
             <w:pPr>
               <w:jc w:val="center"/>
               <w:rPr>
-                <w:b w:val="1"/>
-                <w:bCs w:val="1"/>
-                <w:color w:val="auto"/>
+                <w:b/>
+                <w:bCs/>
               </w:rPr>
             </w:pPr>
             <w:r>
               <w:rPr>
-                <w:b w:val="1"/>
-                <w:bCs w:val="1"/>
-                <w:color w:val="auto"/>
+                <w:b/>
+                <w:bCs/>
               </w:rPr>
               <w:t>Categoría</w:t>
             </w:r>
@@ -295,22 +288,19 @@
         <w:tc>
           <w:tcPr>
             <w:tcW w:w="7770" w:type="dxa"/>
-            <w:tcMar/>
           </w:tcPr>
-          <w:p w14:noSpellErr="1">
+          <w:p>
             <w:pPr>
               <w:jc w:val="center"/>
               <w:rPr>
-                <w:b w:val="1"/>
-                <w:bCs w:val="1"/>
-                <w:color w:val="auto"/>
+                <w:b/>
+                <w:bCs/>
               </w:rPr>
             </w:pPr>
             <w:r>
               <w:rPr>
-                <w:b w:val="1"/>
-                <w:bCs w:val="1"/>
-                <w:color w:val="auto"/>
+                <w:b/>
+                <w:bCs/>
               </w:rPr>
               <w:t>Descripción</w:t>
             </w:r>
@@ -324,20 +314,18 @@
         <w:tc>
           <w:tcPr>
             <w:tcW w:w="2010" w:type="dxa"/>
-            <w:tcMar/>
           </w:tcPr>
-          <w:p w14:noSpellErr="1">
+          <w:p>
             <w:pPr>
               <w:pStyle w:val="Default"/>
-              <w:jc w:val="left"/>
-              <w:rPr>
-                <w:rFonts w:ascii="Calibri" w:hAnsi="Calibri" w:eastAsia="" w:cs="Calibri" w:asciiTheme="minorAscii" w:hAnsiTheme="minorAscii" w:eastAsiaTheme="majorEastAsia" w:cstheme="minorAscii"/>
-                <w:color w:val="auto" w:themeColor="background2" w:themeShade="80"/>
+              <w:rPr>
+                <w:rFonts w:asciiTheme="minorHAnsi" w:eastAsiaTheme="majorEastAsia" w:hAnsiTheme="minorHAnsi" w:cstheme="minorBidi"/>
+                <w:color w:val="767171" w:themeColor="background2" w:themeShade="80"/>
               </w:rPr>
             </w:pPr>
             <w:r>
               <w:rPr>
-                <w:rFonts w:ascii="Calibri" w:hAnsi="Calibri" w:eastAsia="" w:cs="Calibri" w:asciiTheme="minorAscii" w:hAnsiTheme="minorAscii" w:eastAsiaTheme="majorEastAsia" w:cstheme="minorAscii"/>
+                <w:rFonts w:asciiTheme="minorHAnsi" w:eastAsiaTheme="majorEastAsia" w:hAnsiTheme="minorHAnsi" w:cstheme="minorBidi"/>
                 <w:color w:val="auto"/>
               </w:rPr>
               <w:t>Excelente Dominio (ED)</w:t>
@@ -347,22 +335,19 @@
         <w:tc>
           <w:tcPr>
             <w:tcW w:w="7770" w:type="dxa"/>
-            <w:tcMar/>
           </w:tcPr>
-          <w:p w14:noSpellErr="1">
+          <w:p>
             <w:pPr>
-              <w:jc w:val="left"/>
-              <w:rPr>
-                <w:rFonts w:eastAsia="" w:cs="Calibri" w:eastAsiaTheme="majorEastAsia" w:cstheme="minorAscii"/>
-                <w:color w:val="auto" w:themeColor="background2" w:themeShade="80"/>
+              <w:rPr>
+                <w:rFonts w:eastAsiaTheme="majorEastAsia"/>
+                <w:color w:val="767171" w:themeColor="background2" w:themeShade="80"/>
                 <w:sz w:val="24"/>
                 <w:szCs w:val="24"/>
               </w:rPr>
             </w:pPr>
             <w:r>
               <w:rPr>
-                <w:rFonts w:eastAsia="" w:cs="Calibri" w:eastAsiaTheme="majorEastAsia" w:cstheme="minorAscii"/>
-                <w:color w:val="auto"/>
+                <w:rFonts w:eastAsiaTheme="majorEastAsia"/>
                 <w:sz w:val="24"/>
                 <w:szCs w:val="24"/>
               </w:rPr>
@@ -378,20 +363,18 @@
         <w:tc>
           <w:tcPr>
             <w:tcW w:w="2010" w:type="dxa"/>
-            <w:tcMar/>
           </w:tcPr>
-          <w:p w14:noSpellErr="1">
+          <w:p>
             <w:pPr>
               <w:pStyle w:val="Default"/>
-              <w:jc w:val="left"/>
-              <w:rPr>
-                <w:rFonts w:ascii="Calibri" w:hAnsi="Calibri" w:eastAsia="" w:cs="Calibri" w:asciiTheme="minorAscii" w:hAnsiTheme="minorAscii" w:eastAsiaTheme="majorEastAsia" w:cstheme="minorAscii"/>
-                <w:color w:val="auto" w:themeColor="background2" w:themeShade="80"/>
+              <w:rPr>
+                <w:rFonts w:asciiTheme="minorHAnsi" w:eastAsiaTheme="majorEastAsia" w:hAnsiTheme="minorHAnsi" w:cstheme="minorBidi"/>
+                <w:color w:val="767171" w:themeColor="background2" w:themeShade="80"/>
               </w:rPr>
             </w:pPr>
             <w:r>
               <w:rPr>
-                <w:rFonts w:ascii="Calibri" w:hAnsi="Calibri" w:eastAsia="" w:cs="Calibri" w:asciiTheme="minorAscii" w:hAnsiTheme="minorAscii" w:eastAsiaTheme="majorEastAsia" w:cstheme="minorAscii"/>
+                <w:rFonts w:asciiTheme="minorHAnsi" w:eastAsiaTheme="majorEastAsia" w:hAnsiTheme="minorHAnsi" w:cstheme="minorBidi"/>
                 <w:color w:val="auto"/>
               </w:rPr>
               <w:t xml:space="preserve">Alto Dominio (AD) </w:t>
@@ -401,22 +384,19 @@
         <w:tc>
           <w:tcPr>
             <w:tcW w:w="7770" w:type="dxa"/>
-            <w:tcMar/>
           </w:tcPr>
-          <w:p w14:noSpellErr="1">
+          <w:p>
             <w:pPr>
-              <w:jc w:val="left"/>
-              <w:rPr>
-                <w:rFonts w:eastAsia="" w:cs="Calibri" w:eastAsiaTheme="majorEastAsia" w:cstheme="minorAscii"/>
-                <w:color w:val="auto" w:themeColor="background2" w:themeShade="80"/>
+              <w:rPr>
+                <w:rFonts w:eastAsiaTheme="majorEastAsia"/>
+                <w:color w:val="767171" w:themeColor="background2" w:themeShade="80"/>
                 <w:sz w:val="24"/>
                 <w:szCs w:val="24"/>
               </w:rPr>
             </w:pPr>
             <w:r>
               <w:rPr>
-                <w:rFonts w:eastAsia="" w:cs="Calibri" w:eastAsiaTheme="majorEastAsia" w:cstheme="minorAscii"/>
-                <w:color w:val="auto"/>
+                <w:rFonts w:eastAsiaTheme="majorEastAsia"/>
                 <w:sz w:val="24"/>
                 <w:szCs w:val="24"/>
               </w:rPr>
@@ -432,20 +412,18 @@
         <w:tc>
           <w:tcPr>
             <w:tcW w:w="2010" w:type="dxa"/>
-            <w:tcMar/>
           </w:tcPr>
-          <w:p w14:noSpellErr="1">
+          <w:p>
             <w:pPr>
               <w:pStyle w:val="Default"/>
-              <w:jc w:val="left"/>
-              <w:rPr>
-                <w:rFonts w:ascii="Calibri" w:hAnsi="Calibri" w:eastAsia="" w:cs="Calibri" w:asciiTheme="minorAscii" w:hAnsiTheme="minorAscii" w:eastAsiaTheme="majorEastAsia" w:cstheme="minorAscii"/>
-                <w:color w:val="auto" w:themeColor="background2" w:themeShade="80"/>
+              <w:rPr>
+                <w:rFonts w:asciiTheme="minorHAnsi" w:eastAsiaTheme="majorEastAsia" w:hAnsiTheme="minorHAnsi" w:cstheme="minorBidi"/>
+                <w:color w:val="767171" w:themeColor="background2" w:themeShade="80"/>
               </w:rPr>
             </w:pPr>
             <w:r>
               <w:rPr>
-                <w:rFonts w:ascii="Calibri" w:hAnsi="Calibri" w:eastAsia="" w:cs="Calibri" w:asciiTheme="minorAscii" w:hAnsiTheme="minorAscii" w:eastAsiaTheme="majorEastAsia" w:cstheme="minorAscii"/>
+                <w:rFonts w:asciiTheme="minorHAnsi" w:eastAsiaTheme="majorEastAsia" w:hAnsiTheme="minorHAnsi" w:cstheme="minorBidi"/>
                 <w:color w:val="auto"/>
               </w:rPr>
               <w:t xml:space="preserve">Dominio Aceptable (DA) </w:t>
@@ -455,22 +433,19 @@
         <w:tc>
           <w:tcPr>
             <w:tcW w:w="7770" w:type="dxa"/>
-            <w:tcMar/>
           </w:tcPr>
-          <w:p w14:noSpellErr="1">
+          <w:p>
             <w:pPr>
-              <w:jc w:val="left"/>
-              <w:rPr>
-                <w:rFonts w:eastAsia="" w:cs="Calibri" w:eastAsiaTheme="majorEastAsia" w:cstheme="minorAscii"/>
-                <w:color w:val="auto" w:themeColor="background2" w:themeShade="80"/>
+              <w:rPr>
+                <w:rFonts w:eastAsiaTheme="majorEastAsia"/>
+                <w:color w:val="767171" w:themeColor="background2" w:themeShade="80"/>
                 <w:sz w:val="24"/>
                 <w:szCs w:val="24"/>
               </w:rPr>
             </w:pPr>
             <w:r>
               <w:rPr>
-                <w:rFonts w:eastAsia="" w:cs="Calibri" w:eastAsiaTheme="majorEastAsia" w:cstheme="minorAscii"/>
-                <w:color w:val="auto"/>
+                <w:rFonts w:eastAsiaTheme="majorEastAsia"/>
                 <w:sz w:val="24"/>
                 <w:szCs w:val="24"/>
               </w:rPr>
@@ -483,20 +458,18 @@
         <w:tc>
           <w:tcPr>
             <w:tcW w:w="2010" w:type="dxa"/>
-            <w:tcMar/>
           </w:tcPr>
-          <w:p w14:noSpellErr="1">
+          <w:p>
             <w:pPr>
               <w:pStyle w:val="Default"/>
-              <w:jc w:val="left"/>
-              <w:rPr>
-                <w:rFonts w:ascii="Calibri" w:hAnsi="Calibri" w:eastAsia="" w:cs="Calibri" w:asciiTheme="minorAscii" w:hAnsiTheme="minorAscii" w:eastAsiaTheme="majorEastAsia" w:cstheme="minorAscii"/>
-                <w:color w:val="auto" w:themeColor="background2" w:themeShade="80"/>
+              <w:rPr>
+                <w:rFonts w:asciiTheme="minorHAnsi" w:eastAsiaTheme="majorEastAsia" w:hAnsiTheme="minorHAnsi" w:cstheme="minorBidi"/>
+                <w:color w:val="767171" w:themeColor="background2" w:themeShade="80"/>
               </w:rPr>
             </w:pPr>
             <w:r>
               <w:rPr>
-                <w:rFonts w:ascii="Calibri" w:hAnsi="Calibri" w:eastAsia="" w:cs="Calibri" w:asciiTheme="minorAscii" w:hAnsiTheme="minorAscii" w:eastAsiaTheme="majorEastAsia" w:cstheme="minorAscii"/>
+                <w:rFonts w:asciiTheme="minorHAnsi" w:eastAsiaTheme="majorEastAsia" w:hAnsiTheme="minorHAnsi" w:cstheme="minorBidi"/>
                 <w:color w:val="auto"/>
               </w:rPr>
               <w:t>Dominio insuficiente (DP)</w:t>
@@ -506,22 +479,19 @@
         <w:tc>
           <w:tcPr>
             <w:tcW w:w="7770" w:type="dxa"/>
-            <w:tcMar/>
           </w:tcPr>
-          <w:p w14:noSpellErr="1">
+          <w:p>
             <w:pPr>
-              <w:jc w:val="left"/>
-              <w:rPr>
-                <w:rFonts w:eastAsia="" w:cs="Calibri" w:eastAsiaTheme="majorEastAsia" w:cstheme="minorAscii"/>
-                <w:color w:val="auto" w:themeColor="background2" w:themeShade="80"/>
+              <w:rPr>
+                <w:rFonts w:eastAsiaTheme="majorEastAsia"/>
+                <w:color w:val="767171" w:themeColor="background2" w:themeShade="80"/>
                 <w:sz w:val="24"/>
                 <w:szCs w:val="24"/>
               </w:rPr>
             </w:pPr>
             <w:r>
               <w:rPr>
-                <w:rFonts w:eastAsia="" w:cs="Calibri" w:eastAsiaTheme="majorEastAsia" w:cstheme="minorAscii"/>
-                <w:color w:val="auto"/>
+                <w:rFonts w:eastAsiaTheme="majorEastAsia"/>
                 <w:sz w:val="24"/>
                 <w:szCs w:val="24"/>
               </w:rPr>
@@ -529,8 +499,7 @@
             </w:r>
             <w:r>
               <w:rPr>
-                <w:rFonts w:eastAsia="" w:cs="Calibri" w:eastAsiaTheme="majorEastAsia" w:cstheme="minorAscii"/>
-                <w:color w:val="auto"/>
+                <w:rFonts w:eastAsiaTheme="majorEastAsia"/>
                 <w:sz w:val="24"/>
                 <w:szCs w:val="24"/>
               </w:rPr>
@@ -538,8 +507,7 @@
             </w:r>
             <w:r>
               <w:rPr>
-                <w:rFonts w:eastAsia="" w:cs="Calibri" w:eastAsiaTheme="majorEastAsia" w:cstheme="minorAscii"/>
-                <w:color w:val="auto"/>
+                <w:rFonts w:eastAsiaTheme="majorEastAsia"/>
                 <w:sz w:val="24"/>
                 <w:szCs w:val="24"/>
               </w:rPr>
@@ -555,71 +523,53 @@
         <w:tc>
           <w:tcPr>
             <w:tcW w:w="2010" w:type="dxa"/>
-            <w:tcMar/>
           </w:tcPr>
-          <w:p w14:noSpellErr="1">
+          <w:p>
             <w:pPr>
               <w:pStyle w:val="Default"/>
-              <w:jc w:val="left"/>
-              <w:rPr>
-                <w:rFonts w:ascii="Calibri" w:hAnsi="Calibri" w:eastAsia="" w:cs="Calibri" w:asciiTheme="minorAscii" w:hAnsiTheme="minorAscii" w:eastAsiaTheme="majorEastAsia" w:cstheme="minorAscii"/>
-                <w:color w:val="auto" w:themeColor="background2" w:themeShade="80"/>
+              <w:rPr>
+                <w:rFonts w:asciiTheme="minorHAnsi" w:eastAsiaTheme="majorEastAsia" w:hAnsiTheme="minorHAnsi" w:cstheme="minorBidi"/>
+                <w:color w:val="767171" w:themeColor="background2" w:themeShade="80"/>
               </w:rPr>
             </w:pPr>
             <w:r>
               <w:rPr>
-                <w:rFonts w:ascii="Calibri" w:hAnsi="Calibri" w:eastAsia="" w:cs="Calibri" w:asciiTheme="minorAscii" w:hAnsiTheme="minorAscii" w:eastAsiaTheme="majorEastAsia" w:cstheme="minorAscii"/>
+                <w:rFonts w:asciiTheme="minorHAnsi" w:eastAsiaTheme="majorEastAsia" w:hAnsiTheme="minorHAnsi" w:cstheme="minorBidi"/>
                 <w:color w:val="auto"/>
               </w:rPr>
-              <w:t>Dominio no logrado (</w:t>
-            </w:r>
-            <w:r>
-              <w:rPr>
-                <w:rFonts w:ascii="Calibri" w:hAnsi="Calibri" w:eastAsia="" w:cs="Calibri" w:asciiTheme="minorAscii" w:hAnsiTheme="minorAscii" w:eastAsiaTheme="majorEastAsia" w:cstheme="minorAscii"/>
-                <w:color w:val="auto"/>
-              </w:rPr>
-              <w:t>DNL</w:t>
-            </w:r>
-            <w:r>
-              <w:rPr>
-                <w:rFonts w:ascii="Calibri" w:hAnsi="Calibri" w:eastAsia="" w:cs="Calibri" w:asciiTheme="minorAscii" w:hAnsiTheme="minorAscii" w:eastAsiaTheme="majorEastAsia" w:cstheme="minorAscii"/>
-                <w:color w:val="auto"/>
-              </w:rPr>
-              <w:t>)</w:t>
+              <w:t>Dominio no logrado (DNL)</w:t>
             </w:r>
           </w:p>
         </w:tc>
         <w:tc>
           <w:tcPr>
             <w:tcW w:w="7770" w:type="dxa"/>
-            <w:tcMar/>
           </w:tcPr>
-          <w:p w14:noSpellErr="1">
+          <w:p>
             <w:pPr>
               <w:pStyle w:val="Default"/>
-              <w:jc w:val="left"/>
-              <w:rPr>
-                <w:rFonts w:ascii="Calibri" w:hAnsi="Calibri" w:eastAsia="" w:cs="Calibri" w:asciiTheme="minorAscii" w:hAnsiTheme="minorAscii" w:eastAsiaTheme="majorEastAsia" w:cstheme="minorAscii"/>
-                <w:color w:val="auto" w:themeColor="background2" w:themeShade="80"/>
+              <w:rPr>
+                <w:rFonts w:asciiTheme="minorHAnsi" w:eastAsiaTheme="majorEastAsia" w:hAnsiTheme="minorHAnsi" w:cstheme="minorBidi"/>
+                <w:color w:val="767171" w:themeColor="background2" w:themeShade="80"/>
               </w:rPr>
             </w:pPr>
             <w:r>
               <w:rPr>
-                <w:rFonts w:ascii="Calibri" w:hAnsi="Calibri" w:eastAsia="" w:cs="Calibri" w:asciiTheme="minorAscii" w:hAnsiTheme="minorAscii" w:eastAsiaTheme="majorEastAsia" w:cstheme="minorAscii"/>
+                <w:rFonts w:asciiTheme="minorHAnsi" w:eastAsiaTheme="majorEastAsia" w:hAnsiTheme="minorHAnsi" w:cstheme="minorBidi"/>
                 <w:color w:val="auto"/>
               </w:rPr>
               <w:t>Tengo un dominio no logrado de la competencia</w:t>
             </w:r>
             <w:r>
               <w:rPr>
-                <w:rFonts w:ascii="Calibri" w:hAnsi="Calibri" w:eastAsia="" w:cs="Calibri" w:asciiTheme="minorAscii" w:hAnsiTheme="minorAscii" w:eastAsiaTheme="majorEastAsia" w:cstheme="minorAscii"/>
+                <w:rFonts w:asciiTheme="minorHAnsi" w:eastAsiaTheme="majorEastAsia" w:hAnsiTheme="minorHAnsi" w:cstheme="minorBidi"/>
                 <w:color w:val="auto"/>
               </w:rPr>
               <w:t>, no</w:t>
             </w:r>
             <w:r>
               <w:rPr>
-                <w:rFonts w:ascii="Calibri" w:hAnsi="Calibri" w:eastAsia="" w:cs="Calibri" w:asciiTheme="minorAscii" w:hAnsiTheme="minorAscii" w:eastAsiaTheme="majorEastAsia" w:cstheme="minorAscii"/>
+                <w:rFonts w:asciiTheme="minorHAnsi" w:eastAsiaTheme="majorEastAsia" w:hAnsiTheme="minorHAnsi" w:cstheme="minorBidi"/>
                 <w:color w:val="auto"/>
               </w:rPr>
               <w:t xml:space="preserve"> manejo casi ningún aspecto de manera clara.</w:t>
@@ -628,30 +578,27 @@
         </w:tc>
       </w:tr>
     </w:tbl>
-    <w:p w14:noSpellErr="1">
+    <w:p>
+      <w:pPr>
+        <w:pStyle w:val="Prrafodelista"/>
+        <w:ind w:left="435"/>
+        <w:jc w:val="both"/>
+      </w:pPr>
+    </w:p>
+    <w:p>
       <w:pPr>
         <w:pStyle w:val="Prrafodelista"/>
         <w:ind w:left="435"/>
         <w:jc w:val="both"/>
         <w:rPr>
-          <w:color w:val="auto"/>
-        </w:rPr>
-      </w:pPr>
-    </w:p>
-    <w:p w14:noSpellErr="1">
-      <w:pPr>
-        <w:pStyle w:val="Prrafodelista"/>
-        <w:ind w:left="435"/>
-        <w:jc w:val="both"/>
-        <w:rPr>
-          <w:rFonts w:eastAsia="" w:cs="Calibri" w:eastAsiaTheme="majorEastAsia" w:cstheme="minorAscii"/>
-          <w:color w:val="auto" w:themeColor="background2" w:themeShade="80"/>
+          <w:rFonts w:eastAsiaTheme="majorEastAsia"/>
+          <w:color w:val="767171" w:themeColor="background2" w:themeShade="80"/>
           <w:sz w:val="24"/>
           <w:szCs w:val="24"/>
         </w:rPr>
       </w:pPr>
     </w:p>
-    <w:p w14:noSpellErr="1">
+    <w:p>
       <w:pPr>
         <w:pStyle w:val="Prrafodelista"/>
         <w:numPr>
@@ -660,43 +607,42 @@
         </w:numPr>
         <w:jc w:val="both"/>
         <w:rPr>
-          <w:rFonts w:eastAsia="" w:cs="Calibri" w:eastAsiaTheme="majorEastAsia" w:cstheme="minorAscii"/>
-          <w:color w:val="auto" w:themeColor="background2" w:themeShade="80"/>
+          <w:rFonts w:eastAsiaTheme="majorEastAsia"/>
+          <w:color w:val="767171" w:themeColor="background2" w:themeShade="80"/>
           <w:sz w:val="24"/>
           <w:szCs w:val="24"/>
         </w:rPr>
       </w:pPr>
       <w:r>
         <w:rPr>
-          <w:rFonts w:eastAsia="" w:cs="Calibri" w:eastAsiaTheme="majorEastAsia" w:cstheme="minorAscii"/>
-          <w:color w:val="auto"/>
+          <w:rFonts w:eastAsiaTheme="majorEastAsia"/>
           <w:sz w:val="24"/>
           <w:szCs w:val="24"/>
         </w:rPr>
         <w:t>En la columna de comentarios escribe por qué marcaste cada nivel.</w:t>
       </w:r>
     </w:p>
-    <w:p w14:noSpellErr="1">
+    <w:p>
       <w:pPr>
         <w:pStyle w:val="Prrafodelista"/>
         <w:ind w:left="435"/>
         <w:jc w:val="both"/>
         <w:rPr>
-          <w:rFonts w:eastAsia="" w:cs="Calibri" w:eastAsiaTheme="majorEastAsia" w:cstheme="minorAscii"/>
-          <w:color w:val="auto" w:themeColor="background2" w:themeShade="80"/>
+          <w:rFonts w:eastAsiaTheme="majorEastAsia"/>
+          <w:color w:val="767171" w:themeColor="background2" w:themeShade="80"/>
           <w:sz w:val="24"/>
           <w:szCs w:val="24"/>
         </w:rPr>
       </w:pPr>
     </w:p>
-    <w:p w14:noSpellErr="1">
+    <w:p>
       <w:pPr>
         <w:pStyle w:val="Prrafodelista"/>
         <w:ind w:left="435"/>
         <w:jc w:val="both"/>
         <w:rPr>
-          <w:rFonts w:eastAsia="" w:cs="Calibri" w:eastAsiaTheme="majorEastAsia" w:cstheme="minorAscii"/>
-          <w:color w:val="auto" w:themeColor="background2" w:themeShade="80"/>
+          <w:rFonts w:eastAsiaTheme="majorEastAsia"/>
+          <w:color w:val="767171" w:themeColor="background2" w:themeShade="80"/>
           <w:sz w:val="24"/>
           <w:szCs w:val="24"/>
         </w:rPr>
@@ -708,8 +654,7 @@
         <w:ind w:left="435"/>
         <w:jc w:val="both"/>
         <w:rPr>
-          <w:rFonts w:eastAsia="" w:cs="Calibri" w:eastAsiaTheme="majorEastAsia" w:cstheme="minorAscii"/>
-          <w:color w:val="auto"/>
+          <w:rFonts w:eastAsiaTheme="majorEastAsia"/>
           <w:sz w:val="24"/>
           <w:szCs w:val="24"/>
         </w:rPr>
@@ -721,8 +666,7 @@
         <w:ind w:left="435"/>
         <w:jc w:val="both"/>
         <w:rPr>
-          <w:rFonts w:eastAsia="" w:cs="Calibri" w:eastAsiaTheme="majorEastAsia" w:cstheme="minorAscii"/>
-          <w:color w:val="auto"/>
+          <w:rFonts w:eastAsiaTheme="majorEastAsia"/>
           <w:sz w:val="24"/>
           <w:szCs w:val="24"/>
         </w:rPr>
@@ -734,8 +678,7 @@
         <w:ind w:left="435"/>
         <w:jc w:val="both"/>
         <w:rPr>
-          <w:rFonts w:eastAsia="" w:cs="Calibri" w:eastAsiaTheme="majorEastAsia" w:cstheme="minorAscii"/>
-          <w:color w:val="auto"/>
+          <w:rFonts w:eastAsiaTheme="majorEastAsia"/>
           <w:sz w:val="24"/>
           <w:szCs w:val="24"/>
         </w:rPr>
@@ -747,8 +690,7 @@
         <w:ind w:left="435"/>
         <w:jc w:val="both"/>
         <w:rPr>
-          <w:rFonts w:eastAsia="" w:cs="Calibri" w:eastAsiaTheme="majorEastAsia" w:cstheme="minorAscii"/>
-          <w:color w:val="auto"/>
+          <w:rFonts w:eastAsiaTheme="majorEastAsia"/>
           <w:sz w:val="24"/>
           <w:szCs w:val="24"/>
         </w:rPr>
@@ -760,8 +702,7 @@
         <w:ind w:left="435"/>
         <w:jc w:val="both"/>
         <w:rPr>
-          <w:rFonts w:eastAsia="" w:cs="Calibri" w:eastAsiaTheme="majorEastAsia" w:cstheme="minorAscii"/>
-          <w:color w:val="auto"/>
+          <w:rFonts w:eastAsiaTheme="majorEastAsia"/>
           <w:sz w:val="24"/>
           <w:szCs w:val="24"/>
         </w:rPr>
@@ -773,8 +714,7 @@
         <w:ind w:left="435"/>
         <w:jc w:val="both"/>
         <w:rPr>
-          <w:rFonts w:eastAsia="" w:cs="Calibri" w:eastAsiaTheme="majorEastAsia" w:cstheme="minorAscii"/>
-          <w:color w:val="auto"/>
+          <w:rFonts w:eastAsiaTheme="majorEastAsia"/>
           <w:sz w:val="24"/>
           <w:szCs w:val="24"/>
         </w:rPr>
@@ -786,34 +726,33 @@
         <w:ind w:left="435"/>
         <w:jc w:val="both"/>
         <w:rPr>
-          <w:rFonts w:eastAsia="" w:cs="Calibri" w:eastAsiaTheme="majorEastAsia" w:cstheme="minorAscii"/>
-          <w:color w:val="auto"/>
+          <w:rFonts w:eastAsiaTheme="majorEastAsia"/>
           <w:sz w:val="24"/>
           <w:szCs w:val="24"/>
         </w:rPr>
       </w:pPr>
     </w:p>
-    <w:p w14:noSpellErr="1">
+    <w:p>
       <w:pPr>
         <w:pStyle w:val="Prrafodelista"/>
         <w:ind w:left="435"/>
         <w:jc w:val="both"/>
         <w:rPr>
-          <w:rFonts w:eastAsia="" w:cs="Calibri" w:eastAsiaTheme="majorEastAsia" w:cstheme="minorAscii"/>
-          <w:color w:val="auto" w:themeColor="background2" w:themeShade="80"/>
+          <w:rFonts w:eastAsiaTheme="majorEastAsia"/>
+          <w:color w:val="767171" w:themeColor="background2" w:themeShade="80"/>
           <w:sz w:val="24"/>
           <w:szCs w:val="24"/>
         </w:rPr>
       </w:pPr>
     </w:p>
-    <w:p w14:noSpellErr="1">
+    <w:p>
       <w:pPr>
         <w:pStyle w:val="Prrafodelista"/>
         <w:ind w:left="435"/>
         <w:jc w:val="both"/>
         <w:rPr>
-          <w:rFonts w:eastAsia="" w:cs="Calibri" w:eastAsiaTheme="majorEastAsia" w:cstheme="minorAscii"/>
-          <w:color w:val="auto" w:themeColor="background2" w:themeShade="80"/>
+          <w:rFonts w:eastAsiaTheme="majorEastAsia"/>
+          <w:color w:val="767171" w:themeColor="background2" w:themeShade="80"/>
           <w:sz w:val="24"/>
           <w:szCs w:val="24"/>
         </w:rPr>
@@ -838,24 +777,22 @@
             <w:cnfStyle w:val="001000000000" w:firstRow="0" w:lastRow="0" w:firstColumn="1" w:lastColumn="0" w:oddVBand="0" w:evenVBand="0" w:oddHBand="0" w:evenHBand="0" w:firstRowFirstColumn="0" w:firstRowLastColumn="0" w:lastRowFirstColumn="0" w:lastRowLastColumn="0"/>
             <w:tcW w:w="10076" w:type="dxa"/>
             <w:gridSpan w:val="2"/>
-            <w:tcMar/>
           </w:tcPr>
-          <w:p w14:noSpellErr="1">
+          <w:p>
             <w:pPr>
               <w:pStyle w:val="Prrafodelista"/>
               <w:ind w:left="0"/>
               <w:jc w:val="center"/>
               <w:rPr>
-                <w:rFonts w:eastAsia="" w:cs="Calibri" w:eastAsiaTheme="majorEastAsia" w:cstheme="minorAscii"/>
-                <w:color w:val="auto" w:themeColor="background2" w:themeShade="80"/>
+                <w:rFonts w:eastAsiaTheme="majorEastAsia"/>
+                <w:color w:val="767171" w:themeColor="background2" w:themeShade="80"/>
                 <w:sz w:val="24"/>
                 <w:szCs w:val="24"/>
               </w:rPr>
             </w:pPr>
             <w:r>
               <w:rPr>
-                <w:rFonts w:eastAsia="" w:cs="Calibri" w:eastAsiaTheme="majorEastAsia" w:cstheme="minorAscii"/>
-                <w:color w:val="auto"/>
+                <w:rFonts w:eastAsiaTheme="majorEastAsia"/>
                 <w:sz w:val="24"/>
                 <w:szCs w:val="24"/>
               </w:rPr>
@@ -872,28 +809,26 @@
           <w:tcPr>
             <w:cnfStyle w:val="001000000000" w:firstRow="0" w:lastRow="0" w:firstColumn="1" w:lastColumn="0" w:oddVBand="0" w:evenVBand="0" w:oddHBand="0" w:evenHBand="0" w:firstRowFirstColumn="0" w:firstRowLastColumn="0" w:lastRowFirstColumn="0" w:lastRowLastColumn="0"/>
             <w:tcW w:w="5038" w:type="dxa"/>
-            <w:tcMar/>
           </w:tcPr>
-          <w:p w14:noSpellErr="1">
+          <w:p>
             <w:pPr>
               <w:pStyle w:val="Prrafodelista"/>
               <w:ind w:left="0"/>
               <w:jc w:val="both"/>
               <w:rPr>
-                <w:rFonts w:eastAsia="" w:cs="Calibri" w:eastAsiaTheme="majorEastAsia" w:cstheme="minorAscii"/>
+                <w:rFonts w:eastAsiaTheme="majorEastAsia"/>
                 <w:b w:val="0"/>
                 <w:bCs w:val="0"/>
-                <w:color w:val="auto" w:themeColor="background2" w:themeShade="80"/>
+                <w:color w:val="767171" w:themeColor="background2" w:themeShade="80"/>
                 <w:sz w:val="24"/>
                 <w:szCs w:val="24"/>
               </w:rPr>
             </w:pPr>
             <w:r>
               <w:rPr>
-                <w:rFonts w:eastAsia="" w:cs="Calibri" w:eastAsiaTheme="majorEastAsia" w:cstheme="minorAscii"/>
+                <w:rFonts w:eastAsiaTheme="majorEastAsia"/>
                 <w:b w:val="0"/>
                 <w:bCs w:val="0"/>
-                <w:color w:val="auto"/>
                 <w:sz w:val="24"/>
                 <w:szCs w:val="24"/>
               </w:rPr>
@@ -903,23 +838,30 @@
         </w:tc>
         <w:tc>
           <w:tcPr>
-            <w:cnfStyle w:val="000000000000" w:firstRow="0" w:lastRow="0" w:firstColumn="0" w:lastColumn="0" w:oddVBand="0" w:evenVBand="0" w:oddHBand="0" w:evenHBand="0" w:firstRowFirstColumn="0" w:firstRowLastColumn="0" w:lastRowFirstColumn="0" w:lastRowLastColumn="0"/>
             <w:tcW w:w="5038" w:type="dxa"/>
-            <w:tcMar/>
           </w:tcPr>
-          <w:p w14:noSpellErr="1">
+          <w:p>
             <w:pPr>
               <w:pStyle w:val="Prrafodelista"/>
               <w:ind w:left="0"/>
               <w:jc w:val="both"/>
               <w:cnfStyle w:val="000000100000" w:firstRow="0" w:lastRow="0" w:firstColumn="0" w:lastColumn="0" w:oddVBand="0" w:evenVBand="0" w:oddHBand="1" w:evenHBand="0" w:firstRowFirstColumn="0" w:firstRowLastColumn="0" w:lastRowFirstColumn="0" w:lastRowLastColumn="0"/>
               <w:rPr>
-                <w:rFonts w:eastAsia="" w:cs="Calibri" w:eastAsiaTheme="majorEastAsia" w:cstheme="minorAscii"/>
-                <w:color w:val="auto" w:themeColor="background2" w:themeShade="80"/>
+                <w:rFonts w:eastAsiaTheme="majorEastAsia"/>
+                <w:color w:val="767171" w:themeColor="background2" w:themeShade="80"/>
                 <w:sz w:val="24"/>
                 <w:szCs w:val="24"/>
               </w:rPr>
             </w:pPr>
+            <w:r>
+              <w:rPr>
+                <w:rFonts w:eastAsiaTheme="majorEastAsia"/>
+                <w:color w:val="767171" w:themeColor="background2" w:themeShade="80"/>
+                <w:sz w:val="24"/>
+                <w:szCs w:val="24"/>
+              </w:rPr>
+              <w:t>Marco Antonio Hernández</w:t>
+            </w:r>
           </w:p>
         </w:tc>
       </w:tr>
@@ -928,28 +870,26 @@
           <w:tcPr>
             <w:cnfStyle w:val="001000000000" w:firstRow="0" w:lastRow="0" w:firstColumn="1" w:lastColumn="0" w:oddVBand="0" w:evenVBand="0" w:oddHBand="0" w:evenHBand="0" w:firstRowFirstColumn="0" w:firstRowLastColumn="0" w:lastRowFirstColumn="0" w:lastRowLastColumn="0"/>
             <w:tcW w:w="5038" w:type="dxa"/>
-            <w:tcMar/>
           </w:tcPr>
-          <w:p w14:noSpellErr="1">
+          <w:p>
             <w:pPr>
               <w:pStyle w:val="Prrafodelista"/>
               <w:ind w:left="0"/>
               <w:jc w:val="both"/>
               <w:rPr>
-                <w:rFonts w:eastAsia="" w:cs="Calibri" w:eastAsiaTheme="majorEastAsia" w:cstheme="minorAscii"/>
+                <w:rFonts w:eastAsiaTheme="majorEastAsia"/>
                 <w:b w:val="0"/>
                 <w:bCs w:val="0"/>
-                <w:color w:val="auto" w:themeColor="background2" w:themeShade="80"/>
+                <w:color w:val="767171" w:themeColor="background2" w:themeShade="80"/>
                 <w:sz w:val="24"/>
                 <w:szCs w:val="24"/>
               </w:rPr>
             </w:pPr>
             <w:r>
               <w:rPr>
-                <w:rFonts w:eastAsia="" w:cs="Calibri" w:eastAsiaTheme="majorEastAsia" w:cstheme="minorAscii"/>
+                <w:rFonts w:eastAsiaTheme="majorEastAsia"/>
                 <w:b w:val="0"/>
                 <w:bCs w:val="0"/>
-                <w:color w:val="auto"/>
                 <w:sz w:val="24"/>
                 <w:szCs w:val="24"/>
               </w:rPr>
@@ -959,23 +899,30 @@
         </w:tc>
         <w:tc>
           <w:tcPr>
-            <w:cnfStyle w:val="000000000000" w:firstRow="0" w:lastRow="0" w:firstColumn="0" w:lastColumn="0" w:oddVBand="0" w:evenVBand="0" w:oddHBand="0" w:evenHBand="0" w:firstRowFirstColumn="0" w:firstRowLastColumn="0" w:lastRowFirstColumn="0" w:lastRowLastColumn="0"/>
             <w:tcW w:w="5038" w:type="dxa"/>
-            <w:tcMar/>
           </w:tcPr>
-          <w:p w14:noSpellErr="1">
+          <w:p>
             <w:pPr>
               <w:pStyle w:val="Prrafodelista"/>
               <w:ind w:left="0"/>
               <w:jc w:val="both"/>
               <w:cnfStyle w:val="000000000000" w:firstRow="0" w:lastRow="0" w:firstColumn="0" w:lastColumn="0" w:oddVBand="0" w:evenVBand="0" w:oddHBand="0" w:evenHBand="0" w:firstRowFirstColumn="0" w:firstRowLastColumn="0" w:lastRowFirstColumn="0" w:lastRowLastColumn="0"/>
               <w:rPr>
-                <w:rFonts w:eastAsia="" w:cs="Calibri" w:eastAsiaTheme="majorEastAsia" w:cstheme="minorAscii"/>
-                <w:color w:val="auto" w:themeColor="background2" w:themeShade="80"/>
+                <w:rFonts w:eastAsiaTheme="majorEastAsia"/>
+                <w:color w:val="767171" w:themeColor="background2" w:themeShade="80"/>
                 <w:sz w:val="24"/>
                 <w:szCs w:val="24"/>
               </w:rPr>
             </w:pPr>
+            <w:r>
+              <w:rPr>
+                <w:rFonts w:eastAsiaTheme="majorEastAsia"/>
+                <w:color w:val="767171" w:themeColor="background2" w:themeShade="80"/>
+                <w:sz w:val="24"/>
+                <w:szCs w:val="24"/>
+              </w:rPr>
+              <w:t>Ingeniería en Informática</w:t>
+            </w:r>
           </w:p>
         </w:tc>
       </w:tr>
@@ -987,28 +934,26 @@
           <w:tcPr>
             <w:cnfStyle w:val="001000000000" w:firstRow="0" w:lastRow="0" w:firstColumn="1" w:lastColumn="0" w:oddVBand="0" w:evenVBand="0" w:oddHBand="0" w:evenHBand="0" w:firstRowFirstColumn="0" w:firstRowLastColumn="0" w:lastRowFirstColumn="0" w:lastRowLastColumn="0"/>
             <w:tcW w:w="5038" w:type="dxa"/>
-            <w:tcMar/>
           </w:tcPr>
-          <w:p w14:noSpellErr="1">
+          <w:p>
             <w:pPr>
               <w:pStyle w:val="Prrafodelista"/>
               <w:ind w:left="0"/>
               <w:jc w:val="both"/>
               <w:rPr>
-                <w:rFonts w:eastAsia="" w:cs="Calibri" w:eastAsiaTheme="majorEastAsia" w:cstheme="minorAscii"/>
+                <w:rFonts w:eastAsiaTheme="majorEastAsia"/>
                 <w:b w:val="0"/>
                 <w:bCs w:val="0"/>
-                <w:color w:val="auto" w:themeColor="background2" w:themeShade="80"/>
+                <w:color w:val="767171" w:themeColor="background2" w:themeShade="80"/>
                 <w:sz w:val="24"/>
                 <w:szCs w:val="24"/>
               </w:rPr>
             </w:pPr>
             <w:r>
               <w:rPr>
-                <w:rFonts w:eastAsia="" w:cs="Calibri" w:eastAsiaTheme="majorEastAsia" w:cstheme="minorAscii"/>
+                <w:rFonts w:eastAsiaTheme="majorEastAsia"/>
                 <w:b w:val="0"/>
                 <w:bCs w:val="0"/>
-                <w:color w:val="auto"/>
                 <w:sz w:val="24"/>
                 <w:szCs w:val="24"/>
               </w:rPr>
@@ -1018,23 +963,30 @@
         </w:tc>
         <w:tc>
           <w:tcPr>
-            <w:cnfStyle w:val="000000000000" w:firstRow="0" w:lastRow="0" w:firstColumn="0" w:lastColumn="0" w:oddVBand="0" w:evenVBand="0" w:oddHBand="0" w:evenHBand="0" w:firstRowFirstColumn="0" w:firstRowLastColumn="0" w:lastRowFirstColumn="0" w:lastRowLastColumn="0"/>
             <w:tcW w:w="5038" w:type="dxa"/>
-            <w:tcMar/>
           </w:tcPr>
-          <w:p w14:noSpellErr="1">
+          <w:p>
             <w:pPr>
               <w:pStyle w:val="Prrafodelista"/>
               <w:ind w:left="0"/>
               <w:jc w:val="both"/>
               <w:cnfStyle w:val="000000100000" w:firstRow="0" w:lastRow="0" w:firstColumn="0" w:lastColumn="0" w:oddVBand="0" w:evenVBand="0" w:oddHBand="1" w:evenHBand="0" w:firstRowFirstColumn="0" w:firstRowLastColumn="0" w:lastRowFirstColumn="0" w:lastRowLastColumn="0"/>
               <w:rPr>
-                <w:rFonts w:eastAsia="" w:cs="Calibri" w:eastAsiaTheme="majorEastAsia" w:cstheme="minorAscii"/>
-                <w:color w:val="auto" w:themeColor="background2" w:themeShade="80"/>
+                <w:rFonts w:eastAsiaTheme="majorEastAsia"/>
+                <w:color w:val="767171" w:themeColor="background2" w:themeShade="80"/>
                 <w:sz w:val="24"/>
                 <w:szCs w:val="24"/>
               </w:rPr>
             </w:pPr>
+            <w:r>
+              <w:rPr>
+                <w:rFonts w:eastAsiaTheme="majorEastAsia"/>
+                <w:color w:val="767171" w:themeColor="background2" w:themeShade="80"/>
+                <w:sz w:val="24"/>
+                <w:szCs w:val="24"/>
+              </w:rPr>
+              <w:t>2023</w:t>
+            </w:r>
           </w:p>
         </w:tc>
       </w:tr>
@@ -1076,24 +1028,16 @@
         <w:tblStyle w:val="Tablaconcuadrcula"/>
         <w:tblW w:w="9923" w:type="dxa"/>
         <w:jc w:val="center"/>
-        <w:tblBorders>
-          <w:top w:val="single" w:color="BFBFBF" w:themeColor="background1" w:themeShade="BF" w:sz="4" w:space="0"/>
-          <w:left w:val="single" w:color="BFBFBF" w:themeColor="background1" w:themeShade="BF" w:sz="4" w:space="0"/>
-          <w:bottom w:val="single" w:color="BFBFBF" w:themeColor="background1" w:themeShade="BF" w:sz="4" w:space="0"/>
-          <w:right w:val="single" w:color="BFBFBF" w:themeColor="background1" w:themeShade="BF" w:sz="4" w:space="0"/>
-          <w:insideH w:val="single" w:color="BFBFBF" w:themeColor="background1" w:themeShade="BF" w:sz="4" w:space="0"/>
-          <w:insideV w:val="single" w:color="BFBFBF" w:themeColor="background1" w:themeShade="BF" w:sz="4" w:space="0"/>
-        </w:tblBorders>
         <w:tblLook w:val="04A0" w:firstRow="1" w:lastRow="0" w:firstColumn="1" w:lastColumn="0" w:noHBand="0" w:noVBand="1"/>
       </w:tblPr>
       <w:tblGrid>
-        <w:gridCol w:w="1931"/>
-        <w:gridCol w:w="1017"/>
-        <w:gridCol w:w="926"/>
-        <w:gridCol w:w="1055"/>
-        <w:gridCol w:w="1187"/>
-        <w:gridCol w:w="1250"/>
-        <w:gridCol w:w="2557"/>
+        <w:gridCol w:w="2721"/>
+        <w:gridCol w:w="924"/>
+        <w:gridCol w:w="840"/>
+        <w:gridCol w:w="955"/>
+        <w:gridCol w:w="1071"/>
+        <w:gridCol w:w="840"/>
+        <w:gridCol w:w="2572"/>
       </w:tblGrid>
       <w:tr>
         <w:trPr>
@@ -1102,27 +1046,22 @@
         </w:trPr>
         <w:tc>
           <w:tcPr>
-            <w:tcW w:w="1931" w:type="dxa"/>
+            <w:tcW w:w="2779" w:type="dxa"/>
             <w:vMerge w:val="restart"/>
-            <w:tcMar/>
             <w:vAlign w:val="center"/>
           </w:tcPr>
-          <w:p w14:noSpellErr="1">
+          <w:p>
             <w:pPr>
               <w:jc w:val="center"/>
               <w:rPr>
-                <w:rFonts w:cs="Calibri" w:cstheme="minorAscii"/>
-                <w:b w:val="1"/>
-                <w:bCs w:val="1"/>
+                <w:rFonts w:cstheme="minorHAnsi"/>
                 <w:sz w:val="18"/>
                 <w:szCs w:val="18"/>
               </w:rPr>
             </w:pPr>
             <w:r>
               <w:rPr>
-                <w:rFonts w:cs="Calibri" w:cstheme="minorAscii"/>
-                <w:b w:val="1"/>
-                <w:bCs w:val="1"/>
+                <w:rFonts w:cstheme="minorHAnsi"/>
                 <w:sz w:val="18"/>
                 <w:szCs w:val="18"/>
               </w:rPr>
@@ -1132,27 +1071,22 @@
         </w:tc>
         <w:tc>
           <w:tcPr>
-            <w:tcW w:w="5435" w:type="dxa"/>
+            <w:tcW w:w="4708" w:type="dxa"/>
             <w:gridSpan w:val="5"/>
-            <w:tcMar/>
             <w:vAlign w:val="center"/>
           </w:tcPr>
-          <w:p w14:noSpellErr="1">
+          <w:p>
             <w:pPr>
               <w:jc w:val="center"/>
               <w:rPr>
-                <w:rFonts w:cs="Calibri" w:cstheme="minorAscii"/>
-                <w:b w:val="1"/>
-                <w:bCs w:val="1"/>
+                <w:rFonts w:cstheme="minorHAnsi"/>
                 <w:sz w:val="18"/>
                 <w:szCs w:val="18"/>
               </w:rPr>
             </w:pPr>
             <w:r>
               <w:rPr>
-                <w:rFonts w:cs="Calibri" w:cstheme="minorAscii"/>
-                <w:b w:val="1"/>
-                <w:bCs w:val="1"/>
+                <w:rFonts w:cstheme="minorHAnsi"/>
                 <w:sz w:val="18"/>
                 <w:szCs w:val="18"/>
               </w:rPr>
@@ -1162,43 +1096,26 @@
         </w:tc>
         <w:tc>
           <w:tcPr>
-            <w:tcW w:w="2557" w:type="dxa"/>
+            <w:tcW w:w="2436" w:type="dxa"/>
             <w:vMerge w:val="restart"/>
-            <w:tcMar/>
             <w:vAlign w:val="center"/>
           </w:tcPr>
-          <w:p w14:noSpellErr="1">
+          <w:p>
             <w:pPr>
               <w:jc w:val="center"/>
               <w:rPr>
-                <w:rFonts w:cs="Calibri" w:cstheme="minorAscii"/>
-                <w:b w:val="1"/>
-                <w:bCs w:val="1"/>
+                <w:rFonts w:cstheme="minorHAnsi"/>
                 <w:sz w:val="18"/>
                 <w:szCs w:val="18"/>
               </w:rPr>
             </w:pPr>
             <w:r>
               <w:rPr>
-                <w:rFonts w:cs="Calibri" w:cstheme="minorAscii"/>
-                <w:b w:val="1"/>
-                <w:bCs w:val="1"/>
-                <w:sz w:val="18"/>
-                <w:szCs w:val="18"/>
-              </w:rPr>
-              <w:t>Come</w:t>
-            </w:r>
-            <w:bookmarkStart w:name="_GoBack" w:id="1"/>
-            <w:bookmarkEnd w:id="1"/>
-            <w:r>
-              <w:rPr>
-                <w:rFonts w:cs="Calibri" w:cstheme="minorAscii"/>
-                <w:b w:val="1"/>
-                <w:bCs w:val="1"/>
-                <w:sz w:val="18"/>
-                <w:szCs w:val="18"/>
-              </w:rPr>
-              <w:t>ntarios</w:t>
+                <w:rFonts w:cstheme="minorHAnsi"/>
+                <w:sz w:val="18"/>
+                <w:szCs w:val="18"/>
+              </w:rPr>
+              <w:t>Comentarios</w:t>
             </w:r>
           </w:p>
         </w:tc>
@@ -1210,44 +1127,37 @@
         </w:trPr>
         <w:tc>
           <w:tcPr>
-            <w:tcW w:w="1931" w:type="dxa"/>
+            <w:tcW w:w="2779" w:type="dxa"/>
             <w:vMerge/>
-            <w:tcMar/>
           </w:tcPr>
           <w:p>
             <w:pPr>
               <w:jc w:val="center"/>
               <w:rPr>
                 <w:rFonts w:cstheme="minorHAnsi"/>
-                <w:b/>
-                <w:sz w:val="20"/>
-                <w:szCs w:val="20"/>
+                <w:sz w:val="18"/>
+                <w:szCs w:val="18"/>
               </w:rPr>
             </w:pPr>
           </w:p>
         </w:tc>
         <w:tc>
           <w:tcPr>
-            <w:tcW w:w="1017" w:type="dxa"/>
-            <w:tcMar/>
+            <w:tcW w:w="937" w:type="dxa"/>
             <w:vAlign w:val="center"/>
           </w:tcPr>
-          <w:p w14:noSpellErr="1">
+          <w:p>
             <w:pPr>
               <w:jc w:val="center"/>
               <w:rPr>
-                <w:rFonts w:cs="Calibri" w:cstheme="minorAscii"/>
-                <w:b w:val="1"/>
-                <w:bCs w:val="1"/>
+                <w:rFonts w:cstheme="minorHAnsi"/>
                 <w:sz w:val="18"/>
                 <w:szCs w:val="18"/>
               </w:rPr>
             </w:pPr>
             <w:r>
               <w:rPr>
-                <w:rFonts w:cs="Calibri" w:cstheme="minorAscii"/>
-                <w:b w:val="1"/>
-                <w:bCs w:val="1"/>
+                <w:rFonts w:cstheme="minorHAnsi"/>
                 <w:sz w:val="18"/>
                 <w:szCs w:val="18"/>
               </w:rPr>
@@ -1257,26 +1167,21 @@
         </w:tc>
         <w:tc>
           <w:tcPr>
-            <w:tcW w:w="926" w:type="dxa"/>
-            <w:tcMar/>
+            <w:tcW w:w="855" w:type="dxa"/>
             <w:vAlign w:val="center"/>
           </w:tcPr>
-          <w:p w14:noSpellErr="1">
+          <w:p>
             <w:pPr>
               <w:jc w:val="center"/>
               <w:rPr>
-                <w:rFonts w:cs="Calibri" w:cstheme="minorAscii"/>
-                <w:b w:val="1"/>
-                <w:bCs w:val="1"/>
+                <w:rFonts w:cstheme="minorHAnsi"/>
                 <w:sz w:val="18"/>
                 <w:szCs w:val="18"/>
               </w:rPr>
             </w:pPr>
             <w:r>
               <w:rPr>
-                <w:rFonts w:cs="Calibri" w:cstheme="minorAscii"/>
-                <w:b w:val="1"/>
-                <w:bCs w:val="1"/>
+                <w:rFonts w:cstheme="minorHAnsi"/>
                 <w:sz w:val="18"/>
                 <w:szCs w:val="18"/>
               </w:rPr>
@@ -1286,25 +1191,20 @@
         </w:tc>
         <w:tc>
           <w:tcPr>
-            <w:tcW w:w="1055" w:type="dxa"/>
-            <w:tcMar/>
+            <w:tcW w:w="971" w:type="dxa"/>
             <w:vAlign w:val="center"/>
           </w:tcPr>
-          <w:p w14:noSpellErr="1">
+          <w:p>
             <w:pPr>
               <w:rPr>
-                <w:rFonts w:cs="Calibri" w:cstheme="minorAscii"/>
-                <w:b w:val="1"/>
-                <w:bCs w:val="1"/>
+                <w:rFonts w:cstheme="minorHAnsi"/>
                 <w:sz w:val="18"/>
                 <w:szCs w:val="18"/>
               </w:rPr>
             </w:pPr>
             <w:r>
               <w:rPr>
-                <w:rFonts w:cs="Calibri" w:cstheme="minorAscii"/>
-                <w:b w:val="1"/>
-                <w:bCs w:val="1"/>
+                <w:rFonts w:cstheme="minorHAnsi"/>
                 <w:sz w:val="18"/>
                 <w:szCs w:val="18"/>
               </w:rPr>
@@ -1314,26 +1214,21 @@
         </w:tc>
         <w:tc>
           <w:tcPr>
-            <w:tcW w:w="1187" w:type="dxa"/>
-            <w:tcMar/>
+            <w:tcW w:w="1090" w:type="dxa"/>
             <w:vAlign w:val="center"/>
           </w:tcPr>
-          <w:p w14:noSpellErr="1">
+          <w:p>
             <w:pPr>
               <w:jc w:val="center"/>
               <w:rPr>
-                <w:rFonts w:cs="Calibri" w:cstheme="minorAscii"/>
-                <w:b w:val="1"/>
-                <w:bCs w:val="1"/>
+                <w:rFonts w:cstheme="minorHAnsi"/>
                 <w:sz w:val="18"/>
                 <w:szCs w:val="18"/>
               </w:rPr>
             </w:pPr>
             <w:r>
               <w:rPr>
-                <w:rFonts w:cs="Calibri" w:cstheme="minorAscii"/>
-                <w:b w:val="1"/>
-                <w:bCs w:val="1"/>
+                <w:rFonts w:cstheme="minorHAnsi"/>
                 <w:sz w:val="18"/>
                 <w:szCs w:val="18"/>
               </w:rPr>
@@ -1343,26 +1238,21 @@
         </w:tc>
         <w:tc>
           <w:tcPr>
-            <w:tcW w:w="1250" w:type="dxa"/>
-            <w:tcMar/>
+            <w:tcW w:w="855" w:type="dxa"/>
             <w:vAlign w:val="center"/>
           </w:tcPr>
-          <w:p w14:noSpellErr="1">
+          <w:p>
             <w:pPr>
               <w:jc w:val="center"/>
               <w:rPr>
-                <w:rFonts w:cs="Calibri" w:cstheme="minorAscii"/>
-                <w:b w:val="1"/>
-                <w:bCs w:val="1"/>
+                <w:rFonts w:cstheme="minorHAnsi"/>
                 <w:sz w:val="18"/>
                 <w:szCs w:val="18"/>
               </w:rPr>
             </w:pPr>
             <w:r>
               <w:rPr>
-                <w:rFonts w:cs="Calibri" w:cstheme="minorAscii"/>
-                <w:b w:val="1"/>
-                <w:bCs w:val="1"/>
+                <w:rFonts w:cstheme="minorHAnsi"/>
                 <w:sz w:val="18"/>
                 <w:szCs w:val="18"/>
               </w:rPr>
@@ -1372,1078 +1262,1903 @@
         </w:tc>
         <w:tc>
           <w:tcPr>
-            <w:tcW w:w="2557" w:type="dxa"/>
+            <w:tcW w:w="2436" w:type="dxa"/>
             <w:vMerge/>
-            <w:tcMar/>
           </w:tcPr>
           <w:p>
             <w:pPr>
               <w:jc w:val="center"/>
               <w:rPr>
                 <w:rFonts w:cstheme="minorHAnsi"/>
-                <w:b/>
-                <w:sz w:val="20"/>
-                <w:szCs w:val="20"/>
+                <w:sz w:val="18"/>
+                <w:szCs w:val="18"/>
               </w:rPr>
             </w:pPr>
           </w:p>
         </w:tc>
       </w:tr>
       <w:tr>
-        <w:trPr>
-          <w:trHeight w:val="591"/>
-          <w:jc w:val="center"/>
-        </w:trPr>
+        <w:tblPrEx>
+          <w:jc w:val="left"/>
+        </w:tblPrEx>
         <w:tc>
           <w:tcPr>
-            <w:tcW w:w="1931" w:type="dxa"/>
-            <w:tcMar/>
+            <w:tcW w:w="0" w:type="auto"/>
+            <w:hideMark/>
           </w:tcPr>
-          <w:p w14:noSpellErr="1">
+          <w:p>
             <w:pPr>
-              <w:jc w:val="center"/>
-              <w:rPr>
-                <w:rFonts w:cs="Calibri" w:cstheme="minorAscii"/>
-                <w:b w:val="1"/>
-                <w:bCs w:val="1"/>
-                <w:color w:val="FF0000"/>
-                <w:sz w:val="18"/>
-                <w:szCs w:val="18"/>
+              <w:rPr>
+                <w:rFonts w:eastAsia="Times New Roman" w:cstheme="minorHAnsi"/>
+                <w:sz w:val="18"/>
+                <w:szCs w:val="18"/>
+                <w:lang w:eastAsia="ja-JP"/>
+              </w:rPr>
+            </w:pPr>
+            <w:r>
+              <w:rPr>
+                <w:rFonts w:eastAsia="Times New Roman" w:cstheme="minorHAnsi"/>
+                <w:sz w:val="18"/>
+                <w:szCs w:val="18"/>
+                <w:lang w:eastAsia="ja-JP"/>
+              </w:rPr>
+              <w:t xml:space="preserve">Construir el modelo arquitectónico de una solución sistémica que soporte los procesos de negocio </w:t>
+            </w:r>
+            <w:proofErr w:type="gramStart"/>
+            <w:r>
+              <w:rPr>
+                <w:rFonts w:eastAsia="Times New Roman" w:cstheme="minorHAnsi"/>
+                <w:sz w:val="18"/>
+                <w:szCs w:val="18"/>
+                <w:lang w:eastAsia="ja-JP"/>
+              </w:rPr>
+              <w:t>de acuerdo a</w:t>
+            </w:r>
+            <w:proofErr w:type="gramEnd"/>
+            <w:r>
+              <w:rPr>
+                <w:rFonts w:eastAsia="Times New Roman" w:cstheme="minorHAnsi"/>
+                <w:sz w:val="18"/>
+                <w:szCs w:val="18"/>
+                <w:lang w:eastAsia="ja-JP"/>
+              </w:rPr>
+              <w:t xml:space="preserve"> los requerimientos de la organización y estándares industria.</w:t>
+            </w:r>
+          </w:p>
+        </w:tc>
+        <w:tc>
+          <w:tcPr>
+            <w:tcW w:w="0" w:type="auto"/>
+            <w:hideMark/>
+          </w:tcPr>
+          <w:p>
+            <w:pPr>
+              <w:rPr>
+                <w:rFonts w:eastAsia="Times New Roman" w:cstheme="minorHAnsi"/>
+                <w:sz w:val="18"/>
+                <w:szCs w:val="18"/>
+                <w:lang w:eastAsia="ja-JP"/>
+              </w:rPr>
+            </w:pPr>
+            <w:r>
+              <w:rPr>
+                <w:rFonts w:eastAsia="Times New Roman" w:cstheme="minorHAnsi"/>
+                <w:sz w:val="18"/>
+                <w:szCs w:val="18"/>
+                <w:lang w:eastAsia="ja-JP"/>
+              </w:rPr>
+              <w:t>X</w:t>
+            </w:r>
+          </w:p>
+        </w:tc>
+        <w:tc>
+          <w:tcPr>
+            <w:tcW w:w="0" w:type="auto"/>
+            <w:hideMark/>
+          </w:tcPr>
+          <w:p>
+            <w:pPr>
+              <w:rPr>
+                <w:rFonts w:eastAsia="Times New Roman" w:cstheme="minorHAnsi"/>
+                <w:sz w:val="18"/>
+                <w:szCs w:val="18"/>
+                <w:lang w:eastAsia="ja-JP"/>
               </w:rPr>
             </w:pPr>
           </w:p>
         </w:tc>
         <w:tc>
           <w:tcPr>
-            <w:tcW w:w="1017" w:type="dxa"/>
-            <w:tcMar/>
+            <w:tcW w:w="0" w:type="auto"/>
+            <w:hideMark/>
           </w:tcPr>
-          <w:p w14:noSpellErr="1">
+          <w:p>
             <w:pPr>
-              <w:jc w:val="center"/>
-              <w:rPr>
-                <w:rFonts w:cs="Calibri" w:cstheme="minorAscii"/>
-                <w:b w:val="1"/>
-                <w:bCs w:val="1"/>
-                <w:sz w:val="18"/>
-                <w:szCs w:val="18"/>
+              <w:rPr>
+                <w:rFonts w:eastAsia="Times New Roman" w:cstheme="minorHAnsi"/>
+                <w:sz w:val="18"/>
+                <w:szCs w:val="18"/>
+                <w:lang w:eastAsia="ja-JP"/>
               </w:rPr>
             </w:pPr>
           </w:p>
         </w:tc>
         <w:tc>
           <w:tcPr>
-            <w:tcW w:w="926" w:type="dxa"/>
-            <w:tcMar/>
+            <w:tcW w:w="0" w:type="auto"/>
+            <w:hideMark/>
           </w:tcPr>
-          <w:p w14:noSpellErr="1">
+          <w:p>
             <w:pPr>
-              <w:jc w:val="center"/>
-              <w:rPr>
-                <w:rFonts w:cs="Calibri" w:cstheme="minorAscii"/>
-                <w:b w:val="1"/>
-                <w:bCs w:val="1"/>
-                <w:sz w:val="18"/>
-                <w:szCs w:val="18"/>
+              <w:rPr>
+                <w:rFonts w:eastAsia="Times New Roman" w:cstheme="minorHAnsi"/>
+                <w:sz w:val="18"/>
+                <w:szCs w:val="18"/>
+                <w:lang w:eastAsia="ja-JP"/>
               </w:rPr>
             </w:pPr>
           </w:p>
         </w:tc>
         <w:tc>
           <w:tcPr>
-            <w:tcW w:w="1055" w:type="dxa"/>
-            <w:tcMar/>
+            <w:tcW w:w="0" w:type="auto"/>
+            <w:hideMark/>
           </w:tcPr>
-          <w:p w14:noSpellErr="1">
+          <w:p>
             <w:pPr>
-              <w:jc w:val="center"/>
-              <w:rPr>
-                <w:rFonts w:cs="Calibri" w:cstheme="minorAscii"/>
-                <w:b w:val="1"/>
-                <w:bCs w:val="1"/>
-                <w:sz w:val="18"/>
-                <w:szCs w:val="18"/>
+              <w:rPr>
+                <w:rFonts w:eastAsia="Times New Roman" w:cstheme="minorHAnsi"/>
+                <w:sz w:val="18"/>
+                <w:szCs w:val="18"/>
+                <w:lang w:eastAsia="ja-JP"/>
               </w:rPr>
             </w:pPr>
           </w:p>
         </w:tc>
         <w:tc>
           <w:tcPr>
-            <w:tcW w:w="1187" w:type="dxa"/>
-            <w:tcMar/>
+            <w:tcW w:w="0" w:type="auto"/>
+            <w:hideMark/>
           </w:tcPr>
-          <w:p w14:noSpellErr="1">
+          <w:p>
             <w:pPr>
-              <w:jc w:val="center"/>
-              <w:rPr>
-                <w:rFonts w:cs="Calibri" w:cstheme="minorAscii"/>
-                <w:b w:val="1"/>
-                <w:bCs w:val="1"/>
-                <w:sz w:val="18"/>
-                <w:szCs w:val="18"/>
+              <w:rPr>
+                <w:rFonts w:eastAsia="Times New Roman" w:cstheme="minorHAnsi"/>
+                <w:sz w:val="18"/>
+                <w:szCs w:val="18"/>
+                <w:lang w:eastAsia="ja-JP"/>
+              </w:rPr>
+            </w:pPr>
+            <w:r>
+              <w:rPr>
+                <w:rFonts w:eastAsia="Times New Roman" w:cstheme="minorHAnsi"/>
+                <w:sz w:val="18"/>
+                <w:szCs w:val="18"/>
+                <w:lang w:eastAsia="ja-JP"/>
+              </w:rPr>
+              <w:t xml:space="preserve">Excelente dominio práctico. Diseñé la arquitectura desacoplada de </w:t>
+            </w:r>
+            <w:proofErr w:type="spellStart"/>
+            <w:r>
+              <w:rPr>
+                <w:rFonts w:eastAsia="Times New Roman" w:cstheme="minorHAnsi"/>
+                <w:sz w:val="18"/>
+                <w:szCs w:val="18"/>
+                <w:lang w:eastAsia="ja-JP"/>
+              </w:rPr>
+              <w:t>SugoiAnime</w:t>
+            </w:r>
+            <w:proofErr w:type="spellEnd"/>
+            <w:r>
+              <w:rPr>
+                <w:rFonts w:eastAsia="Times New Roman" w:cstheme="minorHAnsi"/>
+                <w:sz w:val="18"/>
+                <w:szCs w:val="18"/>
+                <w:lang w:eastAsia="ja-JP"/>
+              </w:rPr>
+              <w:t xml:space="preserve"> mediante microservicios resilientes, asegurando escalabilidad en streaming y sincronización de metadatos externos.</w:t>
+            </w:r>
+          </w:p>
+        </w:tc>
+      </w:tr>
+      <w:tr>
+        <w:tblPrEx>
+          <w:jc w:val="left"/>
+        </w:tblPrEx>
+        <w:tc>
+          <w:tcPr>
+            <w:tcW w:w="0" w:type="auto"/>
+            <w:hideMark/>
+          </w:tcPr>
+          <w:p>
+            <w:pPr>
+              <w:rPr>
+                <w:rFonts w:eastAsia="Times New Roman" w:cstheme="minorHAnsi"/>
+                <w:sz w:val="18"/>
+                <w:szCs w:val="18"/>
+                <w:lang w:eastAsia="ja-JP"/>
+              </w:rPr>
+            </w:pPr>
+            <w:r>
+              <w:rPr>
+                <w:rFonts w:eastAsia="Times New Roman" w:cstheme="minorHAnsi"/>
+                <w:sz w:val="18"/>
+                <w:szCs w:val="18"/>
+                <w:lang w:eastAsia="ja-JP"/>
+              </w:rPr>
+              <w:t>Construir programas y rutinas de variada complejidad para dar solución a requerimientos de la organización, acordes a tecnologías de mercado y utilizando buenas prácticas de codificación.</w:t>
+            </w:r>
+          </w:p>
+        </w:tc>
+        <w:tc>
+          <w:tcPr>
+            <w:tcW w:w="0" w:type="auto"/>
+            <w:hideMark/>
+          </w:tcPr>
+          <w:p>
+            <w:pPr>
+              <w:rPr>
+                <w:rFonts w:eastAsia="Times New Roman" w:cstheme="minorHAnsi"/>
+                <w:sz w:val="18"/>
+                <w:szCs w:val="18"/>
+                <w:lang w:eastAsia="ja-JP"/>
+              </w:rPr>
+            </w:pPr>
+            <w:r>
+              <w:rPr>
+                <w:rFonts w:eastAsia="Times New Roman" w:cstheme="minorHAnsi"/>
+                <w:sz w:val="18"/>
+                <w:szCs w:val="18"/>
+                <w:lang w:eastAsia="ja-JP"/>
+              </w:rPr>
+              <w:t>X</w:t>
+            </w:r>
+          </w:p>
+        </w:tc>
+        <w:tc>
+          <w:tcPr>
+            <w:tcW w:w="0" w:type="auto"/>
+            <w:hideMark/>
+          </w:tcPr>
+          <w:p>
+            <w:pPr>
+              <w:rPr>
+                <w:rFonts w:eastAsia="Times New Roman" w:cstheme="minorHAnsi"/>
+                <w:sz w:val="18"/>
+                <w:szCs w:val="18"/>
+                <w:lang w:eastAsia="ja-JP"/>
               </w:rPr>
             </w:pPr>
           </w:p>
         </w:tc>
         <w:tc>
           <w:tcPr>
-            <w:tcW w:w="1250" w:type="dxa"/>
-            <w:tcMar/>
+            <w:tcW w:w="0" w:type="auto"/>
+            <w:hideMark/>
           </w:tcPr>
-          <w:p w14:noSpellErr="1">
+          <w:p>
             <w:pPr>
-              <w:jc w:val="center"/>
-              <w:rPr>
-                <w:rFonts w:cs="Calibri" w:cstheme="minorAscii"/>
-                <w:b w:val="1"/>
-                <w:bCs w:val="1"/>
-                <w:sz w:val="18"/>
-                <w:szCs w:val="18"/>
+              <w:rPr>
+                <w:rFonts w:eastAsia="Times New Roman" w:cstheme="minorHAnsi"/>
+                <w:sz w:val="18"/>
+                <w:szCs w:val="18"/>
+                <w:lang w:eastAsia="ja-JP"/>
               </w:rPr>
             </w:pPr>
           </w:p>
         </w:tc>
         <w:tc>
           <w:tcPr>
-            <w:tcW w:w="2557" w:type="dxa"/>
-            <w:tcMar/>
+            <w:tcW w:w="0" w:type="auto"/>
+            <w:hideMark/>
           </w:tcPr>
-          <w:p w14:noSpellErr="1">
+          <w:p>
             <w:pPr>
-              <w:jc w:val="center"/>
-              <w:rPr>
-                <w:rFonts w:cs="Calibri" w:cstheme="minorAscii"/>
-                <w:b w:val="1"/>
-                <w:bCs w:val="1"/>
-                <w:sz w:val="18"/>
-                <w:szCs w:val="18"/>
-              </w:rPr>
-            </w:pPr>
-          </w:p>
-        </w:tc>
-      </w:tr>
-      <w:tr>
-        <w:trPr>
-          <w:trHeight w:val="576"/>
-          <w:jc w:val="center"/>
-        </w:trPr>
-        <w:tc>
-          <w:tcPr>
-            <w:tcW w:w="1931" w:type="dxa"/>
-            <w:tcMar/>
-          </w:tcPr>
-          <w:p w14:noSpellErr="1">
-            <w:pPr>
-              <w:jc w:val="center"/>
-              <w:rPr>
-                <w:rFonts w:cs="Calibri" w:cstheme="minorAscii"/>
-                <w:b w:val="1"/>
-                <w:bCs w:val="1"/>
-                <w:color w:val="FF0000"/>
-                <w:sz w:val="18"/>
-                <w:szCs w:val="18"/>
+              <w:rPr>
+                <w:rFonts w:eastAsia="Times New Roman" w:cstheme="minorHAnsi"/>
+                <w:sz w:val="18"/>
+                <w:szCs w:val="18"/>
+                <w:lang w:eastAsia="ja-JP"/>
               </w:rPr>
             </w:pPr>
           </w:p>
         </w:tc>
         <w:tc>
           <w:tcPr>
-            <w:tcW w:w="1017" w:type="dxa"/>
-            <w:tcMar/>
+            <w:tcW w:w="0" w:type="auto"/>
+            <w:hideMark/>
           </w:tcPr>
-          <w:p w14:noSpellErr="1">
+          <w:p>
             <w:pPr>
-              <w:jc w:val="center"/>
-              <w:rPr>
-                <w:rFonts w:cs="Calibri" w:cstheme="minorAscii"/>
-                <w:b w:val="1"/>
-                <w:bCs w:val="1"/>
-                <w:sz w:val="18"/>
-                <w:szCs w:val="18"/>
+              <w:rPr>
+                <w:rFonts w:eastAsia="Times New Roman" w:cstheme="minorHAnsi"/>
+                <w:sz w:val="18"/>
+                <w:szCs w:val="18"/>
+                <w:lang w:eastAsia="ja-JP"/>
               </w:rPr>
             </w:pPr>
           </w:p>
         </w:tc>
         <w:tc>
           <w:tcPr>
-            <w:tcW w:w="926" w:type="dxa"/>
-            <w:tcMar/>
+            <w:tcW w:w="0" w:type="auto"/>
+            <w:hideMark/>
           </w:tcPr>
-          <w:p w14:noSpellErr="1">
+          <w:p>
             <w:pPr>
-              <w:jc w:val="center"/>
-              <w:rPr>
-                <w:rFonts w:cs="Calibri" w:cstheme="minorAscii"/>
-                <w:b w:val="1"/>
-                <w:bCs w:val="1"/>
-                <w:sz w:val="18"/>
-                <w:szCs w:val="18"/>
+              <w:rPr>
+                <w:rFonts w:eastAsia="Times New Roman" w:cstheme="minorHAnsi"/>
+                <w:sz w:val="18"/>
+                <w:szCs w:val="18"/>
+                <w:lang w:eastAsia="ja-JP"/>
+              </w:rPr>
+            </w:pPr>
+            <w:r>
+              <w:rPr>
+                <w:rFonts w:eastAsia="Times New Roman" w:cstheme="minorHAnsi"/>
+                <w:sz w:val="18"/>
+                <w:szCs w:val="18"/>
+                <w:lang w:eastAsia="ja-JP"/>
+              </w:rPr>
+              <w:t xml:space="preserve">Dominio sólido de Java con Spring Boot y Python. Implementé la lógica central de </w:t>
+            </w:r>
+            <w:proofErr w:type="spellStart"/>
+            <w:r>
+              <w:rPr>
+                <w:rFonts w:eastAsia="Times New Roman" w:cstheme="minorHAnsi"/>
+                <w:sz w:val="18"/>
+                <w:szCs w:val="18"/>
+                <w:lang w:eastAsia="ja-JP"/>
+              </w:rPr>
+              <w:t>endpoints</w:t>
+            </w:r>
+            <w:proofErr w:type="spellEnd"/>
+            <w:r>
+              <w:rPr>
+                <w:rFonts w:eastAsia="Times New Roman" w:cstheme="minorHAnsi"/>
+                <w:sz w:val="18"/>
+                <w:szCs w:val="18"/>
+                <w:lang w:eastAsia="ja-JP"/>
+              </w:rPr>
+              <w:t xml:space="preserve"> REST, streaming y el motor de recomendación por Similitud de Coseno.</w:t>
+            </w:r>
+          </w:p>
+        </w:tc>
+      </w:tr>
+      <w:tr>
+        <w:tblPrEx>
+          <w:jc w:val="left"/>
+        </w:tblPrEx>
+        <w:tc>
+          <w:tcPr>
+            <w:tcW w:w="0" w:type="auto"/>
+            <w:hideMark/>
+          </w:tcPr>
+          <w:p>
+            <w:pPr>
+              <w:rPr>
+                <w:rFonts w:eastAsia="Times New Roman" w:cstheme="minorHAnsi"/>
+                <w:sz w:val="18"/>
+                <w:szCs w:val="18"/>
+                <w:lang w:eastAsia="ja-JP"/>
+              </w:rPr>
+            </w:pPr>
+            <w:r>
+              <w:rPr>
+                <w:rFonts w:eastAsia="Times New Roman" w:cstheme="minorHAnsi"/>
+                <w:sz w:val="18"/>
+                <w:szCs w:val="18"/>
+                <w:lang w:eastAsia="ja-JP"/>
+              </w:rPr>
+              <w:t xml:space="preserve">Programar consultas o rutinas para manipular información de una base de datos </w:t>
+            </w:r>
+            <w:proofErr w:type="gramStart"/>
+            <w:r>
+              <w:rPr>
+                <w:rFonts w:eastAsia="Times New Roman" w:cstheme="minorHAnsi"/>
+                <w:sz w:val="18"/>
+                <w:szCs w:val="18"/>
+                <w:lang w:eastAsia="ja-JP"/>
+              </w:rPr>
+              <w:t>de acuerdo a</w:t>
+            </w:r>
+            <w:proofErr w:type="gramEnd"/>
+            <w:r>
+              <w:rPr>
+                <w:rFonts w:eastAsia="Times New Roman" w:cstheme="minorHAnsi"/>
+                <w:sz w:val="18"/>
+                <w:szCs w:val="18"/>
+                <w:lang w:eastAsia="ja-JP"/>
+              </w:rPr>
+              <w:t xml:space="preserve"> los requerimientos de la organización.</w:t>
+            </w:r>
+          </w:p>
+        </w:tc>
+        <w:tc>
+          <w:tcPr>
+            <w:tcW w:w="0" w:type="auto"/>
+            <w:hideMark/>
+          </w:tcPr>
+          <w:p>
+            <w:pPr>
+              <w:rPr>
+                <w:rFonts w:eastAsia="Times New Roman" w:cstheme="minorHAnsi"/>
+                <w:sz w:val="18"/>
+                <w:szCs w:val="18"/>
+                <w:lang w:eastAsia="ja-JP"/>
+              </w:rPr>
+            </w:pPr>
+            <w:r>
+              <w:rPr>
+                <w:rFonts w:eastAsia="Times New Roman" w:cstheme="minorHAnsi"/>
+                <w:sz w:val="18"/>
+                <w:szCs w:val="18"/>
+                <w:lang w:eastAsia="ja-JP"/>
+              </w:rPr>
+              <w:t>X</w:t>
+            </w:r>
+          </w:p>
+        </w:tc>
+        <w:tc>
+          <w:tcPr>
+            <w:tcW w:w="0" w:type="auto"/>
+            <w:hideMark/>
+          </w:tcPr>
+          <w:p>
+            <w:pPr>
+              <w:rPr>
+                <w:rFonts w:eastAsia="Times New Roman" w:cstheme="minorHAnsi"/>
+                <w:sz w:val="18"/>
+                <w:szCs w:val="18"/>
+                <w:lang w:eastAsia="ja-JP"/>
               </w:rPr>
             </w:pPr>
           </w:p>
         </w:tc>
         <w:tc>
           <w:tcPr>
-            <w:tcW w:w="1055" w:type="dxa"/>
-            <w:tcMar/>
+            <w:tcW w:w="0" w:type="auto"/>
+            <w:hideMark/>
           </w:tcPr>
-          <w:p w14:noSpellErr="1">
+          <w:p>
             <w:pPr>
-              <w:jc w:val="center"/>
-              <w:rPr>
-                <w:rFonts w:cs="Calibri" w:cstheme="minorAscii"/>
-                <w:b w:val="1"/>
-                <w:bCs w:val="1"/>
-                <w:sz w:val="18"/>
-                <w:szCs w:val="18"/>
+              <w:rPr>
+                <w:rFonts w:eastAsia="Times New Roman" w:cstheme="minorHAnsi"/>
+                <w:sz w:val="18"/>
+                <w:szCs w:val="18"/>
+                <w:lang w:eastAsia="ja-JP"/>
               </w:rPr>
             </w:pPr>
           </w:p>
         </w:tc>
         <w:tc>
           <w:tcPr>
-            <w:tcW w:w="1187" w:type="dxa"/>
-            <w:tcMar/>
+            <w:tcW w:w="0" w:type="auto"/>
+            <w:hideMark/>
           </w:tcPr>
-          <w:p w14:noSpellErr="1">
+          <w:p>
             <w:pPr>
-              <w:jc w:val="center"/>
-              <w:rPr>
-                <w:rFonts w:cs="Calibri" w:cstheme="minorAscii"/>
-                <w:b w:val="1"/>
-                <w:bCs w:val="1"/>
-                <w:sz w:val="18"/>
-                <w:szCs w:val="18"/>
+              <w:rPr>
+                <w:rFonts w:eastAsia="Times New Roman" w:cstheme="minorHAnsi"/>
+                <w:sz w:val="18"/>
+                <w:szCs w:val="18"/>
+                <w:lang w:eastAsia="ja-JP"/>
               </w:rPr>
             </w:pPr>
           </w:p>
         </w:tc>
         <w:tc>
           <w:tcPr>
-            <w:tcW w:w="1250" w:type="dxa"/>
-            <w:tcMar/>
+            <w:tcW w:w="0" w:type="auto"/>
+            <w:hideMark/>
           </w:tcPr>
-          <w:p w14:noSpellErr="1">
+          <w:p>
             <w:pPr>
-              <w:jc w:val="center"/>
-              <w:rPr>
-                <w:rFonts w:cs="Calibri" w:cstheme="minorAscii"/>
-                <w:b w:val="1"/>
-                <w:bCs w:val="1"/>
-                <w:sz w:val="18"/>
-                <w:szCs w:val="18"/>
+              <w:rPr>
+                <w:rFonts w:eastAsia="Times New Roman" w:cstheme="minorHAnsi"/>
+                <w:sz w:val="18"/>
+                <w:szCs w:val="18"/>
+                <w:lang w:eastAsia="ja-JP"/>
               </w:rPr>
             </w:pPr>
           </w:p>
         </w:tc>
         <w:tc>
           <w:tcPr>
-            <w:tcW w:w="2557" w:type="dxa"/>
-            <w:tcMar/>
+            <w:tcW w:w="0" w:type="auto"/>
+            <w:hideMark/>
           </w:tcPr>
-          <w:p w14:noSpellErr="1">
+          <w:p>
             <w:pPr>
-              <w:jc w:val="center"/>
-              <w:rPr>
-                <w:rFonts w:cs="Calibri" w:cstheme="minorAscii"/>
-                <w:b w:val="1"/>
-                <w:bCs w:val="1"/>
-                <w:sz w:val="18"/>
-                <w:szCs w:val="18"/>
+              <w:rPr>
+                <w:rFonts w:eastAsia="Times New Roman" w:cstheme="minorHAnsi"/>
+                <w:sz w:val="18"/>
+                <w:szCs w:val="18"/>
+                <w:lang w:eastAsia="ja-JP"/>
               </w:rPr>
             </w:pPr>
+            <w:r>
+              <w:rPr>
+                <w:rFonts w:eastAsia="Times New Roman" w:cstheme="minorHAnsi"/>
+                <w:sz w:val="18"/>
+                <w:szCs w:val="18"/>
+                <w:lang w:eastAsia="ja-JP"/>
+              </w:rPr>
+              <w:t xml:space="preserve">Manejo avanzado de SQL (PostgreSQL y PL/SQL) para persistencia relacional transaccional, optimización de </w:t>
+            </w:r>
+            <w:proofErr w:type="spellStart"/>
+            <w:r>
+              <w:rPr>
+                <w:rFonts w:eastAsia="Times New Roman" w:cstheme="minorHAnsi"/>
+                <w:sz w:val="18"/>
+                <w:szCs w:val="18"/>
+                <w:lang w:eastAsia="ja-JP"/>
+              </w:rPr>
+              <w:t>queries</w:t>
+            </w:r>
+            <w:proofErr w:type="spellEnd"/>
+            <w:r>
+              <w:rPr>
+                <w:rFonts w:eastAsia="Times New Roman" w:cstheme="minorHAnsi"/>
+                <w:sz w:val="18"/>
+                <w:szCs w:val="18"/>
+                <w:lang w:eastAsia="ja-JP"/>
+              </w:rPr>
+              <w:t xml:space="preserve"> y tracking de progreso de visualización en tiempo real.</w:t>
+            </w:r>
           </w:p>
         </w:tc>
       </w:tr>
       <w:tr>
-        <w:trPr>
-          <w:trHeight w:val="591"/>
-          <w:jc w:val="center"/>
-        </w:trPr>
+        <w:tblPrEx>
+          <w:jc w:val="left"/>
+        </w:tblPrEx>
         <w:tc>
           <w:tcPr>
-            <w:tcW w:w="1931" w:type="dxa"/>
-            <w:tcMar/>
+            <w:tcW w:w="0" w:type="auto"/>
+            <w:hideMark/>
           </w:tcPr>
-          <w:p w14:noSpellErr="1">
+          <w:p>
             <w:pPr>
-              <w:jc w:val="center"/>
-              <w:rPr>
-                <w:rFonts w:cs="Calibri" w:cstheme="minorAscii"/>
-                <w:b w:val="1"/>
-                <w:bCs w:val="1"/>
-                <w:sz w:val="18"/>
-                <w:szCs w:val="18"/>
+              <w:rPr>
+                <w:rFonts w:eastAsia="Times New Roman" w:cstheme="minorHAnsi"/>
+                <w:sz w:val="18"/>
+                <w:szCs w:val="18"/>
+                <w:lang w:eastAsia="ja-JP"/>
+              </w:rPr>
+            </w:pPr>
+            <w:r>
+              <w:rPr>
+                <w:rFonts w:eastAsia="Times New Roman" w:cstheme="minorHAnsi"/>
+                <w:sz w:val="18"/>
+                <w:szCs w:val="18"/>
+                <w:lang w:eastAsia="ja-JP"/>
+              </w:rPr>
+              <w:t xml:space="preserve">Construir modelos de datos para soportar los requerimientos de la organización </w:t>
+            </w:r>
+            <w:proofErr w:type="gramStart"/>
+            <w:r>
+              <w:rPr>
+                <w:rFonts w:eastAsia="Times New Roman" w:cstheme="minorHAnsi"/>
+                <w:sz w:val="18"/>
+                <w:szCs w:val="18"/>
+                <w:lang w:eastAsia="ja-JP"/>
+              </w:rPr>
+              <w:t>de acuerdo a</w:t>
+            </w:r>
+            <w:proofErr w:type="gramEnd"/>
+            <w:r>
+              <w:rPr>
+                <w:rFonts w:eastAsia="Times New Roman" w:cstheme="minorHAnsi"/>
+                <w:sz w:val="18"/>
+                <w:szCs w:val="18"/>
+                <w:lang w:eastAsia="ja-JP"/>
+              </w:rPr>
+              <w:t xml:space="preserve"> un diseño definido y escalable en el tiempo.</w:t>
+            </w:r>
+          </w:p>
+        </w:tc>
+        <w:tc>
+          <w:tcPr>
+            <w:tcW w:w="0" w:type="auto"/>
+            <w:hideMark/>
+          </w:tcPr>
+          <w:p>
+            <w:pPr>
+              <w:rPr>
+                <w:rFonts w:eastAsia="Times New Roman" w:cstheme="minorHAnsi"/>
+                <w:sz w:val="18"/>
+                <w:szCs w:val="18"/>
+                <w:lang w:eastAsia="ja-JP"/>
               </w:rPr>
             </w:pPr>
           </w:p>
         </w:tc>
         <w:tc>
           <w:tcPr>
-            <w:tcW w:w="1017" w:type="dxa"/>
-            <w:tcMar/>
+            <w:tcW w:w="0" w:type="auto"/>
+            <w:hideMark/>
           </w:tcPr>
-          <w:p w14:noSpellErr="1">
+          <w:p>
             <w:pPr>
-              <w:jc w:val="center"/>
-              <w:rPr>
-                <w:rFonts w:cs="Calibri" w:cstheme="minorAscii"/>
-                <w:b w:val="1"/>
-                <w:bCs w:val="1"/>
-                <w:sz w:val="18"/>
-                <w:szCs w:val="18"/>
+              <w:rPr>
+                <w:rFonts w:eastAsia="Times New Roman" w:cstheme="minorHAnsi"/>
+                <w:sz w:val="18"/>
+                <w:szCs w:val="18"/>
+                <w:lang w:eastAsia="ja-JP"/>
+              </w:rPr>
+            </w:pPr>
+            <w:r>
+              <w:rPr>
+                <w:rFonts w:eastAsia="Times New Roman" w:cstheme="minorHAnsi"/>
+                <w:sz w:val="18"/>
+                <w:szCs w:val="18"/>
+                <w:lang w:eastAsia="ja-JP"/>
+              </w:rPr>
+              <w:t>X</w:t>
+            </w:r>
+          </w:p>
+        </w:tc>
+        <w:tc>
+          <w:tcPr>
+            <w:tcW w:w="0" w:type="auto"/>
+            <w:hideMark/>
+          </w:tcPr>
+          <w:p>
+            <w:pPr>
+              <w:rPr>
+                <w:rFonts w:eastAsia="Times New Roman" w:cstheme="minorHAnsi"/>
+                <w:sz w:val="18"/>
+                <w:szCs w:val="18"/>
+                <w:lang w:eastAsia="ja-JP"/>
               </w:rPr>
             </w:pPr>
           </w:p>
         </w:tc>
         <w:tc>
           <w:tcPr>
-            <w:tcW w:w="926" w:type="dxa"/>
-            <w:tcMar/>
+            <w:tcW w:w="0" w:type="auto"/>
+            <w:hideMark/>
           </w:tcPr>
-          <w:p w14:noSpellErr="1">
+          <w:p>
             <w:pPr>
-              <w:jc w:val="center"/>
-              <w:rPr>
-                <w:rFonts w:cs="Calibri" w:cstheme="minorAscii"/>
-                <w:b w:val="1"/>
-                <w:bCs w:val="1"/>
-                <w:sz w:val="18"/>
-                <w:szCs w:val="18"/>
+              <w:rPr>
+                <w:rFonts w:eastAsia="Times New Roman" w:cstheme="minorHAnsi"/>
+                <w:sz w:val="18"/>
+                <w:szCs w:val="18"/>
+                <w:lang w:eastAsia="ja-JP"/>
               </w:rPr>
             </w:pPr>
           </w:p>
         </w:tc>
         <w:tc>
           <w:tcPr>
-            <w:tcW w:w="1055" w:type="dxa"/>
-            <w:tcMar/>
+            <w:tcW w:w="0" w:type="auto"/>
+            <w:hideMark/>
           </w:tcPr>
-          <w:p w14:noSpellErr="1">
+          <w:p>
             <w:pPr>
-              <w:jc w:val="center"/>
-              <w:rPr>
-                <w:rFonts w:cs="Calibri" w:cstheme="minorAscii"/>
-                <w:b w:val="1"/>
-                <w:bCs w:val="1"/>
-                <w:sz w:val="18"/>
-                <w:szCs w:val="18"/>
+              <w:rPr>
+                <w:rFonts w:eastAsia="Times New Roman" w:cstheme="minorHAnsi"/>
+                <w:sz w:val="18"/>
+                <w:szCs w:val="18"/>
+                <w:lang w:eastAsia="ja-JP"/>
               </w:rPr>
             </w:pPr>
           </w:p>
         </w:tc>
         <w:tc>
           <w:tcPr>
-            <w:tcW w:w="1187" w:type="dxa"/>
-            <w:tcMar/>
+            <w:tcW w:w="0" w:type="auto"/>
+            <w:hideMark/>
           </w:tcPr>
-          <w:p w14:noSpellErr="1">
+          <w:p>
             <w:pPr>
-              <w:jc w:val="center"/>
-              <w:rPr>
-                <w:rFonts w:cs="Calibri" w:cstheme="minorAscii"/>
-                <w:b w:val="1"/>
-                <w:bCs w:val="1"/>
-                <w:sz w:val="18"/>
-                <w:szCs w:val="18"/>
+              <w:rPr>
+                <w:rFonts w:eastAsia="Times New Roman" w:cstheme="minorHAnsi"/>
+                <w:sz w:val="18"/>
+                <w:szCs w:val="18"/>
+                <w:lang w:eastAsia="ja-JP"/>
+              </w:rPr>
+            </w:pPr>
+            <w:r>
+              <w:rPr>
+                <w:rFonts w:eastAsia="Times New Roman" w:cstheme="minorHAnsi"/>
+                <w:sz w:val="18"/>
+                <w:szCs w:val="18"/>
+                <w:lang w:eastAsia="ja-JP"/>
+              </w:rPr>
+              <w:t>Alto dominio en diseño de esquemas para microservicios y perfiles familiares. Solo requiero pulir detalles de modelamiento no estructurado a gran escala.</w:t>
+            </w:r>
+          </w:p>
+        </w:tc>
+      </w:tr>
+      <w:tr>
+        <w:tblPrEx>
+          <w:jc w:val="left"/>
+        </w:tblPrEx>
+        <w:tc>
+          <w:tcPr>
+            <w:tcW w:w="0" w:type="auto"/>
+            <w:hideMark/>
+          </w:tcPr>
+          <w:p>
+            <w:pPr>
+              <w:rPr>
+                <w:rFonts w:eastAsia="Times New Roman" w:cstheme="minorHAnsi"/>
+                <w:sz w:val="18"/>
+                <w:szCs w:val="18"/>
+                <w:lang w:eastAsia="ja-JP"/>
+              </w:rPr>
+            </w:pPr>
+            <w:r>
+              <w:rPr>
+                <w:rFonts w:eastAsia="Times New Roman" w:cstheme="minorHAnsi"/>
+                <w:sz w:val="18"/>
+                <w:szCs w:val="18"/>
+                <w:lang w:eastAsia="ja-JP"/>
+              </w:rPr>
+              <w:t>Desarrollar una solución de software utilizando técnicas que permitan sistematizar el proceso de desarrollo y mantenimiento, asegurando el logro de los objetivos.</w:t>
+            </w:r>
+          </w:p>
+        </w:tc>
+        <w:tc>
+          <w:tcPr>
+            <w:tcW w:w="0" w:type="auto"/>
+            <w:hideMark/>
+          </w:tcPr>
+          <w:p>
+            <w:pPr>
+              <w:rPr>
+                <w:rFonts w:eastAsia="Times New Roman" w:cstheme="minorHAnsi"/>
+                <w:sz w:val="18"/>
+                <w:szCs w:val="18"/>
+                <w:lang w:eastAsia="ja-JP"/>
               </w:rPr>
             </w:pPr>
           </w:p>
         </w:tc>
         <w:tc>
           <w:tcPr>
-            <w:tcW w:w="1250" w:type="dxa"/>
-            <w:tcMar/>
+            <w:tcW w:w="0" w:type="auto"/>
+            <w:hideMark/>
           </w:tcPr>
-          <w:p w14:noSpellErr="1">
+          <w:p>
             <w:pPr>
-              <w:jc w:val="center"/>
-              <w:rPr>
-                <w:rFonts w:cs="Calibri" w:cstheme="minorAscii"/>
-                <w:b w:val="1"/>
-                <w:bCs w:val="1"/>
-                <w:sz w:val="18"/>
-                <w:szCs w:val="18"/>
+              <w:rPr>
+                <w:rFonts w:eastAsia="Times New Roman" w:cstheme="minorHAnsi"/>
+                <w:sz w:val="18"/>
+                <w:szCs w:val="18"/>
+                <w:lang w:eastAsia="ja-JP"/>
+              </w:rPr>
+            </w:pPr>
+            <w:r>
+              <w:rPr>
+                <w:rFonts w:eastAsia="Times New Roman" w:cstheme="minorHAnsi"/>
+                <w:sz w:val="18"/>
+                <w:szCs w:val="18"/>
+                <w:lang w:eastAsia="ja-JP"/>
+              </w:rPr>
+              <w:t>X</w:t>
+            </w:r>
+          </w:p>
+        </w:tc>
+        <w:tc>
+          <w:tcPr>
+            <w:tcW w:w="0" w:type="auto"/>
+            <w:hideMark/>
+          </w:tcPr>
+          <w:p>
+            <w:pPr>
+              <w:rPr>
+                <w:rFonts w:eastAsia="Times New Roman" w:cstheme="minorHAnsi"/>
+                <w:sz w:val="18"/>
+                <w:szCs w:val="18"/>
+                <w:lang w:eastAsia="ja-JP"/>
               </w:rPr>
             </w:pPr>
           </w:p>
         </w:tc>
         <w:tc>
           <w:tcPr>
-            <w:tcW w:w="2557" w:type="dxa"/>
-            <w:tcMar/>
+            <w:tcW w:w="0" w:type="auto"/>
+            <w:hideMark/>
           </w:tcPr>
-          <w:p w14:noSpellErr="1">
+          <w:p>
             <w:pPr>
-              <w:jc w:val="center"/>
-              <w:rPr>
-                <w:rFonts w:cs="Calibri" w:cstheme="minorAscii"/>
-                <w:b w:val="1"/>
-                <w:bCs w:val="1"/>
-                <w:sz w:val="18"/>
-                <w:szCs w:val="18"/>
-              </w:rPr>
-            </w:pPr>
-          </w:p>
-        </w:tc>
-      </w:tr>
-      <w:tr>
-        <w:trPr>
-          <w:trHeight w:val="591"/>
-          <w:jc w:val="center"/>
-        </w:trPr>
-        <w:tc>
-          <w:tcPr>
-            <w:tcW w:w="1931" w:type="dxa"/>
-            <w:tcMar/>
-          </w:tcPr>
-          <w:p w14:noSpellErr="1">
-            <w:pPr>
-              <w:jc w:val="center"/>
-              <w:rPr>
-                <w:rFonts w:cs="Calibri" w:cstheme="minorAscii"/>
-                <w:b w:val="1"/>
-                <w:bCs w:val="1"/>
-                <w:sz w:val="18"/>
-                <w:szCs w:val="18"/>
+              <w:rPr>
+                <w:rFonts w:eastAsia="Times New Roman" w:cstheme="minorHAnsi"/>
+                <w:sz w:val="18"/>
+                <w:szCs w:val="18"/>
+                <w:lang w:eastAsia="ja-JP"/>
               </w:rPr>
             </w:pPr>
           </w:p>
         </w:tc>
         <w:tc>
           <w:tcPr>
-            <w:tcW w:w="1017" w:type="dxa"/>
-            <w:tcMar/>
+            <w:tcW w:w="0" w:type="auto"/>
+            <w:hideMark/>
           </w:tcPr>
-          <w:p w14:noSpellErr="1">
+          <w:p>
             <w:pPr>
-              <w:jc w:val="center"/>
-              <w:rPr>
-                <w:rFonts w:cs="Calibri" w:cstheme="minorAscii"/>
-                <w:b w:val="1"/>
-                <w:bCs w:val="1"/>
-                <w:sz w:val="18"/>
-                <w:szCs w:val="18"/>
+              <w:rPr>
+                <w:rFonts w:eastAsia="Times New Roman" w:cstheme="minorHAnsi"/>
+                <w:sz w:val="18"/>
+                <w:szCs w:val="18"/>
+                <w:lang w:eastAsia="ja-JP"/>
               </w:rPr>
             </w:pPr>
           </w:p>
         </w:tc>
         <w:tc>
           <w:tcPr>
-            <w:tcW w:w="926" w:type="dxa"/>
-            <w:tcMar/>
+            <w:tcW w:w="0" w:type="auto"/>
+            <w:hideMark/>
           </w:tcPr>
-          <w:p w14:noSpellErr="1">
+          <w:p>
             <w:pPr>
-              <w:jc w:val="center"/>
-              <w:rPr>
-                <w:rFonts w:cs="Calibri" w:cstheme="minorAscii"/>
-                <w:b w:val="1"/>
-                <w:bCs w:val="1"/>
-                <w:sz w:val="18"/>
-                <w:szCs w:val="18"/>
+              <w:rPr>
+                <w:rFonts w:eastAsia="Times New Roman" w:cstheme="minorHAnsi"/>
+                <w:sz w:val="18"/>
+                <w:szCs w:val="18"/>
+                <w:lang w:eastAsia="ja-JP"/>
+              </w:rPr>
+            </w:pPr>
+            <w:r>
+              <w:rPr>
+                <w:rFonts w:eastAsia="Times New Roman" w:cstheme="minorHAnsi"/>
+                <w:sz w:val="18"/>
+                <w:szCs w:val="18"/>
+                <w:lang w:eastAsia="ja-JP"/>
+              </w:rPr>
+              <w:t xml:space="preserve">Buen manejo de pipelines y despliegues modulares orientados a </w:t>
+            </w:r>
+            <w:proofErr w:type="spellStart"/>
+            <w:r>
+              <w:rPr>
+                <w:rFonts w:eastAsia="Times New Roman" w:cstheme="minorHAnsi"/>
+                <w:sz w:val="18"/>
+                <w:szCs w:val="18"/>
+                <w:lang w:eastAsia="ja-JP"/>
+              </w:rPr>
+              <w:t>backend</w:t>
+            </w:r>
+            <w:proofErr w:type="spellEnd"/>
+            <w:r>
+              <w:rPr>
+                <w:rFonts w:eastAsia="Times New Roman" w:cstheme="minorHAnsi"/>
+                <w:sz w:val="18"/>
+                <w:szCs w:val="18"/>
+                <w:lang w:eastAsia="ja-JP"/>
+              </w:rPr>
+              <w:t>. Necesito reforzar la rigurosidad en la documentación interna de los procesos de desarrollo.</w:t>
+            </w:r>
+          </w:p>
+        </w:tc>
+      </w:tr>
+      <w:tr>
+        <w:tblPrEx>
+          <w:jc w:val="left"/>
+        </w:tblPrEx>
+        <w:tc>
+          <w:tcPr>
+            <w:tcW w:w="0" w:type="auto"/>
+            <w:hideMark/>
+          </w:tcPr>
+          <w:p>
+            <w:pPr>
+              <w:rPr>
+                <w:rFonts w:eastAsia="Times New Roman" w:cstheme="minorHAnsi"/>
+                <w:sz w:val="18"/>
+                <w:szCs w:val="18"/>
+                <w:lang w:eastAsia="ja-JP"/>
+              </w:rPr>
+            </w:pPr>
+            <w:r>
+              <w:rPr>
+                <w:rFonts w:eastAsia="Times New Roman" w:cstheme="minorHAnsi"/>
+                <w:sz w:val="18"/>
+                <w:szCs w:val="18"/>
+                <w:lang w:eastAsia="ja-JP"/>
+              </w:rPr>
+              <w:t xml:space="preserve">Implementar soluciones sistémicas integrales para automatizar u optimizar procesos de negocio </w:t>
+            </w:r>
+            <w:proofErr w:type="gramStart"/>
+            <w:r>
+              <w:rPr>
+                <w:rFonts w:eastAsia="Times New Roman" w:cstheme="minorHAnsi"/>
+                <w:sz w:val="18"/>
+                <w:szCs w:val="18"/>
+                <w:lang w:eastAsia="ja-JP"/>
+              </w:rPr>
+              <w:t>de acuerdo a</w:t>
+            </w:r>
+            <w:proofErr w:type="gramEnd"/>
+            <w:r>
+              <w:rPr>
+                <w:rFonts w:eastAsia="Times New Roman" w:cstheme="minorHAnsi"/>
+                <w:sz w:val="18"/>
+                <w:szCs w:val="18"/>
+                <w:lang w:eastAsia="ja-JP"/>
+              </w:rPr>
+              <w:t xml:space="preserve"> las necesidades de la organización.</w:t>
+            </w:r>
+          </w:p>
+        </w:tc>
+        <w:tc>
+          <w:tcPr>
+            <w:tcW w:w="0" w:type="auto"/>
+            <w:hideMark/>
+          </w:tcPr>
+          <w:p>
+            <w:pPr>
+              <w:rPr>
+                <w:rFonts w:eastAsia="Times New Roman" w:cstheme="minorHAnsi"/>
+                <w:sz w:val="18"/>
+                <w:szCs w:val="18"/>
+                <w:lang w:eastAsia="ja-JP"/>
               </w:rPr>
             </w:pPr>
           </w:p>
         </w:tc>
         <w:tc>
           <w:tcPr>
-            <w:tcW w:w="1055" w:type="dxa"/>
-            <w:tcMar/>
+            <w:tcW w:w="0" w:type="auto"/>
+            <w:hideMark/>
           </w:tcPr>
-          <w:p w14:noSpellErr="1">
+          <w:p>
             <w:pPr>
-              <w:jc w:val="center"/>
-              <w:rPr>
-                <w:rFonts w:cs="Calibri" w:cstheme="minorAscii"/>
-                <w:b w:val="1"/>
-                <w:bCs w:val="1"/>
-                <w:sz w:val="18"/>
-                <w:szCs w:val="18"/>
+              <w:rPr>
+                <w:rFonts w:eastAsia="Times New Roman" w:cstheme="minorHAnsi"/>
+                <w:sz w:val="18"/>
+                <w:szCs w:val="18"/>
+                <w:lang w:eastAsia="ja-JP"/>
+              </w:rPr>
+            </w:pPr>
+            <w:r>
+              <w:rPr>
+                <w:rFonts w:eastAsia="Times New Roman" w:cstheme="minorHAnsi"/>
+                <w:sz w:val="18"/>
+                <w:szCs w:val="18"/>
+                <w:lang w:eastAsia="ja-JP"/>
+              </w:rPr>
+              <w:t>X</w:t>
+            </w:r>
+          </w:p>
+        </w:tc>
+        <w:tc>
+          <w:tcPr>
+            <w:tcW w:w="0" w:type="auto"/>
+            <w:hideMark/>
+          </w:tcPr>
+          <w:p>
+            <w:pPr>
+              <w:rPr>
+                <w:rFonts w:eastAsia="Times New Roman" w:cstheme="minorHAnsi"/>
+                <w:sz w:val="18"/>
+                <w:szCs w:val="18"/>
+                <w:lang w:eastAsia="ja-JP"/>
               </w:rPr>
             </w:pPr>
           </w:p>
         </w:tc>
         <w:tc>
           <w:tcPr>
-            <w:tcW w:w="1187" w:type="dxa"/>
-            <w:tcMar/>
+            <w:tcW w:w="0" w:type="auto"/>
+            <w:hideMark/>
           </w:tcPr>
-          <w:p w14:noSpellErr="1">
+          <w:p>
             <w:pPr>
-              <w:jc w:val="center"/>
-              <w:rPr>
-                <w:rFonts w:cs="Calibri" w:cstheme="minorAscii"/>
-                <w:b w:val="1"/>
-                <w:bCs w:val="1"/>
-                <w:sz w:val="18"/>
-                <w:szCs w:val="18"/>
+              <w:rPr>
+                <w:rFonts w:eastAsia="Times New Roman" w:cstheme="minorHAnsi"/>
+                <w:sz w:val="18"/>
+                <w:szCs w:val="18"/>
+                <w:lang w:eastAsia="ja-JP"/>
               </w:rPr>
             </w:pPr>
           </w:p>
         </w:tc>
         <w:tc>
           <w:tcPr>
-            <w:tcW w:w="1250" w:type="dxa"/>
-            <w:tcMar/>
+            <w:tcW w:w="0" w:type="auto"/>
+            <w:hideMark/>
           </w:tcPr>
-          <w:p w14:noSpellErr="1">
+          <w:p>
             <w:pPr>
-              <w:jc w:val="center"/>
-              <w:rPr>
-                <w:rFonts w:cs="Calibri" w:cstheme="minorAscii"/>
-                <w:b w:val="1"/>
-                <w:bCs w:val="1"/>
-                <w:sz w:val="18"/>
-                <w:szCs w:val="18"/>
+              <w:rPr>
+                <w:rFonts w:eastAsia="Times New Roman" w:cstheme="minorHAnsi"/>
+                <w:sz w:val="18"/>
+                <w:szCs w:val="18"/>
+                <w:lang w:eastAsia="ja-JP"/>
               </w:rPr>
             </w:pPr>
           </w:p>
         </w:tc>
         <w:tc>
           <w:tcPr>
-            <w:tcW w:w="2557" w:type="dxa"/>
-            <w:tcMar/>
+            <w:tcW w:w="0" w:type="auto"/>
+            <w:hideMark/>
           </w:tcPr>
-          <w:p w14:noSpellErr="1">
+          <w:p>
             <w:pPr>
-              <w:jc w:val="center"/>
-              <w:rPr>
-                <w:rFonts w:cs="Calibri" w:cstheme="minorAscii"/>
-                <w:b w:val="1"/>
-                <w:bCs w:val="1"/>
-                <w:sz w:val="18"/>
-                <w:szCs w:val="18"/>
+              <w:rPr>
+                <w:rFonts w:eastAsia="Times New Roman" w:cstheme="minorHAnsi"/>
+                <w:sz w:val="18"/>
+                <w:szCs w:val="18"/>
+                <w:lang w:eastAsia="ja-JP"/>
               </w:rPr>
             </w:pPr>
+            <w:r>
+              <w:rPr>
+                <w:rFonts w:eastAsia="Times New Roman" w:cstheme="minorHAnsi"/>
+                <w:sz w:val="18"/>
+                <w:szCs w:val="18"/>
+                <w:lang w:eastAsia="ja-JP"/>
+              </w:rPr>
+              <w:t>Experiencia aplicada en sincronización automatizada de catálogos y transacciones e-</w:t>
+            </w:r>
+            <w:proofErr w:type="spellStart"/>
+            <w:r>
+              <w:rPr>
+                <w:rFonts w:eastAsia="Times New Roman" w:cstheme="minorHAnsi"/>
+                <w:sz w:val="18"/>
+                <w:szCs w:val="18"/>
+                <w:lang w:eastAsia="ja-JP"/>
+              </w:rPr>
+              <w:t>commerce</w:t>
+            </w:r>
+            <w:proofErr w:type="spellEnd"/>
+            <w:r>
+              <w:rPr>
+                <w:rFonts w:eastAsia="Times New Roman" w:cstheme="minorHAnsi"/>
+                <w:sz w:val="18"/>
+                <w:szCs w:val="18"/>
+                <w:lang w:eastAsia="ja-JP"/>
+              </w:rPr>
+              <w:t>. Enfoque 100% orientado a rentabilidad y disponibilidad del servicio.</w:t>
+            </w:r>
           </w:p>
         </w:tc>
       </w:tr>
       <w:tr>
-        <w:trPr>
-          <w:trHeight w:val="591"/>
-          <w:jc w:val="center"/>
-        </w:trPr>
+        <w:tblPrEx>
+          <w:jc w:val="left"/>
+        </w:tblPrEx>
         <w:tc>
           <w:tcPr>
-            <w:tcW w:w="1931" w:type="dxa"/>
-            <w:tcMar/>
+            <w:tcW w:w="0" w:type="auto"/>
+            <w:hideMark/>
           </w:tcPr>
-          <w:p w14:noSpellErr="1">
+          <w:p>
             <w:pPr>
-              <w:jc w:val="center"/>
-              <w:rPr>
-                <w:rFonts w:cs="Calibri" w:cstheme="minorAscii"/>
-                <w:b w:val="1"/>
-                <w:bCs w:val="1"/>
-                <w:sz w:val="18"/>
-                <w:szCs w:val="18"/>
+              <w:rPr>
+                <w:rFonts w:eastAsia="Times New Roman" w:cstheme="minorHAnsi"/>
+                <w:sz w:val="18"/>
+                <w:szCs w:val="18"/>
+                <w:lang w:eastAsia="ja-JP"/>
+              </w:rPr>
+            </w:pPr>
+            <w:r>
+              <w:rPr>
+                <w:rFonts w:eastAsia="Times New Roman" w:cstheme="minorHAnsi"/>
+                <w:sz w:val="18"/>
+                <w:szCs w:val="18"/>
+                <w:lang w:eastAsia="ja-JP"/>
+              </w:rPr>
+              <w:lastRenderedPageBreak/>
+              <w:t xml:space="preserve">Desarrollar la transformación de grandes volúmenes de datos para la obtención de información y conocimiento de la organización a fin de apoyar la toma de decisiones y la mejora de los procesos de negocios... </w:t>
+            </w:r>
+          </w:p>
+        </w:tc>
+        <w:tc>
+          <w:tcPr>
+            <w:tcW w:w="0" w:type="auto"/>
+            <w:hideMark/>
+          </w:tcPr>
+          <w:p>
+            <w:pPr>
+              <w:rPr>
+                <w:rFonts w:eastAsia="Times New Roman" w:cstheme="minorHAnsi"/>
+                <w:sz w:val="18"/>
+                <w:szCs w:val="18"/>
+                <w:lang w:eastAsia="ja-JP"/>
               </w:rPr>
             </w:pPr>
           </w:p>
         </w:tc>
         <w:tc>
           <w:tcPr>
-            <w:tcW w:w="1017" w:type="dxa"/>
-            <w:tcMar/>
+            <w:tcW w:w="0" w:type="auto"/>
+            <w:hideMark/>
           </w:tcPr>
-          <w:p w14:noSpellErr="1">
+          <w:p>
             <w:pPr>
-              <w:jc w:val="center"/>
-              <w:rPr>
-                <w:rFonts w:cs="Calibri" w:cstheme="minorAscii"/>
-                <w:b w:val="1"/>
-                <w:bCs w:val="1"/>
-                <w:sz w:val="18"/>
-                <w:szCs w:val="18"/>
+              <w:rPr>
+                <w:rFonts w:eastAsia="Times New Roman" w:cstheme="minorHAnsi"/>
+                <w:sz w:val="18"/>
+                <w:szCs w:val="18"/>
+                <w:lang w:eastAsia="ja-JP"/>
+              </w:rPr>
+            </w:pPr>
+            <w:r>
+              <w:rPr>
+                <w:rFonts w:eastAsia="Times New Roman" w:cstheme="minorHAnsi"/>
+                <w:sz w:val="18"/>
+                <w:szCs w:val="18"/>
+                <w:lang w:eastAsia="ja-JP"/>
+              </w:rPr>
+              <w:t>X</w:t>
+            </w:r>
+          </w:p>
+        </w:tc>
+        <w:tc>
+          <w:tcPr>
+            <w:tcW w:w="0" w:type="auto"/>
+            <w:hideMark/>
+          </w:tcPr>
+          <w:p>
+            <w:pPr>
+              <w:rPr>
+                <w:rFonts w:eastAsia="Times New Roman" w:cstheme="minorHAnsi"/>
+                <w:sz w:val="18"/>
+                <w:szCs w:val="18"/>
+                <w:lang w:eastAsia="ja-JP"/>
               </w:rPr>
             </w:pPr>
           </w:p>
         </w:tc>
         <w:tc>
           <w:tcPr>
-            <w:tcW w:w="926" w:type="dxa"/>
-            <w:tcMar/>
+            <w:tcW w:w="0" w:type="auto"/>
+            <w:hideMark/>
           </w:tcPr>
-          <w:p w14:noSpellErr="1">
+          <w:p>
             <w:pPr>
-              <w:jc w:val="center"/>
-              <w:rPr>
-                <w:rFonts w:cs="Calibri" w:cstheme="minorAscii"/>
-                <w:b w:val="1"/>
-                <w:bCs w:val="1"/>
-                <w:sz w:val="18"/>
-                <w:szCs w:val="18"/>
+              <w:rPr>
+                <w:rFonts w:eastAsia="Times New Roman" w:cstheme="minorHAnsi"/>
+                <w:sz w:val="18"/>
+                <w:szCs w:val="18"/>
+                <w:lang w:eastAsia="ja-JP"/>
               </w:rPr>
             </w:pPr>
           </w:p>
         </w:tc>
         <w:tc>
           <w:tcPr>
-            <w:tcW w:w="1055" w:type="dxa"/>
-            <w:tcMar/>
+            <w:tcW w:w="0" w:type="auto"/>
+            <w:hideMark/>
           </w:tcPr>
-          <w:p w14:noSpellErr="1">
+          <w:p>
             <w:pPr>
-              <w:jc w:val="center"/>
-              <w:rPr>
-                <w:rFonts w:cs="Calibri" w:cstheme="minorAscii"/>
-                <w:b w:val="1"/>
-                <w:bCs w:val="1"/>
-                <w:sz w:val="18"/>
-                <w:szCs w:val="18"/>
+              <w:rPr>
+                <w:rFonts w:eastAsia="Times New Roman" w:cstheme="minorHAnsi"/>
+                <w:sz w:val="18"/>
+                <w:szCs w:val="18"/>
+                <w:lang w:eastAsia="ja-JP"/>
               </w:rPr>
             </w:pPr>
           </w:p>
         </w:tc>
         <w:tc>
           <w:tcPr>
-            <w:tcW w:w="1187" w:type="dxa"/>
-            <w:tcMar/>
+            <w:tcW w:w="0" w:type="auto"/>
+            <w:hideMark/>
           </w:tcPr>
-          <w:p w14:noSpellErr="1">
+          <w:p>
             <w:pPr>
-              <w:jc w:val="center"/>
-              <w:rPr>
-                <w:rFonts w:cs="Calibri" w:cstheme="minorAscii"/>
-                <w:b w:val="1"/>
-                <w:bCs w:val="1"/>
-                <w:sz w:val="18"/>
-                <w:szCs w:val="18"/>
+              <w:rPr>
+                <w:rFonts w:eastAsia="Times New Roman" w:cstheme="minorHAnsi"/>
+                <w:sz w:val="18"/>
+                <w:szCs w:val="18"/>
+                <w:lang w:eastAsia="ja-JP"/>
+              </w:rPr>
+            </w:pPr>
+            <w:r>
+              <w:rPr>
+                <w:rFonts w:eastAsia="Times New Roman" w:cstheme="minorHAnsi"/>
+                <w:sz w:val="18"/>
+                <w:szCs w:val="18"/>
+                <w:lang w:eastAsia="ja-JP"/>
+              </w:rPr>
+              <w:t xml:space="preserve">Manejo de ETL con Python y Pandas para alimentar el motor de Machine </w:t>
+            </w:r>
+            <w:proofErr w:type="spellStart"/>
+            <w:r>
+              <w:rPr>
+                <w:rFonts w:eastAsia="Times New Roman" w:cstheme="minorHAnsi"/>
+                <w:sz w:val="18"/>
+                <w:szCs w:val="18"/>
+                <w:lang w:eastAsia="ja-JP"/>
+              </w:rPr>
+              <w:t>Learning</w:t>
+            </w:r>
+            <w:proofErr w:type="spellEnd"/>
+            <w:r>
+              <w:rPr>
+                <w:rFonts w:eastAsia="Times New Roman" w:cstheme="minorHAnsi"/>
+                <w:sz w:val="18"/>
+                <w:szCs w:val="18"/>
+                <w:lang w:eastAsia="ja-JP"/>
+              </w:rPr>
+              <w:t xml:space="preserve"> y reportería en Power BI, aunque con foco más transaccional que analítico puro.</w:t>
+            </w:r>
+          </w:p>
+        </w:tc>
+      </w:tr>
+      <w:tr>
+        <w:tblPrEx>
+          <w:jc w:val="left"/>
+        </w:tblPrEx>
+        <w:tc>
+          <w:tcPr>
+            <w:tcW w:w="0" w:type="auto"/>
+            <w:hideMark/>
+          </w:tcPr>
+          <w:p>
+            <w:pPr>
+              <w:rPr>
+                <w:rFonts w:eastAsia="Times New Roman" w:cstheme="minorHAnsi"/>
+                <w:sz w:val="18"/>
+                <w:szCs w:val="18"/>
+                <w:lang w:eastAsia="ja-JP"/>
+              </w:rPr>
+            </w:pPr>
+            <w:r>
+              <w:rPr>
+                <w:rFonts w:eastAsia="Times New Roman" w:cstheme="minorHAnsi"/>
+                <w:sz w:val="18"/>
+                <w:szCs w:val="18"/>
+                <w:lang w:eastAsia="ja-JP"/>
+              </w:rPr>
+              <w:t>Resolver las vulnerabilidades sistémicas para asegurar que el software construido cumple las normas de seguridad exigidas por la industria.</w:t>
+            </w:r>
+          </w:p>
+        </w:tc>
+        <w:tc>
+          <w:tcPr>
+            <w:tcW w:w="0" w:type="auto"/>
+            <w:hideMark/>
+          </w:tcPr>
+          <w:p>
+            <w:pPr>
+              <w:rPr>
+                <w:rFonts w:eastAsia="Times New Roman" w:cstheme="minorHAnsi"/>
+                <w:sz w:val="18"/>
+                <w:szCs w:val="18"/>
+                <w:lang w:eastAsia="ja-JP"/>
               </w:rPr>
             </w:pPr>
           </w:p>
         </w:tc>
         <w:tc>
           <w:tcPr>
-            <w:tcW w:w="1250" w:type="dxa"/>
-            <w:tcMar/>
+            <w:tcW w:w="0" w:type="auto"/>
+            <w:hideMark/>
           </w:tcPr>
-          <w:p w14:noSpellErr="1">
+          <w:p>
             <w:pPr>
-              <w:jc w:val="center"/>
-              <w:rPr>
-                <w:rFonts w:cs="Calibri" w:cstheme="minorAscii"/>
-                <w:b w:val="1"/>
-                <w:bCs w:val="1"/>
-                <w:sz w:val="18"/>
-                <w:szCs w:val="18"/>
+              <w:rPr>
+                <w:rFonts w:eastAsia="Times New Roman" w:cstheme="minorHAnsi"/>
+                <w:sz w:val="18"/>
+                <w:szCs w:val="18"/>
+                <w:lang w:eastAsia="ja-JP"/>
+              </w:rPr>
+            </w:pPr>
+            <w:r>
+              <w:rPr>
+                <w:rFonts w:eastAsia="Times New Roman" w:cstheme="minorHAnsi"/>
+                <w:sz w:val="18"/>
+                <w:szCs w:val="18"/>
+                <w:lang w:eastAsia="ja-JP"/>
+              </w:rPr>
+              <w:t>X</w:t>
+            </w:r>
+          </w:p>
+        </w:tc>
+        <w:tc>
+          <w:tcPr>
+            <w:tcW w:w="0" w:type="auto"/>
+            <w:hideMark/>
+          </w:tcPr>
+          <w:p>
+            <w:pPr>
+              <w:rPr>
+                <w:rFonts w:eastAsia="Times New Roman" w:cstheme="minorHAnsi"/>
+                <w:sz w:val="18"/>
+                <w:szCs w:val="18"/>
+                <w:lang w:eastAsia="ja-JP"/>
               </w:rPr>
             </w:pPr>
           </w:p>
         </w:tc>
         <w:tc>
           <w:tcPr>
-            <w:tcW w:w="2557" w:type="dxa"/>
-            <w:tcMar/>
+            <w:tcW w:w="0" w:type="auto"/>
+            <w:hideMark/>
           </w:tcPr>
-          <w:p w14:noSpellErr="1">
+          <w:p>
             <w:pPr>
-              <w:jc w:val="center"/>
-              <w:rPr>
-                <w:rFonts w:cs="Calibri" w:cstheme="minorAscii"/>
-                <w:b w:val="1"/>
-                <w:bCs w:val="1"/>
-                <w:sz w:val="18"/>
-                <w:szCs w:val="18"/>
-              </w:rPr>
-            </w:pPr>
-          </w:p>
-        </w:tc>
-      </w:tr>
-      <w:tr>
-        <w:trPr>
-          <w:trHeight w:val="576"/>
-          <w:jc w:val="center"/>
-        </w:trPr>
-        <w:tc>
-          <w:tcPr>
-            <w:tcW w:w="1931" w:type="dxa"/>
-            <w:tcMar/>
-          </w:tcPr>
-          <w:p w14:noSpellErr="1">
-            <w:pPr>
-              <w:jc w:val="center"/>
-              <w:rPr>
-                <w:rFonts w:cs="Calibri" w:cstheme="minorAscii"/>
-                <w:b w:val="1"/>
-                <w:bCs w:val="1"/>
-                <w:sz w:val="18"/>
-                <w:szCs w:val="18"/>
+              <w:rPr>
+                <w:rFonts w:eastAsia="Times New Roman" w:cstheme="minorHAnsi"/>
+                <w:sz w:val="18"/>
+                <w:szCs w:val="18"/>
+                <w:lang w:eastAsia="ja-JP"/>
               </w:rPr>
             </w:pPr>
           </w:p>
         </w:tc>
         <w:tc>
           <w:tcPr>
-            <w:tcW w:w="1017" w:type="dxa"/>
-            <w:tcMar/>
+            <w:tcW w:w="0" w:type="auto"/>
+            <w:hideMark/>
           </w:tcPr>
-          <w:p w14:noSpellErr="1">
+          <w:p>
             <w:pPr>
-              <w:jc w:val="center"/>
-              <w:rPr>
-                <w:rFonts w:cs="Calibri" w:cstheme="minorAscii"/>
-                <w:b w:val="1"/>
-                <w:bCs w:val="1"/>
-                <w:sz w:val="18"/>
-                <w:szCs w:val="18"/>
+              <w:rPr>
+                <w:rFonts w:eastAsia="Times New Roman" w:cstheme="minorHAnsi"/>
+                <w:sz w:val="18"/>
+                <w:szCs w:val="18"/>
+                <w:lang w:eastAsia="ja-JP"/>
               </w:rPr>
             </w:pPr>
           </w:p>
         </w:tc>
         <w:tc>
           <w:tcPr>
-            <w:tcW w:w="926" w:type="dxa"/>
-            <w:tcMar/>
+            <w:tcW w:w="0" w:type="auto"/>
+            <w:hideMark/>
           </w:tcPr>
-          <w:p w14:noSpellErr="1">
+          <w:p>
             <w:pPr>
-              <w:jc w:val="center"/>
-              <w:rPr>
-                <w:rFonts w:cs="Calibri" w:cstheme="minorAscii"/>
-                <w:b w:val="1"/>
-                <w:bCs w:val="1"/>
-                <w:sz w:val="18"/>
-                <w:szCs w:val="18"/>
+              <w:rPr>
+                <w:rFonts w:eastAsia="Times New Roman" w:cstheme="minorHAnsi"/>
+                <w:sz w:val="18"/>
+                <w:szCs w:val="18"/>
+                <w:lang w:eastAsia="ja-JP"/>
+              </w:rPr>
+            </w:pPr>
+            <w:r>
+              <w:rPr>
+                <w:rFonts w:eastAsia="Times New Roman" w:cstheme="minorHAnsi"/>
+                <w:sz w:val="18"/>
+                <w:szCs w:val="18"/>
+                <w:lang w:eastAsia="ja-JP"/>
+              </w:rPr>
+              <w:t xml:space="preserve">Aplicación de autenticación segura en microservicios y certificación OCI </w:t>
+            </w:r>
+            <w:proofErr w:type="spellStart"/>
+            <w:r>
+              <w:rPr>
+                <w:rFonts w:eastAsia="Times New Roman" w:cstheme="minorHAnsi"/>
+                <w:sz w:val="18"/>
+                <w:szCs w:val="18"/>
+                <w:lang w:eastAsia="ja-JP"/>
+              </w:rPr>
+              <w:t>Foundations</w:t>
+            </w:r>
+            <w:proofErr w:type="spellEnd"/>
+            <w:r>
+              <w:rPr>
+                <w:rFonts w:eastAsia="Times New Roman" w:cstheme="minorHAnsi"/>
+                <w:sz w:val="18"/>
+                <w:szCs w:val="18"/>
+                <w:lang w:eastAsia="ja-JP"/>
+              </w:rPr>
+              <w:t xml:space="preserve">. Cumplimiento estricto del marco normativo y protección de identidades en </w:t>
+            </w:r>
+            <w:proofErr w:type="spellStart"/>
+            <w:r>
+              <w:rPr>
+                <w:rFonts w:eastAsia="Times New Roman" w:cstheme="minorHAnsi"/>
+                <w:sz w:val="18"/>
+                <w:szCs w:val="18"/>
+                <w:lang w:eastAsia="ja-JP"/>
+              </w:rPr>
+              <w:t>SugoiAnime</w:t>
+            </w:r>
+            <w:proofErr w:type="spellEnd"/>
+            <w:r>
+              <w:rPr>
+                <w:rFonts w:eastAsia="Times New Roman" w:cstheme="minorHAnsi"/>
+                <w:sz w:val="18"/>
+                <w:szCs w:val="18"/>
+                <w:lang w:eastAsia="ja-JP"/>
+              </w:rPr>
+              <w:t>.</w:t>
+            </w:r>
+          </w:p>
+        </w:tc>
+      </w:tr>
+      <w:tr>
+        <w:tblPrEx>
+          <w:jc w:val="left"/>
+        </w:tblPrEx>
+        <w:tc>
+          <w:tcPr>
+            <w:tcW w:w="0" w:type="auto"/>
+            <w:hideMark/>
+          </w:tcPr>
+          <w:p>
+            <w:pPr>
+              <w:rPr>
+                <w:rFonts w:eastAsia="Times New Roman" w:cstheme="minorHAnsi"/>
+                <w:sz w:val="18"/>
+                <w:szCs w:val="18"/>
+                <w:lang w:eastAsia="ja-JP"/>
+              </w:rPr>
+            </w:pPr>
+            <w:r>
+              <w:rPr>
+                <w:rFonts w:eastAsia="Times New Roman" w:cstheme="minorHAnsi"/>
+                <w:sz w:val="18"/>
+                <w:szCs w:val="18"/>
+                <w:lang w:eastAsia="ja-JP"/>
+              </w:rPr>
+              <w:t xml:space="preserve">Ofrecer propuestas de solución informática analizando de forma integral los procesos </w:t>
+            </w:r>
+            <w:proofErr w:type="gramStart"/>
+            <w:r>
+              <w:rPr>
+                <w:rFonts w:eastAsia="Times New Roman" w:cstheme="minorHAnsi"/>
+                <w:sz w:val="18"/>
+                <w:szCs w:val="18"/>
+                <w:lang w:eastAsia="ja-JP"/>
+              </w:rPr>
+              <w:t>de acuerdo a</w:t>
+            </w:r>
+            <w:proofErr w:type="gramEnd"/>
+            <w:r>
+              <w:rPr>
+                <w:rFonts w:eastAsia="Times New Roman" w:cstheme="minorHAnsi"/>
+                <w:sz w:val="18"/>
+                <w:szCs w:val="18"/>
+                <w:lang w:eastAsia="ja-JP"/>
+              </w:rPr>
+              <w:t xml:space="preserve"> los requerimientos de la organización.</w:t>
+            </w:r>
+          </w:p>
+        </w:tc>
+        <w:tc>
+          <w:tcPr>
+            <w:tcW w:w="0" w:type="auto"/>
+            <w:hideMark/>
+          </w:tcPr>
+          <w:p>
+            <w:pPr>
+              <w:rPr>
+                <w:rFonts w:eastAsia="Times New Roman" w:cstheme="minorHAnsi"/>
+                <w:sz w:val="18"/>
+                <w:szCs w:val="18"/>
+                <w:lang w:eastAsia="ja-JP"/>
               </w:rPr>
             </w:pPr>
           </w:p>
         </w:tc>
         <w:tc>
           <w:tcPr>
-            <w:tcW w:w="1055" w:type="dxa"/>
-            <w:tcMar/>
+            <w:tcW w:w="0" w:type="auto"/>
+            <w:hideMark/>
           </w:tcPr>
-          <w:p w14:noSpellErr="1">
+          <w:p>
             <w:pPr>
-              <w:jc w:val="center"/>
-              <w:rPr>
-                <w:rFonts w:cs="Calibri" w:cstheme="minorAscii"/>
-                <w:b w:val="1"/>
-                <w:bCs w:val="1"/>
-                <w:sz w:val="18"/>
-                <w:szCs w:val="18"/>
+              <w:rPr>
+                <w:rFonts w:eastAsia="Times New Roman" w:cstheme="minorHAnsi"/>
+                <w:sz w:val="18"/>
+                <w:szCs w:val="18"/>
+                <w:lang w:eastAsia="ja-JP"/>
+              </w:rPr>
+            </w:pPr>
+            <w:r>
+              <w:rPr>
+                <w:rFonts w:eastAsia="Times New Roman" w:cstheme="minorHAnsi"/>
+                <w:sz w:val="18"/>
+                <w:szCs w:val="18"/>
+                <w:lang w:eastAsia="ja-JP"/>
+              </w:rPr>
+              <w:t>X</w:t>
+            </w:r>
+          </w:p>
+        </w:tc>
+        <w:tc>
+          <w:tcPr>
+            <w:tcW w:w="0" w:type="auto"/>
+            <w:hideMark/>
+          </w:tcPr>
+          <w:p>
+            <w:pPr>
+              <w:rPr>
+                <w:rFonts w:eastAsia="Times New Roman" w:cstheme="minorHAnsi"/>
+                <w:sz w:val="18"/>
+                <w:szCs w:val="18"/>
+                <w:lang w:eastAsia="ja-JP"/>
               </w:rPr>
             </w:pPr>
           </w:p>
         </w:tc>
         <w:tc>
           <w:tcPr>
-            <w:tcW w:w="1187" w:type="dxa"/>
-            <w:tcMar/>
+            <w:tcW w:w="0" w:type="auto"/>
+            <w:hideMark/>
           </w:tcPr>
-          <w:p w14:noSpellErr="1">
+          <w:p>
             <w:pPr>
-              <w:jc w:val="center"/>
-              <w:rPr>
-                <w:rFonts w:cs="Calibri" w:cstheme="minorAscii"/>
-                <w:b w:val="1"/>
-                <w:bCs w:val="1"/>
-                <w:sz w:val="18"/>
-                <w:szCs w:val="18"/>
+              <w:rPr>
+                <w:rFonts w:eastAsia="Times New Roman" w:cstheme="minorHAnsi"/>
+                <w:sz w:val="18"/>
+                <w:szCs w:val="18"/>
+                <w:lang w:eastAsia="ja-JP"/>
               </w:rPr>
             </w:pPr>
           </w:p>
         </w:tc>
         <w:tc>
           <w:tcPr>
-            <w:tcW w:w="1250" w:type="dxa"/>
-            <w:tcMar/>
+            <w:tcW w:w="0" w:type="auto"/>
+            <w:hideMark/>
           </w:tcPr>
-          <w:p w14:noSpellErr="1">
+          <w:p>
             <w:pPr>
-              <w:jc w:val="center"/>
-              <w:rPr>
-                <w:rFonts w:cs="Calibri" w:cstheme="minorAscii"/>
-                <w:b w:val="1"/>
-                <w:bCs w:val="1"/>
-                <w:sz w:val="18"/>
-                <w:szCs w:val="18"/>
+              <w:rPr>
+                <w:rFonts w:eastAsia="Times New Roman" w:cstheme="minorHAnsi"/>
+                <w:sz w:val="18"/>
+                <w:szCs w:val="18"/>
+                <w:lang w:eastAsia="ja-JP"/>
               </w:rPr>
             </w:pPr>
           </w:p>
         </w:tc>
         <w:tc>
           <w:tcPr>
-            <w:tcW w:w="2557" w:type="dxa"/>
-            <w:tcMar/>
+            <w:tcW w:w="0" w:type="auto"/>
+            <w:hideMark/>
           </w:tcPr>
-          <w:p w14:noSpellErr="1">
+          <w:p>
             <w:pPr>
-              <w:jc w:val="center"/>
-              <w:rPr>
-                <w:rFonts w:cs="Calibri" w:cstheme="minorAscii"/>
-                <w:b w:val="1"/>
-                <w:bCs w:val="1"/>
-                <w:sz w:val="18"/>
-                <w:szCs w:val="18"/>
+              <w:rPr>
+                <w:rFonts w:eastAsia="Times New Roman" w:cstheme="minorHAnsi"/>
+                <w:sz w:val="18"/>
+                <w:szCs w:val="18"/>
+                <w:lang w:eastAsia="ja-JP"/>
               </w:rPr>
             </w:pPr>
+            <w:r>
+              <w:rPr>
+                <w:rFonts w:eastAsia="Times New Roman" w:cstheme="minorHAnsi"/>
+                <w:sz w:val="18"/>
+                <w:szCs w:val="18"/>
+                <w:lang w:eastAsia="ja-JP"/>
+              </w:rPr>
+              <w:t>Capacidad probada para aterrizar requerimientos de streaming y tráfico masivo en soluciones técnicas viables que resuelvan el problema sin sobrecostos operativos.</w:t>
+            </w:r>
           </w:p>
         </w:tc>
       </w:tr>
       <w:tr>
-        <w:trPr>
-          <w:trHeight w:val="591"/>
-          <w:jc w:val="center"/>
-        </w:trPr>
+        <w:tblPrEx>
+          <w:jc w:val="left"/>
+        </w:tblPrEx>
         <w:tc>
           <w:tcPr>
-            <w:tcW w:w="1931" w:type="dxa"/>
-            <w:tcMar/>
+            <w:tcW w:w="0" w:type="auto"/>
+            <w:hideMark/>
           </w:tcPr>
-          <w:p w14:noSpellErr="1">
+          <w:p>
             <w:pPr>
-              <w:jc w:val="center"/>
-              <w:rPr>
-                <w:rFonts w:cs="Calibri" w:cstheme="minorAscii"/>
-                <w:b w:val="1"/>
-                <w:bCs w:val="1"/>
-                <w:sz w:val="18"/>
-                <w:szCs w:val="18"/>
+              <w:rPr>
+                <w:rFonts w:eastAsia="Times New Roman" w:cstheme="minorHAnsi"/>
+                <w:sz w:val="18"/>
+                <w:szCs w:val="18"/>
+                <w:lang w:eastAsia="ja-JP"/>
+              </w:rPr>
+            </w:pPr>
+            <w:r>
+              <w:rPr>
+                <w:rFonts w:eastAsia="Times New Roman" w:cstheme="minorHAnsi"/>
+                <w:sz w:val="18"/>
+                <w:szCs w:val="18"/>
+                <w:lang w:eastAsia="ja-JP"/>
+              </w:rPr>
+              <w:t>Realizar pruebas de certificación tanto de los productos como de los procesos utilizando buenas prácticas definidas por la industria.</w:t>
+            </w:r>
+          </w:p>
+        </w:tc>
+        <w:tc>
+          <w:tcPr>
+            <w:tcW w:w="0" w:type="auto"/>
+            <w:hideMark/>
+          </w:tcPr>
+          <w:p>
+            <w:pPr>
+              <w:rPr>
+                <w:rFonts w:eastAsia="Times New Roman" w:cstheme="minorHAnsi"/>
+                <w:sz w:val="18"/>
+                <w:szCs w:val="18"/>
+                <w:lang w:eastAsia="ja-JP"/>
               </w:rPr>
             </w:pPr>
           </w:p>
         </w:tc>
         <w:tc>
           <w:tcPr>
-            <w:tcW w:w="1017" w:type="dxa"/>
-            <w:tcMar/>
+            <w:tcW w:w="0" w:type="auto"/>
+            <w:hideMark/>
           </w:tcPr>
-          <w:p w14:noSpellErr="1">
+          <w:p>
             <w:pPr>
-              <w:jc w:val="center"/>
-              <w:rPr>
-                <w:rFonts w:cs="Calibri" w:cstheme="minorAscii"/>
-                <w:b w:val="1"/>
-                <w:bCs w:val="1"/>
-                <w:sz w:val="18"/>
-                <w:szCs w:val="18"/>
+              <w:rPr>
+                <w:rFonts w:eastAsia="Times New Roman" w:cstheme="minorHAnsi"/>
+                <w:sz w:val="18"/>
+                <w:szCs w:val="18"/>
+                <w:lang w:eastAsia="ja-JP"/>
               </w:rPr>
             </w:pPr>
           </w:p>
         </w:tc>
         <w:tc>
           <w:tcPr>
-            <w:tcW w:w="926" w:type="dxa"/>
-            <w:tcMar/>
+            <w:tcW w:w="0" w:type="auto"/>
+            <w:hideMark/>
           </w:tcPr>
-          <w:p w14:noSpellErr="1">
+          <w:p>
             <w:pPr>
-              <w:jc w:val="center"/>
-              <w:rPr>
-                <w:rFonts w:cs="Calibri" w:cstheme="minorAscii"/>
-                <w:b w:val="1"/>
-                <w:bCs w:val="1"/>
-                <w:sz w:val="18"/>
-                <w:szCs w:val="18"/>
+              <w:rPr>
+                <w:rFonts w:eastAsia="Times New Roman" w:cstheme="minorHAnsi"/>
+                <w:sz w:val="18"/>
+                <w:szCs w:val="18"/>
+                <w:lang w:eastAsia="ja-JP"/>
+              </w:rPr>
+            </w:pPr>
+            <w:r>
+              <w:rPr>
+                <w:rFonts w:eastAsia="Times New Roman" w:cstheme="minorHAnsi"/>
+                <w:sz w:val="18"/>
+                <w:szCs w:val="18"/>
+                <w:lang w:eastAsia="ja-JP"/>
+              </w:rPr>
+              <w:t>X</w:t>
+            </w:r>
+          </w:p>
+        </w:tc>
+        <w:tc>
+          <w:tcPr>
+            <w:tcW w:w="0" w:type="auto"/>
+            <w:hideMark/>
+          </w:tcPr>
+          <w:p>
+            <w:pPr>
+              <w:rPr>
+                <w:rFonts w:eastAsia="Times New Roman" w:cstheme="minorHAnsi"/>
+                <w:sz w:val="18"/>
+                <w:szCs w:val="18"/>
+                <w:lang w:eastAsia="ja-JP"/>
               </w:rPr>
             </w:pPr>
           </w:p>
         </w:tc>
         <w:tc>
           <w:tcPr>
-            <w:tcW w:w="1055" w:type="dxa"/>
-            <w:tcMar/>
+            <w:tcW w:w="0" w:type="auto"/>
+            <w:hideMark/>
           </w:tcPr>
-          <w:p w14:noSpellErr="1">
+          <w:p>
             <w:pPr>
-              <w:jc w:val="center"/>
-              <w:rPr>
-                <w:rFonts w:cs="Calibri" w:cstheme="minorAscii"/>
-                <w:b w:val="1"/>
-                <w:bCs w:val="1"/>
-                <w:sz w:val="18"/>
-                <w:szCs w:val="18"/>
+              <w:rPr>
+                <w:rFonts w:eastAsia="Times New Roman" w:cstheme="minorHAnsi"/>
+                <w:sz w:val="18"/>
+                <w:szCs w:val="18"/>
+                <w:lang w:eastAsia="ja-JP"/>
               </w:rPr>
             </w:pPr>
           </w:p>
         </w:tc>
         <w:tc>
           <w:tcPr>
-            <w:tcW w:w="1187" w:type="dxa"/>
-            <w:tcMar/>
+            <w:tcW w:w="0" w:type="auto"/>
+            <w:hideMark/>
           </w:tcPr>
-          <w:p w14:noSpellErr="1">
+          <w:p>
             <w:pPr>
-              <w:jc w:val="center"/>
-              <w:rPr>
-                <w:rFonts w:cs="Calibri" w:cstheme="minorAscii"/>
-                <w:b w:val="1"/>
-                <w:bCs w:val="1"/>
-                <w:sz w:val="18"/>
-                <w:szCs w:val="18"/>
+              <w:rPr>
+                <w:rFonts w:eastAsia="Times New Roman" w:cstheme="minorHAnsi"/>
+                <w:sz w:val="18"/>
+                <w:szCs w:val="18"/>
+                <w:lang w:eastAsia="ja-JP"/>
+              </w:rPr>
+            </w:pPr>
+            <w:r>
+              <w:rPr>
+                <w:rFonts w:eastAsia="Times New Roman" w:cstheme="minorHAnsi"/>
+                <w:sz w:val="18"/>
+                <w:szCs w:val="18"/>
+                <w:lang w:eastAsia="ja-JP"/>
+              </w:rPr>
+              <w:t xml:space="preserve">Dominio aceptable en pruebas unitarias y de integración de </w:t>
+            </w:r>
+            <w:proofErr w:type="spellStart"/>
+            <w:r>
+              <w:rPr>
+                <w:rFonts w:eastAsia="Times New Roman" w:cstheme="minorHAnsi"/>
+                <w:sz w:val="18"/>
+                <w:szCs w:val="18"/>
+                <w:lang w:eastAsia="ja-JP"/>
+              </w:rPr>
+              <w:t>endpoints</w:t>
+            </w:r>
+            <w:proofErr w:type="spellEnd"/>
+            <w:r>
+              <w:rPr>
+                <w:rFonts w:eastAsia="Times New Roman" w:cstheme="minorHAnsi"/>
+                <w:sz w:val="18"/>
+                <w:szCs w:val="18"/>
+                <w:lang w:eastAsia="ja-JP"/>
+              </w:rPr>
+              <w:t>. Debo reforzar el diseño de pruebas automatizadas de carga y certificación formal de procesos.</w:t>
+            </w:r>
+          </w:p>
+        </w:tc>
+      </w:tr>
+      <w:tr>
+        <w:tblPrEx>
+          <w:jc w:val="left"/>
+        </w:tblPrEx>
+        <w:tc>
+          <w:tcPr>
+            <w:tcW w:w="0" w:type="auto"/>
+            <w:hideMark/>
+          </w:tcPr>
+          <w:p>
+            <w:pPr>
+              <w:rPr>
+                <w:rFonts w:eastAsia="Times New Roman" w:cstheme="minorHAnsi"/>
+                <w:sz w:val="18"/>
+                <w:szCs w:val="18"/>
+                <w:lang w:eastAsia="ja-JP"/>
+              </w:rPr>
+            </w:pPr>
+            <w:r>
+              <w:rPr>
+                <w:rFonts w:eastAsia="Times New Roman" w:cstheme="minorHAnsi"/>
+                <w:sz w:val="18"/>
+                <w:szCs w:val="18"/>
+                <w:lang w:eastAsia="ja-JP"/>
+              </w:rPr>
+              <w:t xml:space="preserve">Gestionar proyectos informáticos, ofreciendo alternativas para la toma de decisiones </w:t>
+            </w:r>
+            <w:proofErr w:type="gramStart"/>
+            <w:r>
+              <w:rPr>
+                <w:rFonts w:eastAsia="Times New Roman" w:cstheme="minorHAnsi"/>
+                <w:sz w:val="18"/>
+                <w:szCs w:val="18"/>
+                <w:lang w:eastAsia="ja-JP"/>
+              </w:rPr>
+              <w:t>de acuerdo a</w:t>
+            </w:r>
+            <w:proofErr w:type="gramEnd"/>
+            <w:r>
+              <w:rPr>
+                <w:rFonts w:eastAsia="Times New Roman" w:cstheme="minorHAnsi"/>
+                <w:sz w:val="18"/>
+                <w:szCs w:val="18"/>
+                <w:lang w:eastAsia="ja-JP"/>
+              </w:rPr>
+              <w:t xml:space="preserve"> los requerimientos de la organización.</w:t>
+            </w:r>
+          </w:p>
+        </w:tc>
+        <w:tc>
+          <w:tcPr>
+            <w:tcW w:w="0" w:type="auto"/>
+            <w:hideMark/>
+          </w:tcPr>
+          <w:p>
+            <w:pPr>
+              <w:rPr>
+                <w:rFonts w:eastAsia="Times New Roman" w:cstheme="minorHAnsi"/>
+                <w:sz w:val="18"/>
+                <w:szCs w:val="18"/>
+                <w:lang w:eastAsia="ja-JP"/>
               </w:rPr>
             </w:pPr>
           </w:p>
         </w:tc>
         <w:tc>
           <w:tcPr>
-            <w:tcW w:w="1250" w:type="dxa"/>
-            <w:tcMar/>
+            <w:tcW w:w="0" w:type="auto"/>
+            <w:hideMark/>
           </w:tcPr>
-          <w:p w14:noSpellErr="1">
+          <w:p>
             <w:pPr>
-              <w:jc w:val="center"/>
-              <w:rPr>
-                <w:rFonts w:cs="Calibri" w:cstheme="minorAscii"/>
-                <w:b w:val="1"/>
-                <w:bCs w:val="1"/>
-                <w:sz w:val="18"/>
-                <w:szCs w:val="18"/>
+              <w:rPr>
+                <w:rFonts w:eastAsia="Times New Roman" w:cstheme="minorHAnsi"/>
+                <w:sz w:val="18"/>
+                <w:szCs w:val="18"/>
+                <w:lang w:eastAsia="ja-JP"/>
               </w:rPr>
             </w:pPr>
           </w:p>
         </w:tc>
         <w:tc>
           <w:tcPr>
-            <w:tcW w:w="2557" w:type="dxa"/>
-            <w:tcMar/>
+            <w:tcW w:w="0" w:type="auto"/>
+            <w:hideMark/>
           </w:tcPr>
-          <w:p w14:noSpellErr="1">
+          <w:p>
             <w:pPr>
-              <w:jc w:val="center"/>
-              <w:rPr>
-                <w:rFonts w:cs="Calibri" w:cstheme="minorAscii"/>
-                <w:b w:val="1"/>
-                <w:bCs w:val="1"/>
-                <w:sz w:val="18"/>
-                <w:szCs w:val="18"/>
+              <w:rPr>
+                <w:rFonts w:eastAsia="Times New Roman" w:cstheme="minorHAnsi"/>
+                <w:sz w:val="18"/>
+                <w:szCs w:val="18"/>
+                <w:lang w:eastAsia="ja-JP"/>
               </w:rPr>
             </w:pPr>
+            <w:r>
+              <w:rPr>
+                <w:rFonts w:eastAsia="Times New Roman" w:cstheme="minorHAnsi"/>
+                <w:sz w:val="18"/>
+                <w:szCs w:val="18"/>
+                <w:lang w:eastAsia="ja-JP"/>
+              </w:rPr>
+              <w:t>X</w:t>
+            </w:r>
           </w:p>
         </w:tc>
-      </w:tr>
-      <w:tr>
-        <w:trPr>
-          <w:trHeight w:val="576"/>
-          <w:jc w:val="center"/>
-        </w:trPr>
         <w:tc>
           <w:tcPr>
-            <w:tcW w:w="1931" w:type="dxa"/>
-            <w:tcMar/>
+            <w:tcW w:w="0" w:type="auto"/>
+            <w:hideMark/>
           </w:tcPr>
-          <w:p w14:noSpellErr="1">
+          <w:p>
             <w:pPr>
-              <w:jc w:val="center"/>
-              <w:rPr>
-                <w:rFonts w:cs="Calibri" w:cstheme="minorAscii"/>
-                <w:b w:val="1"/>
-                <w:bCs w:val="1"/>
-                <w:sz w:val="18"/>
-                <w:szCs w:val="18"/>
+              <w:rPr>
+                <w:rFonts w:eastAsia="Times New Roman" w:cstheme="minorHAnsi"/>
+                <w:sz w:val="18"/>
+                <w:szCs w:val="18"/>
+                <w:lang w:eastAsia="ja-JP"/>
               </w:rPr>
             </w:pPr>
           </w:p>
         </w:tc>
         <w:tc>
           <w:tcPr>
-            <w:tcW w:w="1017" w:type="dxa"/>
-            <w:tcMar/>
+            <w:tcW w:w="0" w:type="auto"/>
+            <w:hideMark/>
           </w:tcPr>
-          <w:p w14:noSpellErr="1">
+          <w:p>
             <w:pPr>
-              <w:jc w:val="center"/>
-              <w:rPr>
-                <w:rFonts w:cs="Calibri" w:cstheme="minorAscii"/>
-                <w:b w:val="1"/>
-                <w:bCs w:val="1"/>
-                <w:sz w:val="18"/>
-                <w:szCs w:val="18"/>
+              <w:rPr>
+                <w:rFonts w:eastAsia="Times New Roman" w:cstheme="minorHAnsi"/>
+                <w:sz w:val="18"/>
+                <w:szCs w:val="18"/>
+                <w:lang w:eastAsia="ja-JP"/>
               </w:rPr>
             </w:pPr>
           </w:p>
         </w:tc>
         <w:tc>
           <w:tcPr>
-            <w:tcW w:w="926" w:type="dxa"/>
-            <w:tcMar/>
+            <w:tcW w:w="0" w:type="auto"/>
+            <w:hideMark/>
           </w:tcPr>
-          <w:p w14:noSpellErr="1">
+          <w:p>
             <w:pPr>
-              <w:jc w:val="center"/>
-              <w:rPr>
-                <w:rFonts w:cs="Calibri" w:cstheme="minorAscii"/>
-                <w:b w:val="1"/>
-                <w:bCs w:val="1"/>
-                <w:sz w:val="18"/>
-                <w:szCs w:val="18"/>
+              <w:rPr>
+                <w:rFonts w:eastAsia="Times New Roman" w:cstheme="minorHAnsi"/>
+                <w:sz w:val="18"/>
+                <w:szCs w:val="18"/>
+                <w:lang w:eastAsia="ja-JP"/>
               </w:rPr>
             </w:pPr>
-          </w:p>
-        </w:tc>
-        <w:tc>
-          <w:tcPr>
-            <w:tcW w:w="1055" w:type="dxa"/>
-            <w:tcMar/>
-          </w:tcPr>
-          <w:p w14:noSpellErr="1">
-            <w:pPr>
-              <w:jc w:val="center"/>
-              <w:rPr>
-                <w:rFonts w:cs="Calibri" w:cstheme="minorAscii"/>
-                <w:b w:val="1"/>
-                <w:bCs w:val="1"/>
-                <w:sz w:val="18"/>
-                <w:szCs w:val="18"/>
-              </w:rPr>
-            </w:pPr>
-          </w:p>
-        </w:tc>
-        <w:tc>
-          <w:tcPr>
-            <w:tcW w:w="1187" w:type="dxa"/>
-            <w:tcMar/>
-          </w:tcPr>
-          <w:p w14:noSpellErr="1">
-            <w:pPr>
-              <w:jc w:val="center"/>
-              <w:rPr>
-                <w:rFonts w:cs="Calibri" w:cstheme="minorAscii"/>
-                <w:b w:val="1"/>
-                <w:bCs w:val="1"/>
-                <w:sz w:val="18"/>
-                <w:szCs w:val="18"/>
-              </w:rPr>
-            </w:pPr>
-          </w:p>
-        </w:tc>
-        <w:tc>
-          <w:tcPr>
-            <w:tcW w:w="1250" w:type="dxa"/>
-            <w:tcMar/>
-          </w:tcPr>
-          <w:p w14:noSpellErr="1">
-            <w:pPr>
-              <w:jc w:val="center"/>
-              <w:rPr>
-                <w:rFonts w:cs="Calibri" w:cstheme="minorAscii"/>
-                <w:b w:val="1"/>
-                <w:bCs w:val="1"/>
-                <w:sz w:val="18"/>
-                <w:szCs w:val="18"/>
-              </w:rPr>
-            </w:pPr>
-          </w:p>
-        </w:tc>
-        <w:tc>
-          <w:tcPr>
-            <w:tcW w:w="2557" w:type="dxa"/>
-            <w:tcMar/>
-          </w:tcPr>
-          <w:p w14:noSpellErr="1">
-            <w:pPr>
-              <w:jc w:val="center"/>
-              <w:rPr>
-                <w:rFonts w:cs="Calibri" w:cstheme="minorAscii"/>
-                <w:b w:val="1"/>
-                <w:bCs w:val="1"/>
-                <w:sz w:val="18"/>
-                <w:szCs w:val="18"/>
-              </w:rPr>
-            </w:pPr>
+            <w:r>
+              <w:rPr>
+                <w:rFonts w:eastAsia="Times New Roman" w:cstheme="minorHAnsi"/>
+                <w:sz w:val="18"/>
+                <w:szCs w:val="18"/>
+                <w:lang w:eastAsia="ja-JP"/>
+              </w:rPr>
+              <w:t>Enfoque directo a la ejecución y al código. Prefiero delegar la gestión formal de ceremonias, actas y metodologías de gestión a la coordinación del equipo.</w:t>
+            </w:r>
           </w:p>
         </w:tc>
       </w:tr>
@@ -2454,8 +3169,8 @@
         <w:ind w:left="435"/>
         <w:rPr>
           <w:rFonts w:cstheme="minorHAnsi"/>
-          <w:sz w:val="20"/>
-          <w:szCs w:val="20"/>
+          <w:sz w:val="18"/>
+          <w:szCs w:val="18"/>
         </w:rPr>
       </w:pPr>
     </w:p>
@@ -2463,8 +3178,8 @@
       <w:pPr>
         <w:rPr>
           <w:rFonts w:cstheme="minorHAnsi"/>
-          <w:sz w:val="20"/>
-          <w:szCs w:val="20"/>
+          <w:sz w:val="18"/>
+          <w:szCs w:val="18"/>
         </w:rPr>
       </w:pPr>
     </w:p>
@@ -2475,7 +3190,7 @@
       <w:footerReference w:type="default" r:id="rId14"/>
       <w:headerReference w:type="first" r:id="rId15"/>
       <w:footerReference w:type="first" r:id="rId16"/>
-      <w:pgSz w:w="12240" w:h="15840" w:orient="portrait" w:code="1"/>
+      <w:pgSz w:w="12240" w:h="15840" w:code="1"/>
       <w:pgMar w:top="1440" w:right="1077" w:bottom="1134" w:left="1077" w:header="567" w:footer="465" w:gutter="0"/>
       <w:pgNumType w:start="0"/>
       <w:cols w:space="708"/>
@@ -2486,7 +3201,7 @@
 </file>
 
 <file path=word/endnotes.xml><?xml version="1.0" encoding="utf-8"?>
-<w:endnotes xmlns:wpc="http://schemas.microsoft.com/office/word/2010/wordprocessingCanvas" xmlns:cx="http://schemas.microsoft.com/office/drawing/2014/chartex" xmlns:mc="http://schemas.openxmlformats.org/markup-compatibility/2006" xmlns:o="urn:schemas-microsoft-com:office:office" xmlns:r="http://schemas.openxmlformats.org/officeDocument/2006/relationships" xmlns:m="http://schemas.openxmlformats.org/officeDocument/2006/math" xmlns:v="urn:schemas-microsoft-com:vml" xmlns:wp14="http://schemas.microsoft.com/office/word/2010/wordprocessingDrawing" xmlns:wp="http://schemas.openxmlformats.org/drawingml/2006/wordprocessingDrawing" xmlns:w10="urn:schemas-microsoft-com:office:word" xmlns:w="http://schemas.openxmlformats.org/wordprocessingml/2006/main" xmlns:w14="http://schemas.microsoft.com/office/word/2010/wordml" xmlns:w15="http://schemas.microsoft.com/office/word/2012/wordml" xmlns:w16se="http://schemas.microsoft.com/office/word/2015/wordml/symex" xmlns:wpg="http://schemas.microsoft.com/office/word/2010/wordprocessingGroup" xmlns:wpi="http://schemas.microsoft.com/office/word/2010/wordprocessingInk" xmlns:wne="http://schemas.microsoft.com/office/word/2006/wordml" xmlns:wps="http://schemas.microsoft.com/office/word/2010/wordprocessingShape" mc:Ignorable="w14 w15 w16se wp14">
+<w:endnotes xmlns:wpc="http://schemas.microsoft.com/office/word/2010/wordprocessingCanvas" xmlns:cx="http://schemas.microsoft.com/office/drawing/2014/chartex" xmlns:cx1="http://schemas.microsoft.com/office/drawing/2015/9/8/chartex" xmlns:cx2="http://schemas.microsoft.com/office/drawing/2015/10/21/chartex" xmlns:cx3="http://schemas.microsoft.com/office/drawing/2016/5/9/chartex" xmlns:cx4="http://schemas.microsoft.com/office/drawing/2016/5/10/chartex" xmlns:cx5="http://schemas.microsoft.com/office/drawing/2016/5/11/chartex" xmlns:cx6="http://schemas.microsoft.com/office/drawing/2016/5/12/chartex" xmlns:cx7="http://schemas.microsoft.com/office/drawing/2016/5/13/chartex" xmlns:cx8="http://schemas.microsoft.com/office/drawing/2016/5/14/chartex" xmlns:mc="http://schemas.openxmlformats.org/markup-compatibility/2006" xmlns:aink="http://schemas.microsoft.com/office/drawing/2016/ink" xmlns:am3d="http://schemas.microsoft.com/office/drawing/2017/model3d" xmlns:o="urn:schemas-microsoft-com:office:office" xmlns:oel="http://schemas.microsoft.com/office/2019/extlst" xmlns:r="http://schemas.openxmlformats.org/officeDocument/2006/relationships" xmlns:m="http://schemas.openxmlformats.org/officeDocument/2006/math" xmlns:v="urn:schemas-microsoft-com:vml" xmlns:wp14="http://schemas.microsoft.com/office/word/2010/wordprocessingDrawing" xmlns:wp="http://schemas.openxmlformats.org/drawingml/2006/wordprocessingDrawing" xmlns:w10="urn:schemas-microsoft-com:office:word" xmlns:w="http://schemas.openxmlformats.org/wordprocessingml/2006/main" xmlns:w14="http://schemas.microsoft.com/office/word/2010/wordml" xmlns:w15="http://schemas.microsoft.com/office/word/2012/wordml" xmlns:w16cex="http://schemas.microsoft.com/office/word/2018/wordml/cex" xmlns:w16cid="http://schemas.microsoft.com/office/word/2016/wordml/cid" xmlns:w16="http://schemas.microsoft.com/office/word/2018/wordml" xmlns:w16du="http://schemas.microsoft.com/office/word/2023/wordml/word16du" xmlns:w16sdtdh="http://schemas.microsoft.com/office/word/2020/wordml/sdtdatahash" xmlns:w16sdtfl="http://schemas.microsoft.com/office/word/2024/wordml/sdtformatlock" xmlns:w16se="http://schemas.microsoft.com/office/word/2015/wordml/symex" xmlns:wpg="http://schemas.microsoft.com/office/word/2010/wordprocessingGroup" xmlns:wpi="http://schemas.microsoft.com/office/word/2010/wordprocessingInk" xmlns:wne="http://schemas.microsoft.com/office/word/2006/wordml" xmlns:wps="http://schemas.microsoft.com/office/word/2010/wordprocessingShape" mc:Ignorable="w14 w15 w16se w16cid w16 w16cex w16sdtdh w16sdtfl w16du wp14">
   <w:endnote w:type="separator" w:id="-1">
     <w:p>
       <w:pPr>
@@ -2511,7 +3226,7 @@
 </file>
 
 <file path=word/footer1.xml><?xml version="1.0" encoding="utf-8"?>
-<w:ftr xmlns:wpc="http://schemas.microsoft.com/office/word/2010/wordprocessingCanvas" xmlns:cx="http://schemas.microsoft.com/office/drawing/2014/chartex" xmlns:mc="http://schemas.openxmlformats.org/markup-compatibility/2006" xmlns:o="urn:schemas-microsoft-com:office:office" xmlns:r="http://schemas.openxmlformats.org/officeDocument/2006/relationships" xmlns:m="http://schemas.openxmlformats.org/officeDocument/2006/math" xmlns:v="urn:schemas-microsoft-com:vml" xmlns:wp14="http://schemas.microsoft.com/office/word/2010/wordprocessingDrawing" xmlns:wp="http://schemas.openxmlformats.org/drawingml/2006/wordprocessingDrawing" xmlns:w10="urn:schemas-microsoft-com:office:word" xmlns:w="http://schemas.openxmlformats.org/wordprocessingml/2006/main" xmlns:w14="http://schemas.microsoft.com/office/word/2010/wordml" xmlns:w15="http://schemas.microsoft.com/office/word/2012/wordml" xmlns:w16se="http://schemas.microsoft.com/office/word/2015/wordml/symex" xmlns:wpg="http://schemas.microsoft.com/office/word/2010/wordprocessingGroup" xmlns:wpi="http://schemas.microsoft.com/office/word/2010/wordprocessingInk" xmlns:wne="http://schemas.microsoft.com/office/word/2006/wordml" xmlns:wps="http://schemas.microsoft.com/office/word/2010/wordprocessingShape" mc:Ignorable="w14 w15 w16se wp14">
+<w:ftr xmlns:wpc="http://schemas.microsoft.com/office/word/2010/wordprocessingCanvas" xmlns:cx="http://schemas.microsoft.com/office/drawing/2014/chartex" xmlns:cx1="http://schemas.microsoft.com/office/drawing/2015/9/8/chartex" xmlns:cx2="http://schemas.microsoft.com/office/drawing/2015/10/21/chartex" xmlns:cx3="http://schemas.microsoft.com/office/drawing/2016/5/9/chartex" xmlns:cx4="http://schemas.microsoft.com/office/drawing/2016/5/10/chartex" xmlns:cx5="http://schemas.microsoft.com/office/drawing/2016/5/11/chartex" xmlns:cx6="http://schemas.microsoft.com/office/drawing/2016/5/12/chartex" xmlns:cx7="http://schemas.microsoft.com/office/drawing/2016/5/13/chartex" xmlns:cx8="http://schemas.microsoft.com/office/drawing/2016/5/14/chartex" xmlns:mc="http://schemas.openxmlformats.org/markup-compatibility/2006" xmlns:aink="http://schemas.microsoft.com/office/drawing/2016/ink" xmlns:am3d="http://schemas.microsoft.com/office/drawing/2017/model3d" xmlns:o="urn:schemas-microsoft-com:office:office" xmlns:oel="http://schemas.microsoft.com/office/2019/extlst" xmlns:r="http://schemas.openxmlformats.org/officeDocument/2006/relationships" xmlns:m="http://schemas.openxmlformats.org/officeDocument/2006/math" xmlns:v="urn:schemas-microsoft-com:vml" xmlns:wp14="http://schemas.microsoft.com/office/word/2010/wordprocessingDrawing" xmlns:wp="http://schemas.openxmlformats.org/drawingml/2006/wordprocessingDrawing" xmlns:w10="urn:schemas-microsoft-com:office:word" xmlns:w="http://schemas.openxmlformats.org/wordprocessingml/2006/main" xmlns:w14="http://schemas.microsoft.com/office/word/2010/wordml" xmlns:w15="http://schemas.microsoft.com/office/word/2012/wordml" xmlns:w16cex="http://schemas.microsoft.com/office/word/2018/wordml/cex" xmlns:w16cid="http://schemas.microsoft.com/office/word/2016/wordml/cid" xmlns:w16="http://schemas.microsoft.com/office/word/2018/wordml" xmlns:w16du="http://schemas.microsoft.com/office/word/2023/wordml/word16du" xmlns:w16sdtdh="http://schemas.microsoft.com/office/word/2020/wordml/sdtdatahash" xmlns:w16sdtfl="http://schemas.microsoft.com/office/word/2024/wordml/sdtformatlock" xmlns:w16se="http://schemas.microsoft.com/office/word/2015/wordml/symex" xmlns:wpg="http://schemas.microsoft.com/office/word/2010/wordprocessingGroup" xmlns:wpi="http://schemas.microsoft.com/office/word/2010/wordprocessingInk" xmlns:wne="http://schemas.microsoft.com/office/word/2006/wordml" xmlns:wps="http://schemas.microsoft.com/office/word/2010/wordprocessingShape" mc:Ignorable="w14 w15 w16se w16cid w16 w16cex w16sdtdh w16sdtfl w16du wp14">
   <w:p>
     <w:pPr>
       <w:pStyle w:val="Piedepgina"/>
@@ -2521,7 +3236,7 @@
 </file>
 
 <file path=word/footer2.xml><?xml version="1.0" encoding="utf-8"?>
-<w:ftr xmlns:wpc="http://schemas.microsoft.com/office/word/2010/wordprocessingCanvas" xmlns:cx="http://schemas.microsoft.com/office/drawing/2014/chartex" xmlns:mc="http://schemas.openxmlformats.org/markup-compatibility/2006" xmlns:o="urn:schemas-microsoft-com:office:office" xmlns:r="http://schemas.openxmlformats.org/officeDocument/2006/relationships" xmlns:m="http://schemas.openxmlformats.org/officeDocument/2006/math" xmlns:v="urn:schemas-microsoft-com:vml" xmlns:wp14="http://schemas.microsoft.com/office/word/2010/wordprocessingDrawing" xmlns:wp="http://schemas.openxmlformats.org/drawingml/2006/wordprocessingDrawing" xmlns:w10="urn:schemas-microsoft-com:office:word" xmlns:w="http://schemas.openxmlformats.org/wordprocessingml/2006/main" xmlns:w14="http://schemas.microsoft.com/office/word/2010/wordml" xmlns:w15="http://schemas.microsoft.com/office/word/2012/wordml" xmlns:w16se="http://schemas.microsoft.com/office/word/2015/wordml/symex" xmlns:wpg="http://schemas.microsoft.com/office/word/2010/wordprocessingGroup" xmlns:wpi="http://schemas.microsoft.com/office/word/2010/wordprocessingInk" xmlns:wne="http://schemas.microsoft.com/office/word/2006/wordml" xmlns:wps="http://schemas.microsoft.com/office/word/2010/wordprocessingShape" xmlns:a="http://schemas.openxmlformats.org/drawingml/2006/main" xmlns:a14="http://schemas.microsoft.com/office/drawing/2010/main" mc:Ignorable="w14 w15 w16se wp14">
+<w:ftr xmlns:wpc="http://schemas.microsoft.com/office/word/2010/wordprocessingCanvas" xmlns:cx="http://schemas.microsoft.com/office/drawing/2014/chartex" xmlns:cx1="http://schemas.microsoft.com/office/drawing/2015/9/8/chartex" xmlns:cx2="http://schemas.microsoft.com/office/drawing/2015/10/21/chartex" xmlns:cx3="http://schemas.microsoft.com/office/drawing/2016/5/9/chartex" xmlns:cx4="http://schemas.microsoft.com/office/drawing/2016/5/10/chartex" xmlns:cx5="http://schemas.microsoft.com/office/drawing/2016/5/11/chartex" xmlns:cx6="http://schemas.microsoft.com/office/drawing/2016/5/12/chartex" xmlns:cx7="http://schemas.microsoft.com/office/drawing/2016/5/13/chartex" xmlns:cx8="http://schemas.microsoft.com/office/drawing/2016/5/14/chartex" xmlns:mc="http://schemas.openxmlformats.org/markup-compatibility/2006" xmlns:aink="http://schemas.microsoft.com/office/drawing/2016/ink" xmlns:am3d="http://schemas.microsoft.com/office/drawing/2017/model3d" xmlns:o="urn:schemas-microsoft-com:office:office" xmlns:oel="http://schemas.microsoft.com/office/2019/extlst" xmlns:r="http://schemas.openxmlformats.org/officeDocument/2006/relationships" xmlns:m="http://schemas.openxmlformats.org/officeDocument/2006/math" xmlns:v="urn:schemas-microsoft-com:vml" xmlns:wp14="http://schemas.microsoft.com/office/word/2010/wordprocessingDrawing" xmlns:wp="http://schemas.openxmlformats.org/drawingml/2006/wordprocessingDrawing" xmlns:w10="urn:schemas-microsoft-com:office:word" xmlns:w="http://schemas.openxmlformats.org/wordprocessingml/2006/main" xmlns:w14="http://schemas.microsoft.com/office/word/2010/wordml" xmlns:w15="http://schemas.microsoft.com/office/word/2012/wordml" xmlns:w16cex="http://schemas.microsoft.com/office/word/2018/wordml/cex" xmlns:w16cid="http://schemas.microsoft.com/office/word/2016/wordml/cid" xmlns:w16="http://schemas.microsoft.com/office/word/2018/wordml" xmlns:w16du="http://schemas.microsoft.com/office/word/2023/wordml/word16du" xmlns:w16sdtdh="http://schemas.microsoft.com/office/word/2020/wordml/sdtdatahash" xmlns:w16sdtfl="http://schemas.microsoft.com/office/word/2024/wordml/sdtformatlock" xmlns:w16se="http://schemas.microsoft.com/office/word/2015/wordml/symex" xmlns:wpg="http://schemas.microsoft.com/office/word/2010/wordprocessingGroup" xmlns:wpi="http://schemas.microsoft.com/office/word/2010/wordprocessingInk" xmlns:wne="http://schemas.microsoft.com/office/word/2006/wordml" xmlns:wps="http://schemas.microsoft.com/office/word/2010/wordprocessingShape" mc:Ignorable="w14 w15 w16se w16cid w16 w16cex w16sdtdh w16sdtfl w16du wp14">
   <w:sdt>
     <w:sdtPr>
       <w:id w:val="-1904276369"/>
@@ -2530,7 +3245,6 @@
         <w:docPartUnique/>
       </w:docPartObj>
     </w:sdtPr>
-    <w:sdtEndPr/>
     <w:sdtContent>
       <w:p>
         <w:pPr>
@@ -2740,7 +3454,7 @@
                 </wp:anchor>
               </w:drawing>
             </mc:Choice>
-            <mc:Fallback>
+            <mc:Fallback xmlns:a14="http://schemas.microsoft.com/office/drawing/2010/main" xmlns:a="http://schemas.openxmlformats.org/drawingml/2006/main">
               <w:pict>
                 <v:group id="Grupo 32" style="position:absolute;margin-left:0;margin-top:0;width:610.5pt;height:15pt;z-index:251659264;mso-width-percent:1000;mso-position-horizontal:center;mso-position-horizontal-relative:page;mso-position-vertical:center;mso-position-vertical-relative:bottom-margin-area;mso-width-percent:1000" coordsize="12255,300" coordorigin=",14970" o:spid="_x0000_s1026" w14:anchorId="51D00065" o:gfxdata="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">
                   <v:shapetype id="_x0000_t202" coordsize="21600,21600" o:spt="202" path="m,l,21600r21600,l21600,xe">
@@ -2809,7 +3523,7 @@
 </file>
 
 <file path=word/footer3.xml><?xml version="1.0" encoding="utf-8"?>
-<w:ftr xmlns:wpc="http://schemas.microsoft.com/office/word/2010/wordprocessingCanvas" xmlns:cx="http://schemas.microsoft.com/office/drawing/2014/chartex" xmlns:mc="http://schemas.openxmlformats.org/markup-compatibility/2006" xmlns:o="urn:schemas-microsoft-com:office:office" xmlns:r="http://schemas.openxmlformats.org/officeDocument/2006/relationships" xmlns:m="http://schemas.openxmlformats.org/officeDocument/2006/math" xmlns:v="urn:schemas-microsoft-com:vml" xmlns:wp14="http://schemas.microsoft.com/office/word/2010/wordprocessingDrawing" xmlns:wp="http://schemas.openxmlformats.org/drawingml/2006/wordprocessingDrawing" xmlns:w10="urn:schemas-microsoft-com:office:word" xmlns:w="http://schemas.openxmlformats.org/wordprocessingml/2006/main" xmlns:w14="http://schemas.microsoft.com/office/word/2010/wordml" xmlns:w15="http://schemas.microsoft.com/office/word/2012/wordml" xmlns:w16se="http://schemas.microsoft.com/office/word/2015/wordml/symex" xmlns:wpg="http://schemas.microsoft.com/office/word/2010/wordprocessingGroup" xmlns:wpi="http://schemas.microsoft.com/office/word/2010/wordprocessingInk" xmlns:wne="http://schemas.microsoft.com/office/word/2006/wordml" xmlns:wps="http://schemas.microsoft.com/office/word/2010/wordprocessingShape" mc:Ignorable="w14 w15 w16se wp14">
+<w:ftr xmlns:wpc="http://schemas.microsoft.com/office/word/2010/wordprocessingCanvas" xmlns:cx="http://schemas.microsoft.com/office/drawing/2014/chartex" xmlns:cx1="http://schemas.microsoft.com/office/drawing/2015/9/8/chartex" xmlns:cx2="http://schemas.microsoft.com/office/drawing/2015/10/21/chartex" xmlns:cx3="http://schemas.microsoft.com/office/drawing/2016/5/9/chartex" xmlns:cx4="http://schemas.microsoft.com/office/drawing/2016/5/10/chartex" xmlns:cx5="http://schemas.microsoft.com/office/drawing/2016/5/11/chartex" xmlns:cx6="http://schemas.microsoft.com/office/drawing/2016/5/12/chartex" xmlns:cx7="http://schemas.microsoft.com/office/drawing/2016/5/13/chartex" xmlns:cx8="http://schemas.microsoft.com/office/drawing/2016/5/14/chartex" xmlns:mc="http://schemas.openxmlformats.org/markup-compatibility/2006" xmlns:aink="http://schemas.microsoft.com/office/drawing/2016/ink" xmlns:am3d="http://schemas.microsoft.com/office/drawing/2017/model3d" xmlns:o="urn:schemas-microsoft-com:office:office" xmlns:oel="http://schemas.microsoft.com/office/2019/extlst" xmlns:r="http://schemas.openxmlformats.org/officeDocument/2006/relationships" xmlns:m="http://schemas.openxmlformats.org/officeDocument/2006/math" xmlns:v="urn:schemas-microsoft-com:vml" xmlns:wp14="http://schemas.microsoft.com/office/word/2010/wordprocessingDrawing" xmlns:wp="http://schemas.openxmlformats.org/drawingml/2006/wordprocessingDrawing" xmlns:w10="urn:schemas-microsoft-com:office:word" xmlns:w="http://schemas.openxmlformats.org/wordprocessingml/2006/main" xmlns:w14="http://schemas.microsoft.com/office/word/2010/wordml" xmlns:w15="http://schemas.microsoft.com/office/word/2012/wordml" xmlns:w16cex="http://schemas.microsoft.com/office/word/2018/wordml/cex" xmlns:w16cid="http://schemas.microsoft.com/office/word/2016/wordml/cid" xmlns:w16="http://schemas.microsoft.com/office/word/2018/wordml" xmlns:w16du="http://schemas.microsoft.com/office/word/2023/wordml/word16du" xmlns:w16sdtdh="http://schemas.microsoft.com/office/word/2020/wordml/sdtdatahash" xmlns:w16sdtfl="http://schemas.microsoft.com/office/word/2024/wordml/sdtformatlock" xmlns:w16se="http://schemas.microsoft.com/office/word/2015/wordml/symex" xmlns:wpg="http://schemas.microsoft.com/office/word/2010/wordprocessingGroup" xmlns:wpi="http://schemas.microsoft.com/office/word/2010/wordprocessingInk" xmlns:wne="http://schemas.microsoft.com/office/word/2006/wordml" xmlns:wps="http://schemas.microsoft.com/office/word/2010/wordprocessingShape" mc:Ignorable="w14 w15 w16se w16cid w16 w16cex w16sdtdh w16sdtfl w16du wp14">
   <w:p>
     <w:pPr>
       <w:pStyle w:val="Piedepgina"/>
@@ -2819,7 +3533,7 @@
 </file>
 
 <file path=word/footnotes.xml><?xml version="1.0" encoding="utf-8"?>
-<w:footnotes xmlns:wpc="http://schemas.microsoft.com/office/word/2010/wordprocessingCanvas" xmlns:cx="http://schemas.microsoft.com/office/drawing/2014/chartex" xmlns:mc="http://schemas.openxmlformats.org/markup-compatibility/2006" xmlns:o="urn:schemas-microsoft-com:office:office" xmlns:r="http://schemas.openxmlformats.org/officeDocument/2006/relationships" xmlns:m="http://schemas.openxmlformats.org/officeDocument/2006/math" xmlns:v="urn:schemas-microsoft-com:vml" xmlns:wp14="http://schemas.microsoft.com/office/word/2010/wordprocessingDrawing" xmlns:wp="http://schemas.openxmlformats.org/drawingml/2006/wordprocessingDrawing" xmlns:w10="urn:schemas-microsoft-com:office:word" xmlns:w="http://schemas.openxmlformats.org/wordprocessingml/2006/main" xmlns:w14="http://schemas.microsoft.com/office/word/2010/wordml" xmlns:w15="http://schemas.microsoft.com/office/word/2012/wordml" xmlns:w16se="http://schemas.microsoft.com/office/word/2015/wordml/symex" xmlns:wpg="http://schemas.microsoft.com/office/word/2010/wordprocessingGroup" xmlns:wpi="http://schemas.microsoft.com/office/word/2010/wordprocessingInk" xmlns:wne="http://schemas.microsoft.com/office/word/2006/wordml" xmlns:wps="http://schemas.microsoft.com/office/word/2010/wordprocessingShape" mc:Ignorable="w14 w15 w16se wp14">
+<w:footnotes xmlns:wpc="http://schemas.microsoft.com/office/word/2010/wordprocessingCanvas" xmlns:cx="http://schemas.microsoft.com/office/drawing/2014/chartex" xmlns:cx1="http://schemas.microsoft.com/office/drawing/2015/9/8/chartex" xmlns:cx2="http://schemas.microsoft.com/office/drawing/2015/10/21/chartex" xmlns:cx3="http://schemas.microsoft.com/office/drawing/2016/5/9/chartex" xmlns:cx4="http://schemas.microsoft.com/office/drawing/2016/5/10/chartex" xmlns:cx5="http://schemas.microsoft.com/office/drawing/2016/5/11/chartex" xmlns:cx6="http://schemas.microsoft.com/office/drawing/2016/5/12/chartex" xmlns:cx7="http://schemas.microsoft.com/office/drawing/2016/5/13/chartex" xmlns:cx8="http://schemas.microsoft.com/office/drawing/2016/5/14/chartex" xmlns:mc="http://schemas.openxmlformats.org/markup-compatibility/2006" xmlns:aink="http://schemas.microsoft.com/office/drawing/2016/ink" xmlns:am3d="http://schemas.microsoft.com/office/drawing/2017/model3d" xmlns:o="urn:schemas-microsoft-com:office:office" xmlns:oel="http://schemas.microsoft.com/office/2019/extlst" xmlns:r="http://schemas.openxmlformats.org/officeDocument/2006/relationships" xmlns:m="http://schemas.openxmlformats.org/officeDocument/2006/math" xmlns:v="urn:schemas-microsoft-com:vml" xmlns:wp14="http://schemas.microsoft.com/office/word/2010/wordprocessingDrawing" xmlns:wp="http://schemas.openxmlformats.org/drawingml/2006/wordprocessingDrawing" xmlns:w10="urn:schemas-microsoft-com:office:word" xmlns:w="http://schemas.openxmlformats.org/wordprocessingml/2006/main" xmlns:w14="http://schemas.microsoft.com/office/word/2010/wordml" xmlns:w15="http://schemas.microsoft.com/office/word/2012/wordml" xmlns:w16cex="http://schemas.microsoft.com/office/word/2018/wordml/cex" xmlns:w16cid="http://schemas.microsoft.com/office/word/2016/wordml/cid" xmlns:w16="http://schemas.microsoft.com/office/word/2018/wordml" xmlns:w16du="http://schemas.microsoft.com/office/word/2023/wordml/word16du" xmlns:w16sdtdh="http://schemas.microsoft.com/office/word/2020/wordml/sdtdatahash" xmlns:w16sdtfl="http://schemas.microsoft.com/office/word/2024/wordml/sdtformatlock" xmlns:w16se="http://schemas.microsoft.com/office/word/2015/wordml/symex" xmlns:wpg="http://schemas.microsoft.com/office/word/2010/wordprocessingGroup" xmlns:wpi="http://schemas.microsoft.com/office/word/2010/wordprocessingInk" xmlns:wne="http://schemas.microsoft.com/office/word/2006/wordml" xmlns:wps="http://schemas.microsoft.com/office/word/2010/wordprocessingShape" mc:Ignorable="w14 w15 w16se w16cid w16 w16cex w16sdtdh w16sdtfl w16du wp14">
   <w:footnote w:type="separator" w:id="-1">
     <w:p>
       <w:pPr>
@@ -2844,7 +3558,7 @@
 </file>
 
 <file path=word/header1.xml><?xml version="1.0" encoding="utf-8"?>
-<w:hdr xmlns:wpc="http://schemas.microsoft.com/office/word/2010/wordprocessingCanvas" xmlns:cx="http://schemas.microsoft.com/office/drawing/2014/chartex" xmlns:mc="http://schemas.openxmlformats.org/markup-compatibility/2006" xmlns:o="urn:schemas-microsoft-com:office:office" xmlns:r="http://schemas.openxmlformats.org/officeDocument/2006/relationships" xmlns:m="http://schemas.openxmlformats.org/officeDocument/2006/math" xmlns:v="urn:schemas-microsoft-com:vml" xmlns:wp14="http://schemas.microsoft.com/office/word/2010/wordprocessingDrawing" xmlns:wp="http://schemas.openxmlformats.org/drawingml/2006/wordprocessingDrawing" xmlns:w10="urn:schemas-microsoft-com:office:word" xmlns:w="http://schemas.openxmlformats.org/wordprocessingml/2006/main" xmlns:w14="http://schemas.microsoft.com/office/word/2010/wordml" xmlns:w15="http://schemas.microsoft.com/office/word/2012/wordml" xmlns:w16se="http://schemas.microsoft.com/office/word/2015/wordml/symex" xmlns:wpg="http://schemas.microsoft.com/office/word/2010/wordprocessingGroup" xmlns:wpi="http://schemas.microsoft.com/office/word/2010/wordprocessingInk" xmlns:wne="http://schemas.microsoft.com/office/word/2006/wordml" xmlns:wps="http://schemas.microsoft.com/office/word/2010/wordprocessingShape" mc:Ignorable="w14 w15 w16se wp14">
+<w:hdr xmlns:wpc="http://schemas.microsoft.com/office/word/2010/wordprocessingCanvas" xmlns:cx="http://schemas.microsoft.com/office/drawing/2014/chartex" xmlns:cx1="http://schemas.microsoft.com/office/drawing/2015/9/8/chartex" xmlns:cx2="http://schemas.microsoft.com/office/drawing/2015/10/21/chartex" xmlns:cx3="http://schemas.microsoft.com/office/drawing/2016/5/9/chartex" xmlns:cx4="http://schemas.microsoft.com/office/drawing/2016/5/10/chartex" xmlns:cx5="http://schemas.microsoft.com/office/drawing/2016/5/11/chartex" xmlns:cx6="http://schemas.microsoft.com/office/drawing/2016/5/12/chartex" xmlns:cx7="http://schemas.microsoft.com/office/drawing/2016/5/13/chartex" xmlns:cx8="http://schemas.microsoft.com/office/drawing/2016/5/14/chartex" xmlns:mc="http://schemas.openxmlformats.org/markup-compatibility/2006" xmlns:aink="http://schemas.microsoft.com/office/drawing/2016/ink" xmlns:am3d="http://schemas.microsoft.com/office/drawing/2017/model3d" xmlns:o="urn:schemas-microsoft-com:office:office" xmlns:oel="http://schemas.microsoft.com/office/2019/extlst" xmlns:r="http://schemas.openxmlformats.org/officeDocument/2006/relationships" xmlns:m="http://schemas.openxmlformats.org/officeDocument/2006/math" xmlns:v="urn:schemas-microsoft-com:vml" xmlns:wp14="http://schemas.microsoft.com/office/word/2010/wordprocessingDrawing" xmlns:wp="http://schemas.openxmlformats.org/drawingml/2006/wordprocessingDrawing" xmlns:w10="urn:schemas-microsoft-com:office:word" xmlns:w="http://schemas.openxmlformats.org/wordprocessingml/2006/main" xmlns:w14="http://schemas.microsoft.com/office/word/2010/wordml" xmlns:w15="http://schemas.microsoft.com/office/word/2012/wordml" xmlns:w16cex="http://schemas.microsoft.com/office/word/2018/wordml/cex" xmlns:w16cid="http://schemas.microsoft.com/office/word/2016/wordml/cid" xmlns:w16="http://schemas.microsoft.com/office/word/2018/wordml" xmlns:w16du="http://schemas.microsoft.com/office/word/2023/wordml/word16du" xmlns:w16sdtdh="http://schemas.microsoft.com/office/word/2020/wordml/sdtdatahash" xmlns:w16sdtfl="http://schemas.microsoft.com/office/word/2024/wordml/sdtformatlock" xmlns:w16se="http://schemas.microsoft.com/office/word/2015/wordml/symex" xmlns:wpg="http://schemas.microsoft.com/office/word/2010/wordprocessingGroup" xmlns:wpi="http://schemas.microsoft.com/office/word/2010/wordprocessingInk" xmlns:wne="http://schemas.microsoft.com/office/word/2006/wordml" xmlns:wps="http://schemas.microsoft.com/office/word/2010/wordprocessingShape" mc:Ignorable="w14 w15 w16se w16cid w16 w16cex w16sdtdh w16sdtfl w16du wp14">
   <w:p>
     <w:pPr>
       <w:pStyle w:val="Encabezado"/>
@@ -2854,7 +3568,7 @@
 </file>
 
 <file path=word/header2.xml><?xml version="1.0" encoding="utf-8"?>
-<w:hdr xmlns:wpc="http://schemas.microsoft.com/office/word/2010/wordprocessingCanvas" xmlns:cx="http://schemas.microsoft.com/office/drawing/2014/chartex" xmlns:mc="http://schemas.openxmlformats.org/markup-compatibility/2006" xmlns:o="urn:schemas-microsoft-com:office:office" xmlns:r="http://schemas.openxmlformats.org/officeDocument/2006/relationships" xmlns:m="http://schemas.openxmlformats.org/officeDocument/2006/math" xmlns:v="urn:schemas-microsoft-com:vml" xmlns:wp14="http://schemas.microsoft.com/office/word/2010/wordprocessingDrawing" xmlns:wp="http://schemas.openxmlformats.org/drawingml/2006/wordprocessingDrawing" xmlns:w10="urn:schemas-microsoft-com:office:word" xmlns:w="http://schemas.openxmlformats.org/wordprocessingml/2006/main" xmlns:w14="http://schemas.microsoft.com/office/word/2010/wordml" xmlns:w15="http://schemas.microsoft.com/office/word/2012/wordml" xmlns:w16se="http://schemas.microsoft.com/office/word/2015/wordml/symex" xmlns:wpg="http://schemas.microsoft.com/office/word/2010/wordprocessingGroup" xmlns:wpi="http://schemas.microsoft.com/office/word/2010/wordprocessingInk" xmlns:wne="http://schemas.microsoft.com/office/word/2006/wordml" xmlns:wps="http://schemas.microsoft.com/office/word/2010/wordprocessingShape" xmlns:a="http://schemas.openxmlformats.org/drawingml/2006/main" xmlns:pic="http://schemas.openxmlformats.org/drawingml/2006/picture" xmlns:a14="http://schemas.microsoft.com/office/drawing/2010/main" mc:Ignorable="w14 w15 w16se wp14">
+<w:hdr xmlns:wpc="http://schemas.microsoft.com/office/word/2010/wordprocessingCanvas" xmlns:cx="http://schemas.microsoft.com/office/drawing/2014/chartex" xmlns:cx1="http://schemas.microsoft.com/office/drawing/2015/9/8/chartex" xmlns:cx2="http://schemas.microsoft.com/office/drawing/2015/10/21/chartex" xmlns:cx3="http://schemas.microsoft.com/office/drawing/2016/5/9/chartex" xmlns:cx4="http://schemas.microsoft.com/office/drawing/2016/5/10/chartex" xmlns:cx5="http://schemas.microsoft.com/office/drawing/2016/5/11/chartex" xmlns:cx6="http://schemas.microsoft.com/office/drawing/2016/5/12/chartex" xmlns:cx7="http://schemas.microsoft.com/office/drawing/2016/5/13/chartex" xmlns:cx8="http://schemas.microsoft.com/office/drawing/2016/5/14/chartex" xmlns:mc="http://schemas.openxmlformats.org/markup-compatibility/2006" xmlns:aink="http://schemas.microsoft.com/office/drawing/2016/ink" xmlns:am3d="http://schemas.microsoft.com/office/drawing/2017/model3d" xmlns:o="urn:schemas-microsoft-com:office:office" xmlns:oel="http://schemas.microsoft.com/office/2019/extlst" xmlns:r="http://schemas.openxmlformats.org/officeDocument/2006/relationships" xmlns:m="http://schemas.openxmlformats.org/officeDocument/2006/math" xmlns:v="urn:schemas-microsoft-com:vml" xmlns:wp14="http://schemas.microsoft.com/office/word/2010/wordprocessingDrawing" xmlns:wp="http://schemas.openxmlformats.org/drawingml/2006/wordprocessingDrawing" xmlns:w10="urn:schemas-microsoft-com:office:word" xmlns:w="http://schemas.openxmlformats.org/wordprocessingml/2006/main" xmlns:w14="http://schemas.microsoft.com/office/word/2010/wordml" xmlns:w15="http://schemas.microsoft.com/office/word/2012/wordml" xmlns:w16cex="http://schemas.microsoft.com/office/word/2018/wordml/cex" xmlns:w16cid="http://schemas.microsoft.com/office/word/2016/wordml/cid" xmlns:w16="http://schemas.microsoft.com/office/word/2018/wordml" xmlns:w16du="http://schemas.microsoft.com/office/word/2023/wordml/word16du" xmlns:w16sdtdh="http://schemas.microsoft.com/office/word/2020/wordml/sdtdatahash" xmlns:w16sdtfl="http://schemas.microsoft.com/office/word/2024/wordml/sdtformatlock" xmlns:w16se="http://schemas.microsoft.com/office/word/2015/wordml/symex" xmlns:wpg="http://schemas.microsoft.com/office/word/2010/wordprocessingGroup" xmlns:wpi="http://schemas.microsoft.com/office/word/2010/wordprocessingInk" xmlns:wne="http://schemas.microsoft.com/office/word/2006/wordml" xmlns:wps="http://schemas.microsoft.com/office/word/2010/wordprocessingShape" mc:Ignorable="w14 w15 w16se w16cid w16 w16cex w16sdtdh w16sdtfl w16du wp14">
   <w:tbl>
     <w:tblPr>
       <w:tblStyle w:val="Tablaconcuadrcula"/>
@@ -2882,7 +3596,7 @@
         <w:p>
           <w:pPr>
             <w:rPr>
-              <w:rFonts w:ascii="Century Gothic" w:hAnsi="Century Gothic" w:eastAsia="Century Gothic" w:cs="Century Gothic"/>
+              <w:rFonts w:ascii="Century Gothic" w:eastAsia="Century Gothic" w:hAnsi="Century Gothic" w:cs="Century Gothic"/>
               <w:b/>
               <w:color w:val="1D2763"/>
               <w:sz w:val="24"/>
@@ -2891,7 +3605,7 @@
           </w:pPr>
           <w:r>
             <w:rPr>
-              <w:rFonts w:ascii="Century Gothic" w:hAnsi="Century Gothic" w:eastAsia="Century Gothic" w:cs="Century Gothic"/>
+              <w:rFonts w:ascii="Century Gothic" w:eastAsia="Century Gothic" w:hAnsi="Century Gothic" w:cs="Century Gothic"/>
               <w:b/>
               <w:color w:val="1D2763"/>
               <w:sz w:val="24"/>
@@ -2901,7 +3615,7 @@
           </w:r>
           <w:r>
             <w:rPr>
-              <w:rFonts w:ascii="Century Gothic" w:hAnsi="Century Gothic" w:eastAsia="Century Gothic" w:cs="Century Gothic"/>
+              <w:rFonts w:ascii="Century Gothic" w:eastAsia="Century Gothic" w:hAnsi="Century Gothic" w:cs="Century Gothic"/>
               <w:b/>
               <w:color w:val="1D2763"/>
               <w:sz w:val="24"/>
@@ -2913,7 +3627,7 @@
         <w:p>
           <w:pPr>
             <w:rPr>
-              <w:rFonts w:ascii="Century Gothic" w:hAnsi="Century Gothic" w:eastAsiaTheme="minorEastAsia"/>
+              <w:rFonts w:ascii="Century Gothic" w:eastAsiaTheme="minorEastAsia" w:hAnsi="Century Gothic"/>
               <w:sz w:val="2"/>
               <w:szCs w:val="2"/>
               <w:lang w:val="es-ES_tradnl" w:eastAsia="es-ES"/>
@@ -2921,7 +3635,7 @@
           </w:pPr>
           <w:r>
             <w:rPr>
-              <w:rFonts w:ascii="Century Gothic" w:hAnsi="Century Gothic" w:eastAsia="Century Gothic" w:cs="Century Gothic"/>
+              <w:rFonts w:ascii="Century Gothic" w:eastAsia="Century Gothic" w:hAnsi="Century Gothic" w:cs="Century Gothic"/>
               <w:b/>
               <w:color w:val="1D2763"/>
               <w:sz w:val="24"/>
@@ -2945,7 +3659,7 @@
           <w:pPr>
             <w:jc w:val="right"/>
             <w:rPr>
-              <w:rFonts w:ascii="Century Gothic" w:hAnsi="Century Gothic" w:eastAsiaTheme="minorEastAsia"/>
+              <w:rFonts w:ascii="Century Gothic" w:eastAsiaTheme="minorEastAsia" w:hAnsi="Century Gothic"/>
               <w:b/>
               <w:sz w:val="30"/>
               <w:szCs w:val="30"/>
@@ -3015,7 +3729,7 @@
 </file>
 
 <file path=word/header3.xml><?xml version="1.0" encoding="utf-8"?>
-<w:hdr xmlns:wpc="http://schemas.microsoft.com/office/word/2010/wordprocessingCanvas" xmlns:cx="http://schemas.microsoft.com/office/drawing/2014/chartex" xmlns:mc="http://schemas.openxmlformats.org/markup-compatibility/2006" xmlns:o="urn:schemas-microsoft-com:office:office" xmlns:r="http://schemas.openxmlformats.org/officeDocument/2006/relationships" xmlns:m="http://schemas.openxmlformats.org/officeDocument/2006/math" xmlns:v="urn:schemas-microsoft-com:vml" xmlns:wp14="http://schemas.microsoft.com/office/word/2010/wordprocessingDrawing" xmlns:wp="http://schemas.openxmlformats.org/drawingml/2006/wordprocessingDrawing" xmlns:w10="urn:schemas-microsoft-com:office:word" xmlns:w="http://schemas.openxmlformats.org/wordprocessingml/2006/main" xmlns:w14="http://schemas.microsoft.com/office/word/2010/wordml" xmlns:w15="http://schemas.microsoft.com/office/word/2012/wordml" xmlns:w16se="http://schemas.microsoft.com/office/word/2015/wordml/symex" xmlns:wpg="http://schemas.microsoft.com/office/word/2010/wordprocessingGroup" xmlns:wpi="http://schemas.microsoft.com/office/word/2010/wordprocessingInk" xmlns:wne="http://schemas.microsoft.com/office/word/2006/wordml" xmlns:wps="http://schemas.microsoft.com/office/word/2010/wordprocessingShape" xmlns:a="http://schemas.openxmlformats.org/drawingml/2006/main" xmlns:pic="http://schemas.openxmlformats.org/drawingml/2006/picture" xmlns:a14="http://schemas.microsoft.com/office/drawing/2010/main" mc:Ignorable="w14 w15 w16se wp14">
+<w:hdr xmlns:wpc="http://schemas.microsoft.com/office/word/2010/wordprocessingCanvas" xmlns:cx="http://schemas.microsoft.com/office/drawing/2014/chartex" xmlns:cx1="http://schemas.microsoft.com/office/drawing/2015/9/8/chartex" xmlns:cx2="http://schemas.microsoft.com/office/drawing/2015/10/21/chartex" xmlns:cx3="http://schemas.microsoft.com/office/drawing/2016/5/9/chartex" xmlns:cx4="http://schemas.microsoft.com/office/drawing/2016/5/10/chartex" xmlns:cx5="http://schemas.microsoft.com/office/drawing/2016/5/11/chartex" xmlns:cx6="http://schemas.microsoft.com/office/drawing/2016/5/12/chartex" xmlns:cx7="http://schemas.microsoft.com/office/drawing/2016/5/13/chartex" xmlns:cx8="http://schemas.microsoft.com/office/drawing/2016/5/14/chartex" xmlns:mc="http://schemas.openxmlformats.org/markup-compatibility/2006" xmlns:aink="http://schemas.microsoft.com/office/drawing/2016/ink" xmlns:am3d="http://schemas.microsoft.com/office/drawing/2017/model3d" xmlns:o="urn:schemas-microsoft-com:office:office" xmlns:oel="http://schemas.microsoft.com/office/2019/extlst" xmlns:r="http://schemas.openxmlformats.org/officeDocument/2006/relationships" xmlns:m="http://schemas.openxmlformats.org/officeDocument/2006/math" xmlns:v="urn:schemas-microsoft-com:vml" xmlns:wp14="http://schemas.microsoft.com/office/word/2010/wordprocessingDrawing" xmlns:wp="http://schemas.openxmlformats.org/drawingml/2006/wordprocessingDrawing" xmlns:w10="urn:schemas-microsoft-com:office:word" xmlns:w="http://schemas.openxmlformats.org/wordprocessingml/2006/main" xmlns:w14="http://schemas.microsoft.com/office/word/2010/wordml" xmlns:w15="http://schemas.microsoft.com/office/word/2012/wordml" xmlns:w16cex="http://schemas.microsoft.com/office/word/2018/wordml/cex" xmlns:w16cid="http://schemas.microsoft.com/office/word/2016/wordml/cid" xmlns:w16="http://schemas.microsoft.com/office/word/2018/wordml" xmlns:w16du="http://schemas.microsoft.com/office/word/2023/wordml/word16du" xmlns:w16sdtdh="http://schemas.microsoft.com/office/word/2020/wordml/sdtdatahash" xmlns:w16sdtfl="http://schemas.microsoft.com/office/word/2024/wordml/sdtformatlock" xmlns:w16se="http://schemas.microsoft.com/office/word/2015/wordml/symex" xmlns:wpg="http://schemas.microsoft.com/office/word/2010/wordprocessingGroup" xmlns:wpi="http://schemas.microsoft.com/office/word/2010/wordprocessingInk" xmlns:wne="http://schemas.microsoft.com/office/word/2006/wordml" xmlns:wps="http://schemas.microsoft.com/office/word/2010/wordprocessingShape" mc:Ignorable="w14 w15 w16se w16cid w16 w16cex w16sdtdh w16sdtfl w16du wp14">
   <w:tbl>
     <w:tblPr>
       <w:tblStyle w:val="Tablaconcuadrcula"/>
@@ -3044,7 +3758,7 @@
         <w:p>
           <w:pPr>
             <w:rPr>
-              <w:rFonts w:ascii="Century Gothic" w:hAnsi="Century Gothic" w:eastAsiaTheme="minorEastAsia"/>
+              <w:rFonts w:ascii="Century Gothic" w:eastAsiaTheme="minorEastAsia" w:hAnsi="Century Gothic"/>
               <w:b/>
               <w:sz w:val="30"/>
               <w:szCs w:val="30"/>
@@ -3053,7 +3767,7 @@
           </w:pPr>
           <w:r>
             <w:rPr>
-              <w:rFonts w:ascii="Century Gothic" w:hAnsi="Century Gothic" w:eastAsiaTheme="minorEastAsia"/>
+              <w:rFonts w:ascii="Century Gothic" w:eastAsiaTheme="minorEastAsia" w:hAnsi="Century Gothic"/>
               <w:b/>
               <w:noProof/>
               <w:sz w:val="30"/>
@@ -3124,7 +3838,7 @@
         <w:p>
           <w:pPr>
             <w:rPr>
-              <w:rFonts w:ascii="Century Gothic" w:hAnsi="Century Gothic" w:eastAsiaTheme="minorEastAsia"/>
+              <w:rFonts w:ascii="Century Gothic" w:eastAsiaTheme="minorEastAsia" w:hAnsi="Century Gothic"/>
               <w:b/>
               <w:color w:val="1D2763"/>
               <w:sz w:val="24"/>
@@ -3134,7 +3848,7 @@
           </w:pPr>
           <w:r>
             <w:rPr>
-              <w:rFonts w:ascii="Century Gothic" w:hAnsi="Century Gothic" w:eastAsiaTheme="minorEastAsia"/>
+              <w:rFonts w:ascii="Century Gothic" w:eastAsiaTheme="minorEastAsia" w:hAnsi="Century Gothic"/>
               <w:b/>
               <w:color w:val="1D2763"/>
               <w:sz w:val="24"/>
@@ -3147,7 +3861,7 @@
         <w:p>
           <w:pPr>
             <w:rPr>
-              <w:rFonts w:ascii="Century Gothic" w:hAnsi="Century Gothic" w:eastAsia="Century Gothic" w:cs="Century Gothic"/>
+              <w:rFonts w:ascii="Century Gothic" w:eastAsia="Century Gothic" w:hAnsi="Century Gothic" w:cs="Century Gothic"/>
               <w:color w:val="1D2763"/>
               <w:sz w:val="24"/>
               <w:szCs w:val="24"/>
@@ -3155,7 +3869,7 @@
           </w:pPr>
           <w:r>
             <w:rPr>
-              <w:rFonts w:ascii="Century Gothic" w:hAnsi="Century Gothic" w:eastAsia="Century Gothic" w:cs="Century Gothic"/>
+              <w:rFonts w:ascii="Century Gothic" w:eastAsia="Century Gothic" w:hAnsi="Century Gothic" w:cs="Century Gothic"/>
               <w:color w:val="1D2763"/>
               <w:sz w:val="24"/>
               <w:szCs w:val="24"/>
@@ -3164,29 +3878,27 @@
           </w:r>
           <w:r>
             <w:rPr>
-              <w:rFonts w:ascii="Century Gothic" w:hAnsi="Century Gothic" w:eastAsia="Century Gothic" w:cs="Century Gothic"/>
+              <w:rFonts w:ascii="Century Gothic" w:eastAsia="Century Gothic" w:hAnsi="Century Gothic" w:cs="Century Gothic"/>
               <w:color w:val="1D2763"/>
               <w:sz w:val="24"/>
               <w:szCs w:val="24"/>
             </w:rPr>
             <w:t xml:space="preserve">en </w:t>
           </w:r>
-          <w:proofErr w:type="spellStart"/>
           <w:r>
             <w:rPr>
-              <w:rFonts w:ascii="Century Gothic" w:hAnsi="Century Gothic" w:eastAsia="Century Gothic" w:cs="Century Gothic"/>
+              <w:rFonts w:ascii="Century Gothic" w:eastAsia="Century Gothic" w:hAnsi="Century Gothic" w:cs="Century Gothic"/>
               <w:color w:val="1D2763"/>
               <w:sz w:val="24"/>
               <w:szCs w:val="24"/>
             </w:rPr>
             <w:t>Geomática</w:t>
           </w:r>
-          <w:proofErr w:type="spellEnd"/>
         </w:p>
         <w:p>
           <w:pPr>
             <w:rPr>
-              <w:rFonts w:ascii="Century Gothic" w:hAnsi="Century Gothic" w:eastAsiaTheme="minorEastAsia"/>
+              <w:rFonts w:ascii="Century Gothic" w:eastAsiaTheme="minorEastAsia" w:hAnsi="Century Gothic"/>
               <w:color w:val="1D2763"/>
               <w:sz w:val="24"/>
               <w:szCs w:val="24"/>
@@ -3195,7 +3907,7 @@
           </w:pPr>
           <w:r>
             <w:rPr>
-              <w:rFonts w:ascii="Century Gothic" w:hAnsi="Century Gothic" w:eastAsiaTheme="minorEastAsia"/>
+              <w:rFonts w:ascii="Century Gothic" w:eastAsiaTheme="minorEastAsia" w:hAnsi="Century Gothic"/>
               <w:color w:val="1D2763"/>
               <w:sz w:val="24"/>
               <w:szCs w:val="24"/>
@@ -3207,7 +3919,7 @@
         <w:p>
           <w:pPr>
             <w:rPr>
-              <w:rFonts w:ascii="Century Gothic" w:hAnsi="Century Gothic" w:eastAsiaTheme="minorEastAsia"/>
+              <w:rFonts w:ascii="Century Gothic" w:eastAsiaTheme="minorEastAsia" w:hAnsi="Century Gothic"/>
               <w:sz w:val="2"/>
               <w:szCs w:val="2"/>
               <w:lang w:val="es-ES_tradnl" w:eastAsia="es-ES"/>
@@ -3229,7 +3941,7 @@
           <w:pPr>
             <w:jc w:val="right"/>
             <w:rPr>
-              <w:rFonts w:ascii="Century Gothic" w:hAnsi="Century Gothic" w:eastAsiaTheme="minorEastAsia"/>
+              <w:rFonts w:ascii="Century Gothic" w:eastAsiaTheme="minorEastAsia" w:hAnsi="Century Gothic"/>
               <w:b/>
               <w:sz w:val="30"/>
               <w:szCs w:val="30"/>
@@ -3238,7 +3950,7 @@
           </w:pPr>
           <w:r>
             <w:rPr>
-              <w:rFonts w:ascii="Century Gothic" w:hAnsi="Century Gothic" w:eastAsiaTheme="minorEastAsia"/>
+              <w:rFonts w:ascii="Century Gothic" w:eastAsiaTheme="minorEastAsia" w:hAnsi="Century Gothic"/>
               <w:b/>
               <w:noProof/>
               <w:sz w:val="30"/>
@@ -3308,7 +4020,7 @@
 </file>
 
 <file path=word/numbering.xml><?xml version="1.0" encoding="utf-8"?>
-<w:numbering xmlns:wpc="http://schemas.microsoft.com/office/word/2010/wordprocessingCanvas" xmlns:cx="http://schemas.microsoft.com/office/drawing/2014/chartex" xmlns:mc="http://schemas.openxmlformats.org/markup-compatibility/2006" xmlns:o="urn:schemas-microsoft-com:office:office" xmlns:r="http://schemas.openxmlformats.org/officeDocument/2006/relationships" xmlns:m="http://schemas.openxmlformats.org/officeDocument/2006/math" xmlns:v="urn:schemas-microsoft-com:vml" xmlns:wp14="http://schemas.microsoft.com/office/word/2010/wordprocessingDrawing" xmlns:wp="http://schemas.openxmlformats.org/drawingml/2006/wordprocessingDrawing" xmlns:w10="urn:schemas-microsoft-com:office:word" xmlns:w="http://schemas.openxmlformats.org/wordprocessingml/2006/main" xmlns:w14="http://schemas.microsoft.com/office/word/2010/wordml" xmlns:w15="http://schemas.microsoft.com/office/word/2012/wordml" xmlns:w16se="http://schemas.microsoft.com/office/word/2015/wordml/symex" xmlns:wpg="http://schemas.microsoft.com/office/word/2010/wordprocessingGroup" xmlns:wpi="http://schemas.microsoft.com/office/word/2010/wordprocessingInk" xmlns:wne="http://schemas.microsoft.com/office/word/2006/wordml" xmlns:wps="http://schemas.microsoft.com/office/word/2010/wordprocessingShape" mc:Ignorable="w14 w15 w16se wp14">
+<w:numbering xmlns:wpc="http://schemas.microsoft.com/office/word/2010/wordprocessingCanvas" xmlns:cx="http://schemas.microsoft.com/office/drawing/2014/chartex" xmlns:cx1="http://schemas.microsoft.com/office/drawing/2015/9/8/chartex" xmlns:cx2="http://schemas.microsoft.com/office/drawing/2015/10/21/chartex" xmlns:cx3="http://schemas.microsoft.com/office/drawing/2016/5/9/chartex" xmlns:cx4="http://schemas.microsoft.com/office/drawing/2016/5/10/chartex" xmlns:cx5="http://schemas.microsoft.com/office/drawing/2016/5/11/chartex" xmlns:cx6="http://schemas.microsoft.com/office/drawing/2016/5/12/chartex" xmlns:cx7="http://schemas.microsoft.com/office/drawing/2016/5/13/chartex" xmlns:cx8="http://schemas.microsoft.com/office/drawing/2016/5/14/chartex" xmlns:mc="http://schemas.openxmlformats.org/markup-compatibility/2006" xmlns:aink="http://schemas.microsoft.com/office/drawing/2016/ink" xmlns:am3d="http://schemas.microsoft.com/office/drawing/2017/model3d" xmlns:o="urn:schemas-microsoft-com:office:office" xmlns:oel="http://schemas.microsoft.com/office/2019/extlst" xmlns:r="http://schemas.openxmlformats.org/officeDocument/2006/relationships" xmlns:m="http://schemas.openxmlformats.org/officeDocument/2006/math" xmlns:v="urn:schemas-microsoft-com:vml" xmlns:wp14="http://schemas.microsoft.com/office/word/2010/wordprocessingDrawing" xmlns:wp="http://schemas.openxmlformats.org/drawingml/2006/wordprocessingDrawing" xmlns:w10="urn:schemas-microsoft-com:office:word" xmlns:w="http://schemas.openxmlformats.org/wordprocessingml/2006/main" xmlns:w14="http://schemas.microsoft.com/office/word/2010/wordml" xmlns:w15="http://schemas.microsoft.com/office/word/2012/wordml" xmlns:w16cex="http://schemas.microsoft.com/office/word/2018/wordml/cex" xmlns:w16cid="http://schemas.microsoft.com/office/word/2016/wordml/cid" xmlns:w16="http://schemas.microsoft.com/office/word/2018/wordml" xmlns:w16du="http://schemas.microsoft.com/office/word/2023/wordml/word16du" xmlns:w16sdtdh="http://schemas.microsoft.com/office/word/2020/wordml/sdtdatahash" xmlns:w16sdtfl="http://schemas.microsoft.com/office/word/2024/wordml/sdtformatlock" xmlns:w16se="http://schemas.microsoft.com/office/word/2015/wordml/symex" xmlns:wpg="http://schemas.microsoft.com/office/word/2010/wordprocessingGroup" xmlns:wpi="http://schemas.microsoft.com/office/word/2010/wordprocessingInk" xmlns:wne="http://schemas.microsoft.com/office/word/2006/wordml" xmlns:wps="http://schemas.microsoft.com/office/word/2010/wordprocessingShape" mc:Ignorable="w14 w15 w16se w16cid w16 w16cex w16sdtdh w16sdtfl w16du wp14">
   <w:abstractNum w:abstractNumId="0" w15:restartNumberingAfterBreak="0">
     <w:nsid w:val="049156A1"/>
     <w:multiLevelType w:val="hybridMultilevel"/>
@@ -3322,7 +4034,7 @@
         <w:ind w:left="720" w:hanging="360"/>
       </w:pPr>
       <w:rPr>
-        <w:rFonts w:hint="default" w:ascii="Calibri" w:hAnsi="Calibri"/>
+        <w:rFonts w:ascii="Calibri" w:hAnsi="Calibri" w:hint="default"/>
       </w:rPr>
     </w:lvl>
     <w:lvl w:ilvl="1" w:tplc="664283CA">
@@ -3334,7 +4046,7 @@
         <w:ind w:left="1440" w:hanging="360"/>
       </w:pPr>
       <w:rPr>
-        <w:rFonts w:hint="default" w:ascii="Courier New" w:hAnsi="Courier New"/>
+        <w:rFonts w:ascii="Courier New" w:hAnsi="Courier New" w:hint="default"/>
       </w:rPr>
     </w:lvl>
     <w:lvl w:ilvl="2" w:tplc="64FEBACE">
@@ -3346,7 +4058,7 @@
         <w:ind w:left="2160" w:hanging="360"/>
       </w:pPr>
       <w:rPr>
-        <w:rFonts w:hint="default" w:ascii="Wingdings" w:hAnsi="Wingdings"/>
+        <w:rFonts w:ascii="Wingdings" w:hAnsi="Wingdings" w:hint="default"/>
       </w:rPr>
     </w:lvl>
     <w:lvl w:ilvl="3" w:tplc="EBBADAFE">
@@ -3358,7 +4070,7 @@
         <w:ind w:left="2880" w:hanging="360"/>
       </w:pPr>
       <w:rPr>
-        <w:rFonts w:hint="default" w:ascii="Symbol" w:hAnsi="Symbol"/>
+        <w:rFonts w:ascii="Symbol" w:hAnsi="Symbol" w:hint="default"/>
       </w:rPr>
     </w:lvl>
     <w:lvl w:ilvl="4" w:tplc="BF20C764">
@@ -3370,7 +4082,7 @@
         <w:ind w:left="3600" w:hanging="360"/>
       </w:pPr>
       <w:rPr>
-        <w:rFonts w:hint="default" w:ascii="Courier New" w:hAnsi="Courier New"/>
+        <w:rFonts w:ascii="Courier New" w:hAnsi="Courier New" w:hint="default"/>
       </w:rPr>
     </w:lvl>
     <w:lvl w:ilvl="5" w:tplc="DF9E714A">
@@ -3382,7 +4094,7 @@
         <w:ind w:left="4320" w:hanging="360"/>
       </w:pPr>
       <w:rPr>
-        <w:rFonts w:hint="default" w:ascii="Wingdings" w:hAnsi="Wingdings"/>
+        <w:rFonts w:ascii="Wingdings" w:hAnsi="Wingdings" w:hint="default"/>
       </w:rPr>
     </w:lvl>
     <w:lvl w:ilvl="6" w:tplc="97DC3BFE">
@@ -3394,7 +4106,7 @@
         <w:ind w:left="5040" w:hanging="360"/>
       </w:pPr>
       <w:rPr>
-        <w:rFonts w:hint="default" w:ascii="Symbol" w:hAnsi="Symbol"/>
+        <w:rFonts w:ascii="Symbol" w:hAnsi="Symbol" w:hint="default"/>
       </w:rPr>
     </w:lvl>
     <w:lvl w:ilvl="7" w:tplc="F54C19C8">
@@ -3406,7 +4118,7 @@
         <w:ind w:left="5760" w:hanging="360"/>
       </w:pPr>
       <w:rPr>
-        <w:rFonts w:hint="default" w:ascii="Courier New" w:hAnsi="Courier New"/>
+        <w:rFonts w:ascii="Courier New" w:hAnsi="Courier New" w:hint="default"/>
       </w:rPr>
     </w:lvl>
     <w:lvl w:ilvl="8" w:tplc="767018FA">
@@ -3418,7 +4130,7 @@
         <w:ind w:left="6480" w:hanging="360"/>
       </w:pPr>
       <w:rPr>
-        <w:rFonts w:hint="default" w:ascii="Wingdings" w:hAnsi="Wingdings"/>
+        <w:rFonts w:ascii="Wingdings" w:hAnsi="Wingdings" w:hint="default"/>
       </w:rPr>
     </w:lvl>
   </w:abstractNum>
@@ -3637,7 +4349,7 @@
         <w:ind w:left="720" w:hanging="360"/>
       </w:pPr>
       <w:rPr>
-        <w:rFonts w:hint="default" w:ascii="Courier New" w:hAnsi="Courier New" w:cs="Courier New"/>
+        <w:rFonts w:ascii="Courier New" w:hAnsi="Courier New" w:cs="Courier New" w:hint="default"/>
       </w:rPr>
     </w:lvl>
     <w:lvl w:ilvl="1" w:tplc="340A0003">
@@ -3649,7 +4361,7 @@
         <w:ind w:left="1440" w:hanging="360"/>
       </w:pPr>
       <w:rPr>
-        <w:rFonts w:hint="default" w:ascii="Courier New" w:hAnsi="Courier New" w:cs="Courier New"/>
+        <w:rFonts w:ascii="Courier New" w:hAnsi="Courier New" w:cs="Courier New" w:hint="default"/>
       </w:rPr>
     </w:lvl>
     <w:lvl w:ilvl="2" w:tplc="340A0005" w:tentative="1">
@@ -3661,7 +4373,7 @@
         <w:ind w:left="2160" w:hanging="360"/>
       </w:pPr>
       <w:rPr>
-        <w:rFonts w:hint="default" w:ascii="Wingdings" w:hAnsi="Wingdings"/>
+        <w:rFonts w:ascii="Wingdings" w:hAnsi="Wingdings" w:hint="default"/>
       </w:rPr>
     </w:lvl>
     <w:lvl w:ilvl="3" w:tplc="340A0001" w:tentative="1">
@@ -3673,7 +4385,7 @@
         <w:ind w:left="2880" w:hanging="360"/>
       </w:pPr>
       <w:rPr>
-        <w:rFonts w:hint="default" w:ascii="Symbol" w:hAnsi="Symbol"/>
+        <w:rFonts w:ascii="Symbol" w:hAnsi="Symbol" w:hint="default"/>
       </w:rPr>
     </w:lvl>
     <w:lvl w:ilvl="4" w:tplc="340A0003" w:tentative="1">
@@ -3685,7 +4397,7 @@
         <w:ind w:left="3600" w:hanging="360"/>
       </w:pPr>
       <w:rPr>
-        <w:rFonts w:hint="default" w:ascii="Courier New" w:hAnsi="Courier New" w:cs="Courier New"/>
+        <w:rFonts w:ascii="Courier New" w:hAnsi="Courier New" w:cs="Courier New" w:hint="default"/>
       </w:rPr>
     </w:lvl>
     <w:lvl w:ilvl="5" w:tplc="340A0005" w:tentative="1">
@@ -3697,7 +4409,7 @@
         <w:ind w:left="4320" w:hanging="360"/>
       </w:pPr>
       <w:rPr>
-        <w:rFonts w:hint="default" w:ascii="Wingdings" w:hAnsi="Wingdings"/>
+        <w:rFonts w:ascii="Wingdings" w:hAnsi="Wingdings" w:hint="default"/>
       </w:rPr>
     </w:lvl>
     <w:lvl w:ilvl="6" w:tplc="340A0001" w:tentative="1">
@@ -3709,7 +4421,7 @@
         <w:ind w:left="5040" w:hanging="360"/>
       </w:pPr>
       <w:rPr>
-        <w:rFonts w:hint="default" w:ascii="Symbol" w:hAnsi="Symbol"/>
+        <w:rFonts w:ascii="Symbol" w:hAnsi="Symbol" w:hint="default"/>
       </w:rPr>
     </w:lvl>
     <w:lvl w:ilvl="7" w:tplc="340A0003" w:tentative="1">
@@ -3721,7 +4433,7 @@
         <w:ind w:left="5760" w:hanging="360"/>
       </w:pPr>
       <w:rPr>
-        <w:rFonts w:hint="default" w:ascii="Courier New" w:hAnsi="Courier New" w:cs="Courier New"/>
+        <w:rFonts w:ascii="Courier New" w:hAnsi="Courier New" w:cs="Courier New" w:hint="default"/>
       </w:rPr>
     </w:lvl>
     <w:lvl w:ilvl="8" w:tplc="340A0005" w:tentative="1">
@@ -3733,7 +4445,7 @@
         <w:ind w:left="6480" w:hanging="360"/>
       </w:pPr>
       <w:rPr>
-        <w:rFonts w:hint="default" w:ascii="Wingdings" w:hAnsi="Wingdings"/>
+        <w:rFonts w:ascii="Wingdings" w:hAnsi="Wingdings" w:hint="default"/>
       </w:rPr>
     </w:lvl>
   </w:abstractNum>
@@ -3750,7 +4462,7 @@
         <w:ind w:left="1080" w:hanging="360"/>
       </w:pPr>
       <w:rPr>
-        <w:rFonts w:hint="default" w:ascii="Symbol" w:hAnsi="Symbol"/>
+        <w:rFonts w:ascii="Symbol" w:hAnsi="Symbol" w:hint="default"/>
       </w:rPr>
     </w:lvl>
     <w:lvl w:ilvl="1" w:tplc="340A0019" w:tentative="1">
@@ -3839,7 +4551,7 @@
         <w:ind w:left="720" w:hanging="360"/>
       </w:pPr>
       <w:rPr>
-        <w:rFonts w:hint="default" w:ascii="Calibri" w:hAnsi="Calibri"/>
+        <w:rFonts w:ascii="Calibri" w:hAnsi="Calibri" w:hint="default"/>
       </w:rPr>
     </w:lvl>
     <w:lvl w:ilvl="1" w:tplc="3A16C246">
@@ -3851,7 +4563,7 @@
         <w:ind w:left="1440" w:hanging="360"/>
       </w:pPr>
       <w:rPr>
-        <w:rFonts w:hint="default" w:ascii="Courier New" w:hAnsi="Courier New"/>
+        <w:rFonts w:ascii="Courier New" w:hAnsi="Courier New" w:hint="default"/>
       </w:rPr>
     </w:lvl>
     <w:lvl w:ilvl="2" w:tplc="8D0223E8">
@@ -3863,7 +4575,7 @@
         <w:ind w:left="2160" w:hanging="360"/>
       </w:pPr>
       <w:rPr>
-        <w:rFonts w:hint="default" w:ascii="Wingdings" w:hAnsi="Wingdings"/>
+        <w:rFonts w:ascii="Wingdings" w:hAnsi="Wingdings" w:hint="default"/>
       </w:rPr>
     </w:lvl>
     <w:lvl w:ilvl="3" w:tplc="EB828ABC">
@@ -3875,7 +4587,7 @@
         <w:ind w:left="2880" w:hanging="360"/>
       </w:pPr>
       <w:rPr>
-        <w:rFonts w:hint="default" w:ascii="Symbol" w:hAnsi="Symbol"/>
+        <w:rFonts w:ascii="Symbol" w:hAnsi="Symbol" w:hint="default"/>
       </w:rPr>
     </w:lvl>
     <w:lvl w:ilvl="4" w:tplc="D72C6452">
@@ -3887,7 +4599,7 @@
         <w:ind w:left="3600" w:hanging="360"/>
       </w:pPr>
       <w:rPr>
-        <w:rFonts w:hint="default" w:ascii="Courier New" w:hAnsi="Courier New"/>
+        <w:rFonts w:ascii="Courier New" w:hAnsi="Courier New" w:hint="default"/>
       </w:rPr>
     </w:lvl>
     <w:lvl w:ilvl="5" w:tplc="2DAA3848">
@@ -3899,7 +4611,7 @@
         <w:ind w:left="4320" w:hanging="360"/>
       </w:pPr>
       <w:rPr>
-        <w:rFonts w:hint="default" w:ascii="Wingdings" w:hAnsi="Wingdings"/>
+        <w:rFonts w:ascii="Wingdings" w:hAnsi="Wingdings" w:hint="default"/>
       </w:rPr>
     </w:lvl>
     <w:lvl w:ilvl="6" w:tplc="AF3C392E">
@@ -3911,7 +4623,7 @@
         <w:ind w:left="5040" w:hanging="360"/>
       </w:pPr>
       <w:rPr>
-        <w:rFonts w:hint="default" w:ascii="Symbol" w:hAnsi="Symbol"/>
+        <w:rFonts w:ascii="Symbol" w:hAnsi="Symbol" w:hint="default"/>
       </w:rPr>
     </w:lvl>
     <w:lvl w:ilvl="7" w:tplc="E5C2F6FA">
@@ -3923,7 +4635,7 @@
         <w:ind w:left="5760" w:hanging="360"/>
       </w:pPr>
       <w:rPr>
-        <w:rFonts w:hint="default" w:ascii="Courier New" w:hAnsi="Courier New"/>
+        <w:rFonts w:ascii="Courier New" w:hAnsi="Courier New" w:hint="default"/>
       </w:rPr>
     </w:lvl>
     <w:lvl w:ilvl="8" w:tplc="556A4EE8">
@@ -3935,7 +4647,7 @@
         <w:ind w:left="6480" w:hanging="360"/>
       </w:pPr>
       <w:rPr>
-        <w:rFonts w:hint="default" w:ascii="Wingdings" w:hAnsi="Wingdings"/>
+        <w:rFonts w:ascii="Wingdings" w:hAnsi="Wingdings" w:hint="default"/>
       </w:rPr>
     </w:lvl>
   </w:abstractNum>
@@ -3955,7 +4667,7 @@
         <w:ind w:left="720" w:hanging="360"/>
       </w:pPr>
       <w:rPr>
-        <w:rFonts w:hint="default" w:ascii="Symbol" w:hAnsi="Symbol"/>
+        <w:rFonts w:ascii="Symbol" w:hAnsi="Symbol" w:hint="default"/>
         <w:sz w:val="20"/>
       </w:rPr>
     </w:lvl>
@@ -3971,7 +4683,7 @@
         <w:ind w:left="1440" w:hanging="360"/>
       </w:pPr>
       <w:rPr>
-        <w:rFonts w:hint="default" w:ascii="Courier New" w:hAnsi="Courier New"/>
+        <w:rFonts w:ascii="Courier New" w:hAnsi="Courier New" w:hint="default"/>
         <w:sz w:val="20"/>
       </w:rPr>
     </w:lvl>
@@ -3987,7 +4699,7 @@
         <w:ind w:left="2160" w:hanging="360"/>
       </w:pPr>
       <w:rPr>
-        <w:rFonts w:hint="default" w:ascii="Wingdings" w:hAnsi="Wingdings"/>
+        <w:rFonts w:ascii="Wingdings" w:hAnsi="Wingdings" w:hint="default"/>
         <w:sz w:val="20"/>
       </w:rPr>
     </w:lvl>
@@ -4003,7 +4715,7 @@
         <w:ind w:left="2880" w:hanging="360"/>
       </w:pPr>
       <w:rPr>
-        <w:rFonts w:hint="default" w:ascii="Wingdings" w:hAnsi="Wingdings"/>
+        <w:rFonts w:ascii="Wingdings" w:hAnsi="Wingdings" w:hint="default"/>
         <w:sz w:val="20"/>
       </w:rPr>
     </w:lvl>
@@ -4019,7 +4731,7 @@
         <w:ind w:left="3600" w:hanging="360"/>
       </w:pPr>
       <w:rPr>
-        <w:rFonts w:hint="default" w:ascii="Wingdings" w:hAnsi="Wingdings"/>
+        <w:rFonts w:ascii="Wingdings" w:hAnsi="Wingdings" w:hint="default"/>
         <w:sz w:val="20"/>
       </w:rPr>
     </w:lvl>
@@ -4035,7 +4747,7 @@
         <w:ind w:left="4320" w:hanging="360"/>
       </w:pPr>
       <w:rPr>
-        <w:rFonts w:hint="default" w:ascii="Wingdings" w:hAnsi="Wingdings"/>
+        <w:rFonts w:ascii="Wingdings" w:hAnsi="Wingdings" w:hint="default"/>
         <w:sz w:val="20"/>
       </w:rPr>
     </w:lvl>
@@ -4051,7 +4763,7 @@
         <w:ind w:left="5040" w:hanging="360"/>
       </w:pPr>
       <w:rPr>
-        <w:rFonts w:hint="default" w:ascii="Wingdings" w:hAnsi="Wingdings"/>
+        <w:rFonts w:ascii="Wingdings" w:hAnsi="Wingdings" w:hint="default"/>
         <w:sz w:val="20"/>
       </w:rPr>
     </w:lvl>
@@ -4067,7 +4779,7 @@
         <w:ind w:left="5760" w:hanging="360"/>
       </w:pPr>
       <w:rPr>
-        <w:rFonts w:hint="default" w:ascii="Wingdings" w:hAnsi="Wingdings"/>
+        <w:rFonts w:ascii="Wingdings" w:hAnsi="Wingdings" w:hint="default"/>
         <w:sz w:val="20"/>
       </w:rPr>
     </w:lvl>
@@ -4083,7 +4795,7 @@
         <w:ind w:left="6480" w:hanging="360"/>
       </w:pPr>
       <w:rPr>
-        <w:rFonts w:hint="default" w:ascii="Wingdings" w:hAnsi="Wingdings"/>
+        <w:rFonts w:ascii="Wingdings" w:hAnsi="Wingdings" w:hint="default"/>
         <w:sz w:val="20"/>
       </w:rPr>
     </w:lvl>
@@ -4104,7 +4816,7 @@
         <w:ind w:left="720" w:hanging="360"/>
       </w:pPr>
       <w:rPr>
-        <w:rFonts w:hint="default" w:ascii="Symbol" w:hAnsi="Symbol"/>
+        <w:rFonts w:ascii="Symbol" w:hAnsi="Symbol" w:hint="default"/>
         <w:sz w:val="20"/>
       </w:rPr>
     </w:lvl>
@@ -4120,7 +4832,7 @@
         <w:ind w:left="1440" w:hanging="360"/>
       </w:pPr>
       <w:rPr>
-        <w:rFonts w:hint="default" w:ascii="Courier New" w:hAnsi="Courier New"/>
+        <w:rFonts w:ascii="Courier New" w:hAnsi="Courier New" w:hint="default"/>
         <w:sz w:val="20"/>
       </w:rPr>
     </w:lvl>
@@ -4136,7 +4848,7 @@
         <w:ind w:left="2160" w:hanging="360"/>
       </w:pPr>
       <w:rPr>
-        <w:rFonts w:hint="default" w:ascii="Wingdings" w:hAnsi="Wingdings"/>
+        <w:rFonts w:ascii="Wingdings" w:hAnsi="Wingdings" w:hint="default"/>
         <w:sz w:val="20"/>
       </w:rPr>
     </w:lvl>
@@ -4152,7 +4864,7 @@
         <w:ind w:left="2880" w:hanging="360"/>
       </w:pPr>
       <w:rPr>
-        <w:rFonts w:hint="default" w:ascii="Wingdings" w:hAnsi="Wingdings"/>
+        <w:rFonts w:ascii="Wingdings" w:hAnsi="Wingdings" w:hint="default"/>
         <w:sz w:val="20"/>
       </w:rPr>
     </w:lvl>
@@ -4168,7 +4880,7 @@
         <w:ind w:left="3600" w:hanging="360"/>
       </w:pPr>
       <w:rPr>
-        <w:rFonts w:hint="default" w:ascii="Wingdings" w:hAnsi="Wingdings"/>
+        <w:rFonts w:ascii="Wingdings" w:hAnsi="Wingdings" w:hint="default"/>
         <w:sz w:val="20"/>
       </w:rPr>
     </w:lvl>
@@ -4184,7 +4896,7 @@
         <w:ind w:left="4320" w:hanging="360"/>
       </w:pPr>
       <w:rPr>
-        <w:rFonts w:hint="default" w:ascii="Wingdings" w:hAnsi="Wingdings"/>
+        <w:rFonts w:ascii="Wingdings" w:hAnsi="Wingdings" w:hint="default"/>
         <w:sz w:val="20"/>
       </w:rPr>
     </w:lvl>
@@ -4200,7 +4912,7 @@
         <w:ind w:left="5040" w:hanging="360"/>
       </w:pPr>
       <w:rPr>
-        <w:rFonts w:hint="default" w:ascii="Wingdings" w:hAnsi="Wingdings"/>
+        <w:rFonts w:ascii="Wingdings" w:hAnsi="Wingdings" w:hint="default"/>
         <w:sz w:val="20"/>
       </w:rPr>
     </w:lvl>
@@ -4216,7 +4928,7 @@
         <w:ind w:left="5760" w:hanging="360"/>
       </w:pPr>
       <w:rPr>
-        <w:rFonts w:hint="default" w:ascii="Wingdings" w:hAnsi="Wingdings"/>
+        <w:rFonts w:ascii="Wingdings" w:hAnsi="Wingdings" w:hint="default"/>
         <w:sz w:val="20"/>
       </w:rPr>
     </w:lvl>
@@ -4232,7 +4944,7 @@
         <w:ind w:left="6480" w:hanging="360"/>
       </w:pPr>
       <w:rPr>
-        <w:rFonts w:hint="default" w:ascii="Wingdings" w:hAnsi="Wingdings"/>
+        <w:rFonts w:ascii="Wingdings" w:hAnsi="Wingdings" w:hint="default"/>
         <w:sz w:val="20"/>
       </w:rPr>
     </w:lvl>
@@ -4249,7 +4961,7 @@
         <w:ind w:left="795" w:hanging="360"/>
       </w:pPr>
       <w:rPr>
-        <w:rFonts w:hint="default" w:ascii="Calibri" w:hAnsi="Calibri" w:cs="Calibri" w:eastAsiaTheme="majorEastAsia"/>
+        <w:rFonts w:ascii="Calibri" w:eastAsiaTheme="majorEastAsia" w:hAnsi="Calibri" w:cs="Calibri" w:hint="default"/>
       </w:rPr>
     </w:lvl>
     <w:lvl w:ilvl="1" w:tplc="340A0003" w:tentative="1">
@@ -4261,7 +4973,7 @@
         <w:ind w:left="1515" w:hanging="360"/>
       </w:pPr>
       <w:rPr>
-        <w:rFonts w:hint="default" w:ascii="Courier New" w:hAnsi="Courier New" w:cs="Courier New"/>
+        <w:rFonts w:ascii="Courier New" w:hAnsi="Courier New" w:cs="Courier New" w:hint="default"/>
       </w:rPr>
     </w:lvl>
     <w:lvl w:ilvl="2" w:tplc="340A0005" w:tentative="1">
@@ -4273,7 +4985,7 @@
         <w:ind w:left="2235" w:hanging="360"/>
       </w:pPr>
       <w:rPr>
-        <w:rFonts w:hint="default" w:ascii="Wingdings" w:hAnsi="Wingdings"/>
+        <w:rFonts w:ascii="Wingdings" w:hAnsi="Wingdings" w:hint="default"/>
       </w:rPr>
     </w:lvl>
     <w:lvl w:ilvl="3" w:tplc="340A0001" w:tentative="1">
@@ -4285,7 +4997,7 @@
         <w:ind w:left="2955" w:hanging="360"/>
       </w:pPr>
       <w:rPr>
-        <w:rFonts w:hint="default" w:ascii="Symbol" w:hAnsi="Symbol"/>
+        <w:rFonts w:ascii="Symbol" w:hAnsi="Symbol" w:hint="default"/>
       </w:rPr>
     </w:lvl>
     <w:lvl w:ilvl="4" w:tplc="340A0003" w:tentative="1">
@@ -4297,7 +5009,7 @@
         <w:ind w:left="3675" w:hanging="360"/>
       </w:pPr>
       <w:rPr>
-        <w:rFonts w:hint="default" w:ascii="Courier New" w:hAnsi="Courier New" w:cs="Courier New"/>
+        <w:rFonts w:ascii="Courier New" w:hAnsi="Courier New" w:cs="Courier New" w:hint="default"/>
       </w:rPr>
     </w:lvl>
     <w:lvl w:ilvl="5" w:tplc="340A0005" w:tentative="1">
@@ -4309,7 +5021,7 @@
         <w:ind w:left="4395" w:hanging="360"/>
       </w:pPr>
       <w:rPr>
-        <w:rFonts w:hint="default" w:ascii="Wingdings" w:hAnsi="Wingdings"/>
+        <w:rFonts w:ascii="Wingdings" w:hAnsi="Wingdings" w:hint="default"/>
       </w:rPr>
     </w:lvl>
     <w:lvl w:ilvl="6" w:tplc="340A0001" w:tentative="1">
@@ -4321,7 +5033,7 @@
         <w:ind w:left="5115" w:hanging="360"/>
       </w:pPr>
       <w:rPr>
-        <w:rFonts w:hint="default" w:ascii="Symbol" w:hAnsi="Symbol"/>
+        <w:rFonts w:ascii="Symbol" w:hAnsi="Symbol" w:hint="default"/>
       </w:rPr>
     </w:lvl>
     <w:lvl w:ilvl="7" w:tplc="340A0003" w:tentative="1">
@@ -4333,7 +5045,7 @@
         <w:ind w:left="5835" w:hanging="360"/>
       </w:pPr>
       <w:rPr>
-        <w:rFonts w:hint="default" w:ascii="Courier New" w:hAnsi="Courier New" w:cs="Courier New"/>
+        <w:rFonts w:ascii="Courier New" w:hAnsi="Courier New" w:cs="Courier New" w:hint="default"/>
       </w:rPr>
     </w:lvl>
     <w:lvl w:ilvl="8" w:tplc="340A0005" w:tentative="1">
@@ -4345,7 +5057,7 @@
         <w:ind w:left="6555" w:hanging="360"/>
       </w:pPr>
       <w:rPr>
-        <w:rFonts w:hint="default" w:ascii="Wingdings" w:hAnsi="Wingdings"/>
+        <w:rFonts w:ascii="Wingdings" w:hAnsi="Wingdings" w:hint="default"/>
       </w:rPr>
     </w:lvl>
   </w:abstractNum>
@@ -4543,7 +5255,7 @@
         <w:ind w:left="720" w:hanging="360"/>
       </w:pPr>
       <w:rPr>
-        <w:rFonts w:hint="default" w:ascii="Calibri" w:hAnsi="Calibri"/>
+        <w:rFonts w:ascii="Calibri" w:hAnsi="Calibri" w:hint="default"/>
       </w:rPr>
     </w:lvl>
     <w:lvl w:ilvl="1" w:tplc="7BA8418C">
@@ -4555,7 +5267,7 @@
         <w:ind w:left="1440" w:hanging="360"/>
       </w:pPr>
       <w:rPr>
-        <w:rFonts w:hint="default" w:ascii="Courier New" w:hAnsi="Courier New"/>
+        <w:rFonts w:ascii="Courier New" w:hAnsi="Courier New" w:hint="default"/>
       </w:rPr>
     </w:lvl>
     <w:lvl w:ilvl="2" w:tplc="28FA6E70">
@@ -4567,7 +5279,7 @@
         <w:ind w:left="2160" w:hanging="360"/>
       </w:pPr>
       <w:rPr>
-        <w:rFonts w:hint="default" w:ascii="Wingdings" w:hAnsi="Wingdings"/>
+        <w:rFonts w:ascii="Wingdings" w:hAnsi="Wingdings" w:hint="default"/>
       </w:rPr>
     </w:lvl>
     <w:lvl w:ilvl="3" w:tplc="5C3E139A">
@@ -4579,7 +5291,7 @@
         <w:ind w:left="2880" w:hanging="360"/>
       </w:pPr>
       <w:rPr>
-        <w:rFonts w:hint="default" w:ascii="Symbol" w:hAnsi="Symbol"/>
+        <w:rFonts w:ascii="Symbol" w:hAnsi="Symbol" w:hint="default"/>
       </w:rPr>
     </w:lvl>
     <w:lvl w:ilvl="4" w:tplc="69207BEE">
@@ -4591,7 +5303,7 @@
         <w:ind w:left="3600" w:hanging="360"/>
       </w:pPr>
       <w:rPr>
-        <w:rFonts w:hint="default" w:ascii="Courier New" w:hAnsi="Courier New"/>
+        <w:rFonts w:ascii="Courier New" w:hAnsi="Courier New" w:hint="default"/>
       </w:rPr>
     </w:lvl>
     <w:lvl w:ilvl="5" w:tplc="D2D23D0A">
@@ -4603,7 +5315,7 @@
         <w:ind w:left="4320" w:hanging="360"/>
       </w:pPr>
       <w:rPr>
-        <w:rFonts w:hint="default" w:ascii="Wingdings" w:hAnsi="Wingdings"/>
+        <w:rFonts w:ascii="Wingdings" w:hAnsi="Wingdings" w:hint="default"/>
       </w:rPr>
     </w:lvl>
     <w:lvl w:ilvl="6" w:tplc="331C20AC">
@@ -4615,7 +5327,7 @@
         <w:ind w:left="5040" w:hanging="360"/>
       </w:pPr>
       <w:rPr>
-        <w:rFonts w:hint="default" w:ascii="Symbol" w:hAnsi="Symbol"/>
+        <w:rFonts w:ascii="Symbol" w:hAnsi="Symbol" w:hint="default"/>
       </w:rPr>
     </w:lvl>
     <w:lvl w:ilvl="7" w:tplc="CCB25040">
@@ -4627,7 +5339,7 @@
         <w:ind w:left="5760" w:hanging="360"/>
       </w:pPr>
       <w:rPr>
-        <w:rFonts w:hint="default" w:ascii="Courier New" w:hAnsi="Courier New"/>
+        <w:rFonts w:ascii="Courier New" w:hAnsi="Courier New" w:hint="default"/>
       </w:rPr>
     </w:lvl>
     <w:lvl w:ilvl="8" w:tplc="1504BBB0">
@@ -4639,7 +5351,7 @@
         <w:ind w:left="6480" w:hanging="360"/>
       </w:pPr>
       <w:rPr>
-        <w:rFonts w:hint="default" w:ascii="Wingdings" w:hAnsi="Wingdings"/>
+        <w:rFonts w:ascii="Wingdings" w:hAnsi="Wingdings" w:hint="default"/>
       </w:rPr>
     </w:lvl>
   </w:abstractNum>
@@ -4757,7 +5469,7 @@
         <w:ind w:left="1440" w:hanging="360"/>
       </w:pPr>
       <w:rPr>
-        <w:rFonts w:hint="default" w:ascii="Courier New" w:hAnsi="Courier New" w:cs="Courier New"/>
+        <w:rFonts w:ascii="Courier New" w:hAnsi="Courier New" w:cs="Courier New" w:hint="default"/>
       </w:rPr>
     </w:lvl>
     <w:lvl w:ilvl="2" w:tplc="0C0A0005">
@@ -4769,7 +5481,7 @@
         <w:ind w:left="2160" w:hanging="360"/>
       </w:pPr>
       <w:rPr>
-        <w:rFonts w:hint="default" w:ascii="Wingdings" w:hAnsi="Wingdings"/>
+        <w:rFonts w:ascii="Wingdings" w:hAnsi="Wingdings" w:hint="default"/>
       </w:rPr>
     </w:lvl>
     <w:lvl w:ilvl="3" w:tplc="0C0A0001">
@@ -4781,7 +5493,7 @@
         <w:ind w:left="2880" w:hanging="360"/>
       </w:pPr>
       <w:rPr>
-        <w:rFonts w:hint="default" w:ascii="Symbol" w:hAnsi="Symbol"/>
+        <w:rFonts w:ascii="Symbol" w:hAnsi="Symbol" w:hint="default"/>
       </w:rPr>
     </w:lvl>
     <w:lvl w:ilvl="4" w:tplc="0C0A0003" w:tentative="1">
@@ -4793,7 +5505,7 @@
         <w:ind w:left="3600" w:hanging="360"/>
       </w:pPr>
       <w:rPr>
-        <w:rFonts w:hint="default" w:ascii="Courier New" w:hAnsi="Courier New" w:cs="Courier New"/>
+        <w:rFonts w:ascii="Courier New" w:hAnsi="Courier New" w:cs="Courier New" w:hint="default"/>
       </w:rPr>
     </w:lvl>
     <w:lvl w:ilvl="5" w:tplc="0C0A0005" w:tentative="1">
@@ -4805,7 +5517,7 @@
         <w:ind w:left="4320" w:hanging="360"/>
       </w:pPr>
       <w:rPr>
-        <w:rFonts w:hint="default" w:ascii="Wingdings" w:hAnsi="Wingdings"/>
+        <w:rFonts w:ascii="Wingdings" w:hAnsi="Wingdings" w:hint="default"/>
       </w:rPr>
     </w:lvl>
     <w:lvl w:ilvl="6" w:tplc="0C0A0001" w:tentative="1">
@@ -4817,7 +5529,7 @@
         <w:ind w:left="5040" w:hanging="360"/>
       </w:pPr>
       <w:rPr>
-        <w:rFonts w:hint="default" w:ascii="Symbol" w:hAnsi="Symbol"/>
+        <w:rFonts w:ascii="Symbol" w:hAnsi="Symbol" w:hint="default"/>
       </w:rPr>
     </w:lvl>
     <w:lvl w:ilvl="7" w:tplc="0C0A0003" w:tentative="1">
@@ -4829,7 +5541,7 @@
         <w:ind w:left="5760" w:hanging="360"/>
       </w:pPr>
       <w:rPr>
-        <w:rFonts w:hint="default" w:ascii="Courier New" w:hAnsi="Courier New" w:cs="Courier New"/>
+        <w:rFonts w:ascii="Courier New" w:hAnsi="Courier New" w:cs="Courier New" w:hint="default"/>
       </w:rPr>
     </w:lvl>
     <w:lvl w:ilvl="8" w:tplc="0C0A0005" w:tentative="1">
@@ -4841,7 +5553,7 @@
         <w:ind w:left="6480" w:hanging="360"/>
       </w:pPr>
       <w:rPr>
-        <w:rFonts w:hint="default" w:ascii="Wingdings" w:hAnsi="Wingdings"/>
+        <w:rFonts w:ascii="Wingdings" w:hAnsi="Wingdings" w:hint="default"/>
       </w:rPr>
     </w:lvl>
   </w:abstractNum>
@@ -4858,7 +5570,7 @@
         <w:ind w:left="720" w:hanging="360"/>
       </w:pPr>
       <w:rPr>
-        <w:rFonts w:hint="default" w:ascii="Calibri" w:hAnsi="Calibri"/>
+        <w:rFonts w:ascii="Calibri" w:hAnsi="Calibri" w:hint="default"/>
       </w:rPr>
     </w:lvl>
     <w:lvl w:ilvl="1" w:tplc="1924CBEE">
@@ -4870,7 +5582,7 @@
         <w:ind w:left="1440" w:hanging="360"/>
       </w:pPr>
       <w:rPr>
-        <w:rFonts w:hint="default" w:ascii="Courier New" w:hAnsi="Courier New"/>
+        <w:rFonts w:ascii="Courier New" w:hAnsi="Courier New" w:hint="default"/>
       </w:rPr>
     </w:lvl>
     <w:lvl w:ilvl="2" w:tplc="26C01D30">
@@ -4882,7 +5594,7 @@
         <w:ind w:left="2160" w:hanging="360"/>
       </w:pPr>
       <w:rPr>
-        <w:rFonts w:hint="default" w:ascii="Wingdings" w:hAnsi="Wingdings"/>
+        <w:rFonts w:ascii="Wingdings" w:hAnsi="Wingdings" w:hint="default"/>
       </w:rPr>
     </w:lvl>
     <w:lvl w:ilvl="3" w:tplc="3C806738">
@@ -4894,7 +5606,7 @@
         <w:ind w:left="2880" w:hanging="360"/>
       </w:pPr>
       <w:rPr>
-        <w:rFonts w:hint="default" w:ascii="Symbol" w:hAnsi="Symbol"/>
+        <w:rFonts w:ascii="Symbol" w:hAnsi="Symbol" w:hint="default"/>
       </w:rPr>
     </w:lvl>
     <w:lvl w:ilvl="4" w:tplc="5E2E886A">
@@ -4906,7 +5618,7 @@
         <w:ind w:left="3600" w:hanging="360"/>
       </w:pPr>
       <w:rPr>
-        <w:rFonts w:hint="default" w:ascii="Courier New" w:hAnsi="Courier New"/>
+        <w:rFonts w:ascii="Courier New" w:hAnsi="Courier New" w:hint="default"/>
       </w:rPr>
     </w:lvl>
     <w:lvl w:ilvl="5" w:tplc="F5626C18">
@@ -4918,7 +5630,7 @@
         <w:ind w:left="4320" w:hanging="360"/>
       </w:pPr>
       <w:rPr>
-        <w:rFonts w:hint="default" w:ascii="Wingdings" w:hAnsi="Wingdings"/>
+        <w:rFonts w:ascii="Wingdings" w:hAnsi="Wingdings" w:hint="default"/>
       </w:rPr>
     </w:lvl>
     <w:lvl w:ilvl="6" w:tplc="6D68B1B2">
@@ -4930,7 +5642,7 @@
         <w:ind w:left="5040" w:hanging="360"/>
       </w:pPr>
       <w:rPr>
-        <w:rFonts w:hint="default" w:ascii="Symbol" w:hAnsi="Symbol"/>
+        <w:rFonts w:ascii="Symbol" w:hAnsi="Symbol" w:hint="default"/>
       </w:rPr>
     </w:lvl>
     <w:lvl w:ilvl="7" w:tplc="937EB90E">
@@ -4942,7 +5654,7 @@
         <w:ind w:left="5760" w:hanging="360"/>
       </w:pPr>
       <w:rPr>
-        <w:rFonts w:hint="default" w:ascii="Courier New" w:hAnsi="Courier New"/>
+        <w:rFonts w:ascii="Courier New" w:hAnsi="Courier New" w:hint="default"/>
       </w:rPr>
     </w:lvl>
     <w:lvl w:ilvl="8" w:tplc="F53E049E">
@@ -4954,7 +5666,7 @@
         <w:ind w:left="6480" w:hanging="360"/>
       </w:pPr>
       <w:rPr>
-        <w:rFonts w:hint="default" w:ascii="Wingdings" w:hAnsi="Wingdings"/>
+        <w:rFonts w:ascii="Wingdings" w:hAnsi="Wingdings" w:hint="default"/>
       </w:rPr>
     </w:lvl>
   </w:abstractNum>
@@ -4971,7 +5683,7 @@
         <w:ind w:left="720" w:hanging="360"/>
       </w:pPr>
       <w:rPr>
-        <w:rFonts w:hint="default" w:ascii="Calibri" w:hAnsi="Calibri"/>
+        <w:rFonts w:ascii="Calibri" w:hAnsi="Calibri" w:hint="default"/>
       </w:rPr>
     </w:lvl>
     <w:lvl w:ilvl="1" w:tplc="D6D2AEA4">
@@ -4983,7 +5695,7 @@
         <w:ind w:left="1440" w:hanging="360"/>
       </w:pPr>
       <w:rPr>
-        <w:rFonts w:hint="default" w:ascii="Courier New" w:hAnsi="Courier New"/>
+        <w:rFonts w:ascii="Courier New" w:hAnsi="Courier New" w:hint="default"/>
       </w:rPr>
     </w:lvl>
     <w:lvl w:ilvl="2" w:tplc="6B7020D8">
@@ -4995,7 +5707,7 @@
         <w:ind w:left="2160" w:hanging="360"/>
       </w:pPr>
       <w:rPr>
-        <w:rFonts w:hint="default" w:ascii="Wingdings" w:hAnsi="Wingdings"/>
+        <w:rFonts w:ascii="Wingdings" w:hAnsi="Wingdings" w:hint="default"/>
       </w:rPr>
     </w:lvl>
     <w:lvl w:ilvl="3" w:tplc="572A7BA0">
@@ -5007,7 +5719,7 @@
         <w:ind w:left="2880" w:hanging="360"/>
       </w:pPr>
       <w:rPr>
-        <w:rFonts w:hint="default" w:ascii="Symbol" w:hAnsi="Symbol"/>
+        <w:rFonts w:ascii="Symbol" w:hAnsi="Symbol" w:hint="default"/>
       </w:rPr>
     </w:lvl>
     <w:lvl w:ilvl="4" w:tplc="068C773C">
@@ -5019,7 +5731,7 @@
         <w:ind w:left="3600" w:hanging="360"/>
       </w:pPr>
       <w:rPr>
-        <w:rFonts w:hint="default" w:ascii="Courier New" w:hAnsi="Courier New"/>
+        <w:rFonts w:ascii="Courier New" w:hAnsi="Courier New" w:hint="default"/>
       </w:rPr>
     </w:lvl>
     <w:lvl w:ilvl="5" w:tplc="9F68D9FE">
@@ -5031,7 +5743,7 @@
         <w:ind w:left="4320" w:hanging="360"/>
       </w:pPr>
       <w:rPr>
-        <w:rFonts w:hint="default" w:ascii="Wingdings" w:hAnsi="Wingdings"/>
+        <w:rFonts w:ascii="Wingdings" w:hAnsi="Wingdings" w:hint="default"/>
       </w:rPr>
     </w:lvl>
     <w:lvl w:ilvl="6" w:tplc="92E83A76">
@@ -5043,7 +5755,7 @@
         <w:ind w:left="5040" w:hanging="360"/>
       </w:pPr>
       <w:rPr>
-        <w:rFonts w:hint="default" w:ascii="Symbol" w:hAnsi="Symbol"/>
+        <w:rFonts w:ascii="Symbol" w:hAnsi="Symbol" w:hint="default"/>
       </w:rPr>
     </w:lvl>
     <w:lvl w:ilvl="7" w:tplc="33D860E8">
@@ -5055,7 +5767,7 @@
         <w:ind w:left="5760" w:hanging="360"/>
       </w:pPr>
       <w:rPr>
-        <w:rFonts w:hint="default" w:ascii="Courier New" w:hAnsi="Courier New"/>
+        <w:rFonts w:ascii="Courier New" w:hAnsi="Courier New" w:hint="default"/>
       </w:rPr>
     </w:lvl>
     <w:lvl w:ilvl="8" w:tplc="11D0D446">
@@ -5067,7 +5779,7 @@
         <w:ind w:left="6480" w:hanging="360"/>
       </w:pPr>
       <w:rPr>
-        <w:rFonts w:hint="default" w:ascii="Wingdings" w:hAnsi="Wingdings"/>
+        <w:rFonts w:ascii="Wingdings" w:hAnsi="Wingdings" w:hint="default"/>
       </w:rPr>
     </w:lvl>
   </w:abstractNum>
@@ -5205,7 +5917,7 @@
         <w:ind w:left="720" w:hanging="360"/>
       </w:pPr>
       <w:rPr>
-        <w:rFonts w:hint="default" w:ascii="Calibri" w:hAnsi="Calibri"/>
+        <w:rFonts w:ascii="Calibri" w:hAnsi="Calibri" w:hint="default"/>
       </w:rPr>
     </w:lvl>
     <w:lvl w:ilvl="1" w:tplc="675A797A">
@@ -5217,7 +5929,7 @@
         <w:ind w:left="1440" w:hanging="360"/>
       </w:pPr>
       <w:rPr>
-        <w:rFonts w:hint="default" w:ascii="Courier New" w:hAnsi="Courier New"/>
+        <w:rFonts w:ascii="Courier New" w:hAnsi="Courier New" w:hint="default"/>
       </w:rPr>
     </w:lvl>
     <w:lvl w:ilvl="2" w:tplc="AC665D0C">
@@ -5229,7 +5941,7 @@
         <w:ind w:left="2160" w:hanging="360"/>
       </w:pPr>
       <w:rPr>
-        <w:rFonts w:hint="default" w:ascii="Wingdings" w:hAnsi="Wingdings"/>
+        <w:rFonts w:ascii="Wingdings" w:hAnsi="Wingdings" w:hint="default"/>
       </w:rPr>
     </w:lvl>
     <w:lvl w:ilvl="3" w:tplc="0CD0F12A">
@@ -5241,7 +5953,7 @@
         <w:ind w:left="2880" w:hanging="360"/>
       </w:pPr>
       <w:rPr>
-        <w:rFonts w:hint="default" w:ascii="Symbol" w:hAnsi="Symbol"/>
+        <w:rFonts w:ascii="Symbol" w:hAnsi="Symbol" w:hint="default"/>
       </w:rPr>
     </w:lvl>
     <w:lvl w:ilvl="4" w:tplc="781C248C">
@@ -5253,7 +5965,7 @@
         <w:ind w:left="3600" w:hanging="360"/>
       </w:pPr>
       <w:rPr>
-        <w:rFonts w:hint="default" w:ascii="Courier New" w:hAnsi="Courier New"/>
+        <w:rFonts w:ascii="Courier New" w:hAnsi="Courier New" w:hint="default"/>
       </w:rPr>
     </w:lvl>
     <w:lvl w:ilvl="5" w:tplc="5FCC81E6">
@@ -5265,7 +5977,7 @@
         <w:ind w:left="4320" w:hanging="360"/>
       </w:pPr>
       <w:rPr>
-        <w:rFonts w:hint="default" w:ascii="Wingdings" w:hAnsi="Wingdings"/>
+        <w:rFonts w:ascii="Wingdings" w:hAnsi="Wingdings" w:hint="default"/>
       </w:rPr>
     </w:lvl>
     <w:lvl w:ilvl="6" w:tplc="C1661BD2">
@@ -5277,7 +5989,7 @@
         <w:ind w:left="5040" w:hanging="360"/>
       </w:pPr>
       <w:rPr>
-        <w:rFonts w:hint="default" w:ascii="Symbol" w:hAnsi="Symbol"/>
+        <w:rFonts w:ascii="Symbol" w:hAnsi="Symbol" w:hint="default"/>
       </w:rPr>
     </w:lvl>
     <w:lvl w:ilvl="7" w:tplc="A8DEDA9C">
@@ -5289,7 +6001,7 @@
         <w:ind w:left="5760" w:hanging="360"/>
       </w:pPr>
       <w:rPr>
-        <w:rFonts w:hint="default" w:ascii="Courier New" w:hAnsi="Courier New"/>
+        <w:rFonts w:ascii="Courier New" w:hAnsi="Courier New" w:hint="default"/>
       </w:rPr>
     </w:lvl>
     <w:lvl w:ilvl="8" w:tplc="1CF6867A">
@@ -5301,7 +6013,7 @@
         <w:ind w:left="6480" w:hanging="360"/>
       </w:pPr>
       <w:rPr>
-        <w:rFonts w:hint="default" w:ascii="Wingdings" w:hAnsi="Wingdings"/>
+        <w:rFonts w:ascii="Wingdings" w:hAnsi="Wingdings" w:hint="default"/>
       </w:rPr>
     </w:lvl>
   </w:abstractNum>
@@ -5404,7 +6116,7 @@
         <w:ind w:left="720" w:hanging="360"/>
       </w:pPr>
       <w:rPr>
-        <w:rFonts w:hint="default" w:ascii="Calibri" w:hAnsi="Calibri"/>
+        <w:rFonts w:ascii="Calibri" w:hAnsi="Calibri" w:hint="default"/>
       </w:rPr>
     </w:lvl>
     <w:lvl w:ilvl="1" w:tplc="DB9A30B2">
@@ -5416,7 +6128,7 @@
         <w:ind w:left="1440" w:hanging="360"/>
       </w:pPr>
       <w:rPr>
-        <w:rFonts w:hint="default" w:ascii="Courier New" w:hAnsi="Courier New"/>
+        <w:rFonts w:ascii="Courier New" w:hAnsi="Courier New" w:hint="default"/>
       </w:rPr>
     </w:lvl>
     <w:lvl w:ilvl="2" w:tplc="7DE2CFC6">
@@ -5428,7 +6140,7 @@
         <w:ind w:left="2160" w:hanging="360"/>
       </w:pPr>
       <w:rPr>
-        <w:rFonts w:hint="default" w:ascii="Wingdings" w:hAnsi="Wingdings"/>
+        <w:rFonts w:ascii="Wingdings" w:hAnsi="Wingdings" w:hint="default"/>
       </w:rPr>
     </w:lvl>
     <w:lvl w:ilvl="3" w:tplc="871E1674">
@@ -5440,7 +6152,7 @@
         <w:ind w:left="2880" w:hanging="360"/>
       </w:pPr>
       <w:rPr>
-        <w:rFonts w:hint="default" w:ascii="Symbol" w:hAnsi="Symbol"/>
+        <w:rFonts w:ascii="Symbol" w:hAnsi="Symbol" w:hint="default"/>
       </w:rPr>
     </w:lvl>
     <w:lvl w:ilvl="4" w:tplc="A63A9624">
@@ -5452,7 +6164,7 @@
         <w:ind w:left="3600" w:hanging="360"/>
       </w:pPr>
       <w:rPr>
-        <w:rFonts w:hint="default" w:ascii="Courier New" w:hAnsi="Courier New"/>
+        <w:rFonts w:ascii="Courier New" w:hAnsi="Courier New" w:hint="default"/>
       </w:rPr>
     </w:lvl>
     <w:lvl w:ilvl="5" w:tplc="6958F4FA">
@@ -5464,7 +6176,7 @@
         <w:ind w:left="4320" w:hanging="360"/>
       </w:pPr>
       <w:rPr>
-        <w:rFonts w:hint="default" w:ascii="Wingdings" w:hAnsi="Wingdings"/>
+        <w:rFonts w:ascii="Wingdings" w:hAnsi="Wingdings" w:hint="default"/>
       </w:rPr>
     </w:lvl>
     <w:lvl w:ilvl="6" w:tplc="C73E509E">
@@ -5476,7 +6188,7 @@
         <w:ind w:left="5040" w:hanging="360"/>
       </w:pPr>
       <w:rPr>
-        <w:rFonts w:hint="default" w:ascii="Symbol" w:hAnsi="Symbol"/>
+        <w:rFonts w:ascii="Symbol" w:hAnsi="Symbol" w:hint="default"/>
       </w:rPr>
     </w:lvl>
     <w:lvl w:ilvl="7" w:tplc="3A424AFA">
@@ -5488,7 +6200,7 @@
         <w:ind w:left="5760" w:hanging="360"/>
       </w:pPr>
       <w:rPr>
-        <w:rFonts w:hint="default" w:ascii="Courier New" w:hAnsi="Courier New"/>
+        <w:rFonts w:ascii="Courier New" w:hAnsi="Courier New" w:hint="default"/>
       </w:rPr>
     </w:lvl>
     <w:lvl w:ilvl="8" w:tplc="EB384440">
@@ -5500,7 +6212,7 @@
         <w:ind w:left="6480" w:hanging="360"/>
       </w:pPr>
       <w:rPr>
-        <w:rFonts w:hint="default" w:ascii="Wingdings" w:hAnsi="Wingdings"/>
+        <w:rFonts w:ascii="Wingdings" w:hAnsi="Wingdings" w:hint="default"/>
       </w:rPr>
     </w:lvl>
   </w:abstractNum>
@@ -5517,7 +6229,7 @@
         <w:ind w:left="720" w:hanging="360"/>
       </w:pPr>
       <w:rPr>
-        <w:rFonts w:hint="default" w:ascii="Courier New" w:hAnsi="Courier New" w:cs="Courier New"/>
+        <w:rFonts w:ascii="Courier New" w:hAnsi="Courier New" w:cs="Courier New" w:hint="default"/>
       </w:rPr>
     </w:lvl>
     <w:lvl w:ilvl="1" w:tplc="340A0003" w:tentative="1">
@@ -5529,7 +6241,7 @@
         <w:ind w:left="1440" w:hanging="360"/>
       </w:pPr>
       <w:rPr>
-        <w:rFonts w:hint="default" w:ascii="Courier New" w:hAnsi="Courier New" w:cs="Courier New"/>
+        <w:rFonts w:ascii="Courier New" w:hAnsi="Courier New" w:cs="Courier New" w:hint="default"/>
       </w:rPr>
     </w:lvl>
     <w:lvl w:ilvl="2" w:tplc="340A0005" w:tentative="1">
@@ -5541,7 +6253,7 @@
         <w:ind w:left="2160" w:hanging="360"/>
       </w:pPr>
       <w:rPr>
-        <w:rFonts w:hint="default" w:ascii="Wingdings" w:hAnsi="Wingdings"/>
+        <w:rFonts w:ascii="Wingdings" w:hAnsi="Wingdings" w:hint="default"/>
       </w:rPr>
     </w:lvl>
     <w:lvl w:ilvl="3" w:tplc="340A0001" w:tentative="1">
@@ -5553,7 +6265,7 @@
         <w:ind w:left="2880" w:hanging="360"/>
       </w:pPr>
       <w:rPr>
-        <w:rFonts w:hint="default" w:ascii="Symbol" w:hAnsi="Symbol"/>
+        <w:rFonts w:ascii="Symbol" w:hAnsi="Symbol" w:hint="default"/>
       </w:rPr>
     </w:lvl>
     <w:lvl w:ilvl="4" w:tplc="340A0003" w:tentative="1">
@@ -5565,7 +6277,7 @@
         <w:ind w:left="3600" w:hanging="360"/>
       </w:pPr>
       <w:rPr>
-        <w:rFonts w:hint="default" w:ascii="Courier New" w:hAnsi="Courier New" w:cs="Courier New"/>
+        <w:rFonts w:ascii="Courier New" w:hAnsi="Courier New" w:cs="Courier New" w:hint="default"/>
       </w:rPr>
     </w:lvl>
     <w:lvl w:ilvl="5" w:tplc="340A0005" w:tentative="1">
@@ -5577,7 +6289,7 @@
         <w:ind w:left="4320" w:hanging="360"/>
       </w:pPr>
       <w:rPr>
-        <w:rFonts w:hint="default" w:ascii="Wingdings" w:hAnsi="Wingdings"/>
+        <w:rFonts w:ascii="Wingdings" w:hAnsi="Wingdings" w:hint="default"/>
       </w:rPr>
     </w:lvl>
     <w:lvl w:ilvl="6" w:tplc="340A0001" w:tentative="1">
@@ -5589,7 +6301,7 @@
         <w:ind w:left="5040" w:hanging="360"/>
       </w:pPr>
       <w:rPr>
-        <w:rFonts w:hint="default" w:ascii="Symbol" w:hAnsi="Symbol"/>
+        <w:rFonts w:ascii="Symbol" w:hAnsi="Symbol" w:hint="default"/>
       </w:rPr>
     </w:lvl>
     <w:lvl w:ilvl="7" w:tplc="340A0003" w:tentative="1">
@@ -5601,7 +6313,7 @@
         <w:ind w:left="5760" w:hanging="360"/>
       </w:pPr>
       <w:rPr>
-        <w:rFonts w:hint="default" w:ascii="Courier New" w:hAnsi="Courier New" w:cs="Courier New"/>
+        <w:rFonts w:ascii="Courier New" w:hAnsi="Courier New" w:cs="Courier New" w:hint="default"/>
       </w:rPr>
     </w:lvl>
     <w:lvl w:ilvl="8" w:tplc="340A0005" w:tentative="1">
@@ -5613,7 +6325,7 @@
         <w:ind w:left="6480" w:hanging="360"/>
       </w:pPr>
       <w:rPr>
-        <w:rFonts w:hint="default" w:ascii="Wingdings" w:hAnsi="Wingdings"/>
+        <w:rFonts w:ascii="Wingdings" w:hAnsi="Wingdings" w:hint="default"/>
       </w:rPr>
     </w:lvl>
   </w:abstractNum>
@@ -5630,7 +6342,7 @@
         <w:ind w:left="720" w:hanging="360"/>
       </w:pPr>
       <w:rPr>
-        <w:rFonts w:hint="default" w:ascii="Calibri" w:hAnsi="Calibri"/>
+        <w:rFonts w:ascii="Calibri" w:hAnsi="Calibri" w:hint="default"/>
       </w:rPr>
     </w:lvl>
     <w:lvl w:ilvl="1" w:tplc="999A4F62">
@@ -5642,7 +6354,7 @@
         <w:ind w:left="1440" w:hanging="360"/>
       </w:pPr>
       <w:rPr>
-        <w:rFonts w:hint="default" w:ascii="Courier New" w:hAnsi="Courier New"/>
+        <w:rFonts w:ascii="Courier New" w:hAnsi="Courier New" w:hint="default"/>
       </w:rPr>
     </w:lvl>
     <w:lvl w:ilvl="2" w:tplc="E1868F08">
@@ -5654,7 +6366,7 @@
         <w:ind w:left="2160" w:hanging="360"/>
       </w:pPr>
       <w:rPr>
-        <w:rFonts w:hint="default" w:ascii="Wingdings" w:hAnsi="Wingdings"/>
+        <w:rFonts w:ascii="Wingdings" w:hAnsi="Wingdings" w:hint="default"/>
       </w:rPr>
     </w:lvl>
     <w:lvl w:ilvl="3" w:tplc="8794AE56">
@@ -5666,7 +6378,7 @@
         <w:ind w:left="2880" w:hanging="360"/>
       </w:pPr>
       <w:rPr>
-        <w:rFonts w:hint="default" w:ascii="Symbol" w:hAnsi="Symbol"/>
+        <w:rFonts w:ascii="Symbol" w:hAnsi="Symbol" w:hint="default"/>
       </w:rPr>
     </w:lvl>
     <w:lvl w:ilvl="4" w:tplc="8D6AB998">
@@ -5678,7 +6390,7 @@
         <w:ind w:left="3600" w:hanging="360"/>
       </w:pPr>
       <w:rPr>
-        <w:rFonts w:hint="default" w:ascii="Courier New" w:hAnsi="Courier New"/>
+        <w:rFonts w:ascii="Courier New" w:hAnsi="Courier New" w:hint="default"/>
       </w:rPr>
     </w:lvl>
     <w:lvl w:ilvl="5" w:tplc="A4B0706A">
@@ -5690,7 +6402,7 @@
         <w:ind w:left="4320" w:hanging="360"/>
       </w:pPr>
       <w:rPr>
-        <w:rFonts w:hint="default" w:ascii="Wingdings" w:hAnsi="Wingdings"/>
+        <w:rFonts w:ascii="Wingdings" w:hAnsi="Wingdings" w:hint="default"/>
       </w:rPr>
     </w:lvl>
     <w:lvl w:ilvl="6" w:tplc="2376BCD2">
@@ -5702,7 +6414,7 @@
         <w:ind w:left="5040" w:hanging="360"/>
       </w:pPr>
       <w:rPr>
-        <w:rFonts w:hint="default" w:ascii="Symbol" w:hAnsi="Symbol"/>
+        <w:rFonts w:ascii="Symbol" w:hAnsi="Symbol" w:hint="default"/>
       </w:rPr>
     </w:lvl>
     <w:lvl w:ilvl="7" w:tplc="48F8A7A2">
@@ -5714,7 +6426,7 @@
         <w:ind w:left="5760" w:hanging="360"/>
       </w:pPr>
       <w:rPr>
-        <w:rFonts w:hint="default" w:ascii="Courier New" w:hAnsi="Courier New"/>
+        <w:rFonts w:ascii="Courier New" w:hAnsi="Courier New" w:hint="default"/>
       </w:rPr>
     </w:lvl>
     <w:lvl w:ilvl="8" w:tplc="8F1CA8EA">
@@ -5726,7 +6438,7 @@
         <w:ind w:left="6480" w:hanging="360"/>
       </w:pPr>
       <w:rPr>
-        <w:rFonts w:hint="default" w:ascii="Wingdings" w:hAnsi="Wingdings"/>
+        <w:rFonts w:ascii="Wingdings" w:hAnsi="Wingdings" w:hint="default"/>
       </w:rPr>
     </w:lvl>
   </w:abstractNum>
@@ -5743,7 +6455,7 @@
         <w:ind w:left="720" w:hanging="360"/>
       </w:pPr>
       <w:rPr>
-        <w:rFonts w:hint="default" w:ascii="Symbol" w:hAnsi="Symbol"/>
+        <w:rFonts w:ascii="Symbol" w:hAnsi="Symbol" w:hint="default"/>
       </w:rPr>
     </w:lvl>
     <w:lvl w:ilvl="1" w:tplc="340A0003" w:tentative="1">
@@ -5755,7 +6467,7 @@
         <w:ind w:left="1440" w:hanging="360"/>
       </w:pPr>
       <w:rPr>
-        <w:rFonts w:hint="default" w:ascii="Courier New" w:hAnsi="Courier New" w:cs="Courier New"/>
+        <w:rFonts w:ascii="Courier New" w:hAnsi="Courier New" w:cs="Courier New" w:hint="default"/>
       </w:rPr>
     </w:lvl>
     <w:lvl w:ilvl="2" w:tplc="340A0005" w:tentative="1">
@@ -5767,7 +6479,7 @@
         <w:ind w:left="2160" w:hanging="360"/>
       </w:pPr>
       <w:rPr>
-        <w:rFonts w:hint="default" w:ascii="Wingdings" w:hAnsi="Wingdings"/>
+        <w:rFonts w:ascii="Wingdings" w:hAnsi="Wingdings" w:hint="default"/>
       </w:rPr>
     </w:lvl>
     <w:lvl w:ilvl="3" w:tplc="340A0001" w:tentative="1">
@@ -5779,7 +6491,7 @@
         <w:ind w:left="2880" w:hanging="360"/>
       </w:pPr>
       <w:rPr>
-        <w:rFonts w:hint="default" w:ascii="Symbol" w:hAnsi="Symbol"/>
+        <w:rFonts w:ascii="Symbol" w:hAnsi="Symbol" w:hint="default"/>
       </w:rPr>
     </w:lvl>
     <w:lvl w:ilvl="4" w:tplc="340A0003" w:tentative="1">
@@ -5791,7 +6503,7 @@
         <w:ind w:left="3600" w:hanging="360"/>
       </w:pPr>
       <w:rPr>
-        <w:rFonts w:hint="default" w:ascii="Courier New" w:hAnsi="Courier New" w:cs="Courier New"/>
+        <w:rFonts w:ascii="Courier New" w:hAnsi="Courier New" w:cs="Courier New" w:hint="default"/>
       </w:rPr>
     </w:lvl>
     <w:lvl w:ilvl="5" w:tplc="340A0005" w:tentative="1">
@@ -5803,7 +6515,7 @@
         <w:ind w:left="4320" w:hanging="360"/>
       </w:pPr>
       <w:rPr>
-        <w:rFonts w:hint="default" w:ascii="Wingdings" w:hAnsi="Wingdings"/>
+        <w:rFonts w:ascii="Wingdings" w:hAnsi="Wingdings" w:hint="default"/>
       </w:rPr>
     </w:lvl>
     <w:lvl w:ilvl="6" w:tplc="340A0001" w:tentative="1">
@@ -5815,7 +6527,7 @@
         <w:ind w:left="5040" w:hanging="360"/>
       </w:pPr>
       <w:rPr>
-        <w:rFonts w:hint="default" w:ascii="Symbol" w:hAnsi="Symbol"/>
+        <w:rFonts w:ascii="Symbol" w:hAnsi="Symbol" w:hint="default"/>
       </w:rPr>
     </w:lvl>
     <w:lvl w:ilvl="7" w:tplc="340A0003" w:tentative="1">
@@ -5827,7 +6539,7 @@
         <w:ind w:left="5760" w:hanging="360"/>
       </w:pPr>
       <w:rPr>
-        <w:rFonts w:hint="default" w:ascii="Courier New" w:hAnsi="Courier New" w:cs="Courier New"/>
+        <w:rFonts w:ascii="Courier New" w:hAnsi="Courier New" w:cs="Courier New" w:hint="default"/>
       </w:rPr>
     </w:lvl>
     <w:lvl w:ilvl="8" w:tplc="340A0005" w:tentative="1">
@@ -5839,7 +6551,7 @@
         <w:ind w:left="6480" w:hanging="360"/>
       </w:pPr>
       <w:rPr>
-        <w:rFonts w:hint="default" w:ascii="Wingdings" w:hAnsi="Wingdings"/>
+        <w:rFonts w:ascii="Wingdings" w:hAnsi="Wingdings" w:hint="default"/>
       </w:rPr>
     </w:lvl>
   </w:abstractNum>
@@ -5856,7 +6568,7 @@
         <w:ind w:left="720" w:hanging="360"/>
       </w:pPr>
       <w:rPr>
-        <w:rFonts w:hint="default" w:ascii="Calibri" w:hAnsi="Calibri"/>
+        <w:rFonts w:ascii="Calibri" w:hAnsi="Calibri" w:hint="default"/>
       </w:rPr>
     </w:lvl>
     <w:lvl w:ilvl="1" w:tplc="87B83D86">
@@ -5868,7 +6580,7 @@
         <w:ind w:left="1440" w:hanging="360"/>
       </w:pPr>
       <w:rPr>
-        <w:rFonts w:hint="default" w:ascii="Courier New" w:hAnsi="Courier New"/>
+        <w:rFonts w:ascii="Courier New" w:hAnsi="Courier New" w:hint="default"/>
       </w:rPr>
     </w:lvl>
     <w:lvl w:ilvl="2" w:tplc="987A2E38">
@@ -5880,7 +6592,7 @@
         <w:ind w:left="2160" w:hanging="360"/>
       </w:pPr>
       <w:rPr>
-        <w:rFonts w:hint="default" w:ascii="Wingdings" w:hAnsi="Wingdings"/>
+        <w:rFonts w:ascii="Wingdings" w:hAnsi="Wingdings" w:hint="default"/>
       </w:rPr>
     </w:lvl>
     <w:lvl w:ilvl="3" w:tplc="96DC0B46">
@@ -5892,7 +6604,7 @@
         <w:ind w:left="2880" w:hanging="360"/>
       </w:pPr>
       <w:rPr>
-        <w:rFonts w:hint="default" w:ascii="Symbol" w:hAnsi="Symbol"/>
+        <w:rFonts w:ascii="Symbol" w:hAnsi="Symbol" w:hint="default"/>
       </w:rPr>
     </w:lvl>
     <w:lvl w:ilvl="4" w:tplc="F1C480B2">
@@ -5904,7 +6616,7 @@
         <w:ind w:left="3600" w:hanging="360"/>
       </w:pPr>
       <w:rPr>
-        <w:rFonts w:hint="default" w:ascii="Courier New" w:hAnsi="Courier New"/>
+        <w:rFonts w:ascii="Courier New" w:hAnsi="Courier New" w:hint="default"/>
       </w:rPr>
     </w:lvl>
     <w:lvl w:ilvl="5" w:tplc="9EDCD9EA">
@@ -5916,7 +6628,7 @@
         <w:ind w:left="4320" w:hanging="360"/>
       </w:pPr>
       <w:rPr>
-        <w:rFonts w:hint="default" w:ascii="Wingdings" w:hAnsi="Wingdings"/>
+        <w:rFonts w:ascii="Wingdings" w:hAnsi="Wingdings" w:hint="default"/>
       </w:rPr>
     </w:lvl>
     <w:lvl w:ilvl="6" w:tplc="9D569B4C">
@@ -5928,7 +6640,7 @@
         <w:ind w:left="5040" w:hanging="360"/>
       </w:pPr>
       <w:rPr>
-        <w:rFonts w:hint="default" w:ascii="Symbol" w:hAnsi="Symbol"/>
+        <w:rFonts w:ascii="Symbol" w:hAnsi="Symbol" w:hint="default"/>
       </w:rPr>
     </w:lvl>
     <w:lvl w:ilvl="7" w:tplc="31E0AFE6">
@@ -5940,7 +6652,7 @@
         <w:ind w:left="5760" w:hanging="360"/>
       </w:pPr>
       <w:rPr>
-        <w:rFonts w:hint="default" w:ascii="Courier New" w:hAnsi="Courier New"/>
+        <w:rFonts w:ascii="Courier New" w:hAnsi="Courier New" w:hint="default"/>
       </w:rPr>
     </w:lvl>
     <w:lvl w:ilvl="8" w:tplc="879A905E">
@@ -5952,7 +6664,7 @@
         <w:ind w:left="6480" w:hanging="360"/>
       </w:pPr>
       <w:rPr>
-        <w:rFonts w:hint="default" w:ascii="Wingdings" w:hAnsi="Wingdings"/>
+        <w:rFonts w:ascii="Wingdings" w:hAnsi="Wingdings" w:hint="default"/>
       </w:rPr>
     </w:lvl>
   </w:abstractNum>
@@ -5969,7 +6681,7 @@
         <w:ind w:left="720" w:hanging="360"/>
       </w:pPr>
       <w:rPr>
-        <w:rFonts w:hint="default" w:ascii="Calibri" w:hAnsi="Calibri"/>
+        <w:rFonts w:ascii="Calibri" w:hAnsi="Calibri" w:hint="default"/>
       </w:rPr>
     </w:lvl>
     <w:lvl w:ilvl="1" w:tplc="C95A1BDA">
@@ -5981,7 +6693,7 @@
         <w:ind w:left="1440" w:hanging="360"/>
       </w:pPr>
       <w:rPr>
-        <w:rFonts w:hint="default" w:ascii="Courier New" w:hAnsi="Courier New"/>
+        <w:rFonts w:ascii="Courier New" w:hAnsi="Courier New" w:hint="default"/>
       </w:rPr>
     </w:lvl>
     <w:lvl w:ilvl="2" w:tplc="F9D60A72">
@@ -5993,7 +6705,7 @@
         <w:ind w:left="2160" w:hanging="360"/>
       </w:pPr>
       <w:rPr>
-        <w:rFonts w:hint="default" w:ascii="Wingdings" w:hAnsi="Wingdings"/>
+        <w:rFonts w:ascii="Wingdings" w:hAnsi="Wingdings" w:hint="default"/>
       </w:rPr>
     </w:lvl>
     <w:lvl w:ilvl="3" w:tplc="F320D2DC">
@@ -6005,7 +6717,7 @@
         <w:ind w:left="2880" w:hanging="360"/>
       </w:pPr>
       <w:rPr>
-        <w:rFonts w:hint="default" w:ascii="Symbol" w:hAnsi="Symbol"/>
+        <w:rFonts w:ascii="Symbol" w:hAnsi="Symbol" w:hint="default"/>
       </w:rPr>
     </w:lvl>
     <w:lvl w:ilvl="4" w:tplc="FD901FAC">
@@ -6017,7 +6729,7 @@
         <w:ind w:left="3600" w:hanging="360"/>
       </w:pPr>
       <w:rPr>
-        <w:rFonts w:hint="default" w:ascii="Courier New" w:hAnsi="Courier New"/>
+        <w:rFonts w:ascii="Courier New" w:hAnsi="Courier New" w:hint="default"/>
       </w:rPr>
     </w:lvl>
     <w:lvl w:ilvl="5" w:tplc="785258B8">
@@ -6029,7 +6741,7 @@
         <w:ind w:left="4320" w:hanging="360"/>
       </w:pPr>
       <w:rPr>
-        <w:rFonts w:hint="default" w:ascii="Wingdings" w:hAnsi="Wingdings"/>
+        <w:rFonts w:ascii="Wingdings" w:hAnsi="Wingdings" w:hint="default"/>
       </w:rPr>
     </w:lvl>
     <w:lvl w:ilvl="6" w:tplc="E57EC41E">
@@ -6041,7 +6753,7 @@
         <w:ind w:left="5040" w:hanging="360"/>
       </w:pPr>
       <w:rPr>
-        <w:rFonts w:hint="default" w:ascii="Symbol" w:hAnsi="Symbol"/>
+        <w:rFonts w:ascii="Symbol" w:hAnsi="Symbol" w:hint="default"/>
       </w:rPr>
     </w:lvl>
     <w:lvl w:ilvl="7" w:tplc="2CD8AE24">
@@ -6053,7 +6765,7 @@
         <w:ind w:left="5760" w:hanging="360"/>
       </w:pPr>
       <w:rPr>
-        <w:rFonts w:hint="default" w:ascii="Courier New" w:hAnsi="Courier New"/>
+        <w:rFonts w:ascii="Courier New" w:hAnsi="Courier New" w:hint="default"/>
       </w:rPr>
     </w:lvl>
     <w:lvl w:ilvl="8" w:tplc="3CE80D20">
@@ -6065,7 +6777,7 @@
         <w:ind w:left="6480" w:hanging="360"/>
       </w:pPr>
       <w:rPr>
-        <w:rFonts w:hint="default" w:ascii="Wingdings" w:hAnsi="Wingdings"/>
+        <w:rFonts w:ascii="Wingdings" w:hAnsi="Wingdings" w:hint="default"/>
       </w:rPr>
     </w:lvl>
   </w:abstractNum>
@@ -6198,7 +6910,7 @@
         <w:ind w:left="720" w:hanging="360"/>
       </w:pPr>
       <w:rPr>
-        <w:rFonts w:hint="default" w:ascii="Symbol" w:hAnsi="Symbol"/>
+        <w:rFonts w:ascii="Symbol" w:hAnsi="Symbol" w:hint="default"/>
         <w:sz w:val="20"/>
       </w:rPr>
     </w:lvl>
@@ -6214,7 +6926,7 @@
         <w:ind w:left="1440" w:hanging="360"/>
       </w:pPr>
       <w:rPr>
-        <w:rFonts w:hint="default" w:ascii="Courier New" w:hAnsi="Courier New"/>
+        <w:rFonts w:ascii="Courier New" w:hAnsi="Courier New" w:hint="default"/>
         <w:sz w:val="20"/>
       </w:rPr>
     </w:lvl>
@@ -6230,7 +6942,7 @@
         <w:ind w:left="2160" w:hanging="360"/>
       </w:pPr>
       <w:rPr>
-        <w:rFonts w:hint="default" w:ascii="Wingdings" w:hAnsi="Wingdings"/>
+        <w:rFonts w:ascii="Wingdings" w:hAnsi="Wingdings" w:hint="default"/>
         <w:sz w:val="20"/>
       </w:rPr>
     </w:lvl>
@@ -6246,7 +6958,7 @@
         <w:ind w:left="2880" w:hanging="360"/>
       </w:pPr>
       <w:rPr>
-        <w:rFonts w:hint="default" w:ascii="Wingdings" w:hAnsi="Wingdings"/>
+        <w:rFonts w:ascii="Wingdings" w:hAnsi="Wingdings" w:hint="default"/>
         <w:sz w:val="20"/>
       </w:rPr>
     </w:lvl>
@@ -6262,7 +6974,7 @@
         <w:ind w:left="3600" w:hanging="360"/>
       </w:pPr>
       <w:rPr>
-        <w:rFonts w:hint="default" w:ascii="Wingdings" w:hAnsi="Wingdings"/>
+        <w:rFonts w:ascii="Wingdings" w:hAnsi="Wingdings" w:hint="default"/>
         <w:sz w:val="20"/>
       </w:rPr>
     </w:lvl>
@@ -6278,7 +6990,7 @@
         <w:ind w:left="4320" w:hanging="360"/>
       </w:pPr>
       <w:rPr>
-        <w:rFonts w:hint="default" w:ascii="Wingdings" w:hAnsi="Wingdings"/>
+        <w:rFonts w:ascii="Wingdings" w:hAnsi="Wingdings" w:hint="default"/>
         <w:sz w:val="20"/>
       </w:rPr>
     </w:lvl>
@@ -6294,7 +7006,7 @@
         <w:ind w:left="5040" w:hanging="360"/>
       </w:pPr>
       <w:rPr>
-        <w:rFonts w:hint="default" w:ascii="Wingdings" w:hAnsi="Wingdings"/>
+        <w:rFonts w:ascii="Wingdings" w:hAnsi="Wingdings" w:hint="default"/>
         <w:sz w:val="20"/>
       </w:rPr>
     </w:lvl>
@@ -6310,7 +7022,7 @@
         <w:ind w:left="5760" w:hanging="360"/>
       </w:pPr>
       <w:rPr>
-        <w:rFonts w:hint="default" w:ascii="Wingdings" w:hAnsi="Wingdings"/>
+        <w:rFonts w:ascii="Wingdings" w:hAnsi="Wingdings" w:hint="default"/>
         <w:sz w:val="20"/>
       </w:rPr>
     </w:lvl>
@@ -6326,7 +7038,7 @@
         <w:ind w:left="6480" w:hanging="360"/>
       </w:pPr>
       <w:rPr>
-        <w:rFonts w:hint="default" w:ascii="Wingdings" w:hAnsi="Wingdings"/>
+        <w:rFonts w:ascii="Wingdings" w:hAnsi="Wingdings" w:hint="default"/>
         <w:sz w:val="20"/>
       </w:rPr>
     </w:lvl>
@@ -6347,7 +7059,7 @@
         <w:ind w:left="720" w:hanging="360"/>
       </w:pPr>
       <w:rPr>
-        <w:rFonts w:hint="default" w:ascii="Symbol" w:hAnsi="Symbol"/>
+        <w:rFonts w:ascii="Symbol" w:hAnsi="Symbol" w:hint="default"/>
         <w:sz w:val="20"/>
       </w:rPr>
     </w:lvl>
@@ -6363,7 +7075,7 @@
         <w:ind w:left="1440" w:hanging="360"/>
       </w:pPr>
       <w:rPr>
-        <w:rFonts w:hint="default" w:ascii="Courier New" w:hAnsi="Courier New"/>
+        <w:rFonts w:ascii="Courier New" w:hAnsi="Courier New" w:hint="default"/>
         <w:sz w:val="20"/>
       </w:rPr>
     </w:lvl>
@@ -6379,7 +7091,7 @@
         <w:ind w:left="2160" w:hanging="360"/>
       </w:pPr>
       <w:rPr>
-        <w:rFonts w:hint="default" w:ascii="Wingdings" w:hAnsi="Wingdings"/>
+        <w:rFonts w:ascii="Wingdings" w:hAnsi="Wingdings" w:hint="default"/>
         <w:sz w:val="20"/>
       </w:rPr>
     </w:lvl>
@@ -6395,7 +7107,7 @@
         <w:ind w:left="2880" w:hanging="360"/>
       </w:pPr>
       <w:rPr>
-        <w:rFonts w:hint="default" w:ascii="Wingdings" w:hAnsi="Wingdings"/>
+        <w:rFonts w:ascii="Wingdings" w:hAnsi="Wingdings" w:hint="default"/>
         <w:sz w:val="20"/>
       </w:rPr>
     </w:lvl>
@@ -6411,7 +7123,7 @@
         <w:ind w:left="3600" w:hanging="360"/>
       </w:pPr>
       <w:rPr>
-        <w:rFonts w:hint="default" w:ascii="Wingdings" w:hAnsi="Wingdings"/>
+        <w:rFonts w:ascii="Wingdings" w:hAnsi="Wingdings" w:hint="default"/>
         <w:sz w:val="20"/>
       </w:rPr>
     </w:lvl>
@@ -6427,7 +7139,7 @@
         <w:ind w:left="4320" w:hanging="360"/>
       </w:pPr>
       <w:rPr>
-        <w:rFonts w:hint="default" w:ascii="Wingdings" w:hAnsi="Wingdings"/>
+        <w:rFonts w:ascii="Wingdings" w:hAnsi="Wingdings" w:hint="default"/>
         <w:sz w:val="20"/>
       </w:rPr>
     </w:lvl>
@@ -6443,7 +7155,7 @@
         <w:ind w:left="5040" w:hanging="360"/>
       </w:pPr>
       <w:rPr>
-        <w:rFonts w:hint="default" w:ascii="Wingdings" w:hAnsi="Wingdings"/>
+        <w:rFonts w:ascii="Wingdings" w:hAnsi="Wingdings" w:hint="default"/>
         <w:sz w:val="20"/>
       </w:rPr>
     </w:lvl>
@@ -6459,7 +7171,7 @@
         <w:ind w:left="5760" w:hanging="360"/>
       </w:pPr>
       <w:rPr>
-        <w:rFonts w:hint="default" w:ascii="Wingdings" w:hAnsi="Wingdings"/>
+        <w:rFonts w:ascii="Wingdings" w:hAnsi="Wingdings" w:hint="default"/>
         <w:sz w:val="20"/>
       </w:rPr>
     </w:lvl>
@@ -6475,7 +7187,7 @@
         <w:ind w:left="6480" w:hanging="360"/>
       </w:pPr>
       <w:rPr>
-        <w:rFonts w:hint="default" w:ascii="Wingdings" w:hAnsi="Wingdings"/>
+        <w:rFonts w:ascii="Wingdings" w:hAnsi="Wingdings" w:hint="default"/>
         <w:sz w:val="20"/>
       </w:rPr>
     </w:lvl>
@@ -6496,7 +7208,7 @@
         <w:ind w:left="720" w:hanging="360"/>
       </w:pPr>
       <w:rPr>
-        <w:rFonts w:hint="default" w:ascii="Symbol" w:hAnsi="Symbol"/>
+        <w:rFonts w:ascii="Symbol" w:hAnsi="Symbol" w:hint="default"/>
         <w:sz w:val="20"/>
       </w:rPr>
     </w:lvl>
@@ -6512,7 +7224,7 @@
         <w:ind w:left="1440" w:hanging="360"/>
       </w:pPr>
       <w:rPr>
-        <w:rFonts w:hint="default" w:ascii="Courier New" w:hAnsi="Courier New"/>
+        <w:rFonts w:ascii="Courier New" w:hAnsi="Courier New" w:hint="default"/>
         <w:sz w:val="20"/>
       </w:rPr>
     </w:lvl>
@@ -6528,7 +7240,7 @@
         <w:ind w:left="2160" w:hanging="360"/>
       </w:pPr>
       <w:rPr>
-        <w:rFonts w:hint="default" w:ascii="Wingdings" w:hAnsi="Wingdings"/>
+        <w:rFonts w:ascii="Wingdings" w:hAnsi="Wingdings" w:hint="default"/>
         <w:sz w:val="20"/>
       </w:rPr>
     </w:lvl>
@@ -6544,7 +7256,7 @@
         <w:ind w:left="2880" w:hanging="360"/>
       </w:pPr>
       <w:rPr>
-        <w:rFonts w:hint="default" w:ascii="Wingdings" w:hAnsi="Wingdings"/>
+        <w:rFonts w:ascii="Wingdings" w:hAnsi="Wingdings" w:hint="default"/>
         <w:sz w:val="20"/>
       </w:rPr>
     </w:lvl>
@@ -6560,7 +7272,7 @@
         <w:ind w:left="3600" w:hanging="360"/>
       </w:pPr>
       <w:rPr>
-        <w:rFonts w:hint="default" w:ascii="Wingdings" w:hAnsi="Wingdings"/>
+        <w:rFonts w:ascii="Wingdings" w:hAnsi="Wingdings" w:hint="default"/>
         <w:sz w:val="20"/>
       </w:rPr>
     </w:lvl>
@@ -6576,7 +7288,7 @@
         <w:ind w:left="4320" w:hanging="360"/>
       </w:pPr>
       <w:rPr>
-        <w:rFonts w:hint="default" w:ascii="Wingdings" w:hAnsi="Wingdings"/>
+        <w:rFonts w:ascii="Wingdings" w:hAnsi="Wingdings" w:hint="default"/>
         <w:sz w:val="20"/>
       </w:rPr>
     </w:lvl>
@@ -6592,7 +7304,7 @@
         <w:ind w:left="5040" w:hanging="360"/>
       </w:pPr>
       <w:rPr>
-        <w:rFonts w:hint="default" w:ascii="Wingdings" w:hAnsi="Wingdings"/>
+        <w:rFonts w:ascii="Wingdings" w:hAnsi="Wingdings" w:hint="default"/>
         <w:sz w:val="20"/>
       </w:rPr>
     </w:lvl>
@@ -6608,7 +7320,7 @@
         <w:ind w:left="5760" w:hanging="360"/>
       </w:pPr>
       <w:rPr>
-        <w:rFonts w:hint="default" w:ascii="Wingdings" w:hAnsi="Wingdings"/>
+        <w:rFonts w:ascii="Wingdings" w:hAnsi="Wingdings" w:hint="default"/>
         <w:sz w:val="20"/>
       </w:rPr>
     </w:lvl>
@@ -6624,7 +7336,7 @@
         <w:ind w:left="6480" w:hanging="360"/>
       </w:pPr>
       <w:rPr>
-        <w:rFonts w:hint="default" w:ascii="Wingdings" w:hAnsi="Wingdings"/>
+        <w:rFonts w:ascii="Wingdings" w:hAnsi="Wingdings" w:hint="default"/>
         <w:sz w:val="20"/>
       </w:rPr>
     </w:lvl>
@@ -6642,7 +7354,7 @@
         <w:ind w:left="720" w:hanging="360"/>
       </w:pPr>
       <w:rPr>
-        <w:rFonts w:asciiTheme="minorHAnsi" w:hAnsiTheme="minorHAnsi" w:eastAsiaTheme="minorHAnsi" w:cstheme="minorBidi"/>
+        <w:rFonts w:asciiTheme="minorHAnsi" w:eastAsiaTheme="minorHAnsi" w:hAnsiTheme="minorHAnsi" w:cstheme="minorBidi"/>
       </w:rPr>
     </w:lvl>
     <w:lvl w:ilvl="1" w:tplc="340A0019" w:tentative="1">
@@ -6731,7 +7443,7 @@
         <w:ind w:left="720" w:hanging="360"/>
       </w:pPr>
       <w:rPr>
-        <w:rFonts w:hint="default" w:ascii="Courier New" w:hAnsi="Courier New" w:cs="Courier New"/>
+        <w:rFonts w:ascii="Courier New" w:hAnsi="Courier New" w:cs="Courier New" w:hint="default"/>
       </w:rPr>
     </w:lvl>
     <w:lvl w:ilvl="1" w:tplc="04090003" w:tentative="1">
@@ -6743,7 +7455,7 @@
         <w:ind w:left="1440" w:hanging="360"/>
       </w:pPr>
       <w:rPr>
-        <w:rFonts w:hint="default" w:ascii="Courier New" w:hAnsi="Courier New" w:cs="Courier New"/>
+        <w:rFonts w:ascii="Courier New" w:hAnsi="Courier New" w:cs="Courier New" w:hint="default"/>
       </w:rPr>
     </w:lvl>
     <w:lvl w:ilvl="2" w:tplc="04090005" w:tentative="1">
@@ -6755,7 +7467,7 @@
         <w:ind w:left="2160" w:hanging="360"/>
       </w:pPr>
       <w:rPr>
-        <w:rFonts w:hint="default" w:ascii="Wingdings" w:hAnsi="Wingdings"/>
+        <w:rFonts w:ascii="Wingdings" w:hAnsi="Wingdings" w:hint="default"/>
       </w:rPr>
     </w:lvl>
     <w:lvl w:ilvl="3" w:tplc="04090001" w:tentative="1">
@@ -6767,7 +7479,7 @@
         <w:ind w:left="2880" w:hanging="360"/>
       </w:pPr>
       <w:rPr>
-        <w:rFonts w:hint="default" w:ascii="Symbol" w:hAnsi="Symbol"/>
+        <w:rFonts w:ascii="Symbol" w:hAnsi="Symbol" w:hint="default"/>
       </w:rPr>
     </w:lvl>
     <w:lvl w:ilvl="4" w:tplc="04090003" w:tentative="1">
@@ -6779,7 +7491,7 @@
         <w:ind w:left="3600" w:hanging="360"/>
       </w:pPr>
       <w:rPr>
-        <w:rFonts w:hint="default" w:ascii="Courier New" w:hAnsi="Courier New" w:cs="Courier New"/>
+        <w:rFonts w:ascii="Courier New" w:hAnsi="Courier New" w:cs="Courier New" w:hint="default"/>
       </w:rPr>
     </w:lvl>
     <w:lvl w:ilvl="5" w:tplc="04090005" w:tentative="1">
@@ -6791,7 +7503,7 @@
         <w:ind w:left="4320" w:hanging="360"/>
       </w:pPr>
       <w:rPr>
-        <w:rFonts w:hint="default" w:ascii="Wingdings" w:hAnsi="Wingdings"/>
+        <w:rFonts w:ascii="Wingdings" w:hAnsi="Wingdings" w:hint="default"/>
       </w:rPr>
     </w:lvl>
     <w:lvl w:ilvl="6" w:tplc="04090001" w:tentative="1">
@@ -6803,7 +7515,7 @@
         <w:ind w:left="5040" w:hanging="360"/>
       </w:pPr>
       <w:rPr>
-        <w:rFonts w:hint="default" w:ascii="Symbol" w:hAnsi="Symbol"/>
+        <w:rFonts w:ascii="Symbol" w:hAnsi="Symbol" w:hint="default"/>
       </w:rPr>
     </w:lvl>
     <w:lvl w:ilvl="7" w:tplc="04090003" w:tentative="1">
@@ -6815,7 +7527,7 @@
         <w:ind w:left="5760" w:hanging="360"/>
       </w:pPr>
       <w:rPr>
-        <w:rFonts w:hint="default" w:ascii="Courier New" w:hAnsi="Courier New" w:cs="Courier New"/>
+        <w:rFonts w:ascii="Courier New" w:hAnsi="Courier New" w:cs="Courier New" w:hint="default"/>
       </w:rPr>
     </w:lvl>
     <w:lvl w:ilvl="8" w:tplc="04090005" w:tentative="1">
@@ -6827,7 +7539,7 @@
         <w:ind w:left="6480" w:hanging="360"/>
       </w:pPr>
       <w:rPr>
-        <w:rFonts w:hint="default" w:ascii="Wingdings" w:hAnsi="Wingdings"/>
+        <w:rFonts w:ascii="Wingdings" w:hAnsi="Wingdings" w:hint="default"/>
       </w:rPr>
     </w:lvl>
   </w:abstractNum>
@@ -7025,7 +7737,7 @@
         <w:ind w:left="720" w:hanging="360"/>
       </w:pPr>
       <w:rPr>
-        <w:rFonts w:hint="default" w:ascii="Symbol" w:hAnsi="Symbol"/>
+        <w:rFonts w:ascii="Symbol" w:hAnsi="Symbol" w:hint="default"/>
         <w:sz w:val="20"/>
       </w:rPr>
     </w:lvl>
@@ -7041,7 +7753,7 @@
         <w:ind w:left="1440" w:hanging="360"/>
       </w:pPr>
       <w:rPr>
-        <w:rFonts w:hint="default" w:ascii="Courier New" w:hAnsi="Courier New"/>
+        <w:rFonts w:ascii="Courier New" w:hAnsi="Courier New" w:hint="default"/>
         <w:sz w:val="20"/>
       </w:rPr>
     </w:lvl>
@@ -7057,7 +7769,7 @@
         <w:ind w:left="2160" w:hanging="360"/>
       </w:pPr>
       <w:rPr>
-        <w:rFonts w:hint="default" w:ascii="Wingdings" w:hAnsi="Wingdings"/>
+        <w:rFonts w:ascii="Wingdings" w:hAnsi="Wingdings" w:hint="default"/>
         <w:sz w:val="20"/>
       </w:rPr>
     </w:lvl>
@@ -7073,7 +7785,7 @@
         <w:ind w:left="2880" w:hanging="360"/>
       </w:pPr>
       <w:rPr>
-        <w:rFonts w:hint="default" w:ascii="Wingdings" w:hAnsi="Wingdings"/>
+        <w:rFonts w:ascii="Wingdings" w:hAnsi="Wingdings" w:hint="default"/>
         <w:sz w:val="20"/>
       </w:rPr>
     </w:lvl>
@@ -7089,7 +7801,7 @@
         <w:ind w:left="3600" w:hanging="360"/>
       </w:pPr>
       <w:rPr>
-        <w:rFonts w:hint="default" w:ascii="Wingdings" w:hAnsi="Wingdings"/>
+        <w:rFonts w:ascii="Wingdings" w:hAnsi="Wingdings" w:hint="default"/>
         <w:sz w:val="20"/>
       </w:rPr>
     </w:lvl>
@@ -7105,7 +7817,7 @@
         <w:ind w:left="4320" w:hanging="360"/>
       </w:pPr>
       <w:rPr>
-        <w:rFonts w:hint="default" w:ascii="Wingdings" w:hAnsi="Wingdings"/>
+        <w:rFonts w:ascii="Wingdings" w:hAnsi="Wingdings" w:hint="default"/>
         <w:sz w:val="20"/>
       </w:rPr>
     </w:lvl>
@@ -7121,7 +7833,7 @@
         <w:ind w:left="5040" w:hanging="360"/>
       </w:pPr>
       <w:rPr>
-        <w:rFonts w:hint="default" w:ascii="Wingdings" w:hAnsi="Wingdings"/>
+        <w:rFonts w:ascii="Wingdings" w:hAnsi="Wingdings" w:hint="default"/>
         <w:sz w:val="20"/>
       </w:rPr>
     </w:lvl>
@@ -7137,7 +7849,7 @@
         <w:ind w:left="5760" w:hanging="360"/>
       </w:pPr>
       <w:rPr>
-        <w:rFonts w:hint="default" w:ascii="Wingdings" w:hAnsi="Wingdings"/>
+        <w:rFonts w:ascii="Wingdings" w:hAnsi="Wingdings" w:hint="default"/>
         <w:sz w:val="20"/>
       </w:rPr>
     </w:lvl>
@@ -7153,7 +7865,7 @@
         <w:ind w:left="6480" w:hanging="360"/>
       </w:pPr>
       <w:rPr>
-        <w:rFonts w:hint="default" w:ascii="Wingdings" w:hAnsi="Wingdings"/>
+        <w:rFonts w:ascii="Wingdings" w:hAnsi="Wingdings" w:hint="default"/>
         <w:sz w:val="20"/>
       </w:rPr>
     </w:lvl>
@@ -7171,7 +7883,7 @@
         <w:ind w:left="720" w:hanging="360"/>
       </w:pPr>
       <w:rPr>
-        <w:rFonts w:hint="default" w:ascii="Courier New" w:hAnsi="Courier New" w:cs="Courier New"/>
+        <w:rFonts w:ascii="Courier New" w:hAnsi="Courier New" w:cs="Courier New" w:hint="default"/>
       </w:rPr>
     </w:lvl>
     <w:lvl w:ilvl="1" w:tplc="340A0003" w:tentative="1">
@@ -7183,7 +7895,7 @@
         <w:ind w:left="1440" w:hanging="360"/>
       </w:pPr>
       <w:rPr>
-        <w:rFonts w:hint="default" w:ascii="Courier New" w:hAnsi="Courier New" w:cs="Courier New"/>
+        <w:rFonts w:ascii="Courier New" w:hAnsi="Courier New" w:cs="Courier New" w:hint="default"/>
       </w:rPr>
     </w:lvl>
     <w:lvl w:ilvl="2" w:tplc="340A0005" w:tentative="1">
@@ -7195,7 +7907,7 @@
         <w:ind w:left="2160" w:hanging="360"/>
       </w:pPr>
       <w:rPr>
-        <w:rFonts w:hint="default" w:ascii="Wingdings" w:hAnsi="Wingdings"/>
+        <w:rFonts w:ascii="Wingdings" w:hAnsi="Wingdings" w:hint="default"/>
       </w:rPr>
     </w:lvl>
     <w:lvl w:ilvl="3" w:tplc="340A0001" w:tentative="1">
@@ -7207,7 +7919,7 @@
         <w:ind w:left="2880" w:hanging="360"/>
       </w:pPr>
       <w:rPr>
-        <w:rFonts w:hint="default" w:ascii="Symbol" w:hAnsi="Symbol"/>
+        <w:rFonts w:ascii="Symbol" w:hAnsi="Symbol" w:hint="default"/>
       </w:rPr>
     </w:lvl>
     <w:lvl w:ilvl="4" w:tplc="340A0003" w:tentative="1">
@@ -7219,7 +7931,7 @@
         <w:ind w:left="3600" w:hanging="360"/>
       </w:pPr>
       <w:rPr>
-        <w:rFonts w:hint="default" w:ascii="Courier New" w:hAnsi="Courier New" w:cs="Courier New"/>
+        <w:rFonts w:ascii="Courier New" w:hAnsi="Courier New" w:cs="Courier New" w:hint="default"/>
       </w:rPr>
     </w:lvl>
     <w:lvl w:ilvl="5" w:tplc="340A0005" w:tentative="1">
@@ -7231,7 +7943,7 @@
         <w:ind w:left="4320" w:hanging="360"/>
       </w:pPr>
       <w:rPr>
-        <w:rFonts w:hint="default" w:ascii="Wingdings" w:hAnsi="Wingdings"/>
+        <w:rFonts w:ascii="Wingdings" w:hAnsi="Wingdings" w:hint="default"/>
       </w:rPr>
     </w:lvl>
     <w:lvl w:ilvl="6" w:tplc="340A0001" w:tentative="1">
@@ -7243,7 +7955,7 @@
         <w:ind w:left="5040" w:hanging="360"/>
       </w:pPr>
       <w:rPr>
-        <w:rFonts w:hint="default" w:ascii="Symbol" w:hAnsi="Symbol"/>
+        <w:rFonts w:ascii="Symbol" w:hAnsi="Symbol" w:hint="default"/>
       </w:rPr>
     </w:lvl>
     <w:lvl w:ilvl="7" w:tplc="340A0003" w:tentative="1">
@@ -7255,7 +7967,7 @@
         <w:ind w:left="5760" w:hanging="360"/>
       </w:pPr>
       <w:rPr>
-        <w:rFonts w:hint="default" w:ascii="Courier New" w:hAnsi="Courier New" w:cs="Courier New"/>
+        <w:rFonts w:ascii="Courier New" w:hAnsi="Courier New" w:cs="Courier New" w:hint="default"/>
       </w:rPr>
     </w:lvl>
     <w:lvl w:ilvl="8" w:tplc="340A0005" w:tentative="1">
@@ -7267,7 +7979,7 @@
         <w:ind w:left="6480" w:hanging="360"/>
       </w:pPr>
       <w:rPr>
-        <w:rFonts w:hint="default" w:ascii="Wingdings" w:hAnsi="Wingdings"/>
+        <w:rFonts w:ascii="Wingdings" w:hAnsi="Wingdings" w:hint="default"/>
       </w:rPr>
     </w:lvl>
   </w:abstractNum>
@@ -7284,7 +7996,7 @@
         <w:ind w:left="720" w:hanging="360"/>
       </w:pPr>
       <w:rPr>
-        <w:rFonts w:hint="default" w:ascii="Calibri" w:hAnsi="Calibri"/>
+        <w:rFonts w:ascii="Calibri" w:hAnsi="Calibri" w:hint="default"/>
       </w:rPr>
     </w:lvl>
     <w:lvl w:ilvl="1" w:tplc="C7FED0CA">
@@ -7296,7 +8008,7 @@
         <w:ind w:left="1440" w:hanging="360"/>
       </w:pPr>
       <w:rPr>
-        <w:rFonts w:hint="default" w:ascii="Courier New" w:hAnsi="Courier New"/>
+        <w:rFonts w:ascii="Courier New" w:hAnsi="Courier New" w:hint="default"/>
       </w:rPr>
     </w:lvl>
     <w:lvl w:ilvl="2" w:tplc="86C23E5C">
@@ -7308,7 +8020,7 @@
         <w:ind w:left="2160" w:hanging="360"/>
       </w:pPr>
       <w:rPr>
-        <w:rFonts w:hint="default" w:ascii="Wingdings" w:hAnsi="Wingdings"/>
+        <w:rFonts w:ascii="Wingdings" w:hAnsi="Wingdings" w:hint="default"/>
       </w:rPr>
     </w:lvl>
     <w:lvl w:ilvl="3" w:tplc="DD349284">
@@ -7320,7 +8032,7 @@
         <w:ind w:left="2880" w:hanging="360"/>
       </w:pPr>
       <w:rPr>
-        <w:rFonts w:hint="default" w:ascii="Symbol" w:hAnsi="Symbol"/>
+        <w:rFonts w:ascii="Symbol" w:hAnsi="Symbol" w:hint="default"/>
       </w:rPr>
     </w:lvl>
     <w:lvl w:ilvl="4" w:tplc="7BF6162E">
@@ -7332,7 +8044,7 @@
         <w:ind w:left="3600" w:hanging="360"/>
       </w:pPr>
       <w:rPr>
-        <w:rFonts w:hint="default" w:ascii="Courier New" w:hAnsi="Courier New"/>
+        <w:rFonts w:ascii="Courier New" w:hAnsi="Courier New" w:hint="default"/>
       </w:rPr>
     </w:lvl>
     <w:lvl w:ilvl="5" w:tplc="5B08AE58">
@@ -7344,7 +8056,7 @@
         <w:ind w:left="4320" w:hanging="360"/>
       </w:pPr>
       <w:rPr>
-        <w:rFonts w:hint="default" w:ascii="Wingdings" w:hAnsi="Wingdings"/>
+        <w:rFonts w:ascii="Wingdings" w:hAnsi="Wingdings" w:hint="default"/>
       </w:rPr>
     </w:lvl>
     <w:lvl w:ilvl="6" w:tplc="1722F02E">
@@ -7356,7 +8068,7 @@
         <w:ind w:left="5040" w:hanging="360"/>
       </w:pPr>
       <w:rPr>
-        <w:rFonts w:hint="default" w:ascii="Symbol" w:hAnsi="Symbol"/>
+        <w:rFonts w:ascii="Symbol" w:hAnsi="Symbol" w:hint="default"/>
       </w:rPr>
     </w:lvl>
     <w:lvl w:ilvl="7" w:tplc="C8E47964">
@@ -7368,7 +8080,7 @@
         <w:ind w:left="5760" w:hanging="360"/>
       </w:pPr>
       <w:rPr>
-        <w:rFonts w:hint="default" w:ascii="Courier New" w:hAnsi="Courier New"/>
+        <w:rFonts w:ascii="Courier New" w:hAnsi="Courier New" w:hint="default"/>
       </w:rPr>
     </w:lvl>
     <w:lvl w:ilvl="8" w:tplc="8516FD8A">
@@ -7380,7 +8092,7 @@
         <w:ind w:left="6480" w:hanging="360"/>
       </w:pPr>
       <w:rPr>
-        <w:rFonts w:hint="default" w:ascii="Wingdings" w:hAnsi="Wingdings"/>
+        <w:rFonts w:ascii="Wingdings" w:hAnsi="Wingdings" w:hint="default"/>
       </w:rPr>
     </w:lvl>
   </w:abstractNum>
@@ -7397,7 +8109,7 @@
         <w:ind w:left="720" w:hanging="360"/>
       </w:pPr>
       <w:rPr>
-        <w:rFonts w:hint="default" w:ascii="Courier New" w:hAnsi="Courier New" w:cs="Courier New"/>
+        <w:rFonts w:ascii="Courier New" w:hAnsi="Courier New" w:cs="Courier New" w:hint="default"/>
       </w:rPr>
     </w:lvl>
     <w:lvl w:ilvl="1" w:tplc="340A0003" w:tentative="1">
@@ -7409,7 +8121,7 @@
         <w:ind w:left="1440" w:hanging="360"/>
       </w:pPr>
       <w:rPr>
-        <w:rFonts w:hint="default" w:ascii="Courier New" w:hAnsi="Courier New" w:cs="Courier New"/>
+        <w:rFonts w:ascii="Courier New" w:hAnsi="Courier New" w:cs="Courier New" w:hint="default"/>
       </w:rPr>
     </w:lvl>
     <w:lvl w:ilvl="2" w:tplc="340A0005" w:tentative="1">
@@ -7421,7 +8133,7 @@
         <w:ind w:left="2160" w:hanging="360"/>
       </w:pPr>
       <w:rPr>
-        <w:rFonts w:hint="default" w:ascii="Wingdings" w:hAnsi="Wingdings"/>
+        <w:rFonts w:ascii="Wingdings" w:hAnsi="Wingdings" w:hint="default"/>
       </w:rPr>
     </w:lvl>
     <w:lvl w:ilvl="3" w:tplc="340A0001" w:tentative="1">
@@ -7433,7 +8145,7 @@
         <w:ind w:left="2880" w:hanging="360"/>
       </w:pPr>
       <w:rPr>
-        <w:rFonts w:hint="default" w:ascii="Symbol" w:hAnsi="Symbol"/>
+        <w:rFonts w:ascii="Symbol" w:hAnsi="Symbol" w:hint="default"/>
       </w:rPr>
     </w:lvl>
     <w:lvl w:ilvl="4" w:tplc="340A0003" w:tentative="1">
@@ -7445,7 +8157,7 @@
         <w:ind w:left="3600" w:hanging="360"/>
       </w:pPr>
       <w:rPr>
-        <w:rFonts w:hint="default" w:ascii="Courier New" w:hAnsi="Courier New" w:cs="Courier New"/>
+        <w:rFonts w:ascii="Courier New" w:hAnsi="Courier New" w:cs="Courier New" w:hint="default"/>
       </w:rPr>
     </w:lvl>
     <w:lvl w:ilvl="5" w:tplc="340A0005" w:tentative="1">
@@ -7457,7 +8169,7 @@
         <w:ind w:left="4320" w:hanging="360"/>
       </w:pPr>
       <w:rPr>
-        <w:rFonts w:hint="default" w:ascii="Wingdings" w:hAnsi="Wingdings"/>
+        <w:rFonts w:ascii="Wingdings" w:hAnsi="Wingdings" w:hint="default"/>
       </w:rPr>
     </w:lvl>
     <w:lvl w:ilvl="6" w:tplc="340A0001" w:tentative="1">
@@ -7469,7 +8181,7 @@
         <w:ind w:left="5040" w:hanging="360"/>
       </w:pPr>
       <w:rPr>
-        <w:rFonts w:hint="default" w:ascii="Symbol" w:hAnsi="Symbol"/>
+        <w:rFonts w:ascii="Symbol" w:hAnsi="Symbol" w:hint="default"/>
       </w:rPr>
     </w:lvl>
     <w:lvl w:ilvl="7" w:tplc="340A0003" w:tentative="1">
@@ -7481,7 +8193,7 @@
         <w:ind w:left="5760" w:hanging="360"/>
       </w:pPr>
       <w:rPr>
-        <w:rFonts w:hint="default" w:ascii="Courier New" w:hAnsi="Courier New" w:cs="Courier New"/>
+        <w:rFonts w:ascii="Courier New" w:hAnsi="Courier New" w:cs="Courier New" w:hint="default"/>
       </w:rPr>
     </w:lvl>
     <w:lvl w:ilvl="8" w:tplc="340A0005" w:tentative="1">
@@ -7493,7 +8205,7 @@
         <w:ind w:left="6480" w:hanging="360"/>
       </w:pPr>
       <w:rPr>
-        <w:rFonts w:hint="default" w:ascii="Wingdings" w:hAnsi="Wingdings"/>
+        <w:rFonts w:ascii="Wingdings" w:hAnsi="Wingdings" w:hint="default"/>
       </w:rPr>
     </w:lvl>
   </w:abstractNum>
@@ -7599,7 +8311,7 @@
         <w:ind w:left="720" w:hanging="360"/>
       </w:pPr>
       <w:rPr>
-        <w:rFonts w:hint="default" w:ascii="Symbol" w:hAnsi="Symbol"/>
+        <w:rFonts w:ascii="Symbol" w:hAnsi="Symbol" w:hint="default"/>
         <w:sz w:val="20"/>
       </w:rPr>
     </w:lvl>
@@ -7615,7 +8327,7 @@
         <w:ind w:left="1440" w:hanging="360"/>
       </w:pPr>
       <w:rPr>
-        <w:rFonts w:hint="default" w:ascii="Courier New" w:hAnsi="Courier New"/>
+        <w:rFonts w:ascii="Courier New" w:hAnsi="Courier New" w:hint="default"/>
         <w:sz w:val="20"/>
       </w:rPr>
     </w:lvl>
@@ -7631,7 +8343,7 @@
         <w:ind w:left="2160" w:hanging="360"/>
       </w:pPr>
       <w:rPr>
-        <w:rFonts w:hint="default" w:ascii="Wingdings" w:hAnsi="Wingdings"/>
+        <w:rFonts w:ascii="Wingdings" w:hAnsi="Wingdings" w:hint="default"/>
         <w:sz w:val="20"/>
       </w:rPr>
     </w:lvl>
@@ -7647,7 +8359,7 @@
         <w:ind w:left="2880" w:hanging="360"/>
       </w:pPr>
       <w:rPr>
-        <w:rFonts w:hint="default" w:ascii="Wingdings" w:hAnsi="Wingdings"/>
+        <w:rFonts w:ascii="Wingdings" w:hAnsi="Wingdings" w:hint="default"/>
         <w:sz w:val="20"/>
       </w:rPr>
     </w:lvl>
@@ -7663,7 +8375,7 @@
         <w:ind w:left="3600" w:hanging="360"/>
       </w:pPr>
       <w:rPr>
-        <w:rFonts w:hint="default" w:ascii="Wingdings" w:hAnsi="Wingdings"/>
+        <w:rFonts w:ascii="Wingdings" w:hAnsi="Wingdings" w:hint="default"/>
         <w:sz w:val="20"/>
       </w:rPr>
     </w:lvl>
@@ -7679,7 +8391,7 @@
         <w:ind w:left="4320" w:hanging="360"/>
       </w:pPr>
       <w:rPr>
-        <w:rFonts w:hint="default" w:ascii="Wingdings" w:hAnsi="Wingdings"/>
+        <w:rFonts w:ascii="Wingdings" w:hAnsi="Wingdings" w:hint="default"/>
         <w:sz w:val="20"/>
       </w:rPr>
     </w:lvl>
@@ -7695,7 +8407,7 @@
         <w:ind w:left="5040" w:hanging="360"/>
       </w:pPr>
       <w:rPr>
-        <w:rFonts w:hint="default" w:ascii="Wingdings" w:hAnsi="Wingdings"/>
+        <w:rFonts w:ascii="Wingdings" w:hAnsi="Wingdings" w:hint="default"/>
         <w:sz w:val="20"/>
       </w:rPr>
     </w:lvl>
@@ -7711,7 +8423,7 @@
         <w:ind w:left="5760" w:hanging="360"/>
       </w:pPr>
       <w:rPr>
-        <w:rFonts w:hint="default" w:ascii="Wingdings" w:hAnsi="Wingdings"/>
+        <w:rFonts w:ascii="Wingdings" w:hAnsi="Wingdings" w:hint="default"/>
         <w:sz w:val="20"/>
       </w:rPr>
     </w:lvl>
@@ -7727,7 +8439,7 @@
         <w:ind w:left="6480" w:hanging="360"/>
       </w:pPr>
       <w:rPr>
-        <w:rFonts w:hint="default" w:ascii="Wingdings" w:hAnsi="Wingdings"/>
+        <w:rFonts w:ascii="Wingdings" w:hAnsi="Wingdings" w:hint="default"/>
         <w:sz w:val="20"/>
       </w:rPr>
     </w:lvl>
@@ -7748,7 +8460,7 @@
         <w:ind w:left="720" w:hanging="360"/>
       </w:pPr>
       <w:rPr>
-        <w:rFonts w:hint="default" w:ascii="Symbol" w:hAnsi="Symbol"/>
+        <w:rFonts w:ascii="Symbol" w:hAnsi="Symbol" w:hint="default"/>
         <w:sz w:val="20"/>
       </w:rPr>
     </w:lvl>
@@ -7764,7 +8476,7 @@
         <w:ind w:left="1440" w:hanging="360"/>
       </w:pPr>
       <w:rPr>
-        <w:rFonts w:hint="default" w:ascii="Courier New" w:hAnsi="Courier New"/>
+        <w:rFonts w:ascii="Courier New" w:hAnsi="Courier New" w:hint="default"/>
         <w:sz w:val="20"/>
       </w:rPr>
     </w:lvl>
@@ -7780,7 +8492,7 @@
         <w:ind w:left="2160" w:hanging="360"/>
       </w:pPr>
       <w:rPr>
-        <w:rFonts w:hint="default" w:ascii="Wingdings" w:hAnsi="Wingdings"/>
+        <w:rFonts w:ascii="Wingdings" w:hAnsi="Wingdings" w:hint="default"/>
         <w:sz w:val="20"/>
       </w:rPr>
     </w:lvl>
@@ -7796,7 +8508,7 @@
         <w:ind w:left="2880" w:hanging="360"/>
       </w:pPr>
       <w:rPr>
-        <w:rFonts w:hint="default" w:ascii="Wingdings" w:hAnsi="Wingdings"/>
+        <w:rFonts w:ascii="Wingdings" w:hAnsi="Wingdings" w:hint="default"/>
         <w:sz w:val="20"/>
       </w:rPr>
     </w:lvl>
@@ -7812,7 +8524,7 @@
         <w:ind w:left="3600" w:hanging="360"/>
       </w:pPr>
       <w:rPr>
-        <w:rFonts w:hint="default" w:ascii="Wingdings" w:hAnsi="Wingdings"/>
+        <w:rFonts w:ascii="Wingdings" w:hAnsi="Wingdings" w:hint="default"/>
         <w:sz w:val="20"/>
       </w:rPr>
     </w:lvl>
@@ -7828,7 +8540,7 @@
         <w:ind w:left="4320" w:hanging="360"/>
       </w:pPr>
       <w:rPr>
-        <w:rFonts w:hint="default" w:ascii="Wingdings" w:hAnsi="Wingdings"/>
+        <w:rFonts w:ascii="Wingdings" w:hAnsi="Wingdings" w:hint="default"/>
         <w:sz w:val="20"/>
       </w:rPr>
     </w:lvl>
@@ -7844,7 +8556,7 @@
         <w:ind w:left="5040" w:hanging="360"/>
       </w:pPr>
       <w:rPr>
-        <w:rFonts w:hint="default" w:ascii="Wingdings" w:hAnsi="Wingdings"/>
+        <w:rFonts w:ascii="Wingdings" w:hAnsi="Wingdings" w:hint="default"/>
         <w:sz w:val="20"/>
       </w:rPr>
     </w:lvl>
@@ -7860,7 +8572,7 @@
         <w:ind w:left="5760" w:hanging="360"/>
       </w:pPr>
       <w:rPr>
-        <w:rFonts w:hint="default" w:ascii="Wingdings" w:hAnsi="Wingdings"/>
+        <w:rFonts w:ascii="Wingdings" w:hAnsi="Wingdings" w:hint="default"/>
         <w:sz w:val="20"/>
       </w:rPr>
     </w:lvl>
@@ -7876,7 +8588,7 @@
         <w:ind w:left="6480" w:hanging="360"/>
       </w:pPr>
       <w:rPr>
-        <w:rFonts w:hint="default" w:ascii="Wingdings" w:hAnsi="Wingdings"/>
+        <w:rFonts w:ascii="Wingdings" w:hAnsi="Wingdings" w:hint="default"/>
         <w:sz w:val="20"/>
       </w:rPr>
     </w:lvl>
@@ -7894,7 +8606,7 @@
         <w:ind w:left="720" w:hanging="360"/>
       </w:pPr>
       <w:rPr>
-        <w:rFonts w:hint="default" w:ascii="Calibri" w:hAnsi="Calibri"/>
+        <w:rFonts w:ascii="Calibri" w:hAnsi="Calibri" w:hint="default"/>
       </w:rPr>
     </w:lvl>
     <w:lvl w:ilvl="1" w:tplc="2D126756">
@@ -7906,7 +8618,7 @@
         <w:ind w:left="1440" w:hanging="360"/>
       </w:pPr>
       <w:rPr>
-        <w:rFonts w:hint="default" w:ascii="Courier New" w:hAnsi="Courier New"/>
+        <w:rFonts w:ascii="Courier New" w:hAnsi="Courier New" w:hint="default"/>
       </w:rPr>
     </w:lvl>
     <w:lvl w:ilvl="2" w:tplc="C8FC02CC">
@@ -7918,7 +8630,7 @@
         <w:ind w:left="2160" w:hanging="360"/>
       </w:pPr>
       <w:rPr>
-        <w:rFonts w:hint="default" w:ascii="Wingdings" w:hAnsi="Wingdings"/>
+        <w:rFonts w:ascii="Wingdings" w:hAnsi="Wingdings" w:hint="default"/>
       </w:rPr>
     </w:lvl>
     <w:lvl w:ilvl="3" w:tplc="888CC67E">
@@ -7930,7 +8642,7 @@
         <w:ind w:left="2880" w:hanging="360"/>
       </w:pPr>
       <w:rPr>
-        <w:rFonts w:hint="default" w:ascii="Symbol" w:hAnsi="Symbol"/>
+        <w:rFonts w:ascii="Symbol" w:hAnsi="Symbol" w:hint="default"/>
       </w:rPr>
     </w:lvl>
     <w:lvl w:ilvl="4" w:tplc="43BCF606">
@@ -7942,7 +8654,7 @@
         <w:ind w:left="3600" w:hanging="360"/>
       </w:pPr>
       <w:rPr>
-        <w:rFonts w:hint="default" w:ascii="Courier New" w:hAnsi="Courier New"/>
+        <w:rFonts w:ascii="Courier New" w:hAnsi="Courier New" w:hint="default"/>
       </w:rPr>
     </w:lvl>
     <w:lvl w:ilvl="5" w:tplc="E8FC99C8">
@@ -7954,7 +8666,7 @@
         <w:ind w:left="4320" w:hanging="360"/>
       </w:pPr>
       <w:rPr>
-        <w:rFonts w:hint="default" w:ascii="Wingdings" w:hAnsi="Wingdings"/>
+        <w:rFonts w:ascii="Wingdings" w:hAnsi="Wingdings" w:hint="default"/>
       </w:rPr>
     </w:lvl>
     <w:lvl w:ilvl="6" w:tplc="F5BEFF8E">
@@ -7966,7 +8678,7 @@
         <w:ind w:left="5040" w:hanging="360"/>
       </w:pPr>
       <w:rPr>
-        <w:rFonts w:hint="default" w:ascii="Symbol" w:hAnsi="Symbol"/>
+        <w:rFonts w:ascii="Symbol" w:hAnsi="Symbol" w:hint="default"/>
       </w:rPr>
     </w:lvl>
     <w:lvl w:ilvl="7" w:tplc="B30E8FD4">
@@ -7978,7 +8690,7 @@
         <w:ind w:left="5760" w:hanging="360"/>
       </w:pPr>
       <w:rPr>
-        <w:rFonts w:hint="default" w:ascii="Courier New" w:hAnsi="Courier New"/>
+        <w:rFonts w:ascii="Courier New" w:hAnsi="Courier New" w:hint="default"/>
       </w:rPr>
     </w:lvl>
     <w:lvl w:ilvl="8" w:tplc="516637CC">
@@ -7990,131 +8702,131 @@
         <w:ind w:left="6480" w:hanging="360"/>
       </w:pPr>
       <w:rPr>
-        <w:rFonts w:hint="default" w:ascii="Wingdings" w:hAnsi="Wingdings"/>
+        <w:rFonts w:ascii="Wingdings" w:hAnsi="Wingdings" w:hint="default"/>
       </w:rPr>
     </w:lvl>
   </w:abstractNum>
-  <w:num w:numId="1">
+  <w:num w:numId="1" w16cid:durableId="1065685585">
     <w:abstractNumId w:val="3"/>
   </w:num>
-  <w:num w:numId="2">
+  <w:num w:numId="2" w16cid:durableId="1985380304">
     <w:abstractNumId w:val="9"/>
   </w:num>
-  <w:num w:numId="3">
+  <w:num w:numId="3" w16cid:durableId="675571996">
     <w:abstractNumId w:val="13"/>
   </w:num>
-  <w:num w:numId="4">
+  <w:num w:numId="4" w16cid:durableId="916675282">
     <w:abstractNumId w:val="29"/>
   </w:num>
-  <w:num w:numId="5">
+  <w:num w:numId="5" w16cid:durableId="1962302621">
     <w:abstractNumId w:val="31"/>
   </w:num>
-  <w:num w:numId="6">
+  <w:num w:numId="6" w16cid:durableId="626742015">
     <w:abstractNumId w:val="4"/>
   </w:num>
-  <w:num w:numId="7">
+  <w:num w:numId="7" w16cid:durableId="2068800234">
     <w:abstractNumId w:val="12"/>
   </w:num>
-  <w:num w:numId="8">
+  <w:num w:numId="8" w16cid:durableId="1891452033">
     <w:abstractNumId w:val="20"/>
   </w:num>
-  <w:num w:numId="9">
+  <w:num w:numId="9" w16cid:durableId="144054983">
     <w:abstractNumId w:val="16"/>
   </w:num>
-  <w:num w:numId="10">
+  <w:num w:numId="10" w16cid:durableId="983194987">
     <w:abstractNumId w:val="10"/>
   </w:num>
-  <w:num w:numId="11">
+  <w:num w:numId="11" w16cid:durableId="466239934">
     <w:abstractNumId w:val="25"/>
   </w:num>
-  <w:num w:numId="12">
+  <w:num w:numId="12" w16cid:durableId="791901179">
     <w:abstractNumId w:val="36"/>
   </w:num>
-  <w:num w:numId="13">
+  <w:num w:numId="13" w16cid:durableId="332685311">
     <w:abstractNumId w:val="30"/>
   </w:num>
-  <w:num w:numId="14">
+  <w:num w:numId="14" w16cid:durableId="1695573610">
     <w:abstractNumId w:val="1"/>
   </w:num>
-  <w:num w:numId="15">
+  <w:num w:numId="15" w16cid:durableId="754473251">
     <w:abstractNumId w:val="37"/>
   </w:num>
-  <w:num w:numId="16">
+  <w:num w:numId="16" w16cid:durableId="2093431857">
     <w:abstractNumId w:val="22"/>
   </w:num>
-  <w:num w:numId="17">
+  <w:num w:numId="17" w16cid:durableId="1098676318">
     <w:abstractNumId w:val="18"/>
   </w:num>
-  <w:num w:numId="18">
+  <w:num w:numId="18" w16cid:durableId="2010597433">
     <w:abstractNumId w:val="32"/>
   </w:num>
-  <w:num w:numId="19">
+  <w:num w:numId="19" w16cid:durableId="1628049119">
     <w:abstractNumId w:val="11"/>
   </w:num>
-  <w:num w:numId="20">
+  <w:num w:numId="20" w16cid:durableId="1079641016">
     <w:abstractNumId w:val="40"/>
   </w:num>
-  <w:num w:numId="21">
+  <w:num w:numId="21" w16cid:durableId="408117931">
     <w:abstractNumId w:val="35"/>
   </w:num>
-  <w:num w:numId="22">
+  <w:num w:numId="22" w16cid:durableId="247618227">
     <w:abstractNumId w:val="14"/>
   </w:num>
-  <w:num w:numId="23">
+  <w:num w:numId="23" w16cid:durableId="171067700">
     <w:abstractNumId w:val="15"/>
   </w:num>
-  <w:num w:numId="24">
+  <w:num w:numId="24" w16cid:durableId="721707260">
     <w:abstractNumId w:val="5"/>
   </w:num>
-  <w:num w:numId="25">
+  <w:num w:numId="25" w16cid:durableId="483819242">
     <w:abstractNumId w:val="17"/>
   </w:num>
-  <w:num w:numId="26">
+  <w:num w:numId="26" w16cid:durableId="562259570">
     <w:abstractNumId w:val="21"/>
   </w:num>
-  <w:num w:numId="27">
+  <w:num w:numId="27" w16cid:durableId="1817142947">
     <w:abstractNumId w:val="24"/>
   </w:num>
-  <w:num w:numId="28">
+  <w:num w:numId="28" w16cid:durableId="1483816372">
     <w:abstractNumId w:val="0"/>
   </w:num>
-  <w:num w:numId="29">
+  <w:num w:numId="29" w16cid:durableId="1844855736">
     <w:abstractNumId w:val="19"/>
   </w:num>
-  <w:num w:numId="30">
+  <w:num w:numId="30" w16cid:durableId="1013410770">
     <w:abstractNumId w:val="23"/>
   </w:num>
-  <w:num w:numId="31">
+  <w:num w:numId="31" w16cid:durableId="1446920200">
     <w:abstractNumId w:val="2"/>
   </w:num>
-  <w:num w:numId="32">
+  <w:num w:numId="32" w16cid:durableId="1314598365">
     <w:abstractNumId w:val="7"/>
   </w:num>
-  <w:num w:numId="33">
+  <w:num w:numId="33" w16cid:durableId="429593858">
     <w:abstractNumId w:val="33"/>
   </w:num>
-  <w:num w:numId="34">
+  <w:num w:numId="34" w16cid:durableId="1819376857">
     <w:abstractNumId w:val="39"/>
   </w:num>
-  <w:num w:numId="35">
+  <w:num w:numId="35" w16cid:durableId="2122218710">
     <w:abstractNumId w:val="6"/>
   </w:num>
-  <w:num w:numId="36">
+  <w:num w:numId="36" w16cid:durableId="1285119495">
     <w:abstractNumId w:val="26"/>
   </w:num>
-  <w:num w:numId="37">
+  <w:num w:numId="37" w16cid:durableId="1175805187">
     <w:abstractNumId w:val="38"/>
   </w:num>
-  <w:num w:numId="38">
+  <w:num w:numId="38" w16cid:durableId="2105879878">
     <w:abstractNumId w:val="28"/>
   </w:num>
-  <w:num w:numId="39">
+  <w:num w:numId="39" w16cid:durableId="769858682">
     <w:abstractNumId w:val="27"/>
   </w:num>
-  <w:num w:numId="40">
+  <w:num w:numId="40" w16cid:durableId="1362130185">
     <w:abstractNumId w:val="34"/>
   </w:num>
-  <w:num w:numId="41">
+  <w:num w:numId="41" w16cid:durableId="2054958689">
     <w:abstractNumId w:val="8"/>
   </w:num>
   <w:numIdMacAtCleanup w:val="18"/>
@@ -8122,11 +8834,11 @@
 </file>
 
 <file path=word/styles.xml><?xml version="1.0" encoding="utf-8"?>
-<w:styles xmlns:mc="http://schemas.openxmlformats.org/markup-compatibility/2006" xmlns:r="http://schemas.openxmlformats.org/officeDocument/2006/relationships" xmlns:w="http://schemas.openxmlformats.org/wordprocessingml/2006/main" xmlns:w14="http://schemas.microsoft.com/office/word/2010/wordml" xmlns:w15="http://schemas.microsoft.com/office/word/2012/wordml" xmlns:w16se="http://schemas.microsoft.com/office/word/2015/wordml/symex" mc:Ignorable="w14 w15 w16se">
+<w:styles xmlns:mc="http://schemas.openxmlformats.org/markup-compatibility/2006" xmlns:r="http://schemas.openxmlformats.org/officeDocument/2006/relationships" xmlns:w="http://schemas.openxmlformats.org/wordprocessingml/2006/main" xmlns:w14="http://schemas.microsoft.com/office/word/2010/wordml" xmlns:w15="http://schemas.microsoft.com/office/word/2012/wordml" xmlns:w16cex="http://schemas.microsoft.com/office/word/2018/wordml/cex" xmlns:w16cid="http://schemas.microsoft.com/office/word/2016/wordml/cid" xmlns:w16="http://schemas.microsoft.com/office/word/2018/wordml" xmlns:w16du="http://schemas.microsoft.com/office/word/2023/wordml/word16du" xmlns:w16sdtdh="http://schemas.microsoft.com/office/word/2020/wordml/sdtdatahash" xmlns:w16sdtfl="http://schemas.microsoft.com/office/word/2024/wordml/sdtformatlock" xmlns:w16se="http://schemas.microsoft.com/office/word/2015/wordml/symex" mc:Ignorable="w14 w15 w16se w16cid w16 w16cex w16sdtdh w16sdtfl w16du">
   <w:docDefaults>
     <w:rPrDefault>
       <w:rPr>
-        <w:rFonts w:asciiTheme="minorHAnsi" w:hAnsiTheme="minorHAnsi" w:eastAsiaTheme="minorHAnsi" w:cstheme="minorBidi"/>
+        <w:rFonts w:asciiTheme="minorHAnsi" w:eastAsiaTheme="minorHAnsi" w:hAnsiTheme="minorHAnsi" w:cstheme="minorBidi"/>
         <w:sz w:val="22"/>
         <w:szCs w:val="22"/>
         <w:lang w:val="es-CL" w:eastAsia="en-US" w:bidi="ar-SA"/>
@@ -8138,17 +8850,17 @@
       </w:pPr>
     </w:pPrDefault>
   </w:docDefaults>
-  <w:latentStyles w:defLockedState="0" w:defUIPriority="99" w:defSemiHidden="0" w:defUnhideWhenUsed="0" w:defQFormat="0" w:count="371">
+  <w:latentStyles w:defLockedState="0" w:defUIPriority="99" w:defSemiHidden="0" w:defUnhideWhenUsed="0" w:defQFormat="0" w:count="376">
     <w:lsdException w:name="Normal" w:uiPriority="0" w:qFormat="1"/>
     <w:lsdException w:name="heading 1" w:uiPriority="9" w:qFormat="1"/>
-    <w:lsdException w:name="heading 2" w:uiPriority="9" w:semiHidden="1" w:unhideWhenUsed="1" w:qFormat="1"/>
-    <w:lsdException w:name="heading 3" w:uiPriority="9" w:semiHidden="1" w:unhideWhenUsed="1" w:qFormat="1"/>
-    <w:lsdException w:name="heading 4" w:uiPriority="9" w:semiHidden="1" w:unhideWhenUsed="1" w:qFormat="1"/>
-    <w:lsdException w:name="heading 5" w:uiPriority="9" w:semiHidden="1" w:unhideWhenUsed="1" w:qFormat="1"/>
-    <w:lsdException w:name="heading 6" w:uiPriority="9" w:semiHidden="1" w:unhideWhenUsed="1" w:qFormat="1"/>
-    <w:lsdException w:name="heading 7" w:uiPriority="9" w:semiHidden="1" w:unhideWhenUsed="1" w:qFormat="1"/>
-    <w:lsdException w:name="heading 8" w:uiPriority="9" w:semiHidden="1" w:unhideWhenUsed="1" w:qFormat="1"/>
-    <w:lsdException w:name="heading 9" w:uiPriority="9" w:semiHidden="1" w:unhideWhenUsed="1" w:qFormat="1"/>
+    <w:lsdException w:name="heading 2" w:semiHidden="1" w:uiPriority="9" w:unhideWhenUsed="1" w:qFormat="1"/>
+    <w:lsdException w:name="heading 3" w:semiHidden="1" w:uiPriority="9" w:unhideWhenUsed="1" w:qFormat="1"/>
+    <w:lsdException w:name="heading 4" w:semiHidden="1" w:uiPriority="9" w:unhideWhenUsed="1" w:qFormat="1"/>
+    <w:lsdException w:name="heading 5" w:semiHidden="1" w:uiPriority="9" w:unhideWhenUsed="1" w:qFormat="1"/>
+    <w:lsdException w:name="heading 6" w:semiHidden="1" w:uiPriority="9" w:unhideWhenUsed="1" w:qFormat="1"/>
+    <w:lsdException w:name="heading 7" w:semiHidden="1" w:uiPriority="9" w:unhideWhenUsed="1" w:qFormat="1"/>
+    <w:lsdException w:name="heading 8" w:semiHidden="1" w:uiPriority="9" w:unhideWhenUsed="1" w:qFormat="1"/>
+    <w:lsdException w:name="heading 9" w:semiHidden="1" w:uiPriority="9" w:unhideWhenUsed="1" w:qFormat="1"/>
     <w:lsdException w:name="index 1" w:semiHidden="1" w:unhideWhenUsed="1"/>
     <w:lsdException w:name="index 2" w:semiHidden="1" w:unhideWhenUsed="1"/>
     <w:lsdException w:name="index 3" w:semiHidden="1" w:unhideWhenUsed="1"/>
@@ -8158,26 +8870,26 @@
     <w:lsdException w:name="index 7" w:semiHidden="1" w:unhideWhenUsed="1"/>
     <w:lsdException w:name="index 8" w:semiHidden="1" w:unhideWhenUsed="1"/>
     <w:lsdException w:name="index 9" w:semiHidden="1" w:unhideWhenUsed="1"/>
-    <w:lsdException w:name="toc 1" w:uiPriority="39" w:semiHidden="1" w:unhideWhenUsed="1"/>
-    <w:lsdException w:name="toc 2" w:uiPriority="39" w:semiHidden="1" w:unhideWhenUsed="1"/>
-    <w:lsdException w:name="toc 3" w:uiPriority="39" w:semiHidden="1" w:unhideWhenUsed="1"/>
-    <w:lsdException w:name="toc 4" w:uiPriority="39" w:semiHidden="1" w:unhideWhenUsed="1"/>
-    <w:lsdException w:name="toc 5" w:uiPriority="39" w:semiHidden="1" w:unhideWhenUsed="1"/>
-    <w:lsdException w:name="toc 6" w:uiPriority="39" w:semiHidden="1" w:unhideWhenUsed="1"/>
-    <w:lsdException w:name="toc 7" w:uiPriority="39" w:semiHidden="1" w:unhideWhenUsed="1"/>
-    <w:lsdException w:name="toc 8" w:uiPriority="39" w:semiHidden="1" w:unhideWhenUsed="1"/>
-    <w:lsdException w:name="toc 9" w:uiPriority="39" w:semiHidden="1" w:unhideWhenUsed="1"/>
+    <w:lsdException w:name="toc 1" w:semiHidden="1" w:uiPriority="39" w:unhideWhenUsed="1"/>
+    <w:lsdException w:name="toc 2" w:semiHidden="1" w:uiPriority="39" w:unhideWhenUsed="1"/>
+    <w:lsdException w:name="toc 3" w:semiHidden="1" w:uiPriority="39" w:unhideWhenUsed="1"/>
+    <w:lsdException w:name="toc 4" w:semiHidden="1" w:uiPriority="39" w:unhideWhenUsed="1"/>
+    <w:lsdException w:name="toc 5" w:semiHidden="1" w:uiPriority="39" w:unhideWhenUsed="1"/>
+    <w:lsdException w:name="toc 6" w:semiHidden="1" w:uiPriority="39" w:unhideWhenUsed="1"/>
+    <w:lsdException w:name="toc 7" w:semiHidden="1" w:uiPriority="39" w:unhideWhenUsed="1"/>
+    <w:lsdException w:name="toc 8" w:semiHidden="1" w:uiPriority="39" w:unhideWhenUsed="1"/>
+    <w:lsdException w:name="toc 9" w:semiHidden="1" w:uiPriority="39" w:unhideWhenUsed="1"/>
     <w:lsdException w:name="Normal Indent" w:semiHidden="1" w:unhideWhenUsed="1"/>
     <w:lsdException w:name="footnote text" w:semiHidden="1" w:unhideWhenUsed="1"/>
     <w:lsdException w:name="annotation text" w:semiHidden="1" w:unhideWhenUsed="1"/>
-    <w:lsdException w:name="header" w:uiPriority="0" w:semiHidden="1" w:unhideWhenUsed="1"/>
+    <w:lsdException w:name="header" w:semiHidden="1" w:uiPriority="0" w:unhideWhenUsed="1"/>
     <w:lsdException w:name="footer" w:semiHidden="1" w:unhideWhenUsed="1"/>
     <w:lsdException w:name="index heading" w:semiHidden="1" w:unhideWhenUsed="1"/>
-    <w:lsdException w:name="caption" w:uiPriority="35" w:semiHidden="1" w:unhideWhenUsed="1" w:qFormat="1"/>
+    <w:lsdException w:name="caption" w:semiHidden="1" w:uiPriority="35" w:unhideWhenUsed="1" w:qFormat="1"/>
     <w:lsdException w:name="table of figures" w:semiHidden="1" w:unhideWhenUsed="1"/>
     <w:lsdException w:name="envelope address" w:semiHidden="1" w:unhideWhenUsed="1"/>
     <w:lsdException w:name="envelope return" w:semiHidden="1" w:unhideWhenUsed="1"/>
-    <w:lsdException w:name="footnote reference" w:uiPriority="0" w:semiHidden="1" w:unhideWhenUsed="1"/>
+    <w:lsdException w:name="footnote reference" w:semiHidden="1" w:uiPriority="0" w:unhideWhenUsed="1"/>
     <w:lsdException w:name="annotation reference" w:semiHidden="1" w:unhideWhenUsed="1"/>
     <w:lsdException w:name="line number" w:semiHidden="1" w:unhideWhenUsed="1"/>
     <w:lsdException w:name="page number" w:semiHidden="1" w:unhideWhenUsed="1"/>
@@ -8204,7 +8916,7 @@
     <w:lsdException w:name="Title" w:uiPriority="10" w:qFormat="1"/>
     <w:lsdException w:name="Closing" w:semiHidden="1" w:unhideWhenUsed="1"/>
     <w:lsdException w:name="Signature" w:semiHidden="1" w:unhideWhenUsed="1"/>
-    <w:lsdException w:name="Default Paragraph Font" w:uiPriority="1" w:semiHidden="1" w:unhideWhenUsed="1"/>
+    <w:lsdException w:name="Default Paragraph Font" w:semiHidden="1" w:uiPriority="1" w:unhideWhenUsed="1"/>
     <w:lsdException w:name="Body Text" w:semiHidden="1" w:unhideWhenUsed="1"/>
     <w:lsdException w:name="Body Text Indent" w:semiHidden="1" w:unhideWhenUsed="1"/>
     <w:lsdException w:name="List Continue" w:semiHidden="1" w:unhideWhenUsed="1"/>
@@ -8404,8 +9116,8 @@
     <w:lsdException w:name="Subtle Reference" w:uiPriority="31" w:qFormat="1"/>
     <w:lsdException w:name="Intense Reference" w:uiPriority="32" w:qFormat="1"/>
     <w:lsdException w:name="Book Title" w:uiPriority="33" w:qFormat="1"/>
-    <w:lsdException w:name="Bibliography" w:uiPriority="37" w:semiHidden="1" w:unhideWhenUsed="1"/>
-    <w:lsdException w:name="TOC Heading" w:uiPriority="39" w:semiHidden="1" w:unhideWhenUsed="1" w:qFormat="1"/>
+    <w:lsdException w:name="Bibliography" w:semiHidden="1" w:uiPriority="37" w:unhideWhenUsed="1"/>
+    <w:lsdException w:name="TOC Heading" w:semiHidden="1" w:uiPriority="39" w:unhideWhenUsed="1" w:qFormat="1"/>
     <w:lsdException w:name="Plain Table 1" w:uiPriority="41"/>
     <w:lsdException w:name="Plain Table 2" w:uiPriority="42"/>
     <w:lsdException w:name="Plain Table 3" w:uiPriority="43"/>
@@ -8510,8 +9222,13 @@
     <w:lsdException w:name="List Table 5 Dark Accent 6" w:uiPriority="50"/>
     <w:lsdException w:name="List Table 6 Colorful Accent 6" w:uiPriority="51"/>
     <w:lsdException w:name="List Table 7 Colorful Accent 6" w:uiPriority="52"/>
+    <w:lsdException w:name="Mention" w:semiHidden="1" w:unhideWhenUsed="1"/>
+    <w:lsdException w:name="Smart Hyperlink" w:semiHidden="1" w:unhideWhenUsed="1"/>
+    <w:lsdException w:name="Hashtag" w:semiHidden="1" w:unhideWhenUsed="1"/>
+    <w:lsdException w:name="Unresolved Mention" w:semiHidden="1" w:unhideWhenUsed="1"/>
+    <w:lsdException w:name="Smart Link" w:semiHidden="1" w:unhideWhenUsed="1"/>
   </w:latentStyles>
-  <w:style w:type="paragraph" w:styleId="Normal" w:default="1">
+  <w:style w:type="paragraph" w:default="1" w:styleId="Normal">
     <w:name w:val="Normal"/>
     <w:qFormat/>
   </w:style>
@@ -8530,7 +9247,7 @@
       <w:outlineLvl w:val="0"/>
     </w:pPr>
     <w:rPr>
-      <w:rFonts w:asciiTheme="majorHAnsi" w:hAnsiTheme="majorHAnsi" w:eastAsiaTheme="majorEastAsia" w:cstheme="majorBidi"/>
+      <w:rFonts w:asciiTheme="majorHAnsi" w:eastAsiaTheme="majorEastAsia" w:hAnsiTheme="majorHAnsi" w:cstheme="majorBidi"/>
       <w:color w:val="2E74B5" w:themeColor="accent1" w:themeShade="BF"/>
       <w:sz w:val="32"/>
       <w:szCs w:val="32"/>
@@ -8552,7 +9269,7 @@
       <w:outlineLvl w:val="1"/>
     </w:pPr>
     <w:rPr>
-      <w:rFonts w:asciiTheme="majorHAnsi" w:hAnsiTheme="majorHAnsi" w:eastAsiaTheme="majorEastAsia" w:cstheme="majorBidi"/>
+      <w:rFonts w:asciiTheme="majorHAnsi" w:eastAsiaTheme="majorEastAsia" w:hAnsiTheme="majorHAnsi" w:cstheme="majorBidi"/>
       <w:color w:val="2E74B5" w:themeColor="accent1" w:themeShade="BF"/>
       <w:sz w:val="26"/>
       <w:szCs w:val="26"/>
@@ -8574,19 +9291,19 @@
       <w:outlineLvl w:val="2"/>
     </w:pPr>
     <w:rPr>
-      <w:rFonts w:asciiTheme="majorHAnsi" w:hAnsiTheme="majorHAnsi" w:eastAsiaTheme="majorEastAsia" w:cstheme="majorBidi"/>
+      <w:rFonts w:asciiTheme="majorHAnsi" w:eastAsiaTheme="majorEastAsia" w:hAnsiTheme="majorHAnsi" w:cstheme="majorBidi"/>
       <w:color w:val="1F4D78" w:themeColor="accent1" w:themeShade="7F"/>
       <w:sz w:val="24"/>
       <w:szCs w:val="24"/>
     </w:rPr>
   </w:style>
-  <w:style w:type="character" w:styleId="Fuentedeprrafopredeter" w:default="1">
+  <w:style w:type="character" w:default="1" w:styleId="Fuentedeprrafopredeter">
     <w:name w:val="Default Paragraph Font"/>
     <w:uiPriority w:val="1"/>
     <w:semiHidden/>
     <w:unhideWhenUsed/>
   </w:style>
-  <w:style w:type="table" w:styleId="Tablanormal" w:default="1">
+  <w:style w:type="table" w:default="1" w:styleId="Tablanormal">
     <w:name w:val="Normal Table"/>
     <w:uiPriority w:val="99"/>
     <w:semiHidden/>
@@ -8601,7 +9318,7 @@
       </w:tblCellMar>
     </w:tblPr>
   </w:style>
-  <w:style w:type="numbering" w:styleId="Sinlista" w:default="1">
+  <w:style w:type="numbering" w:default="1" w:styleId="Sinlista">
     <w:name w:val="No List"/>
     <w:uiPriority w:val="99"/>
     <w:semiHidden/>
@@ -8621,7 +9338,7 @@
       <w:lang w:eastAsia="es-CL"/>
     </w:rPr>
   </w:style>
-  <w:style w:type="character" w:styleId="SinespaciadoCar" w:customStyle="1">
+  <w:style w:type="character" w:customStyle="1" w:styleId="SinespaciadoCar">
     <w:name w:val="Sin espaciado Car"/>
     <w:basedOn w:val="Fuentedeprrafopredeter"/>
     <w:link w:val="Sinespaciado"/>
@@ -8645,21 +9362,21 @@
       <w:contextualSpacing/>
     </w:pPr>
     <w:rPr>
-      <w:rFonts w:asciiTheme="majorHAnsi" w:hAnsiTheme="majorHAnsi" w:eastAsiaTheme="majorEastAsia" w:cstheme="majorBidi"/>
+      <w:rFonts w:asciiTheme="majorHAnsi" w:eastAsiaTheme="majorEastAsia" w:hAnsiTheme="majorHAnsi" w:cstheme="majorBidi"/>
       <w:spacing w:val="-10"/>
       <w:kern w:val="28"/>
       <w:sz w:val="56"/>
       <w:szCs w:val="56"/>
     </w:rPr>
   </w:style>
-  <w:style w:type="character" w:styleId="TtuloCar" w:customStyle="1">
+  <w:style w:type="character" w:customStyle="1" w:styleId="TtuloCar">
     <w:name w:val="Título Car"/>
     <w:basedOn w:val="Fuentedeprrafopredeter"/>
     <w:link w:val="Ttulo"/>
     <w:uiPriority w:val="10"/>
     <w:rsid w:val="00E73CFF"/>
     <w:rPr>
-      <w:rFonts w:asciiTheme="majorHAnsi" w:hAnsiTheme="majorHAnsi" w:eastAsiaTheme="majorEastAsia" w:cstheme="majorBidi"/>
+      <w:rFonts w:asciiTheme="majorHAnsi" w:eastAsiaTheme="majorEastAsia" w:hAnsiTheme="majorHAnsi" w:cstheme="majorBidi"/>
       <w:spacing w:val="-10"/>
       <w:kern w:val="28"/>
       <w:sz w:val="56"/>
@@ -8676,12 +9393,12 @@
     </w:pPr>
     <w:tblPr>
       <w:tblBorders>
-        <w:top w:val="single" w:color="auto" w:sz="4" w:space="0"/>
-        <w:left w:val="single" w:color="auto" w:sz="4" w:space="0"/>
-        <w:bottom w:val="single" w:color="auto" w:sz="4" w:space="0"/>
-        <w:right w:val="single" w:color="auto" w:sz="4" w:space="0"/>
-        <w:insideH w:val="single" w:color="auto" w:sz="4" w:space="0"/>
-        <w:insideV w:val="single" w:color="auto" w:sz="4" w:space="0"/>
+        <w:top w:val="single" w:sz="4" w:space="0" w:color="auto"/>
+        <w:left w:val="single" w:sz="4" w:space="0" w:color="auto"/>
+        <w:bottom w:val="single" w:sz="4" w:space="0" w:color="auto"/>
+        <w:right w:val="single" w:sz="4" w:space="0" w:color="auto"/>
+        <w:insideH w:val="single" w:sz="4" w:space="0" w:color="auto"/>
+        <w:insideV w:val="single" w:sz="4" w:space="0" w:color="auto"/>
       </w:tblBorders>
     </w:tblPr>
   </w:style>
@@ -8699,7 +9416,7 @@
       <w:spacing w:after="0" w:line="240" w:lineRule="auto"/>
     </w:pPr>
   </w:style>
-  <w:style w:type="character" w:styleId="EncabezadoCar" w:customStyle="1">
+  <w:style w:type="character" w:customStyle="1" w:styleId="EncabezadoCar">
     <w:name w:val="Encabezado Car"/>
     <w:basedOn w:val="Fuentedeprrafopredeter"/>
     <w:link w:val="Encabezado"/>
@@ -8720,14 +9437,14 @@
       <w:spacing w:after="0" w:line="240" w:lineRule="auto"/>
     </w:pPr>
   </w:style>
-  <w:style w:type="character" w:styleId="PiedepginaCar" w:customStyle="1">
+  <w:style w:type="character" w:customStyle="1" w:styleId="PiedepginaCar">
     <w:name w:val="Pie de página Car"/>
     <w:basedOn w:val="Fuentedeprrafopredeter"/>
     <w:link w:val="Piedepgina"/>
     <w:uiPriority w:val="99"/>
     <w:rsid w:val="00DF38AE"/>
   </w:style>
-  <w:style w:type="table" w:styleId="Tablanormal11" w:customStyle="1">
+  <w:style w:type="table" w:customStyle="1" w:styleId="Tablanormal11">
     <w:name w:val="Tabla normal 11"/>
     <w:basedOn w:val="Tablanormal"/>
     <w:uiPriority w:val="41"/>
@@ -8739,12 +9456,12 @@
       <w:tblStyleRowBandSize w:val="1"/>
       <w:tblStyleColBandSize w:val="1"/>
       <w:tblBorders>
-        <w:top w:val="single" w:color="BFBFBF" w:themeColor="background1" w:themeShade="BF" w:sz="4" w:space="0"/>
-        <w:left w:val="single" w:color="BFBFBF" w:themeColor="background1" w:themeShade="BF" w:sz="4" w:space="0"/>
-        <w:bottom w:val="single" w:color="BFBFBF" w:themeColor="background1" w:themeShade="BF" w:sz="4" w:space="0"/>
-        <w:right w:val="single" w:color="BFBFBF" w:themeColor="background1" w:themeShade="BF" w:sz="4" w:space="0"/>
-        <w:insideH w:val="single" w:color="BFBFBF" w:themeColor="background1" w:themeShade="BF" w:sz="4" w:space="0"/>
-        <w:insideV w:val="single" w:color="BFBFBF" w:themeColor="background1" w:themeShade="BF" w:sz="4" w:space="0"/>
+        <w:top w:val="single" w:sz="4" w:space="0" w:color="BFBFBF" w:themeColor="background1" w:themeShade="BF"/>
+        <w:left w:val="single" w:sz="4" w:space="0" w:color="BFBFBF" w:themeColor="background1" w:themeShade="BF"/>
+        <w:bottom w:val="single" w:sz="4" w:space="0" w:color="BFBFBF" w:themeColor="background1" w:themeShade="BF"/>
+        <w:right w:val="single" w:sz="4" w:space="0" w:color="BFBFBF" w:themeColor="background1" w:themeShade="BF"/>
+        <w:insideH w:val="single" w:sz="4" w:space="0" w:color="BFBFBF" w:themeColor="background1" w:themeShade="BF"/>
+        <w:insideV w:val="single" w:sz="4" w:space="0" w:color="BFBFBF" w:themeColor="background1" w:themeShade="BF"/>
       </w:tblBorders>
     </w:tblPr>
     <w:tblStylePr w:type="firstRow">
@@ -8761,7 +9478,7 @@
       <w:tblPr/>
       <w:tcPr>
         <w:tcBorders>
-          <w:top w:val="double" w:color="BFBFBF" w:themeColor="background1" w:themeShade="BF" w:sz="4" w:space="0"/>
+          <w:top w:val="double" w:sz="4" w:space="0" w:color="BFBFBF" w:themeColor="background1" w:themeShade="BF"/>
         </w:tcBorders>
       </w:tcPr>
     </w:tblStylePr>
@@ -8819,7 +9536,7 @@
       <w:szCs w:val="18"/>
     </w:rPr>
   </w:style>
-  <w:style w:type="character" w:styleId="TextodegloboCar" w:customStyle="1">
+  <w:style w:type="character" w:customStyle="1" w:styleId="TextodegloboCar">
     <w:name w:val="Texto de globo Car"/>
     <w:basedOn w:val="Fuentedeprrafopredeter"/>
     <w:link w:val="Textodeglobo"/>
@@ -8832,40 +9549,40 @@
       <w:szCs w:val="18"/>
     </w:rPr>
   </w:style>
-  <w:style w:type="character" w:styleId="Ttulo1Car" w:customStyle="1">
+  <w:style w:type="character" w:customStyle="1" w:styleId="Ttulo1Car">
     <w:name w:val="Título 1 Car"/>
     <w:basedOn w:val="Fuentedeprrafopredeter"/>
     <w:link w:val="Ttulo1"/>
     <w:uiPriority w:val="9"/>
     <w:rsid w:val="00FE4ABA"/>
     <w:rPr>
-      <w:rFonts w:asciiTheme="majorHAnsi" w:hAnsiTheme="majorHAnsi" w:eastAsiaTheme="majorEastAsia" w:cstheme="majorBidi"/>
+      <w:rFonts w:asciiTheme="majorHAnsi" w:eastAsiaTheme="majorEastAsia" w:hAnsiTheme="majorHAnsi" w:cstheme="majorBidi"/>
       <w:color w:val="2E74B5" w:themeColor="accent1" w:themeShade="BF"/>
       <w:sz w:val="32"/>
       <w:szCs w:val="32"/>
     </w:rPr>
   </w:style>
-  <w:style w:type="character" w:styleId="Ttulo2Car" w:customStyle="1">
+  <w:style w:type="character" w:customStyle="1" w:styleId="Ttulo2Car">
     <w:name w:val="Título 2 Car"/>
     <w:basedOn w:val="Fuentedeprrafopredeter"/>
     <w:link w:val="Ttulo2"/>
     <w:uiPriority w:val="9"/>
     <w:rsid w:val="00FE4ABA"/>
     <w:rPr>
-      <w:rFonts w:asciiTheme="majorHAnsi" w:hAnsiTheme="majorHAnsi" w:eastAsiaTheme="majorEastAsia" w:cstheme="majorBidi"/>
+      <w:rFonts w:asciiTheme="majorHAnsi" w:eastAsiaTheme="majorEastAsia" w:hAnsiTheme="majorHAnsi" w:cstheme="majorBidi"/>
       <w:color w:val="2E74B5" w:themeColor="accent1" w:themeShade="BF"/>
       <w:sz w:val="26"/>
       <w:szCs w:val="26"/>
     </w:rPr>
   </w:style>
-  <w:style w:type="character" w:styleId="Ttulo3Car" w:customStyle="1">
+  <w:style w:type="character" w:customStyle="1" w:styleId="Ttulo3Car">
     <w:name w:val="Título 3 Car"/>
     <w:basedOn w:val="Fuentedeprrafopredeter"/>
     <w:link w:val="Ttulo3"/>
     <w:uiPriority w:val="9"/>
     <w:rsid w:val="00FE4ABA"/>
     <w:rPr>
-      <w:rFonts w:asciiTheme="majorHAnsi" w:hAnsiTheme="majorHAnsi" w:eastAsiaTheme="majorEastAsia" w:cstheme="majorBidi"/>
+      <w:rFonts w:asciiTheme="majorHAnsi" w:eastAsiaTheme="majorEastAsia" w:hAnsiTheme="majorHAnsi" w:cstheme="majorBidi"/>
       <w:color w:val="1F4D78" w:themeColor="accent1" w:themeShade="7F"/>
       <w:sz w:val="24"/>
       <w:szCs w:val="24"/>
@@ -8881,7 +9598,7 @@
       <w:spacing w:before="100" w:beforeAutospacing="1" w:after="100" w:afterAutospacing="1" w:line="240" w:lineRule="auto"/>
     </w:pPr>
     <w:rPr>
-      <w:rFonts w:ascii="Times New Roman" w:hAnsi="Times New Roman" w:eastAsia="Times New Roman" w:cs="Times New Roman"/>
+      <w:rFonts w:ascii="Times New Roman" w:eastAsia="Times New Roman" w:hAnsi="Times New Roman" w:cs="Times New Roman"/>
       <w:sz w:val="24"/>
       <w:szCs w:val="24"/>
       <w:lang w:eastAsia="es-CL"/>
@@ -8914,7 +9631,7 @@
       <w:szCs w:val="20"/>
     </w:rPr>
   </w:style>
-  <w:style w:type="character" w:styleId="TextocomentarioCar" w:customStyle="1">
+  <w:style w:type="character" w:customStyle="1" w:styleId="TextocomentarioCar">
     <w:name w:val="Texto comentario Car"/>
     <w:basedOn w:val="Fuentedeprrafopredeter"/>
     <w:link w:val="Textocomentario"/>
@@ -8939,7 +9656,7 @@
       <w:bCs/>
     </w:rPr>
   </w:style>
-  <w:style w:type="character" w:styleId="AsuntodelcomentarioCar" w:customStyle="1">
+  <w:style w:type="character" w:customStyle="1" w:styleId="AsuntodelcomentarioCar">
     <w:name w:val="Asunto del comentario Car"/>
     <w:basedOn w:val="TextocomentarioCar"/>
     <w:link w:val="Asuntodelcomentario"/>
@@ -8953,7 +9670,7 @@
       <w:szCs w:val="20"/>
     </w:rPr>
   </w:style>
-  <w:style w:type="table" w:styleId="Tablaconcuadrcula1clara-nfasis11" w:customStyle="1">
+  <w:style w:type="table" w:customStyle="1" w:styleId="Tablaconcuadrcula1clara-nfasis11">
     <w:name w:val="Tabla con cuadrícula 1 clara - Énfasis 11"/>
     <w:basedOn w:val="Tablanormal"/>
     <w:uiPriority w:val="46"/>
@@ -8965,12 +9682,12 @@
       <w:tblStyleRowBandSize w:val="1"/>
       <w:tblStyleColBandSize w:val="1"/>
       <w:tblBorders>
-        <w:top w:val="single" w:color="BDD6EE" w:themeColor="accent1" w:themeTint="66" w:sz="4" w:space="0"/>
-        <w:left w:val="single" w:color="BDD6EE" w:themeColor="accent1" w:themeTint="66" w:sz="4" w:space="0"/>
-        <w:bottom w:val="single" w:color="BDD6EE" w:themeColor="accent1" w:themeTint="66" w:sz="4" w:space="0"/>
-        <w:right w:val="single" w:color="BDD6EE" w:themeColor="accent1" w:themeTint="66" w:sz="4" w:space="0"/>
-        <w:insideH w:val="single" w:color="BDD6EE" w:themeColor="accent1" w:themeTint="66" w:sz="4" w:space="0"/>
-        <w:insideV w:val="single" w:color="BDD6EE" w:themeColor="accent1" w:themeTint="66" w:sz="4" w:space="0"/>
+        <w:top w:val="single" w:sz="4" w:space="0" w:color="BDD6EE" w:themeColor="accent1" w:themeTint="66"/>
+        <w:left w:val="single" w:sz="4" w:space="0" w:color="BDD6EE" w:themeColor="accent1" w:themeTint="66"/>
+        <w:bottom w:val="single" w:sz="4" w:space="0" w:color="BDD6EE" w:themeColor="accent1" w:themeTint="66"/>
+        <w:right w:val="single" w:sz="4" w:space="0" w:color="BDD6EE" w:themeColor="accent1" w:themeTint="66"/>
+        <w:insideH w:val="single" w:sz="4" w:space="0" w:color="BDD6EE" w:themeColor="accent1" w:themeTint="66"/>
+        <w:insideV w:val="single" w:sz="4" w:space="0" w:color="BDD6EE" w:themeColor="accent1" w:themeTint="66"/>
       </w:tblBorders>
     </w:tblPr>
     <w:tblStylePr w:type="firstRow">
@@ -8981,7 +9698,7 @@
       <w:tblPr/>
       <w:tcPr>
         <w:tcBorders>
-          <w:bottom w:val="single" w:color="9CC2E5" w:themeColor="accent1" w:themeTint="99" w:sz="12" w:space="0"/>
+          <w:bottom w:val="single" w:sz="12" w:space="0" w:color="9CC2E5" w:themeColor="accent1" w:themeTint="99"/>
         </w:tcBorders>
       </w:tcPr>
     </w:tblStylePr>
@@ -8993,7 +9710,7 @@
       <w:tblPr/>
       <w:tcPr>
         <w:tcBorders>
-          <w:top w:val="double" w:color="9CC2E5" w:themeColor="accent1" w:themeTint="99" w:sz="2" w:space="0"/>
+          <w:top w:val="double" w:sz="2" w:space="0" w:color="9CC2E5" w:themeColor="accent1" w:themeTint="99"/>
         </w:tcBorders>
       </w:tcPr>
     </w:tblStylePr>
@@ -9021,7 +9738,7 @@
       <w:u w:val="single"/>
     </w:rPr>
   </w:style>
-  <w:style w:type="character" w:styleId="Mencinsinresolver1" w:customStyle="1">
+  <w:style w:type="character" w:customStyle="1" w:styleId="Mencinsinresolver1">
     <w:name w:val="Mención sin resolver1"/>
     <w:basedOn w:val="Fuentedeprrafopredeter"/>
     <w:uiPriority w:val="99"/>
@@ -9050,7 +9767,7 @@
       <w:ind w:left="432" w:right="1080"/>
     </w:pPr>
     <w:rPr>
-      <w:rFonts w:asciiTheme="majorHAnsi" w:hAnsiTheme="majorHAnsi" w:eastAsiaTheme="majorEastAsia" w:cstheme="majorBidi"/>
+      <w:rFonts w:asciiTheme="majorHAnsi" w:eastAsiaTheme="majorEastAsia" w:hAnsiTheme="majorHAnsi" w:cstheme="majorBidi"/>
       <w:caps/>
       <w:color w:val="5B9BD5" w:themeColor="accent1"/>
       <w:kern w:val="20"/>
@@ -9059,14 +9776,14 @@
       <w:lang w:val="en-US" w:eastAsia="ja-JP"/>
     </w:rPr>
   </w:style>
-  <w:style w:type="character" w:styleId="SubttuloCar" w:customStyle="1">
+  <w:style w:type="character" w:customStyle="1" w:styleId="SubttuloCar">
     <w:name w:val="Subtítulo Car"/>
     <w:basedOn w:val="Fuentedeprrafopredeter"/>
     <w:link w:val="Subttulo"/>
     <w:uiPriority w:val="19"/>
     <w:rsid w:val="00446FDE"/>
     <w:rPr>
-      <w:rFonts w:asciiTheme="majorHAnsi" w:hAnsiTheme="majorHAnsi" w:eastAsiaTheme="majorEastAsia" w:cstheme="majorBidi"/>
+      <w:rFonts w:asciiTheme="majorHAnsi" w:eastAsiaTheme="majorEastAsia" w:hAnsiTheme="majorHAnsi" w:cstheme="majorBidi"/>
       <w:caps/>
       <w:color w:val="5B9BD5" w:themeColor="accent1"/>
       <w:kern w:val="20"/>
@@ -9075,7 +9792,7 @@
       <w:lang w:val="en-US" w:eastAsia="ja-JP"/>
     </w:rPr>
   </w:style>
-  <w:style w:type="table" w:styleId="Tablafinanciera" w:customStyle="1">
+  <w:style w:type="table" w:customStyle="1" w:styleId="Tablafinanciera">
     <w:name w:val="Tabla financiera"/>
     <w:basedOn w:val="Tablanormal"/>
     <w:uiPriority w:val="99"/>
@@ -9093,7 +9810,7 @@
     </w:rPr>
     <w:tblPr>
       <w:tblBorders>
-        <w:insideH w:val="single" w:color="D9D9D9" w:themeColor="background1" w:themeShade="D9" w:sz="4" w:space="0"/>
+        <w:insideH w:val="single" w:sz="4" w:space="0" w:color="D9D9D9" w:themeColor="background1" w:themeShade="D9"/>
       </w:tblBorders>
       <w:tblCellMar>
         <w:left w:w="0" w:type="dxa"/>
@@ -9145,7 +9862,7 @@
     </w:tblPr>
     <w:tblStylePr w:type="firstRow">
       <w:rPr>
-        <w:rFonts w:asciiTheme="majorHAnsi" w:hAnsiTheme="majorHAnsi" w:eastAsiaTheme="majorEastAsia" w:cstheme="majorBidi"/>
+        <w:rFonts w:asciiTheme="majorHAnsi" w:eastAsiaTheme="majorEastAsia" w:hAnsiTheme="majorHAnsi" w:cstheme="majorBidi"/>
         <w:i/>
         <w:iCs/>
         <w:sz w:val="26"/>
@@ -9153,14 +9870,14 @@
       <w:tblPr/>
       <w:tcPr>
         <w:tcBorders>
-          <w:bottom w:val="single" w:color="7F7F7F" w:themeColor="text1" w:themeTint="80" w:sz="4" w:space="0"/>
+          <w:bottom w:val="single" w:sz="4" w:space="0" w:color="7F7F7F" w:themeColor="text1" w:themeTint="80"/>
         </w:tcBorders>
         <w:shd w:val="clear" w:color="auto" w:fill="FFFFFF" w:themeFill="background1"/>
       </w:tcPr>
     </w:tblStylePr>
     <w:tblStylePr w:type="lastRow">
       <w:rPr>
-        <w:rFonts w:asciiTheme="majorHAnsi" w:hAnsiTheme="majorHAnsi" w:eastAsiaTheme="majorEastAsia" w:cstheme="majorBidi"/>
+        <w:rFonts w:asciiTheme="majorHAnsi" w:eastAsiaTheme="majorEastAsia" w:hAnsiTheme="majorHAnsi" w:cstheme="majorBidi"/>
         <w:i/>
         <w:iCs/>
         <w:sz w:val="26"/>
@@ -9168,7 +9885,7 @@
       <w:tblPr/>
       <w:tcPr>
         <w:tcBorders>
-          <w:top w:val="single" w:color="7F7F7F" w:themeColor="text1" w:themeTint="80" w:sz="4" w:space="0"/>
+          <w:top w:val="single" w:sz="4" w:space="0" w:color="7F7F7F" w:themeColor="text1" w:themeTint="80"/>
         </w:tcBorders>
         <w:shd w:val="clear" w:color="auto" w:fill="FFFFFF" w:themeFill="background1"/>
       </w:tcPr>
@@ -9178,7 +9895,7 @@
         <w:jc w:val="right"/>
       </w:pPr>
       <w:rPr>
-        <w:rFonts w:asciiTheme="majorHAnsi" w:hAnsiTheme="majorHAnsi" w:eastAsiaTheme="majorEastAsia" w:cstheme="majorBidi"/>
+        <w:rFonts w:asciiTheme="majorHAnsi" w:eastAsiaTheme="majorEastAsia" w:hAnsiTheme="majorHAnsi" w:cstheme="majorBidi"/>
         <w:i/>
         <w:iCs/>
         <w:sz w:val="26"/>
@@ -9186,14 +9903,14 @@
       <w:tblPr/>
       <w:tcPr>
         <w:tcBorders>
-          <w:right w:val="single" w:color="7F7F7F" w:themeColor="text1" w:themeTint="80" w:sz="4" w:space="0"/>
+          <w:right w:val="single" w:sz="4" w:space="0" w:color="7F7F7F" w:themeColor="text1" w:themeTint="80"/>
         </w:tcBorders>
         <w:shd w:val="clear" w:color="auto" w:fill="FFFFFF" w:themeFill="background1"/>
       </w:tcPr>
     </w:tblStylePr>
     <w:tblStylePr w:type="lastCol">
       <w:rPr>
-        <w:rFonts w:asciiTheme="majorHAnsi" w:hAnsiTheme="majorHAnsi" w:eastAsiaTheme="majorEastAsia" w:cstheme="majorBidi"/>
+        <w:rFonts w:asciiTheme="majorHAnsi" w:eastAsiaTheme="majorEastAsia" w:hAnsiTheme="majorHAnsi" w:cstheme="majorBidi"/>
         <w:i/>
         <w:iCs/>
         <w:sz w:val="26"/>
@@ -9201,7 +9918,7 @@
       <w:tblPr/>
       <w:tcPr>
         <w:tcBorders>
-          <w:left w:val="single" w:color="7F7F7F" w:themeColor="text1" w:themeTint="80" w:sz="4" w:space="0"/>
+          <w:left w:val="single" w:sz="4" w:space="0" w:color="7F7F7F" w:themeColor="text1" w:themeTint="80"/>
         </w:tcBorders>
         <w:shd w:val="clear" w:color="auto" w:fill="FFFFFF" w:themeFill="background1"/>
       </w:tcPr>
@@ -9263,9 +9980,9 @@
       <w:tblStyleRowBandSize w:val="1"/>
       <w:tblStyleColBandSize w:val="1"/>
       <w:tblBorders>
-        <w:top w:val="single" w:color="8EAADB" w:themeColor="accent5" w:themeTint="99" w:sz="4" w:space="0"/>
-        <w:bottom w:val="single" w:color="8EAADB" w:themeColor="accent5" w:themeTint="99" w:sz="4" w:space="0"/>
-        <w:insideH w:val="single" w:color="8EAADB" w:themeColor="accent5" w:themeTint="99" w:sz="4" w:space="0"/>
+        <w:top w:val="single" w:sz="4" w:space="0" w:color="8EAADB" w:themeColor="accent5" w:themeTint="99"/>
+        <w:bottom w:val="single" w:sz="4" w:space="0" w:color="8EAADB" w:themeColor="accent5" w:themeTint="99"/>
+        <w:insideH w:val="single" w:sz="4" w:space="0" w:color="8EAADB" w:themeColor="accent5" w:themeTint="99"/>
       </w:tblBorders>
     </w:tblPr>
     <w:tblStylePr w:type="firstRow">
@@ -9305,7 +10022,7 @@
       </w:tcPr>
     </w:tblStylePr>
   </w:style>
-  <w:style w:type="paragraph" w:styleId="3CBD5A742C28424DA5172AD252E32316" w:customStyle="1">
+  <w:style w:type="paragraph" w:customStyle="1" w:styleId="3CBD5A742C28424DA5172AD252E32316">
     <w:name w:val="3CBD5A742C28424DA5172AD252E32316"/>
     <w:rsid w:val="00E53696"/>
     <w:pPr>
@@ -9331,7 +10048,7 @@
       <w:lang w:eastAsia="es-CL"/>
     </w:rPr>
   </w:style>
-  <w:style w:type="character" w:styleId="PrrafodelistaCar" w:customStyle="1">
+  <w:style w:type="character" w:customStyle="1" w:styleId="PrrafodelistaCar">
     <w:name w:val="Párrafo de lista Car"/>
     <w:link w:val="Prrafodelista"/>
     <w:uiPriority w:val="34"/>
@@ -9385,7 +10102,7 @@
     <w:rsid w:val="00C04221"/>
     <w:pPr>
       <w:pBdr>
-        <w:bottom w:val="single" w:color="5B9BD5" w:themeColor="accent1" w:sz="4" w:space="4"/>
+        <w:bottom w:val="single" w:sz="4" w:space="4" w:color="5B9BD5" w:themeColor="accent1"/>
       </w:pBdr>
       <w:spacing w:before="200" w:after="280" w:line="276" w:lineRule="auto"/>
       <w:ind w:left="936" w:right="936"/>
@@ -9398,7 +10115,7 @@
       <w:color w:val="5B9BD5" w:themeColor="accent1"/>
     </w:rPr>
   </w:style>
-  <w:style w:type="character" w:styleId="CitadestacadaCar" w:customStyle="1">
+  <w:style w:type="character" w:customStyle="1" w:styleId="CitadestacadaCar">
     <w:name w:val="Cita destacada Car"/>
     <w:basedOn w:val="Fuentedeprrafopredeter"/>
     <w:link w:val="Citadestacada"/>
@@ -9450,7 +10167,7 @@
       <w:lang w:val="es-ES"/>
     </w:rPr>
   </w:style>
-  <w:style w:type="character" w:styleId="TextonotapieCar" w:customStyle="1">
+  <w:style w:type="character" w:customStyle="1" w:styleId="TextonotapieCar">
     <w:name w:val="Texto nota pie Car"/>
     <w:basedOn w:val="Fuentedeprrafopredeter"/>
     <w:link w:val="Textonotapie"/>
@@ -9472,12 +10189,12 @@
       <w:vertAlign w:val="superscript"/>
     </w:rPr>
   </w:style>
-  <w:style w:type="character" w:styleId="normaltextrun" w:customStyle="1">
+  <w:style w:type="character" w:customStyle="1" w:styleId="normaltextrun">
     <w:name w:val="normaltextrun"/>
     <w:basedOn w:val="Fuentedeprrafopredeter"/>
     <w:rsid w:val="0024234D"/>
   </w:style>
-  <w:style w:type="paragraph" w:styleId="Default" w:customStyle="1">
+  <w:style w:type="paragraph" w:customStyle="1" w:styleId="Default">
     <w:name w:val="Default"/>
     <w:rsid w:val="00E454BE"/>
     <w:pPr>
@@ -9493,7 +10210,7 @@
       <w:szCs w:val="24"/>
     </w:rPr>
   </w:style>
-  <w:style w:type="table" w:styleId="Cuadrculadetablaclara">
+  <w:style w:type="table" w:styleId="Tablaconcuadrculaclara">
     <w:name w:val="Grid Table Light"/>
     <w:basedOn w:val="Tablanormal"/>
     <w:uiPriority w:val="40"/>
@@ -9503,19 +10220,19 @@
     </w:pPr>
     <w:tblPr>
       <w:tblBorders>
-        <w:top w:val="single" w:color="BFBFBF" w:themeColor="background1" w:themeShade="BF" w:sz="4" w:space="0"/>
-        <w:left w:val="single" w:color="BFBFBF" w:themeColor="background1" w:themeShade="BF" w:sz="4" w:space="0"/>
-        <w:bottom w:val="single" w:color="BFBFBF" w:themeColor="background1" w:themeShade="BF" w:sz="4" w:space="0"/>
-        <w:right w:val="single" w:color="BFBFBF" w:themeColor="background1" w:themeShade="BF" w:sz="4" w:space="0"/>
-        <w:insideH w:val="single" w:color="BFBFBF" w:themeColor="background1" w:themeShade="BF" w:sz="4" w:space="0"/>
-        <w:insideV w:val="single" w:color="BFBFBF" w:themeColor="background1" w:themeShade="BF" w:sz="4" w:space="0"/>
+        <w:top w:val="single" w:sz="4" w:space="0" w:color="BFBFBF" w:themeColor="background1" w:themeShade="BF"/>
+        <w:left w:val="single" w:sz="4" w:space="0" w:color="BFBFBF" w:themeColor="background1" w:themeShade="BF"/>
+        <w:bottom w:val="single" w:sz="4" w:space="0" w:color="BFBFBF" w:themeColor="background1" w:themeShade="BF"/>
+        <w:right w:val="single" w:sz="4" w:space="0" w:color="BFBFBF" w:themeColor="background1" w:themeShade="BF"/>
+        <w:insideH w:val="single" w:sz="4" w:space="0" w:color="BFBFBF" w:themeColor="background1" w:themeShade="BF"/>
+        <w:insideV w:val="single" w:sz="4" w:space="0" w:color="BFBFBF" w:themeColor="background1" w:themeShade="BF"/>
       </w:tblBorders>
     </w:tblPr>
   </w:style>
-  <w:style w:type="table" w:styleId="Cuadrculadetablaclara1" w:customStyle="1">
+  <w:style w:type="table" w:customStyle="1" w:styleId="Cuadrculadetablaclara1">
     <w:name w:val="Cuadrícula de tabla clara1"/>
     <w:basedOn w:val="Tablanormal"/>
-    <w:next w:val="Cuadrculadetablaclara"/>
+    <w:next w:val="Tablaconcuadrculaclara"/>
     <w:uiPriority w:val="40"/>
     <w:rsid w:val="00943DF1"/>
     <w:pPr>
@@ -9523,16 +10240,16 @@
     </w:pPr>
     <w:tblPr>
       <w:tblBorders>
-        <w:top w:val="single" w:color="BFBFBF" w:themeColor="background1" w:themeShade="BF" w:sz="4" w:space="0"/>
-        <w:left w:val="single" w:color="BFBFBF" w:themeColor="background1" w:themeShade="BF" w:sz="4" w:space="0"/>
-        <w:bottom w:val="single" w:color="BFBFBF" w:themeColor="background1" w:themeShade="BF" w:sz="4" w:space="0"/>
-        <w:right w:val="single" w:color="BFBFBF" w:themeColor="background1" w:themeShade="BF" w:sz="4" w:space="0"/>
-        <w:insideH w:val="single" w:color="BFBFBF" w:themeColor="background1" w:themeShade="BF" w:sz="4" w:space="0"/>
-        <w:insideV w:val="single" w:color="BFBFBF" w:themeColor="background1" w:themeShade="BF" w:sz="4" w:space="0"/>
+        <w:top w:val="single" w:sz="4" w:space="0" w:color="BFBFBF" w:themeColor="background1" w:themeShade="BF"/>
+        <w:left w:val="single" w:sz="4" w:space="0" w:color="BFBFBF" w:themeColor="background1" w:themeShade="BF"/>
+        <w:bottom w:val="single" w:sz="4" w:space="0" w:color="BFBFBF" w:themeColor="background1" w:themeShade="BF"/>
+        <w:right w:val="single" w:sz="4" w:space="0" w:color="BFBFBF" w:themeColor="background1" w:themeShade="BF"/>
+        <w:insideH w:val="single" w:sz="4" w:space="0" w:color="BFBFBF" w:themeColor="background1" w:themeShade="BF"/>
+        <w:insideV w:val="single" w:sz="4" w:space="0" w:color="BFBFBF" w:themeColor="background1" w:themeShade="BF"/>
       </w:tblBorders>
     </w:tblPr>
   </w:style>
-  <w:style w:type="paragraph" w:styleId="m4042760116434134222msolistparagraph" w:customStyle="1">
+  <w:style w:type="paragraph" w:customStyle="1" w:styleId="m4042760116434134222msolistparagraph">
     <w:name w:val="m_4042760116434134222msolistparagraph"/>
     <w:basedOn w:val="Normal"/>
     <w:rsid w:val="004F1A46"/>
@@ -9540,7 +10257,7 @@
       <w:spacing w:before="100" w:beforeAutospacing="1" w:after="100" w:afterAutospacing="1" w:line="240" w:lineRule="auto"/>
     </w:pPr>
     <w:rPr>
-      <w:rFonts w:ascii="Times New Roman" w:hAnsi="Times New Roman" w:eastAsia="Times New Roman" w:cs="Times New Roman"/>
+      <w:rFonts w:ascii="Times New Roman" w:eastAsia="Times New Roman" w:hAnsi="Times New Roman" w:cs="Times New Roman"/>
       <w:sz w:val="24"/>
       <w:szCs w:val="24"/>
       <w:lang w:eastAsia="es-CL"/>
@@ -9568,12 +10285,12 @@
       <w:tblStyleRowBandSize w:val="1"/>
       <w:tblStyleColBandSize w:val="1"/>
       <w:tblBorders>
-        <w:top w:val="single" w:color="BFBFBF" w:themeColor="background1" w:themeShade="BF" w:sz="4" w:space="0"/>
-        <w:left w:val="single" w:color="BFBFBF" w:themeColor="background1" w:themeShade="BF" w:sz="4" w:space="0"/>
-        <w:bottom w:val="single" w:color="BFBFBF" w:themeColor="background1" w:themeShade="BF" w:sz="4" w:space="0"/>
-        <w:right w:val="single" w:color="BFBFBF" w:themeColor="background1" w:themeShade="BF" w:sz="4" w:space="0"/>
-        <w:insideH w:val="single" w:color="BFBFBF" w:themeColor="background1" w:themeShade="BF" w:sz="4" w:space="0"/>
-        <w:insideV w:val="single" w:color="BFBFBF" w:themeColor="background1" w:themeShade="BF" w:sz="4" w:space="0"/>
+        <w:top w:val="single" w:sz="4" w:space="0" w:color="BFBFBF" w:themeColor="background1" w:themeShade="BF"/>
+        <w:left w:val="single" w:sz="4" w:space="0" w:color="BFBFBF" w:themeColor="background1" w:themeShade="BF"/>
+        <w:bottom w:val="single" w:sz="4" w:space="0" w:color="BFBFBF" w:themeColor="background1" w:themeShade="BF"/>
+        <w:right w:val="single" w:sz="4" w:space="0" w:color="BFBFBF" w:themeColor="background1" w:themeShade="BF"/>
+        <w:insideH w:val="single" w:sz="4" w:space="0" w:color="BFBFBF" w:themeColor="background1" w:themeShade="BF"/>
+        <w:insideV w:val="single" w:sz="4" w:space="0" w:color="BFBFBF" w:themeColor="background1" w:themeShade="BF"/>
       </w:tblBorders>
     </w:tblPr>
     <w:tblStylePr w:type="firstRow">
@@ -9590,7 +10307,7 @@
       <w:tblPr/>
       <w:tcPr>
         <w:tcBorders>
-          <w:top w:val="double" w:color="BFBFBF" w:themeColor="background1" w:themeShade="BF" w:sz="4" w:space="0"/>
+          <w:top w:val="double" w:sz="4" w:space="0" w:color="BFBFBF" w:themeColor="background1" w:themeShade="BF"/>
         </w:tcBorders>
       </w:tcPr>
     </w:tblStylePr>
@@ -9620,39 +10337,6 @@
     </w:tblStylePr>
   </w:style>
 </w:styles>
-</file>
-
-<file path=word/glossary/document.xml><?xml version="1.0" encoding="utf-8"?>
-<w:glossaryDocument xmlns:w14="http://schemas.microsoft.com/office/word/2010/wordml" xmlns:w="http://schemas.openxmlformats.org/wordprocessingml/2006/main">
-  <w:docParts>
-    <w:docPart>
-      <w:docPartPr>
-        <w:name w:val="DefaultPlaceholder_1081868574"/>
-        <w:category>
-          <w:name w:val="General"/>
-          <w:gallery w:val="placeholder"/>
-        </w:category>
-        <w:types>
-          <w:type w:val="bbPlcHdr"/>
-        </w:types>
-        <w:behaviors>
-          <w:behavior w:val="content"/>
-        </w:behaviors>
-        <w:guid w:val="{febe2cea-47d9-4876-b9ad-828c9f147816}"/>
-      </w:docPartPr>
-      <w:docPartBody>
-        <w:p>
-          <w:r>
-            <w:rPr>
-              <w:rStyle w:val="PlaceholderText"/>
-            </w:rPr>
-            <w:t/>
-          </w:r>
-        </w:p>
-      </w:docPartBody>
-    </w:docPart>
-  </w:docParts>
-</w:glossaryDocument>
 </file>
 
 <file path=word/theme/theme1.xml><?xml version="1.0" encoding="utf-8"?>
@@ -9917,21 +10601,10 @@
 </file>
 
 <file path=customXml/item1.xml><?xml version="1.0" encoding="utf-8"?>
-<?mso-contentType ?>
-<FormTemplates xmlns="http://schemas.microsoft.com/sharepoint/v3/contenttype/forms">
-  <Display>DocumentLibraryForm</Display>
-  <Edit>DocumentLibraryForm</Edit>
-  <New>DocumentLibraryForm</New>
-</FormTemplates>
+<b:Sources xmlns:b="http://schemas.openxmlformats.org/officeDocument/2006/bibliography" xmlns="http://schemas.openxmlformats.org/officeDocument/2006/bibliography" SelectedStyle="\APASixthEditionOfficeOnline.xsl" StyleName="APA" Version="6"/>
 </file>
 
 <file path=customXml/item2.xml><?xml version="1.0" encoding="utf-8"?>
-<p:properties xmlns:p="http://schemas.microsoft.com/office/2006/metadata/properties" xmlns:xsi="http://www.w3.org/2001/XMLSchema-instance" xmlns:pc="http://schemas.microsoft.com/office/infopath/2007/PartnerControls">
-  <documentManagement/>
-</p:properties>
-</file>
-
-<file path=customXml/item3.xml><?xml version="1.0" encoding="utf-8"?>
 <ct:contentTypeSchema xmlns:ct="http://schemas.microsoft.com/office/2006/metadata/contentType" xmlns:ma="http://schemas.microsoft.com/office/2006/metadata/properties/metaAttributes" ct:_="" ma:_="" ma:contentTypeName="Documento" ma:contentTypeID="0x010100E96778489EE7714D8BD12CC105EB918B" ma:contentTypeVersion="2" ma:contentTypeDescription="Crear nuevo documento." ma:contentTypeScope="" ma:versionID="416c5c7ae9b5d54d83875cd3c65194e3">
   <xsd:schema xmlns:xsd="http://www.w3.org/2001/XMLSchema" xmlns:xs="http://www.w3.org/2001/XMLSchema" xmlns:p="http://schemas.microsoft.com/office/2006/metadata/properties" xmlns:ns2="126e8a1c-9ea9-435a-ac89-d06c80d62e30" targetNamespace="http://schemas.microsoft.com/office/2006/metadata/properties" ma:root="true" ma:fieldsID="70a237c842677bd850644f8595079f5e" ns2:_="">
     <xsd:import namespace="126e8a1c-9ea9-435a-ac89-d06c80d62e30"/>
@@ -10063,37 +10736,60 @@
 </ct:contentTypeSchema>
 </file>
 
+<file path=customXml/item3.xml><?xml version="1.0" encoding="utf-8"?>
+<p:properties xmlns:p="http://schemas.microsoft.com/office/2006/metadata/properties" xmlns:xsi="http://www.w3.org/2001/XMLSchema-instance" xmlns:pc="http://schemas.microsoft.com/office/infopath/2007/PartnerControls">
+  <documentManagement/>
+</p:properties>
+</file>
+
 <file path=customXml/item4.xml><?xml version="1.0" encoding="utf-8"?>
-<b:Sources xmlns:b="http://schemas.openxmlformats.org/officeDocument/2006/bibliography" xmlns="http://schemas.openxmlformats.org/officeDocument/2006/bibliography" SelectedStyle="\APASixthEditionOfficeOnline.xsl" StyleName="APA" Version="6"/>
+<?mso-contentType ?>
+<FormTemplates xmlns="http://schemas.microsoft.com/sharepoint/v3/contenttype/forms">
+  <Display>DocumentLibraryForm</Display>
+  <Edit>DocumentLibraryForm</Edit>
+  <New>DocumentLibraryForm</New>
+</FormTemplates>
 </file>
 
 <file path=customXml/itemProps1.xml><?xml version="1.0" encoding="utf-8"?>
+<ds:datastoreItem xmlns:ds="http://schemas.openxmlformats.org/officeDocument/2006/customXml" ds:itemID="{6E8A10B9-B765-4F0B-A47F-7CB788CD8F65}">
+  <ds:schemaRefs>
+    <ds:schemaRef ds:uri="http://schemas.openxmlformats.org/officeDocument/2006/bibliography"/>
+  </ds:schemaRefs>
+</ds:datastoreItem>
+</file>
+
+<file path=customXml/itemProps2.xml><?xml version="1.0" encoding="utf-8"?>
+<ds:datastoreItem xmlns:ds="http://schemas.openxmlformats.org/officeDocument/2006/customXml" ds:itemID="{767CD2D5-7A6C-47C3-9B54-C4225C74DD0B}">
+  <ds:schemaRefs>
+    <ds:schemaRef ds:uri="http://schemas.microsoft.com/office/2006/metadata/contentType"/>
+    <ds:schemaRef ds:uri="http://schemas.microsoft.com/office/2006/metadata/properties/metaAttributes"/>
+    <ds:schemaRef ds:uri="http://www.w3.org/2001/XMLSchema"/>
+    <ds:schemaRef ds:uri="http://schemas.microsoft.com/office/2006/metadata/properties"/>
+    <ds:schemaRef ds:uri="126e8a1c-9ea9-435a-ac89-d06c80d62e30"/>
+    <ds:schemaRef ds:uri="http://schemas.microsoft.com/office/2006/documentManagement/types"/>
+    <ds:schemaRef ds:uri="http://schemas.microsoft.com/office/infopath/2007/PartnerControls"/>
+    <ds:schemaRef ds:uri="http://schemas.openxmlformats.org/package/2006/metadata/core-properties"/>
+    <ds:schemaRef ds:uri="http://purl.org/dc/elements/1.1/"/>
+    <ds:schemaRef ds:uri="http://purl.org/dc/terms/"/>
+    <ds:schemaRef ds:uri="http://schemas.microsoft.com/internal/obd"/>
+  </ds:schemaRefs>
+</ds:datastoreItem>
+</file>
+
+<file path=customXml/itemProps3.xml><?xml version="1.0" encoding="utf-8"?>
+<ds:datastoreItem xmlns:ds="http://schemas.openxmlformats.org/officeDocument/2006/customXml" ds:itemID="{5F1783E3-BA1C-4CA3-8E32-C9B378BBED03}">
+  <ds:schemaRefs>
+    <ds:schemaRef ds:uri="http://schemas.microsoft.com/office/2006/metadata/properties"/>
+    <ds:schemaRef ds:uri="http://schemas.microsoft.com/office/infopath/2007/PartnerControls"/>
+  </ds:schemaRefs>
+</ds:datastoreItem>
+</file>
+
+<file path=customXml/itemProps4.xml><?xml version="1.0" encoding="utf-8"?>
 <ds:datastoreItem xmlns:ds="http://schemas.openxmlformats.org/officeDocument/2006/customXml" ds:itemID="{DABAA964-10BA-4DBC-ABF2-CDEAC0FAF7AA}">
   <ds:schemaRefs>
     <ds:schemaRef ds:uri="http://schemas.microsoft.com/sharepoint/v3/contenttype/forms"/>
   </ds:schemaRefs>
 </ds:datastoreItem>
-</file>
-
-<file path=customXml/itemProps2.xml><?xml version="1.0" encoding="utf-8"?>
-<ds:datastoreItem xmlns:ds="http://schemas.openxmlformats.org/officeDocument/2006/customXml" ds:itemID="{5F1783E3-BA1C-4CA3-8E32-C9B378BBED03}">
-  <ds:schemaRefs>
-    <ds:schemaRef ds:uri="http://schemas.microsoft.com/office/2006/metadata/properties"/>
-    <ds:schemaRef ds:uri="http://schemas.microsoft.com/office/infopath/2007/PartnerControls"/>
-    <ds:schemaRef ds:uri="322f9391-964b-48b6-b3b0-13a7ac8a75d6"/>
-    <ds:schemaRef ds:uri="c2ef7064-63f7-4dcd-87f2-3580cf294d1c"/>
-  </ds:schemaRefs>
-</ds:datastoreItem>
-</file>
-
-<file path=customXml/itemProps3.xml><?xml version="1.0" encoding="utf-8"?>
-<ds:datastoreItem xmlns:ds="http://schemas.openxmlformats.org/officeDocument/2006/customXml" ds:itemID="{767CD2D5-7A6C-47C3-9B54-C4225C74DD0B}"/>
-</file>
-
-<file path=customXml/itemProps4.xml><?xml version="1.0" encoding="utf-8"?>
-<ds:datastoreItem xmlns:ds="http://schemas.openxmlformats.org/officeDocument/2006/customXml" ds:itemID="{6E8A10B9-B765-4F0B-A47F-7CB788CD8F65}">
-  <ds:schemaRefs>
-    <ds:schemaRef ds:uri="http://schemas.openxmlformats.org/officeDocument/2006/bibliography"/>
-  </ds:schemaRefs>
-</ds:datastoreItem>
 </file>